--- a/swh/docx/020.content.docx
+++ b/swh/docx/020.content.docx
@@ -166,26 +166,6 @@
       </w:r>
       <w:r>
         <w:rPr>
-          <w:i/>
-          <w:lang w:val="sw_KE" w:bidi="sw_KE"/>
-        </w:rPr>
-        <w:t>Talaka, Talitha Cumi, Tamaa, shauku, Tatizo la Damu, Tetrarki, Thadayo, Mtume, Theofilo, Theuda, Tikiko, Timothy, Barua ya Kwanza kwa, Tirasi, Tito (Mtu), Tito, Barua kwa, Toba, Togarma, Tohara, Tomaso, Mtume, Tubali, Tubali-kaini</w:t>
-      </w:r>
-      <w:r>
-        <w:rPr>
-          <w:lang w:val="sw_KE" w:bidi="sw_KE"/>
-        </w:rPr>
-      </w:r>
-    </w:p>
-    <w:p>
-      <w:pPr/>
-      <w:r>
-        <w:rPr>
-          <w:lang w:val="sw_KE" w:bidi="sw_KE"/>
-        </w:rPr>
-      </w:r>
-      <w:r>
-        <w:rPr>
           <w:lang w:val="sw_KE" w:bidi="sw_KE"/>
         </w:rPr>
         <w:t xml:space="preserve"> </w:t>
@@ -2296,6 +2276,277 @@
         <w:rPr>
           <w:lang w:val="sw_KE" w:bidi="sw_KE"/>
         </w:rPr>
+        <w:t>Tera (Mtu)</w:t>
+      </w:r>
+      <w:r>
+        <w:rPr>
+          <w:lang w:val="sw_KE" w:bidi="sw_KE"/>
+        </w:rPr>
+      </w:r>
+    </w:p>
+    <w:p>
+      <w:pPr/>
+      <w:r>
+        <w:rPr>
+          <w:lang w:val="sw_KE" w:bidi="sw_KE"/>
+        </w:rPr>
+      </w:r>
+      <w:r>
+        <w:rPr>
+          <w:lang w:val="sw_KE" w:bidi="sw_KE"/>
+        </w:rPr>
+        <w:t>Baba wa Abramu (Abrahamu), Nahori, na Harani ni Tera (</w:t>
+      </w:r>
+      <w:hyperlink r:id="rId81">
+        <w:r>
+          <w:rPr>
+            <w:lang w:val="sw_KE" w:bidi="sw_KE"/>
+          </w:rPr>
+          <w:rPr>
+            <w:color w:val="0000EE"/>
+            <w:u w:val="single"/>
+          </w:rPr>
+          <w:t>Mwanzo 11:26</w:t>
+        </w:r>
+      </w:hyperlink>
+      <w:r>
+        <w:rPr>
+          <w:lang w:val="sw_KE" w:bidi="sw_KE"/>
+        </w:rPr>
+        <w:t xml:space="preserve">; </w:t>
+      </w:r>
+      <w:hyperlink r:id="rId82">
+        <w:r>
+          <w:rPr>
+            <w:lang w:val="sw_KE" w:bidi="sw_KE"/>
+          </w:rPr>
+          <w:rPr>
+            <w:color w:val="0000EE"/>
+            <w:u w:val="single"/>
+          </w:rPr>
+          <w:t>1 Mambo ya Nyakati 1:26</w:t>
+        </w:r>
+      </w:hyperlink>
+      <w:r>
+        <w:rPr>
+          <w:lang w:val="sw_KE" w:bidi="sw_KE"/>
+        </w:rPr>
+        <w:t xml:space="preserve">; </w:t>
+      </w:r>
+      <w:hyperlink r:id="rId83">
+        <w:r>
+          <w:rPr>
+            <w:lang w:val="sw_KE" w:bidi="sw_KE"/>
+          </w:rPr>
+          <w:rPr>
+            <w:color w:val="0000EE"/>
+            <w:u w:val="single"/>
+          </w:rPr>
+          <w:t>Luka 3:34</w:t>
+        </w:r>
+      </w:hyperlink>
+      <w:r>
+        <w:rPr>
+          <w:lang w:val="sw_KE" w:bidi="sw_KE"/>
+        </w:rPr>
+        <w:t>).</w:t>
+      </w:r>
+    </w:p>
+    <w:p>
+      <w:pPr/>
+      <w:r>
+        <w:rPr>
+          <w:lang w:val="sw_KE" w:bidi="sw_KE"/>
+        </w:rPr>
+      </w:r>
+      <w:r>
+        <w:rPr>
+          <w:lang w:val="sw_KE" w:bidi="sw_KE"/>
+        </w:rPr>
+        <w:t>Abramu ametajwa kwanza kati ya wana wa Tera, lakini huenda hakuwa mkubwa zaidi. Baada ya Tera kuishi miaka 70, alizaa Abramu, Nahori, na Harani (</w:t>
+      </w:r>
+      <w:hyperlink r:id="rId81">
+        <w:r>
+          <w:rPr>
+            <w:lang w:val="sw_KE" w:bidi="sw_KE"/>
+          </w:rPr>
+          <w:rPr>
+            <w:color w:val="0000EE"/>
+            <w:u w:val="single"/>
+          </w:rPr>
+          <w:t>Mwanzo 11:26</w:t>
+        </w:r>
+      </w:hyperlink>
+      <w:r>
+        <w:rPr>
+          <w:lang w:val="sw_KE" w:bidi="sw_KE"/>
+        </w:rPr>
+        <w:t>). Agano Jipya linaeleza kwamba Abramu aliondoka Harani baada ya kifo cha baba yake alipokuwa na umri wa miaka 75 (</w:t>
+      </w:r>
+      <w:hyperlink r:id="rId84">
+        <w:r>
+          <w:rPr>
+            <w:lang w:val="sw_KE" w:bidi="sw_KE"/>
+          </w:rPr>
+          <w:rPr>
+            <w:color w:val="0000EE"/>
+            <w:u w:val="single"/>
+          </w:rPr>
+          <w:t>Mwanzo 12:4</w:t>
+        </w:r>
+      </w:hyperlink>
+      <w:r>
+        <w:rPr>
+          <w:lang w:val="sw_KE" w:bidi="sw_KE"/>
+        </w:rPr>
+        <w:t xml:space="preserve">; </w:t>
+      </w:r>
+      <w:hyperlink r:id="rId85">
+        <w:r>
+          <w:rPr>
+            <w:lang w:val="sw_KE" w:bidi="sw_KE"/>
+          </w:rPr>
+          <w:rPr>
+            <w:color w:val="0000EE"/>
+            <w:u w:val="single"/>
+          </w:rPr>
+          <w:t>Matendo 7:4</w:t>
+        </w:r>
+      </w:hyperlink>
+      <w:r>
+        <w:rPr>
+          <w:lang w:val="sw_KE" w:bidi="sw_KE"/>
+        </w:rPr>
+        <w:t>).</w:t>
+      </w:r>
+    </w:p>
+    <w:p>
+      <w:pPr/>
+      <w:r>
+        <w:rPr>
+          <w:lang w:val="sw_KE" w:bidi="sw_KE"/>
+        </w:rPr>
+      </w:r>
+      <w:r>
+        <w:rPr>
+          <w:lang w:val="sw_KE" w:bidi="sw_KE"/>
+        </w:rPr>
+        <w:t>Tera alikufa akiwa na umri wa miaka 205 (</w:t>
+      </w:r>
+      <w:hyperlink r:id="rId86">
+        <w:r>
+          <w:rPr>
+            <w:lang w:val="sw_KE" w:bidi="sw_KE"/>
+          </w:rPr>
+          <w:rPr>
+            <w:color w:val="0000EE"/>
+            <w:u w:val="single"/>
+          </w:rPr>
+          <w:t>Mwanzo 11:32</w:t>
+        </w:r>
+      </w:hyperlink>
+      <w:r>
+        <w:rPr>
+          <w:lang w:val="sw_KE" w:bidi="sw_KE"/>
+        </w:rPr>
+        <w:t>). Hii inapendekeza kwamba Tera alikuwa na angalau miaka 130 wakati Abramu alizaliwa. Tera alianza safari kwenda Kanaani, ingawa hakufanikiwa kwenda zaidi ya Harani (</w:t>
+      </w:r>
+      <w:hyperlink r:id="rId87">
+        <w:r>
+          <w:rPr>
+            <w:lang w:val="sw_KE" w:bidi="sw_KE"/>
+          </w:rPr>
+          <w:rPr>
+            <w:color w:val="0000EE"/>
+            <w:u w:val="single"/>
+          </w:rPr>
+          <w:t>Mwanzo 11:31–32</w:t>
+        </w:r>
+      </w:hyperlink>
+      <w:r>
+        <w:rPr>
+          <w:lang w:val="sw_KE" w:bidi="sw_KE"/>
+        </w:rPr>
+        <w:t>). Abramu aliagizwa huko kuacha familia yake na kuendelea na safari kwenda Kanaani (</w:t>
+      </w:r>
+      <w:hyperlink r:id="rId88">
+        <w:r>
+          <w:rPr>
+            <w:lang w:val="sw_KE" w:bidi="sw_KE"/>
+          </w:rPr>
+          <w:rPr>
+            <w:color w:val="0000EE"/>
+            <w:u w:val="single"/>
+          </w:rPr>
+          <w:t>Mwanzo 12:1</w:t>
+        </w:r>
+      </w:hyperlink>
+      <w:r>
+        <w:rPr>
+          <w:lang w:val="sw_KE" w:bidi="sw_KE"/>
+        </w:rPr>
+        <w:t>).</w:t>
+      </w:r>
+    </w:p>
+    <w:p>
+      <w:pPr/>
+      <w:r>
+        <w:rPr>
+          <w:lang w:val="sw_KE" w:bidi="sw_KE"/>
+        </w:rPr>
+      </w:r>
+      <w:r>
+        <w:rPr>
+          <w:i/>
+          <w:lang w:val="sw_KE" w:bidi="sw_KE"/>
+        </w:rPr>
+        <w:t>Tazama pia</w:t>
+      </w:r>
+      <w:r>
+        <w:rPr>
+          <w:lang w:val="sw_KE" w:bidi="sw_KE"/>
+        </w:rPr>
+        <w:t xml:space="preserve"> </w:t>
+      </w:r>
+      <w:r>
+        <w:rPr>
+          <w:lang w:val="sw_KE" w:bidi="sw_KE"/>
+        </w:rPr>
+        <w:t>Abrahamu</w:t>
+      </w:r>
+      <w:r>
+        <w:rPr>
+          <w:lang w:val="sw_KE" w:bidi="sw_KE"/>
+        </w:rPr>
+        <w:t>.</w:t>
+      </w:r>
+      <w:r>
+        <w:rPr>
+          <w:lang w:val="sw_KE" w:bidi="sw_KE"/>
+        </w:rPr>
+      </w:r>
+      <w:r>
+        <w:rPr>
+          <w:lang w:val="sw_KE" w:bidi="sw_KE"/>
+        </w:rPr>
+      </w:r>
+    </w:p>
+    <w:p>
+      <w:pPr/>
+      <w:r>
+        <w:rPr>
+          <w:lang w:val="sw_KE" w:bidi="sw_KE"/>
+        </w:rPr>
+      </w:r>
+    </w:p>
+    <w:p>
+      <w:pPr>
+        <w:pStyle w:val="Heading2"/>
+      </w:pPr>
+      <w:r>
+        <w:rPr>
+          <w:lang w:val="sw_KE" w:bidi="sw_KE"/>
+        </w:rPr>
         <w:t>Tetrarki</w:t>
       </w:r>
       <w:r>
@@ -2345,7 +2596,7 @@
         </w:rPr>
         <w:t>Tetrarki watatu wanatajwa katika Biblia. Luka anaripoti kwamba Herode Antipa alikuwa tetrarki wa Galilaya. Pia anamtambua Filipo kama tetrarki wa Iturea na Trakoniti, na Lisania kama tetrarki wa Abilene (</w:t>
       </w:r>
-      <w:hyperlink r:id="rId81">
+      <w:hyperlink r:id="rId89">
         <w:r>
           <w:rPr>
             <w:lang w:val="sw_KE" w:bidi="sw_KE"/>
@@ -2363,7 +2614,7 @@
         </w:rPr>
         <w:t>). Tetrarki pekee anayetajwa kwingineko katika Biblia ni Herode (</w:t>
       </w:r>
-      <w:hyperlink r:id="rId82">
+      <w:hyperlink r:id="rId90">
         <w:r>
           <w:rPr>
             <w:lang w:val="sw_KE" w:bidi="sw_KE"/>
@@ -2381,7 +2632,7 @@
         </w:rPr>
         <w:t xml:space="preserve">; </w:t>
       </w:r>
-      <w:hyperlink r:id="rId83">
+      <w:hyperlink r:id="rId91">
         <w:r>
           <w:rPr>
             <w:lang w:val="sw_KE" w:bidi="sw_KE"/>
@@ -2399,7 +2650,7 @@
         </w:rPr>
         <w:t xml:space="preserve">; </w:t>
       </w:r>
-      <w:hyperlink r:id="rId84">
+      <w:hyperlink r:id="rId92">
         <w:r>
           <w:rPr>
             <w:lang w:val="sw_KE" w:bidi="sw_KE"/>
@@ -2417,7 +2668,7 @@
         </w:rPr>
         <w:t xml:space="preserve">; </w:t>
       </w:r>
-      <w:hyperlink r:id="rId85">
+      <w:hyperlink r:id="rId93">
         <w:r>
           <w:rPr>
             <w:lang w:val="sw_KE" w:bidi="sw_KE"/>
@@ -2435,7 +2686,7 @@
         </w:rPr>
         <w:t>). Herode pia anarejelewa kama "mfalme" na watu wake wa Kiyahudi, ikionyesha umuhimu wake mkubwa (</w:t>
       </w:r>
-      <w:hyperlink r:id="rId86">
+      <w:hyperlink r:id="rId94">
         <w:r>
           <w:rPr>
             <w:lang w:val="sw_KE" w:bidi="sw_KE"/>
@@ -2453,7 +2704,7 @@
         </w:rPr>
         <w:t xml:space="preserve">; </w:t>
       </w:r>
-      <w:hyperlink r:id="rId87">
+      <w:hyperlink r:id="rId95">
         <w:r>
           <w:rPr>
             <w:lang w:val="sw_KE" w:bidi="sw_KE"/>
@@ -2519,7 +2770,7 @@
         </w:rPr>
         <w:t xml:space="preserve">Mmoja wa mitume 12 wa asili kulingana na orodha katika </w:t>
       </w:r>
-      <w:hyperlink r:id="rId88">
+      <w:hyperlink r:id="rId96">
         <w:r>
           <w:rPr>
             <w:lang w:val="sw_KE" w:bidi="sw_KE"/>
@@ -2537,7 +2788,7 @@
         </w:rPr>
         <w:t xml:space="preserve"> na </w:t>
       </w:r>
-      <w:hyperlink r:id="rId89">
+      <w:hyperlink r:id="rId97">
         <w:r>
           <w:rPr>
             <w:lang w:val="sw_KE" w:bidi="sw_KE"/>
@@ -2555,7 +2806,7 @@
         </w:rPr>
         <w:t xml:space="preserve"> (kjv "Lebayo, ambaye jina lake la pili lilikuwa Thadayo"). Inawezekana kabisa kwamba huyu ni mtu yule yule kama Yuda mwana wa Yakobo (sio Iskariote) katika </w:t>
       </w:r>
-      <w:hyperlink r:id="rId90">
+      <w:hyperlink r:id="rId98">
         <w:r>
           <w:rPr>
             <w:lang w:val="sw_KE" w:bidi="sw_KE"/>
@@ -2573,7 +2824,7 @@
         </w:rPr>
         <w:t xml:space="preserve"> na </w:t>
       </w:r>
-      <w:hyperlink r:id="rId91">
+      <w:hyperlink r:id="rId99">
         <w:r>
           <w:rPr>
             <w:lang w:val="sw_KE" w:bidi="sw_KE"/>
@@ -2664,7 +2915,7 @@
         </w:rPr>
         <w:t>1. Mtu ambaye vitabu vya Luka na Matendo vimeelekezwa kwake (</w:t>
       </w:r>
-      <w:hyperlink r:id="rId92">
+      <w:hyperlink r:id="rId100">
         <w:r>
           <w:rPr>
             <w:lang w:val="sw_KE" w:bidi="sw_KE"/>
@@ -2682,7 +2933,7 @@
         </w:rPr>
         <w:t xml:space="preserve">; </w:t>
       </w:r>
-      <w:hyperlink r:id="rId93">
+      <w:hyperlink r:id="rId101">
         <w:r>
           <w:rPr>
             <w:lang w:val="sw_KE" w:bidi="sw_KE"/>
@@ -2700,7 +2951,7 @@
         </w:rPr>
         <w:t>). Kwa kuwa Theofilo anaweza kutafsiriwa kama "mpenzi wa Mungu" au "mwenye kupendwa na Mungu," wengi wamependekeza kwamba Theofilo ni cheo badala ya jina halisi na kwamba linaashiria wasikilizaji wa jumla wa vitabu hivyo. Hata hivyo, matumizi ya vyeo vya jumla kama hivyo ni kinyume na desturi ya kawaida ya Agano Jipya. Zaidi ya hayo, kivumishi "mtukufu sana" kwa kawaida kinaashiria mtu binafsi, hasa mwenye cheo cha juu. Paulo alimwita Festo "mtukufu sana," na Klaudio Lisia na Tertulo walimwita Feliksi kwa namna hiyo (</w:t>
       </w:r>
-      <w:hyperlink r:id="rId94">
+      <w:hyperlink r:id="rId102">
         <w:r>
           <w:rPr>
             <w:lang w:val="sw_KE" w:bidi="sw_KE"/>
@@ -2718,7 +2969,7 @@
         </w:rPr>
         <w:t xml:space="preserve">; </w:t>
       </w:r>
-      <w:hyperlink r:id="rId95">
+      <w:hyperlink r:id="rId103">
         <w:r>
           <w:rPr>
             <w:lang w:val="sw_KE" w:bidi="sw_KE"/>
@@ -2736,7 +2987,7 @@
         </w:rPr>
         <w:t xml:space="preserve">; </w:t>
       </w:r>
-      <w:hyperlink r:id="rId96">
+      <w:hyperlink r:id="rId104">
         <w:r>
           <w:rPr>
             <w:lang w:val="sw_KE" w:bidi="sw_KE"/>
@@ -2816,7 +3067,7 @@
         </w:rPr>
         <w:t>Masiwi aliyetajwa na Gamalieli katika hotuba yake mbele ya Baraza kama mfano wa ukweli kwamba masihi wa uongo wangeporomoka bila kuingiliwa na yeyote (</w:t>
       </w:r>
-      <w:hyperlink r:id="rId97">
+      <w:hyperlink r:id="rId105">
         <w:r>
           <w:rPr>
             <w:lang w:val="sw_KE" w:bidi="sw_KE"/>
@@ -2874,6 +3125,72 @@
         <w:rPr>
           <w:lang w:val="sw_KE" w:bidi="sw_KE"/>
         </w:rPr>
+        <w:t>Tidali</w:t>
+      </w:r>
+      <w:r>
+        <w:rPr>
+          <w:lang w:val="sw_KE" w:bidi="sw_KE"/>
+        </w:rPr>
+      </w:r>
+    </w:p>
+    <w:p>
+      <w:pPr/>
+      <w:r>
+        <w:rPr>
+          <w:lang w:val="sw_KE" w:bidi="sw_KE"/>
+        </w:rPr>
+      </w:r>
+      <w:r>
+        <w:rPr>
+          <w:lang w:val="sw_KE" w:bidi="sw_KE"/>
+        </w:rPr>
+        <w:t>Mfalme wa Goimu alipigana na muungano wa Kedorlaoma dhidi ya Sodoma (</w:t>
+      </w:r>
+      <w:hyperlink r:id="rId106">
+        <w:r>
+          <w:rPr>
+            <w:lang w:val="sw_KE" w:bidi="sw_KE"/>
+          </w:rPr>
+          <w:rPr>
+            <w:color w:val="0000EE"/>
+            <w:u w:val="single"/>
+          </w:rPr>
+          <w:t>Mwa 14:1–9</w:t>
+        </w:r>
+      </w:hyperlink>
+      <w:r>
+        <w:rPr>
+          <w:lang w:val="sw_KE" w:bidi="sw_KE"/>
+        </w:rPr>
+        <w:t>).</w:t>
+      </w:r>
+      <w:r>
+        <w:rPr>
+          <w:lang w:val="sw_KE" w:bidi="sw_KE"/>
+        </w:rPr>
+      </w:r>
+      <w:r>
+        <w:rPr>
+          <w:lang w:val="sw_KE" w:bidi="sw_KE"/>
+        </w:rPr>
+      </w:r>
+    </w:p>
+    <w:p>
+      <w:pPr/>
+      <w:r>
+        <w:rPr>
+          <w:lang w:val="sw_KE" w:bidi="sw_KE"/>
+        </w:rPr>
+      </w:r>
+    </w:p>
+    <w:p>
+      <w:pPr>
+        <w:pStyle w:val="Heading2"/>
+      </w:pPr>
+      <w:r>
+        <w:rPr>
+          <w:lang w:val="sw_KE" w:bidi="sw_KE"/>
+        </w:rPr>
         <w:t>Tikiko</w:t>
       </w:r>
       <w:r>
@@ -2895,7 +3212,7 @@
         </w:rPr>
         <w:t>Mmoja wa waumini waliomsindikiza Paulo katika safari yake ya kukusanya na kupeleka sadaka kwa kanisa la Yerusalemu (</w:t>
       </w:r>
-      <w:hyperlink r:id="rId98">
+      <w:hyperlink r:id="rId107">
         <w:r>
           <w:rPr>
             <w:lang w:val="sw_KE" w:bidi="sw_KE"/>
@@ -2927,7 +3244,7 @@
         </w:rPr>
         <w:t>Tikiko alileta barua ya Paulo kwa Waefeso (</w:t>
       </w:r>
-      <w:hyperlink r:id="rId99">
+      <w:hyperlink r:id="rId108">
         <w:r>
           <w:rPr>
             <w:lang w:val="sw_KE" w:bidi="sw_KE"/>
@@ -2945,7 +3262,7 @@
         </w:rPr>
         <w:t>) pamoja na barua za Paulo kwa Filemoni na Wakolosai (</w:t>
       </w:r>
-      <w:hyperlink r:id="rId100">
+      <w:hyperlink r:id="rId109">
         <w:r>
           <w:rPr>
             <w:lang w:val="sw_KE" w:bidi="sw_KE"/>
@@ -2963,7 +3280,7 @@
         </w:rPr>
         <w:t>). Wengi wanaamini kwamba pia alikuwa mmoja wa Wakristo wawili (pamoja na Trofimo) waliomsindikiza Tito katika kupeleka 2 Wakorintho (</w:t>
       </w:r>
-      <w:hyperlink r:id="rId101">
+      <w:hyperlink r:id="rId110">
         <w:r>
           <w:rPr>
             <w:lang w:val="sw_KE" w:bidi="sw_KE"/>
@@ -2995,7 +3312,7 @@
         </w:rPr>
         <w:t>Paulo alimtaja Tikiko mara mbili katika barua zake za baadaye, kwanza akimtuma kwenda Krete kuwa na Tito (</w:t>
       </w:r>
-      <w:hyperlink r:id="rId102">
+      <w:hyperlink r:id="rId111">
         <w:r>
           <w:rPr>
             <w:lang w:val="sw_KE" w:bidi="sw_KE"/>
@@ -3013,7 +3330,7 @@
         </w:rPr>
         <w:t>). Baadaye alimwambia Timotheo kwamba alikuwa amemtuma Tikiko kwenda Efeso (</w:t>
       </w:r>
-      <w:hyperlink r:id="rId103">
+      <w:hyperlink r:id="rId112">
         <w:r>
           <w:rPr>
             <w:lang w:val="sw_KE" w:bidi="sw_KE"/>
@@ -3312,7 +3629,7 @@
         </w:rPr>
         <w:t xml:space="preserve">Hata hivyo, wazee walikuwepo katika nyakati za Aganao ya Kale (AK) na maaskofu, kama maafisa ndani ya makanisa ya mahali, karibu hakika ni sawa na wazee. Aidha, Paulo anarejelea mashemasi mahali pengine katika barua zake, kama vile </w:t>
       </w:r>
-      <w:hyperlink r:id="rId104">
+      <w:hyperlink r:id="rId113">
         <w:r>
           <w:rPr>
             <w:lang w:val="sw_KE" w:bidi="sw_KE"/>
@@ -3369,7 +3686,7 @@
         </w:rPr>
         <w:t>Ikikisiwa kwamba Paulo aliandika Barua za Kichungaji, 1 Timotheo ingeandikwa baada ya kuachiliwa kwake kutoka kifungo cha kwanza cha Kirumi, karibu mwaka wa 61 au 62 BK, na kabla ya kifungo chake cha pili cha Kirumi, mahali fulani kati ya 64 na 67, tarehe ya kifo cha Nero. Kuhusu mahali, Paulo alimwacha Timotheo huko Efeso na kisha akaenda Makedonia (</w:t>
       </w:r>
-      <w:hyperlink r:id="rId105">
+      <w:hyperlink r:id="rId114">
         <w:r>
           <w:rPr>
             <w:lang w:val="sw_KE" w:bidi="sw_KE"/>
@@ -3412,7 +3729,7 @@
         </w:rPr>
         <w:t>Paulo alimuacha Timotheo akisimamia kanisa huko Efeso (</w:t>
       </w:r>
-      <w:hyperlink r:id="rId106">
+      <w:hyperlink r:id="rId115">
         <w:r>
           <w:rPr>
             <w:lang w:val="sw_KE" w:bidi="sw_KE"/>
@@ -3430,7 +3747,7 @@
         </w:rPr>
         <w:t>). Paulo alitaka kwenda katika jimbo la Kirumi la Asia, ambapo Efeso ilikuwa mji mkuu, katika safari yake ya pili ya umisionari, lakini Roho hakumruhusu kufanya hivyo. Aliendelea kwenda Makedonia na Ugiriki (</w:t>
       </w:r>
-      <w:hyperlink r:id="rId107">
+      <w:hyperlink r:id="rId116">
         <w:r>
           <w:rPr>
             <w:lang w:val="sw_KE" w:bidi="sw_KE"/>
@@ -3448,7 +3765,7 @@
         </w:rPr>
         <w:t>). Alitembelea kwa kifupi Efeso alipokuwa akimalizia safari yake ya pili (</w:t>
       </w:r>
-      <w:hyperlink r:id="rId108">
+      <w:hyperlink r:id="rId117">
         <w:r>
           <w:rPr>
             <w:lang w:val="sw_KE" w:bidi="sw_KE"/>
@@ -3466,7 +3783,7 @@
         </w:rPr>
         <w:t>). Kisha katika safari yake ya tatu alifanya Efeso kuwa kitovu cha shughuli zake na alikaa huko kwa miaka mitatu (</w:t>
       </w:r>
-      <w:hyperlink r:id="rId109">
+      <w:hyperlink r:id="rId118">
         <w:r>
           <w:rPr>
             <w:lang w:val="sw_KE" w:bidi="sw_KE"/>
@@ -3545,7 +3862,7 @@
         </w:rPr>
         <w:t>Salamu (</w:t>
       </w:r>
-      <w:hyperlink r:id="rId110">
+      <w:hyperlink r:id="rId119">
         <w:r>
           <w:rPr>
             <w:lang w:val="sw_KE" w:bidi="sw_KE"/>
@@ -3602,7 +3919,7 @@
         </w:rPr>
         <w:t>Kukabiliana na Uzushi (</w:t>
       </w:r>
-      <w:hyperlink r:id="rId111">
+      <w:hyperlink r:id="rId120">
         <w:r>
           <w:rPr>
             <w:lang w:val="sw_KE" w:bidi="sw_KE"/>
@@ -3634,7 +3951,7 @@
         </w:rPr>
         <w:t>Mojawapo ya sababu ambazo Paulo alimwacha Timotheo huko Efeso ni kwamba alitaka amuepushe na “wale wanaofundisha mafundisho potofu” (</w:t>
       </w:r>
-      <w:hyperlink r:id="rId105">
+      <w:hyperlink r:id="rId114">
         <w:r>
           <w:rPr>
             <w:lang w:val="sw_KE" w:bidi="sw_KE"/>
@@ -3677,7 +3994,7 @@
         </w:rPr>
         <w:t>Ibada Sahihi Kanisani (</w:t>
       </w:r>
-      <w:hyperlink r:id="rId112">
+      <w:hyperlink r:id="rId121">
         <w:r>
           <w:rPr>
             <w:lang w:val="sw_KE" w:bidi="sw_KE"/>
@@ -3709,7 +4026,7 @@
         </w:rPr>
         <w:t>“Nawasihi dua, sala, maombezi, na shukrani zifanywe kwa watu wote” (</w:t>
       </w:r>
-      <w:hyperlink r:id="rId113">
+      <w:hyperlink r:id="rId122">
         <w:r>
           <w:rPr>
             <w:lang w:val="sw_KE" w:bidi="sw_KE"/>
@@ -3727,7 +4044,7 @@
         </w:rPr>
         <w:t xml:space="preserve">, rsv). Sala ni sehemu muhimu sana ya ibada ya kanisa la Kikristo. Paulo alisisitiza umuhimu wa sala maalumu kwa watu walio katika nafasi za juu za mamlaka katika serikali (hata kama serikali ilikuwa Dola ya Kirumi na Nero akiwa mfalme wake). Paulo alikuwa amefundisha hili wazi katika </w:t>
       </w:r>
-      <w:hyperlink r:id="rId114">
+      <w:hyperlink r:id="rId123">
         <w:r>
           <w:rPr>
             <w:lang w:val="sw_KE" w:bidi="sw_KE"/>
@@ -3745,7 +4062,7 @@
         </w:rPr>
         <w:t>, na Yesu alikuwa amewaambia wanafunzi wake watoe kwa Kaisari vitu vilivyokuwa vya kwake (</w:t>
       </w:r>
-      <w:hyperlink r:id="rId115">
+      <w:hyperlink r:id="rId124">
         <w:r>
           <w:rPr>
             <w:lang w:val="sw_KE" w:bidi="sw_KE"/>
@@ -3777,7 +4094,7 @@
         </w:rPr>
         <w:t>Wanaume na wanawake Wakristo wanapaswa kumwomba Mungu, wakimwinulia mikono mitakatifu, mikono isiyo na dhambi, hasira, na kinyongo. Paulo aliwasihi dada kwa kusema: “Nataka wanawake wawe na kiasi katika mwonekano wao. Wanapaswa kuvaa mavazi ya heshima na yanayofaa na wasijivutie kwa jinsi wanavyotengeneza nywele zao au kwa kuvaa dhahabu au lulu au nguo za gharama kubwa. Kwa maana wanawake wanaodai kuwa wamejitolea kwa Mungu wanapaswa kujipamba kwa mambo mema wanayofanya” (</w:t>
       </w:r>
-      <w:hyperlink r:id="rId116">
+      <w:hyperlink r:id="rId125">
         <w:r>
           <w:rPr>
             <w:lang w:val="sw_KE" w:bidi="sw_KE"/>
@@ -3795,7 +4112,7 @@
         </w:rPr>
         <w:t xml:space="preserve">, nlt). Kisha Paulo alisema, “Siwaruhusu wanawake kuwafundisha wanaume au kuwa na mamlaka juu yao” (v </w:t>
       </w:r>
-      <w:hyperlink r:id="rId117">
+      <w:hyperlink r:id="rId126">
         <w:r>
           <w:rPr>
             <w:lang w:val="sw_KE" w:bidi="sw_KE"/>
@@ -3824,7 +4141,7 @@
         </w:rPr>
         <w:t>Mpangilio Sahihi Kanisani (</w:t>
       </w:r>
-      <w:hyperlink r:id="rId118">
+      <w:hyperlink r:id="rId127">
         <w:r>
           <w:rPr>
             <w:lang w:val="sw_KE" w:bidi="sw_KE"/>
@@ -3856,7 +4173,7 @@
         </w:rPr>
         <w:t>Suala la kwanza la kutatua kuhusu mpangilio wa kanisa la awali lilihusiana na kile mabacho maaskofu walikuwa. Mstari wa kwanza wa sehemu hii unasema, “Kama mtu yeyote anatamani kazi ya askofu, anatamani kazi nzuri” (</w:t>
       </w:r>
-      <w:hyperlink r:id="rId119">
+      <w:hyperlink r:id="rId128">
         <w:r>
           <w:rPr>
             <w:lang w:val="sw_KE" w:bidi="sw_KE"/>
@@ -3874,7 +4191,7 @@
         </w:rPr>
         <w:t xml:space="preserve">, rsv). Katika nyaraka zote za Kichungaji, askofu ni wazi ni afisa ndani ya kanisa la mtaa badala ya afisa juu ya kundi la makanisa, kama vile ofisi ya askofu wa kiaskofu, ambayo ilikua mwanzoni mwa karne ya pili. Na kwa kuzingatia </w:t>
       </w:r>
-      <w:hyperlink r:id="rId120">
+      <w:hyperlink r:id="rId129">
         <w:r>
           <w:rPr>
             <w:lang w:val="sw_KE" w:bidi="sw_KE"/>
@@ -3920,7 +4237,7 @@
         </w:rPr>
         <w:t>“Sasa askofu lazima awe juu ya lawama, mume wa mke mmoja” (</w:t>
       </w:r>
-      <w:hyperlink r:id="rId121">
+      <w:hyperlink r:id="rId130">
         <w:r>
           <w:rPr>
             <w:lang w:val="sw_KE" w:bidi="sw_KE"/>
@@ -3966,7 +4283,7 @@
         </w:rPr>
         <w:t>Kisha Paulo aliendelea kuzungumzia kazi ya shemasi: “Vivyo hivyo, mashemasi lazima wawe watu wanaoheshimiwa na wenye uadilifu” (</w:t>
       </w:r>
-      <w:hyperlink r:id="rId122">
+      <w:hyperlink r:id="rId131">
         <w:r>
           <w:rPr>
             <w:lang w:val="sw_KE" w:bidi="sw_KE"/>
@@ -3984,7 +4301,7 @@
         </w:rPr>
         <w:t xml:space="preserve">, nlt). Sifa za mashemasi ni karibu sawa na zile za wazee. Kabla ya kuchaguliwa kuwa mashemasi, wanapaswa kuwa na uzoefu katika kazi ya kanisa. </w:t>
       </w:r>
-      <w:hyperlink r:id="rId123">
+      <w:hyperlink r:id="rId132">
         <w:r>
           <w:rPr>
             <w:lang w:val="sw_KE" w:bidi="sw_KE"/>
@@ -4002,7 +4319,7 @@
         </w:rPr>
         <w:t xml:space="preserve"> inatumia sifa zile zile kwa wanawake wanaotamani kuwa mashemasi na/au kwa wake wa mashemasi (nlt mg). Aya ya </w:t>
       </w:r>
-      <w:hyperlink r:id="rId124">
+      <w:hyperlink r:id="rId133">
         <w:r>
           <w:rPr>
             <w:lang w:val="sw_KE" w:bidi="sw_KE"/>
@@ -4034,7 +4351,7 @@
         </w:rPr>
         <w:t xml:space="preserve">Kwenye sura </w:t>
       </w:r>
-      <w:hyperlink r:id="rId125">
+      <w:hyperlink r:id="rId134">
         <w:r>
           <w:rPr>
             <w:lang w:val="sw_KE" w:bidi="sw_KE"/>
@@ -4052,7 +4369,7 @@
         </w:rPr>
         <w:t xml:space="preserve"> Paulo anamhimiza Timotheo kutumia uongozi wake kanisani, hasa katika uhusiano wake na wazushi. Baadhi ya wazushi wa nostiki walifundisha aina ya uongo ya kujinyima, wakikataza ndoa na kula vyakula mbalimbali. Lakini Mungu ametoa vitu hivi vitumike na kuthaminiwa kwa utukufu wa Mungu. Wajibu wa kichungaji wa Timotheo ulikuwa kuwafundisha watu wake ukweli wa Mungu na kutoruhusu kujihusisha na mabishano kuhusu hadithi za kipuuzi na zisizo na Mungu za wazushi (</w:t>
       </w:r>
-      <w:hyperlink r:id="rId126">
+      <w:hyperlink r:id="rId135">
         <w:r>
           <w:rPr>
             <w:lang w:val="sw_KE" w:bidi="sw_KE"/>
@@ -4084,7 +4401,7 @@
         </w:rPr>
         <w:t>Paulo alitambua kwamba Timotheo alikuwa kijana, na kwamba baadhi ya Wakristo wazee wangeweza kushawishika kumdharau kwa sababu ya ujana wake. Timotheo anapaswa kujitahidi hata zaidi kustahili heshima yao—“katika usemi na mwenendo, katika upendo, katika imani, katika usafi” (</w:t>
       </w:r>
-      <w:hyperlink r:id="rId127">
+      <w:hyperlink r:id="rId136">
         <w:r>
           <w:rPr>
             <w:lang w:val="sw_KE" w:bidi="sw_KE"/>
@@ -4116,7 +4433,7 @@
         </w:rPr>
         <w:t>Paul alimpa Timotheo ushauri wa vitendo kuhusu jinsi mhubiri kijana anavyopaswa kushughulika na makundi ya umri na jinsia tofauti kanisani. Anapaswa kuwachukulia wanaume wazee kama baba yake mwenyewe, wanawake wazee kama mama yake, wanaume vijana kama ndugu zake, na wanawake vijana kama dada zake—akiongeza kwa umuhimu, “katika usafi wote” (</w:t>
       </w:r>
-      <w:hyperlink r:id="rId128">
+      <w:hyperlink r:id="rId137">
         <w:r>
           <w:rPr>
             <w:lang w:val="sw_KE" w:bidi="sw_KE"/>
@@ -4162,7 +4479,7 @@
         </w:rPr>
         <w:t>Hata katika kanisa la mwanzo, viongozi wa kanisa walilipwa kwa kazi yao. Paulo alisema kwamba wanapaswa "kuhesabiwa kuwa wanastahili heshima mara mbili" (</w:t>
       </w:r>
-      <w:hyperlink r:id="rId129">
+      <w:hyperlink r:id="rId138">
         <w:r>
           <w:rPr>
             <w:lang w:val="sw_KE" w:bidi="sw_KE"/>
@@ -4180,7 +4497,7 @@
         </w:rPr>
         <w:t xml:space="preserve">). Viongozi wa kanisa hawapaswi kuchaguliwa au kuwekwa wakfu haraka. Dhambi zao hazipaswi kupuuzwa. Hata Timotheo mwenyewe alionya kujiepusha na dhambi. Sehemu hii inamalizika na mazungumzo mengine juu ya dhambi za viongozi wa kanisa (vv </w:t>
       </w:r>
-      <w:hyperlink r:id="rId130">
+      <w:hyperlink r:id="rId139">
         <w:r>
           <w:rPr>
             <w:lang w:val="sw_KE" w:bidi="sw_KE"/>
@@ -4209,7 +4526,7 @@
         </w:rPr>
         <w:t>Baadhi ya Mafundisho ya Kivitendo kuhusu Maisha ya Kikristo (</w:t>
       </w:r>
-      <w:hyperlink r:id="rId131">
+      <w:hyperlink r:id="rId140">
         <w:r>
           <w:rPr>
             <w:lang w:val="sw_KE" w:bidi="sw_KE"/>
@@ -4269,7 +4586,7 @@
         </w:rPr>
         <w:t>Sehemu mbili (</w:t>
       </w:r>
-      <w:hyperlink r:id="rId132">
+      <w:hyperlink r:id="rId141">
         <w:r>
           <w:rPr>
             <w:lang w:val="sw_KE" w:bidi="sw_KE"/>
@@ -4301,7 +4618,7 @@
         </w:rPr>
         <w:t>Hatimaye, katika sehemu mbili (</w:t>
       </w:r>
-      <w:hyperlink r:id="rId133">
+      <w:hyperlink r:id="rId142">
         <w:r>
           <w:rPr>
             <w:lang w:val="sw_KE" w:bidi="sw_KE"/>
@@ -4427,7 +4744,7 @@
         </w:rPr>
         <w:t>Mwana wa saba wa Yafethi aliyeorodheshwa katika "jedwali la mataifa" (</w:t>
       </w:r>
-      <w:hyperlink r:id="rId134">
+      <w:hyperlink r:id="rId143">
         <w:r>
           <w:rPr>
             <w:lang w:val="sw_KE" w:bidi="sw_KE"/>
@@ -4445,7 +4762,7 @@
         </w:rPr>
         <w:t xml:space="preserve">; </w:t>
       </w:r>
-      <w:hyperlink r:id="rId135">
+      <w:hyperlink r:id="rId144">
         <w:r>
           <w:rPr>
             <w:lang w:val="sw_KE" w:bidi="sw_KE"/>
@@ -4519,7 +4836,7 @@
         </w:rPr>
         <w:t>Mmoja wa wafuasi wa Paulo—“mtoto wangu wa kweli katika imani yetu ya pamoja” (</w:t>
       </w:r>
-      <w:hyperlink r:id="rId136">
+      <w:hyperlink r:id="rId145">
         <w:r>
           <w:rPr>
             <w:lang w:val="sw_KE" w:bidi="sw_KE"/>
@@ -4537,7 +4854,7 @@
         </w:rPr>
         <w:t>). Tito alikuwa mmoja wa wafuasi na rafiki wa karibu wa Paulo ambaye alimsaidia kueneza Ukristo katika ulimwengu wa Mediterania (</w:t>
       </w:r>
-      <w:hyperlink r:id="rId137">
+      <w:hyperlink r:id="rId146">
         <w:r>
           <w:rPr>
             <w:lang w:val="sw_KE" w:bidi="sw_KE"/>
@@ -4555,7 +4872,7 @@
         </w:rPr>
         <w:t xml:space="preserve">; </w:t>
       </w:r>
-      <w:hyperlink r:id="rId138">
+      <w:hyperlink r:id="rId147">
         <w:r>
           <w:rPr>
             <w:lang w:val="sw_KE" w:bidi="sw_KE"/>
@@ -4573,7 +4890,7 @@
         </w:rPr>
         <w:t xml:space="preserve">; </w:t>
       </w:r>
-      <w:hyperlink r:id="rId139">
+      <w:hyperlink r:id="rId148">
         <w:r>
           <w:rPr>
             <w:lang w:val="sw_KE" w:bidi="sw_KE"/>
@@ -4598,7 +4915,7 @@
         </w:rPr>
         <w:t>Tofauti na Timotheo, ambaye alikuwa na mzazi mmoja Myahudi, Tito alizaliwa na wazazi wasio Wayahudi. Hatufahamu jinsi Tito alivyokuwa Mkristo au alivyokutana na Paulo. Mara ya kwanza tunaposikia kuhusu Tito ni alipokwenda na Paulo na Barnaba kwenda Yerusalemu (</w:t>
       </w:r>
-      <w:hyperlink r:id="rId140">
+      <w:hyperlink r:id="rId149">
         <w:r>
           <w:rPr>
             <w:lang w:val="sw_KE" w:bidi="sw_KE"/>
@@ -4616,7 +4933,7 @@
         </w:rPr>
         <w:t>). Hii ilikuwa pengine karibu na 50 Baada ya Kristo (BK), wakati viongozi wa kanisa walipokutana kujadili masuala muhimu katika Baraza la Yerusalemu (</w:t>
       </w:r>
-      <w:hyperlink r:id="rId141">
+      <w:hyperlink r:id="rId150">
         <w:r>
           <w:rPr>
             <w:lang w:val="sw_KE" w:bidi="sw_KE"/>
@@ -4656,7 +4973,7 @@
         </w:rPr>
         <w:t>Kulingana na 2 Wakorintho, Paulo alikuwa akifundisha huko Efeso kwa muda mrefu. Wakati huu, alisikia kwamba Wakristo wa Korintho walikuwa na hasira naye. Hawakumkubali tena Paulo kama kiongozi aliyechaguliwa na Mungu (mtume). Paulo alijaribu kufanya amani nao, lakini haikufaulu. Kwa hiyo, Paulo alimtuma Tito kwenda Korintho kusaidia kurekebisha uhusiano. Baadaye, Tito alikutana na Paulo huko Makedonia (eneo la Ugiriki) na akaleta habari njema. Alisema Wakristo wa Korintho walikuwa wamebadilisha mawazo yao. Sasa walimpenda na kumheshimu Paulo tena (</w:t>
       </w:r>
-      <w:hyperlink r:id="rId142">
+      <w:hyperlink r:id="rId151">
         <w:r>
           <w:rPr>
             <w:lang w:val="sw_KE" w:bidi="sw_KE"/>
@@ -4674,7 +4991,7 @@
         </w:rPr>
         <w:t>). Kwa sababu hii, Paulo alimtuma Tito kurudi Korintho na barua yake ya pili kwa Wakorintho. Barua hii ilijumuisha maagizo ya kukusanya pesa kwa ajili ya Wakristo maskini wa Kiyahudi wa Yudea (</w:t>
       </w:r>
-      <w:hyperlink r:id="rId143">
+      <w:hyperlink r:id="rId152">
         <w:r>
           <w:rPr>
             <w:lang w:val="sw_KE" w:bidi="sw_KE"/>
@@ -4692,7 +5009,7 @@
         </w:rPr>
         <w:t>). Tito alifanikiwa katika kazi hii pia (</w:t>
       </w:r>
-      <w:hyperlink r:id="rId144">
+      <w:hyperlink r:id="rId153">
         <w:r>
           <w:rPr>
             <w:lang w:val="sw_KE" w:bidi="sw_KE"/>
@@ -4717,7 +5034,7 @@
         </w:rPr>
         <w:t>Watu wengine wanafikiri Paulo aliachiliwa baada ya kuwa gerezani Roma. Ikiwa hii ni kweli, inaonekana Tito alienda na Paulo kwenye kisiwa cha Krete. Paulo alipoondoka Krete, alimwomba Tito abaki na kusaidia vikundi vipya vya Wakristo huko kukua na kuwa na nguvu (</w:t>
       </w:r>
-      <w:hyperlink r:id="rId145">
+      <w:hyperlink r:id="rId154">
         <w:r>
           <w:rPr>
             <w:lang w:val="sw_KE" w:bidi="sw_KE"/>
@@ -4735,7 +5052,7 @@
         </w:rPr>
         <w:t xml:space="preserve">). Kazi hii haikuwa rahisi. Watu wa Krete walikuwa wagumu kusimamia, na tayari kulikuwa na walimu wa uongo waliokuwa wakisababisha matatizo kwa Wakristo wapya (mistari </w:t>
       </w:r>
-      <w:hyperlink r:id="rId146">
+      <w:hyperlink r:id="rId155">
         <w:r>
           <w:rPr>
             <w:lang w:val="sw_KE" w:bidi="sw_KE"/>
@@ -4760,7 +5077,7 @@
         </w:rPr>
         <w:t>Baadaye, Paulo aliandika barua kwa Tito. Barua hii ni mojawapo ya Barua za uchungaji za Paulo (barua zilizoandikwa kuongoza viongozi wa kanisa). Paulo aliandika ili kumtia moyo Tito katika kazi yake na Wakristo wa Krete. Barua inamalizika na Paulo akimwomba Tito ajiunge naye huko Nikopoli, mji ulioko pwani ya magharibi ya Ugiriki, ambako alipanga kukaa katika majira ya baridi (</w:t>
       </w:r>
-      <w:hyperlink r:id="rId102">
+      <w:hyperlink r:id="rId111">
         <w:r>
           <w:rPr>
             <w:lang w:val="sw_KE" w:bidi="sw_KE"/>
@@ -4778,7 +5095,7 @@
         </w:rPr>
         <w:t xml:space="preserve">). Paulo labda alimtuma Tito kwenye misheni kwenda Dalmatia kutoka Nikopoli. Au huenda alimtuma baadaye kutoka Roma, ambako Paulo alikuwa gerezani tena (angalia </w:t>
       </w:r>
-      <w:hyperlink r:id="rId138">
+      <w:hyperlink r:id="rId147">
         <w:r>
           <w:rPr>
             <w:lang w:val="sw_KE" w:bidi="sw_KE"/>
@@ -4840,7 +5157,7 @@
         </w:rPr>
         <w:t>Herufi mbadala ya jina la Mtu wa Mataifa aliyebadili dini huko Korintho. Paulo alikwenda nyumbani kwake baada ya jamii ya Kiyahudi kukataa ujumbe wake (</w:t>
       </w:r>
-      <w:hyperlink r:id="rId147">
+      <w:hyperlink r:id="rId156">
         <w:r>
           <w:rPr>
             <w:lang w:val="sw_KE" w:bidi="sw_KE"/>
@@ -5108,7 +5425,7 @@
         </w:rPr>
         <w:t>Tito anaonekana kuwa mmoja wa wafanyakazi wenzake Paulo waliomwamini na wenye thamani kubwa. Paulo anazungumza juu yake (</w:t>
       </w:r>
-      <w:hyperlink r:id="rId137">
+      <w:hyperlink r:id="rId146">
         <w:r>
           <w:rPr>
             <w:lang w:val="sw_KE" w:bidi="sw_KE"/>
@@ -5126,7 +5443,7 @@
         </w:rPr>
         <w:t xml:space="preserve">) kama "mshirika wangu na mfanyakazi mwenzangu." Kulingana na </w:t>
       </w:r>
-      <w:hyperlink r:id="rId136">
+      <w:hyperlink r:id="rId145">
         <w:r>
           <w:rPr>
             <w:lang w:val="sw_KE" w:bidi="sw_KE"/>
@@ -5144,7 +5461,7 @@
         </w:rPr>
         <w:t xml:space="preserve">, alikubali imani kupitia Paulo. Ni wazi kutoka </w:t>
       </w:r>
-      <w:hyperlink r:id="rId148">
+      <w:hyperlink r:id="rId157">
         <w:r>
           <w:rPr>
             <w:lang w:val="sw_KE" w:bidi="sw_KE"/>
@@ -5162,7 +5479,7 @@
         </w:rPr>
         <w:t xml:space="preserve"> kwamba alikuwa ni mtu wa Mataifa, kwani alikuwa mfano wa majaribio ikiwa Wakristo wa Mataifa wanapaswa kulazimishwa kutahiriwa. Wakati huo Tito alikuwa na Paulo na Barnaba huko Yerusalemu. Baadaye sana, wakati wa safari ya tatu ya umishonari ya Paulo, alikuwa na misheni mbili nyeti za kutekeleza kwa ajili ya Paulo huko Korintho: ya kwanza ilihusiana na uhusiano uliovurugika kati ya mtume na Wakristo wa Korintho; ya pili ilihusiana na ukusanyaji wa watu wa Mataifa kwa ajili ya kanisa la Yerusalemu (</w:t>
       </w:r>
-      <w:hyperlink r:id="rId149">
+      <w:hyperlink r:id="rId158">
         <w:r>
           <w:rPr>
             <w:lang w:val="sw_KE" w:bidi="sw_KE"/>
@@ -5180,7 +5497,7 @@
         </w:rPr>
         <w:t xml:space="preserve">; </w:t>
       </w:r>
-      <w:hyperlink r:id="rId150">
+      <w:hyperlink r:id="rId159">
         <w:r>
           <w:rPr>
             <w:lang w:val="sw_KE" w:bidi="sw_KE"/>
@@ -5198,7 +5515,7 @@
         </w:rPr>
         <w:t xml:space="preserve">; </w:t>
       </w:r>
-      <w:hyperlink r:id="rId151">
+      <w:hyperlink r:id="rId160">
         <w:r>
           <w:rPr>
             <w:lang w:val="sw_KE" w:bidi="sw_KE"/>
@@ -5216,7 +5533,7 @@
         </w:rPr>
         <w:t xml:space="preserve">). Ikiwa </w:t>
       </w:r>
-      <w:hyperlink r:id="rId152">
+      <w:hyperlink r:id="rId161">
         <w:r>
           <w:rPr>
             <w:lang w:val="sw_KE" w:bidi="sw_KE"/>
@@ -5259,7 +5576,7 @@
         </w:rPr>
         <w:t>Kuhusu tarehe ya barua hii kwa usahihi ni vigumu. Tito aliachwa na mtume huko Krete kuendeleza kazi yake (</w:t>
       </w:r>
-      <w:hyperlink r:id="rId145">
+      <w:hyperlink r:id="rId154">
         <w:r>
           <w:rPr>
             <w:lang w:val="sw_KE" w:bidi="sw_KE"/>
@@ -5277,7 +5594,7 @@
         </w:rPr>
         <w:t>). Paulo alikuwa Krete kwa muda mfupi katika safari yake ya kwenda Roma (</w:t>
       </w:r>
-      <w:hyperlink r:id="rId153">
+      <w:hyperlink r:id="rId162">
         <w:r>
           <w:rPr>
             <w:lang w:val="sw_KE" w:bidi="sw_KE"/>
@@ -5295,7 +5612,7 @@
         </w:rPr>
         <w:t xml:space="preserve">), lakini hiyo haiwezi kuwa tukio lililotajwa. Katika </w:t>
       </w:r>
-      <w:hyperlink r:id="rId102">
+      <w:hyperlink r:id="rId111">
         <w:r>
           <w:rPr>
             <w:lang w:val="sw_KE" w:bidi="sw_KE"/>
@@ -5313,7 +5630,7 @@
         </w:rPr>
         <w:t xml:space="preserve"> Tito anaitwa aje Nikopoli (labda Nikopoli huko Epirus nchini Ugiriki), kama Paulo alivyokuwa ameamua kukaa huko wakati wa baridi. Wengi wameunga mkono mtazamo kwamba baada ya kifungo cha kwanza cha Paulo huko Roma (</w:t>
       </w:r>
-      <w:hyperlink r:id="rId154">
+      <w:hyperlink r:id="rId163">
         <w:r>
           <w:rPr>
             <w:lang w:val="sw_KE" w:bidi="sw_KE"/>
@@ -5356,7 +5673,7 @@
         </w:rPr>
         <w:t>Ingawa barua hii imeandikwa kwa mwenzake mmoja wa mtume, ina marejeleo na maonyo machache ya kibinafsi. Makanisa yanayokua na kuendelea huko Krete yalikuwa wasiwasi mkuu wa Paulo. Walikuwa wakisumbuliwa na mafundisho ya uongo ambayo yanaonekana kuwa na vipengele vya Kiyahudi, msisitizo wa kujinyima, na mjadala mwingi wa kubahatisha (</w:t>
       </w:r>
-      <w:hyperlink r:id="rId155">
+      <w:hyperlink r:id="rId164">
         <w:r>
           <w:rPr>
             <w:lang w:val="sw_KE" w:bidi="sw_KE"/>
@@ -5374,7 +5691,7 @@
         </w:rPr>
         <w:t xml:space="preserve">: </w:t>
       </w:r>
-      <w:hyperlink r:id="rId156">
+      <w:hyperlink r:id="rId165">
         <w:r>
           <w:rPr>
             <w:lang w:val="sw_KE" w:bidi="sw_KE"/>
@@ -5392,7 +5709,7 @@
         </w:rPr>
         <w:t>). Kwa kifupi, inaonekana walikuwa wakikabiliana na aina ya mapema ya Gnosis ya Kiyahudi. Wafuasi wake walieneza mafundisho haya “kwa faida ya msingi” (</w:t>
       </w:r>
-      <w:hyperlink r:id="rId157">
+      <w:hyperlink r:id="rId166">
         <w:r>
           <w:rPr>
             <w:lang w:val="sw_KE" w:bidi="sw_KE"/>
@@ -5423,7 +5740,7 @@
         </w:rPr>
         <w:t xml:space="preserve">). Tito na wale ambao angewaweka kama wazee waliitwa kukataa mafundisho mabaya na kuwapa waumini mafundisho yenye afya (sura </w:t>
       </w:r>
-      <w:hyperlink r:id="rId158">
+      <w:hyperlink r:id="rId167">
         <w:r>
           <w:rPr>
             <w:lang w:val="sw_KE" w:bidi="sw_KE"/>
@@ -5441,7 +5758,7 @@
         </w:rPr>
         <w:t>). Ingawa mafundisho haya yenye afya hayajaainishwa, lazima yalihusiana na neema ya wokovu ya Mungu katika Kristo, kazi ya upyaisho ya Roho Mtakatifu, na kuja kwa siku zijazo kwa Bwana Yesu (</w:t>
       </w:r>
-      <w:hyperlink r:id="rId159">
+      <w:hyperlink r:id="rId168">
         <w:r>
           <w:rPr>
             <w:lang w:val="sw_KE" w:bidi="sw_KE"/>
@@ -5459,7 +5776,7 @@
         </w:rPr>
         <w:t xml:space="preserve">; </w:t>
       </w:r>
-      <w:hyperlink r:id="rId160">
+      <w:hyperlink r:id="rId169">
         <w:r>
           <w:rPr>
             <w:lang w:val="sw_KE" w:bidi="sw_KE"/>
@@ -5499,7 +5816,7 @@
         </w:rPr>
         <w:t>Salamu (</w:t>
       </w:r>
-      <w:hyperlink r:id="rId161">
+      <w:hyperlink r:id="rId170">
         <w:r>
           <w:rPr>
             <w:lang w:val="sw_KE" w:bidi="sw_KE"/>
@@ -5542,7 +5859,7 @@
         </w:rPr>
         <w:t>Kazi ya Tito huko Krete (</w:t>
       </w:r>
-      <w:hyperlink r:id="rId162">
+      <w:hyperlink r:id="rId171">
         <w:r>
           <w:rPr>
             <w:lang w:val="sw_KE" w:bidi="sw_KE"/>
@@ -5574,7 +5891,7 @@
         </w:rPr>
         <w:t xml:space="preserve">Tito alibaki Krete ili kuendeleza kazi ya Paulo na kuteua wazee katika kila kanisa (linganisha </w:t>
       </w:r>
-      <w:hyperlink r:id="rId163">
+      <w:hyperlink r:id="rId172">
         <w:r>
           <w:rPr>
             <w:lang w:val="sw_KE" w:bidi="sw_KE"/>
@@ -5592,7 +5909,7 @@
         </w:rPr>
         <w:t xml:space="preserve">). Wazee hawa pia wanaitwa maaskofu (linganisha </w:t>
       </w:r>
-      <w:hyperlink r:id="rId164">
+      <w:hyperlink r:id="rId173">
         <w:r>
           <w:rPr>
             <w:lang w:val="sw_KE" w:bidi="sw_KE"/>
@@ -5610,7 +5927,7 @@
         </w:rPr>
         <w:t xml:space="preserve">)—yaani, wale wenye usimamizi wa kanisa. Sifa muhimu za maisha kwa nafasi hizi zimeelezewa (linganisha </w:t>
       </w:r>
-      <w:hyperlink r:id="rId165">
+      <w:hyperlink r:id="rId174">
         <w:r>
           <w:rPr>
             <w:lang w:val="sw_KE" w:bidi="sw_KE"/>
@@ -5639,7 +5956,7 @@
         </w:rPr>
         <w:t>Kukabiliana na Mafundisho ya Uongo (</w:t>
       </w:r>
-      <w:hyperlink r:id="rId146">
+      <w:hyperlink r:id="rId155">
         <w:r>
           <w:rPr>
             <w:lang w:val="sw_KE" w:bidi="sw_KE"/>
@@ -5682,7 +5999,7 @@
         </w:rPr>
         <w:t>Kukuza Mafundisho Sahihi (</w:t>
       </w:r>
-      <w:hyperlink r:id="rId166">
+      <w:hyperlink r:id="rId175">
         <w:r>
           <w:rPr>
             <w:lang w:val="sw_KE" w:bidi="sw_KE"/>
@@ -5714,7 +6031,7 @@
         </w:rPr>
         <w:t>Tito alikuwa na jukumu maalum la "kuendeleza aina ya maisha yanayoakisi mafundisho sahihi." Aliagizwa kuwasihi wanaume wazee kuwa na kiasi (</w:t>
       </w:r>
-      <w:hyperlink r:id="rId167">
+      <w:hyperlink r:id="rId176">
         <w:r>
           <w:rPr>
             <w:lang w:val="sw_KE" w:bidi="sw_KE"/>
@@ -5732,7 +6049,7 @@
         </w:rPr>
         <w:t xml:space="preserve">), na alipaswa kuwafundisha wanawake wazee kuishi maisha ya kumcha Mungu (sura </w:t>
       </w:r>
-      <w:hyperlink r:id="rId168">
+      <w:hyperlink r:id="rId177">
         <w:r>
           <w:rPr>
             <w:lang w:val="sw_KE" w:bidi="sw_KE"/>
@@ -5750,7 +6067,7 @@
         </w:rPr>
         <w:t xml:space="preserve">). Kwa upande wao, wanawake hawa walipaswa kuwafundisha wanawake vijana kuishi maisha safi na yenye upendo katika nyumba zao ili hakuna mtu atakayepotosha neno la Mungu (sura </w:t>
       </w:r>
-      <w:hyperlink r:id="rId169">
+      <w:hyperlink r:id="rId178">
         <w:r>
           <w:rPr>
             <w:lang w:val="sw_KE" w:bidi="sw_KE"/>
@@ -5768,7 +6085,7 @@
         </w:rPr>
         <w:t xml:space="preserve">). Wanaume vijana walipaswa kuonyesha kiasi (sura </w:t>
       </w:r>
-      <w:hyperlink r:id="rId170">
+      <w:hyperlink r:id="rId179">
         <w:r>
           <w:rPr>
             <w:lang w:val="sw_KE" w:bidi="sw_KE"/>
@@ -5786,7 +6103,7 @@
         </w:rPr>
         <w:t xml:space="preserve">), na Tito mwenyewe alipaswa kuwa mfano katika neno na maisha ili wapinzani wasiwe na lolote baya la kusema kuhusu Wakristo (sura </w:t>
       </w:r>
-      <w:hyperlink r:id="rId171">
+      <w:hyperlink r:id="rId180">
         <w:r>
           <w:rPr>
             <w:lang w:val="sw_KE" w:bidi="sw_KE"/>
@@ -5804,7 +6121,7 @@
         </w:rPr>
         <w:t xml:space="preserve">). Hatimaye, katika sehemu hii watumwa wanafundishwa kutii mabwana wao, kutoa huduma nzuri na ya uaminifu kwa nia kwamba "basi watafanya mafundisho kuhusu Mungu Mwokozi wetu yawe ya kuvutia kwa kila njia" (sura </w:t>
       </w:r>
-      <w:hyperlink r:id="rId172">
+      <w:hyperlink r:id="rId181">
         <w:r>
           <w:rPr>
             <w:lang w:val="sw_KE" w:bidi="sw_KE"/>
@@ -5833,7 +6150,7 @@
         </w:rPr>
         <w:t>Neema ya Mungu (</w:t>
       </w:r>
-      <w:hyperlink r:id="rId173">
+      <w:hyperlink r:id="rId182">
         <w:r>
           <w:rPr>
             <w:lang w:val="sw_KE" w:bidi="sw_KE"/>
@@ -5876,7 +6193,7 @@
         </w:rPr>
         <w:t>Kufanya Kile Kilicho Kizuri (</w:t>
       </w:r>
-      <w:hyperlink r:id="rId174">
+      <w:hyperlink r:id="rId183">
         <w:r>
           <w:rPr>
             <w:lang w:val="sw_KE" w:bidi="sw_KE"/>
@@ -5908,7 +6225,7 @@
         </w:rPr>
         <w:t xml:space="preserve">Kwenye sehemu hii, Paulo anamhimiza Tito kuwaambia Wakristo wa Krete kwamba ni wajibu wao kutii watawala (tazama </w:t>
       </w:r>
-      <w:hyperlink r:id="rId175">
+      <w:hyperlink r:id="rId184">
         <w:r>
           <w:rPr>
             <w:lang w:val="sw_KE" w:bidi="sw_KE"/>
@@ -5926,7 +6243,7 @@
         </w:rPr>
         <w:t xml:space="preserve">; </w:t>
       </w:r>
-      <w:hyperlink r:id="rId176">
+      <w:hyperlink r:id="rId185">
         <w:r>
           <w:rPr>
             <w:lang w:val="sw_KE" w:bidi="sw_KE"/>
@@ -5955,7 +6272,7 @@
         </w:rPr>
         <w:t>Maoni na Salamu za Mwisho za Paulo (</w:t>
       </w:r>
-      <w:hyperlink r:id="rId177">
+      <w:hyperlink r:id="rId186">
         <w:r>
           <w:rPr>
             <w:lang w:val="sw_KE" w:bidi="sw_KE"/>
@@ -6132,7 +6449,7 @@
         </w:rPr>
         <w:t>Mabadiliko ya mawazo au mtazamo kuhusu Mungu. Wakati mtu anapotubu, anatambua kuwa amekosea na anachagua kumwamini Yesu badala yake. Mabadiliko haya ya mawazo husababisha mabadiliko katika jinsi wanavyoishi (</w:t>
       </w:r>
-      <w:hyperlink r:id="rId178">
+      <w:hyperlink r:id="rId187">
         <w:r>
           <w:rPr>
             <w:lang w:val="sw_KE" w:bidi="sw_KE"/>
@@ -6175,7 +6492,7 @@
         </w:rPr>
         <w:t>Kumwamini Yesu (imani) na kubadilisha mawazo yako kuhusu Mungu (toba) huenda pamoja. Biblia inafundisha kwamba vyote ni muhimu wakati mtu anapokuwa mfuasi wa Yesu. Wakati mwingine, walimu huzingatia zaidi kuelezea toba kwa sababu inawasaidia watu kuelewa jinsi ya kumfuata Yesu. Kwa mfano, Yesu alisema kuna furaha mbinguni miongoni mwa malaika juu ya mwenye dhambi mmoja anayetubu (</w:t>
       </w:r>
-      <w:hyperlink r:id="rId179">
+      <w:hyperlink r:id="rId188">
         <w:r>
           <w:rPr>
             <w:lang w:val="sw_KE" w:bidi="sw_KE"/>
@@ -6193,7 +6510,7 @@
         </w:rPr>
         <w:t>). Mitume walielezea uongofu wa Mataifa kuwa Ukristo kama Mungu kuwapa "toba ya uzima" (</w:t>
       </w:r>
-      <w:hyperlink r:id="rId180">
+      <w:hyperlink r:id="rId189">
         <w:r>
           <w:rPr>
             <w:lang w:val="sw_KE" w:bidi="sw_KE"/>
@@ -6250,7 +6567,7 @@
         </w:rPr>
         <w:t>Hadithi ya Daudi kuhusu uzinzi wake na Bathsheba inatoa mojawapo ya mifano bora ya maonyesho ya toba (</w:t>
       </w:r>
-      <w:hyperlink r:id="rId181">
+      <w:hyperlink r:id="rId190">
         <w:r>
           <w:rPr>
             <w:lang w:val="sw_KE" w:bidi="sw_KE"/>
@@ -6268,7 +6585,7 @@
         </w:rPr>
         <w:t>). Makanisa yote au vikundi vya watu wakati mwingine hualikwa kutubu pamoja (</w:t>
       </w:r>
-      <w:hyperlink r:id="rId182">
+      <w:hyperlink r:id="rId191">
         <w:r>
           <w:rPr>
             <w:lang w:val="sw_KE" w:bidi="sw_KE"/>
@@ -6286,7 +6603,7 @@
         </w:rPr>
         <w:t xml:space="preserve">). </w:t>
       </w:r>
-      <w:hyperlink r:id="rId183">
+      <w:hyperlink r:id="rId192">
         <w:r>
           <w:rPr>
             <w:lang w:val="sw_KE" w:bidi="sw_KE"/>
@@ -6397,7 +6714,7 @@
         </w:rPr>
         <w:t>Yohana Mbatizaji na Yesu Kristo wote wawili walihubiri toba (</w:t>
       </w:r>
-      <w:hyperlink r:id="rId184">
+      <w:hyperlink r:id="rId193">
         <w:r>
           <w:rPr>
             <w:lang w:val="sw_KE" w:bidi="sw_KE"/>
@@ -6415,7 +6732,7 @@
         </w:rPr>
         <w:t xml:space="preserve">; </w:t>
       </w:r>
-      <w:hyperlink r:id="rId185">
+      <w:hyperlink r:id="rId194">
         <w:r>
           <w:rPr>
             <w:lang w:val="sw_KE" w:bidi="sw_KE"/>
@@ -6433,7 +6750,7 @@
         </w:rPr>
         <w:t xml:space="preserve">; </w:t>
       </w:r>
-      <w:hyperlink r:id="rId186">
+      <w:hyperlink r:id="rId195">
         <w:r>
           <w:rPr>
             <w:lang w:val="sw_KE" w:bidi="sw_KE"/>
@@ -6451,7 +6768,7 @@
         </w:rPr>
         <w:t>). Kabla ya Yesu kupaa mbinguni, aliwaambia wafuasi wake wa karibu kusambaza ujumbe wake kwa kila mtu (</w:t>
       </w:r>
-      <w:hyperlink r:id="rId187">
+      <w:hyperlink r:id="rId196">
         <w:r>
           <w:rPr>
             <w:lang w:val="sw_KE" w:bidi="sw_KE"/>
@@ -6469,7 +6786,7 @@
         </w:rPr>
         <w:t xml:space="preserve">). Hii inajulikana kama Agizo Kuu. Mitume waliendelea na aina hiyo ya mahubiri. Tunaweza kuona hili katika </w:t>
       </w:r>
-      <w:hyperlink r:id="rId188">
+      <w:hyperlink r:id="rId197">
         <w:r>
           <w:rPr>
             <w:lang w:val="sw_KE" w:bidi="sw_KE"/>
@@ -6616,7 +6933,7 @@
         </w:rPr>
         <w:t>Mwana wa tatu wa Gomeri, mzao wa Yafethi (</w:t>
       </w:r>
-      <w:hyperlink r:id="rId189">
+      <w:hyperlink r:id="rId198">
         <w:r>
           <w:rPr>
             <w:lang w:val="sw_KE" w:bidi="sw_KE"/>
@@ -6634,7 +6951,7 @@
         </w:rPr>
         <w:t xml:space="preserve">; </w:t>
       </w:r>
-      <w:hyperlink r:id="rId190">
+      <w:hyperlink r:id="rId199">
         <w:r>
           <w:rPr>
             <w:lang w:val="sw_KE" w:bidi="sw_KE"/>
@@ -6652,7 +6969,7 @@
         </w:rPr>
         <w:t>). Nyumba ("nyumba ya Togarma") inaonekana katika unabii wa Ezekieli dhidi ya mataifa yaliyopinga Israeli (</w:t>
       </w:r>
-      <w:hyperlink r:id="rId191">
+      <w:hyperlink r:id="rId200">
         <w:r>
           <w:rPr>
             <w:lang w:val="sw_KE" w:bidi="sw_KE"/>
@@ -6670,7 +6987,7 @@
         </w:rPr>
         <w:t xml:space="preserve">; </w:t>
       </w:r>
-      <w:hyperlink r:id="rId192">
+      <w:hyperlink r:id="rId201">
         <w:r>
           <w:rPr>
             <w:lang w:val="sw_KE" w:bidi="sw_KE"/>
@@ -6688,7 +7005,7 @@
         </w:rPr>
         <w:t xml:space="preserve">). Beth Togarma ilikuwa mmoja wa washirika wakuu wa biashara wa Tiro, ikitoa farasi wa vita na nyumbu. Kwa kuwa Togarma inahusishwa mara kwa mara na Yavani, Tubali, Mesheki, Dedani, na Tarshishi, Ezekieli pengine alikuwa akifikiria orodha za kabila za </w:t>
       </w:r>
-      <w:hyperlink r:id="rId193">
+      <w:hyperlink r:id="rId202">
         <w:r>
           <w:rPr>
             <w:lang w:val="sw_KE" w:bidi="sw_KE"/>
@@ -6754,7 +7071,7 @@
         </w:rPr>
         <w:t>Kuondolewa kwa upasuaji kwa govi la kiungo cha uzazi cha kiume. Katika nyakati za Biblia, tohara ilikuwa muhuri wa agano la Mungu na Abrahamu (</w:t>
       </w:r>
-      <w:hyperlink r:id="rId194">
+      <w:hyperlink r:id="rId203">
         <w:r>
           <w:rPr>
             <w:lang w:val="sw_KE" w:bidi="sw_KE"/>
@@ -6877,7 +7194,7 @@
         </w:rPr>
         <w:t xml:space="preserve"> kupitia Ishmaeli (</w:t>
       </w:r>
-      <w:hyperlink r:id="rId195">
+      <w:hyperlink r:id="rId204">
         <w:r>
           <w:rPr>
             <w:lang w:val="sw_KE" w:bidi="sw_KE"/>
@@ -6895,7 +7212,7 @@
         </w:rPr>
         <w:t xml:space="preserve">), hivyo umri wa kawaida wa tohara kwa Waislamu ni miaka kumi na tatu, kwa sababu Ishmaeli alitahiriwa katika umri huo (v </w:t>
       </w:r>
-      <w:hyperlink r:id="rId196">
+      <w:hyperlink r:id="rId205">
         <w:r>
           <w:rPr>
             <w:lang w:val="sw_KE" w:bidi="sw_KE"/>
@@ -6927,7 +7244,7 @@
         </w:rPr>
         <w:t>Miongoni mwa watu wa Semiti wa Magharibi, Waamoni, Waedomi, Wamidiani, Wamoabi, na Wafinisia wote walifanya tohara (</w:t>
       </w:r>
-      <w:hyperlink r:id="rId197">
+      <w:hyperlink r:id="rId206">
         <w:r>
           <w:rPr>
             <w:lang w:val="sw_KE" w:bidi="sw_KE"/>
@@ -6945,7 +7262,7 @@
         </w:rPr>
         <w:t>). Wafilisti, hata hivyo, hawakufanya (</w:t>
       </w:r>
-      <w:hyperlink r:id="rId198">
+      <w:hyperlink r:id="rId207">
         <w:r>
           <w:rPr>
             <w:lang w:val="sw_KE" w:bidi="sw_KE"/>
@@ -6963,7 +7280,7 @@
         </w:rPr>
         <w:t xml:space="preserve">; </w:t>
       </w:r>
-      <w:hyperlink r:id="rId199">
+      <w:hyperlink r:id="rId208">
         <w:r>
           <w:rPr>
             <w:lang w:val="sw_KE" w:bidi="sw_KE"/>
@@ -6981,7 +7298,7 @@
         </w:rPr>
         <w:t xml:space="preserve">; </w:t>
       </w:r>
-      <w:hyperlink r:id="rId200">
+      <w:hyperlink r:id="rId209">
         <w:r>
           <w:rPr>
             <w:lang w:val="sw_KE" w:bidi="sw_KE"/>
@@ -6999,7 +7316,7 @@
         </w:rPr>
         <w:t xml:space="preserve">; </w:t>
       </w:r>
-      <w:hyperlink r:id="rId201">
+      <w:hyperlink r:id="rId210">
         <w:r>
           <w:rPr>
             <w:lang w:val="sw_KE" w:bidi="sw_KE"/>
@@ -7017,7 +7334,7 @@
         </w:rPr>
         <w:t xml:space="preserve">; </w:t>
       </w:r>
-      <w:hyperlink r:id="rId202">
+      <w:hyperlink r:id="rId211">
         <w:r>
           <w:rPr>
             <w:lang w:val="sw_KE" w:bidi="sw_KE"/>
@@ -7035,7 +7352,7 @@
         </w:rPr>
         <w:t xml:space="preserve">; </w:t>
       </w:r>
-      <w:hyperlink r:id="rId203">
+      <w:hyperlink r:id="rId212">
         <w:r>
           <w:rPr>
             <w:lang w:val="sw_KE" w:bidi="sw_KE"/>
@@ -7053,7 +7370,7 @@
         </w:rPr>
         <w:t xml:space="preserve">; </w:t>
       </w:r>
-      <w:hyperlink r:id="rId204">
+      <w:hyperlink r:id="rId213">
         <w:r>
           <w:rPr>
             <w:lang w:val="sw_KE" w:bidi="sw_KE"/>
@@ -7071,7 +7388,7 @@
         </w:rPr>
         <w:t xml:space="preserve">; </w:t>
       </w:r>
-      <w:hyperlink r:id="rId205">
+      <w:hyperlink r:id="rId214">
         <w:r>
           <w:rPr>
             <w:lang w:val="sw_KE" w:bidi="sw_KE"/>
@@ -7089,7 +7406,7 @@
         </w:rPr>
         <w:t xml:space="preserve">; </w:t>
       </w:r>
-      <w:hyperlink r:id="rId206">
+      <w:hyperlink r:id="rId215">
         <w:r>
           <w:rPr>
             <w:lang w:val="sw_KE" w:bidi="sw_KE"/>
@@ -7146,7 +7463,7 @@
         </w:rPr>
         <w:t xml:space="preserve">Kwenye Biblia, desturi ya tohara ilianza katika </w:t>
       </w:r>
-      <w:hyperlink r:id="rId207">
+      <w:hyperlink r:id="rId216">
         <w:r>
           <w:rPr>
             <w:lang w:val="sw_KE" w:bidi="sw_KE"/>
@@ -7164,7 +7481,7 @@
         </w:rPr>
         <w:t xml:space="preserve"> kama ishara ya agano kati ya Mungu na Abrahamu. Mungu alimuahidi Abrahamu nchi na, kupitia mwana ambaye bado hajazaliwa, uzao mwingi, ambao wafalme wangetoka. Baraka zingemjia Abrahamu na kupitia yeye kwa mataifa yote (</w:t>
       </w:r>
-      <w:hyperlink r:id="rId208">
+      <w:hyperlink r:id="rId217">
         <w:r>
           <w:rPr>
             <w:lang w:val="sw_KE" w:bidi="sw_KE"/>
@@ -7182,7 +7499,7 @@
         </w:rPr>
         <w:t xml:space="preserve">). Baada ya agano kuzinduliwa rasmi (mlango wa </w:t>
       </w:r>
-      <w:hyperlink r:id="rId209">
+      <w:hyperlink r:id="rId218">
         <w:r>
           <w:rPr>
             <w:lang w:val="sw_KE" w:bidi="sw_KE"/>
@@ -7200,7 +7517,7 @@
         </w:rPr>
         <w:t xml:space="preserve">), Mungu alilithibitisha, akimwamuru Abrahamu kutahiriwa pamoja na wanaume wote katika nyumba yake (Mwanzo </w:t>
       </w:r>
-      <w:hyperlink r:id="rId210">
+      <w:hyperlink r:id="rId219">
         <w:r>
           <w:rPr>
             <w:lang w:val="sw_KE" w:bidi="sw_KE"/>
@@ -7232,7 +7549,7 @@
         </w:rPr>
         <w:t>Tohara ilikuwa ni ishara ya imani kwamba ahadi za Mungu zingetimia. Kwa sababu imani ya Abrahamu ilipungua (</w:t>
       </w:r>
-      <w:hyperlink r:id="rId211">
+      <w:hyperlink r:id="rId220">
         <w:r>
           <w:rPr>
             <w:lang w:val="sw_KE" w:bidi="sw_KE"/>
@@ -7250,7 +7567,7 @@
         </w:rPr>
         <w:t>) hata baada ya kuona maonyesho makuu ya utukufu wa Mungu (</w:t>
       </w:r>
-      <w:hyperlink r:id="rId212">
+      <w:hyperlink r:id="rId221">
         <w:r>
           <w:rPr>
             <w:lang w:val="sw_KE" w:bidi="sw_KE"/>
@@ -7268,7 +7585,7 @@
         </w:rPr>
         <w:t>), kumbukumbu ya kudumu ya ahadi za agano la Mungu iliwekwa kwenye mwili wake na miili ya wazao wake wa kiume (</w:t>
       </w:r>
-      <w:hyperlink r:id="rId213">
+      <w:hyperlink r:id="rId222">
         <w:r>
           <w:rPr>
             <w:lang w:val="sw_KE" w:bidi="sw_KE"/>
@@ -7286,7 +7603,7 @@
         </w:rPr>
         <w:t>). Ishara hii ilikuwa imehusishwa sana na ahadi ya agano la Mungu kiasi kwamba ibada yenyewe ingeweza kuitwa "agano" (</w:t>
       </w:r>
-      <w:hyperlink r:id="rId214">
+      <w:hyperlink r:id="rId223">
         <w:r>
           <w:rPr>
             <w:lang w:val="sw_KE" w:bidi="sw_KE"/>
@@ -7304,7 +7621,7 @@
         </w:rPr>
         <w:t xml:space="preserve">; </w:t>
       </w:r>
-      <w:hyperlink r:id="rId215">
+      <w:hyperlink r:id="rId224">
         <w:r>
           <w:rPr>
             <w:lang w:val="sw_KE" w:bidi="sw_KE"/>
@@ -7336,7 +7653,7 @@
         </w:rPr>
         <w:t>Tohara ilifanyika siku ya nane baada ya kuzaliwa (</w:t>
       </w:r>
-      <w:hyperlink r:id="rId216">
+      <w:hyperlink r:id="rId225">
         <w:r>
           <w:rPr>
             <w:lang w:val="sw_KE" w:bidi="sw_KE"/>
@@ -7354,7 +7671,7 @@
         </w:rPr>
         <w:t xml:space="preserve">; </w:t>
       </w:r>
-      <w:hyperlink r:id="rId217">
+      <w:hyperlink r:id="rId226">
         <w:r>
           <w:rPr>
             <w:lang w:val="sw_KE" w:bidi="sw_KE"/>
@@ -7372,6 +7689,2514 @@
         </w:rPr>
         <w:t xml:space="preserve">; tazama </w:t>
       </w:r>
+      <w:hyperlink r:id="rId227">
+        <w:r>
+          <w:rPr>
+            <w:lang w:val="sw_KE" w:bidi="sw_KE"/>
+          </w:rPr>
+          <w:rPr>
+            <w:color w:val="0000EE"/>
+            <w:u w:val="single"/>
+          </w:rPr>
+          <w:t>Mwanzo 21:4</w:t>
+        </w:r>
+      </w:hyperlink>
+      <w:r>
+        <w:rPr>
+          <w:lang w:val="sw_KE" w:bidi="sw_KE"/>
+        </w:rPr>
+        <w:t xml:space="preserve">; </w:t>
+      </w:r>
+      <w:hyperlink r:id="rId228">
+        <w:r>
+          <w:rPr>
+            <w:lang w:val="sw_KE" w:bidi="sw_KE"/>
+          </w:rPr>
+          <w:rPr>
+            <w:color w:val="0000EE"/>
+            <w:u w:val="single"/>
+          </w:rPr>
+          <w:t>Lk 1:59</w:t>
+        </w:r>
+      </w:hyperlink>
+      <w:r>
+        <w:rPr>
+          <w:lang w:val="sw_KE" w:bidi="sw_KE"/>
+        </w:rPr>
+        <w:t xml:space="preserve">; </w:t>
+      </w:r>
+      <w:hyperlink r:id="rId229">
+        <w:r>
+          <w:rPr>
+            <w:lang w:val="sw_KE" w:bidi="sw_KE"/>
+          </w:rPr>
+          <w:rPr>
+            <w:color w:val="0000EE"/>
+            <w:u w:val="single"/>
+          </w:rPr>
+          <w:t>2:21</w:t>
+        </w:r>
+      </w:hyperlink>
+      <w:r>
+        <w:rPr>
+          <w:lang w:val="sw_KE" w:bidi="sw_KE"/>
+        </w:rPr>
+        <w:t xml:space="preserve">; </w:t>
+      </w:r>
+      <w:hyperlink r:id="rId224">
+        <w:r>
+          <w:rPr>
+            <w:lang w:val="sw_KE" w:bidi="sw_KE"/>
+          </w:rPr>
+          <w:rPr>
+            <w:color w:val="0000EE"/>
+            <w:u w:val="single"/>
+          </w:rPr>
+          <w:t>Matendo 7:8</w:t>
+        </w:r>
+      </w:hyperlink>
+      <w:r>
+        <w:rPr>
+          <w:lang w:val="sw_KE" w:bidi="sw_KE"/>
+        </w:rPr>
+        <w:t xml:space="preserve">; </w:t>
+      </w:r>
+      <w:hyperlink r:id="rId230">
+        <w:r>
+          <w:rPr>
+            <w:lang w:val="sw_KE" w:bidi="sw_KE"/>
+          </w:rPr>
+          <w:rPr>
+            <w:color w:val="0000EE"/>
+            <w:u w:val="single"/>
+          </w:rPr>
+          <w:t>Wafilipi 3:5</w:t>
+        </w:r>
+      </w:hyperlink>
+      <w:r>
+        <w:rPr>
+          <w:lang w:val="sw_KE" w:bidi="sw_KE"/>
+        </w:rPr>
+        <w:t>), kwa kawaida na baba wa mvulana (</w:t>
+      </w:r>
+      <w:hyperlink r:id="rId231">
+        <w:r>
+          <w:rPr>
+            <w:lang w:val="sw_KE" w:bidi="sw_KE"/>
+          </w:rPr>
+          <w:rPr>
+            <w:color w:val="0000EE"/>
+            <w:u w:val="single"/>
+          </w:rPr>
+          <w:t>Mwanzo 17:23</w:t>
+        </w:r>
+      </w:hyperlink>
+      <w:r>
+        <w:rPr>
+          <w:lang w:val="sw_KE" w:bidi="sw_KE"/>
+        </w:rPr>
+        <w:t xml:space="preserve">; </w:t>
+      </w:r>
+      <w:hyperlink r:id="rId227">
+        <w:r>
+          <w:rPr>
+            <w:lang w:val="sw_KE" w:bidi="sw_KE"/>
+          </w:rPr>
+          <w:rPr>
+            <w:color w:val="0000EE"/>
+            <w:u w:val="single"/>
+          </w:rPr>
+          <w:t>21:4</w:t>
+        </w:r>
+      </w:hyperlink>
+      <w:r>
+        <w:rPr>
+          <w:lang w:val="sw_KE" w:bidi="sw_KE"/>
+        </w:rPr>
+        <w:t xml:space="preserve">; </w:t>
+      </w:r>
+      <w:hyperlink r:id="rId224">
+        <w:r>
+          <w:rPr>
+            <w:lang w:val="sw_KE" w:bidi="sw_KE"/>
+          </w:rPr>
+          <w:rPr>
+            <w:color w:val="0000EE"/>
+            <w:u w:val="single"/>
+          </w:rPr>
+          <w:t>Matendo 7:8</w:t>
+        </w:r>
+      </w:hyperlink>
+      <w:r>
+        <w:rPr>
+          <w:lang w:val="sw_KE" w:bidi="sw_KE"/>
+        </w:rPr>
+        <w:t>), wakati ambapo jina lingetolewa (</w:t>
+      </w:r>
+      <w:hyperlink r:id="rId228">
+        <w:r>
+          <w:rPr>
+            <w:lang w:val="sw_KE" w:bidi="sw_KE"/>
+          </w:rPr>
+          <w:rPr>
+            <w:color w:val="0000EE"/>
+            <w:u w:val="single"/>
+          </w:rPr>
+          <w:t>Luka 1:59</w:t>
+        </w:r>
+      </w:hyperlink>
+      <w:r>
+        <w:rPr>
+          <w:lang w:val="sw_KE" w:bidi="sw_KE"/>
+        </w:rPr>
+        <w:t xml:space="preserve">; </w:t>
+      </w:r>
+      <w:hyperlink r:id="rId229">
+        <w:r>
+          <w:rPr>
+            <w:lang w:val="sw_KE" w:bidi="sw_KE"/>
+          </w:rPr>
+          <w:rPr>
+            <w:color w:val="0000EE"/>
+            <w:u w:val="single"/>
+          </w:rPr>
+          <w:t>2:21</w:t>
+        </w:r>
+      </w:hyperlink>
+      <w:r>
+        <w:rPr>
+          <w:lang w:val="sw_KE" w:bidi="sw_KE"/>
+        </w:rPr>
+        <w:t>). Visu vya jiwe vilitumika katika siku za mwanzo (</w:t>
+      </w:r>
+      <w:hyperlink r:id="rId232">
+        <w:r>
+          <w:rPr>
+            <w:lang w:val="sw_KE" w:bidi="sw_KE"/>
+          </w:rPr>
+          <w:rPr>
+            <w:color w:val="0000EE"/>
+            <w:u w:val="single"/>
+          </w:rPr>
+          <w:t>Kutoka 4:25</w:t>
+        </w:r>
+      </w:hyperlink>
+      <w:r>
+        <w:rPr>
+          <w:lang w:val="sw_KE" w:bidi="sw_KE"/>
+        </w:rPr>
+        <w:t xml:space="preserve">; </w:t>
+      </w:r>
+      <w:hyperlink r:id="rId233">
+        <w:r>
+          <w:rPr>
+            <w:lang w:val="sw_KE" w:bidi="sw_KE"/>
+          </w:rPr>
+          <w:rPr>
+            <w:color w:val="0000EE"/>
+            <w:u w:val="single"/>
+          </w:rPr>
+          <w:t>Yoshua 5:2–3</w:t>
+        </w:r>
+      </w:hyperlink>
+      <w:r>
+        <w:rPr>
+          <w:lang w:val="sw_KE" w:bidi="sw_KE"/>
+        </w:rPr>
+        <w:t>). Baadaye, ibada ilifanywa na mtaalamu aliyeitwa mohel</w:t>
+      </w:r>
+      <w:r>
+        <w:rPr>
+          <w:i/>
+          <w:lang w:val="sw_KE" w:bidi="sw_KE"/>
+        </w:rPr>
+        <w:t>.</w:t>
+      </w:r>
+      <w:r>
+        <w:rPr>
+          <w:lang w:val="sw_KE" w:bidi="sw_KE"/>
+        </w:rPr>
+        <w:t xml:space="preserve"> Utafiti wa kitabibu umebaini kwamba prothrombin, dutu katika damu inayosaidia kuganda, ipo kwa wingi zaidi siku ya nane kuliko wakati mwingine wowote maishani.</w:t>
+      </w:r>
+    </w:p>
+    <w:p>
+      <w:pPr>
+        <w:pStyle w:val="Heading4"/>
+      </w:pPr>
+      <w:r>
+        <w:rPr>
+          <w:lang w:val="sw_KE" w:bidi="sw_KE"/>
+        </w:rPr>
+        <w:t>Maana ya Theolojia</w:t>
+      </w:r>
+    </w:p>
+    <w:p>
+      <w:pPr/>
+      <w:r>
+        <w:rPr>
+          <w:lang w:val="sw_KE" w:bidi="sw_KE"/>
+        </w:rPr>
+      </w:r>
+      <w:r>
+        <w:rPr>
+          <w:lang w:val="sw_KE" w:bidi="sw_KE"/>
+        </w:rPr>
+        <w:t>Tohara ilikuwa na uhusiano na utimilifu wa ahadi ya Mungu kuhusu wazao wa Abrahamu (</w:t>
+      </w:r>
+      <w:hyperlink r:id="rId234">
+        <w:r>
+          <w:rPr>
+            <w:lang w:val="sw_KE" w:bidi="sw_KE"/>
+          </w:rPr>
+          <w:rPr>
+            <w:color w:val="0000EE"/>
+            <w:u w:val="single"/>
+          </w:rPr>
+          <w:t>Mwanzo 17:9–12</w:t>
+        </w:r>
+      </w:hyperlink>
+      <w:r>
+        <w:rPr>
+          <w:lang w:val="sw_KE" w:bidi="sw_KE"/>
+        </w:rPr>
+        <w:t>). Kwa sababu ilitumika kwenye kiungo cha uzazi, ishara hiyo ilihusisha kuendeleza kizazi. Matumizi yake kwa mtoto wa siku nane yanaonyesha tabia ya neema ya ahadi ya Mungu kwa wazao wa Abrahamu na inaonyesha kwamba watu wa Mungu wanahitaji neema ya utakaso tangu kuzaliwa (</w:t>
+      </w:r>
+      <w:hyperlink r:id="rId226">
+        <w:r>
+          <w:rPr>
+            <w:lang w:val="sw_KE" w:bidi="sw_KE"/>
+          </w:rPr>
+          <w:rPr>
+            <w:color w:val="0000EE"/>
+            <w:u w:val="single"/>
+          </w:rPr>
+          <w:t>Mambo ya Walawi 12:1–3</w:t>
+        </w:r>
+      </w:hyperlink>
+      <w:r>
+        <w:rPr>
+          <w:lang w:val="sw_KE" w:bidi="sw_KE"/>
+        </w:rPr>
+        <w:t>). Ahadi za agano zilithibitishwa tena kwa kila kizazi kabla ya wapokeaji kujibu kwa imani au kutoamini. Hakuna kitu katika mioyo ya watu waliochaguliwa kinaweza kuathiri utimilifu wa mwisho wa ahadi zilizotolewa kwa Abrahamu na wazao wake.</w:t>
+      </w:r>
+    </w:p>
+    <w:p>
+      <w:pPr/>
+      <w:r>
+        <w:rPr>
+          <w:lang w:val="sw_KE" w:bidi="sw_KE"/>
+        </w:rPr>
+      </w:r>
+      <w:r>
+        <w:rPr>
+          <w:lang w:val="sw_KE" w:bidi="sw_KE"/>
+        </w:rPr>
+        <w:t>Tohara pia ilikuwa na uhusiano na utimilifu wa ahadi ya Mungu kuhusu nchi (</w:t>
+      </w:r>
+      <w:hyperlink r:id="rId235">
+        <w:r>
+          <w:rPr>
+            <w:lang w:val="sw_KE" w:bidi="sw_KE"/>
+          </w:rPr>
+          <w:rPr>
+            <w:color w:val="0000EE"/>
+            <w:u w:val="single"/>
+          </w:rPr>
+          <w:t>Mwanzo 17:8</w:t>
+        </w:r>
+      </w:hyperlink>
+      <w:r>
+        <w:rPr>
+          <w:lang w:val="sw_KE" w:bidi="sw_KE"/>
+        </w:rPr>
+        <w:t>). Nchi ilikuwa mali takatifu ya Mungu, na Waisraeli walipaswa kuwa watakatifu ili kuimiliki. Wakati Yosefu na wazao wake walipokuwa Misri, waliendelea kuwatahiri wana wao. Lakini kufuatia dhambi kubwa katika Mlima Sinai baada ya kutoka, Waisraeli wasioamini walishindwa kuweka ishara ya agano juu ya watoto wao walipokuwa wakizunguka jangwani. Kwa sababu kizazi kipya hakikuwa kimefanyiwa tohara, watu hawakuwa tayari kuingia katika Nchi ya Ahadi. Kwa hiyo, Mungu alimwamuru Yoshua kuwatahiri wanaume wa Israeli. Jibu la utiifu la watu lilikuwa tendo la imani, kwani majeshi ya adui yalikuwa yamepiga kambi karibu wakati wapiganaji wa Israeli walipokuwa wamelemazwa na upasuaji (</w:t>
+      </w:r>
+      <w:hyperlink r:id="rId236">
+        <w:r>
+          <w:rPr>
+            <w:lang w:val="sw_KE" w:bidi="sw_KE"/>
+          </w:rPr>
+          <w:rPr>
+            <w:color w:val="0000EE"/>
+            <w:u w:val="single"/>
+          </w:rPr>
+          <w:t>Yoshua 5:2–9</w:t>
+        </w:r>
+      </w:hyperlink>
+      <w:r>
+        <w:rPr>
+          <w:lang w:val="sw_KE" w:bidi="sw_KE"/>
+        </w:rPr>
+        <w:t>).</w:t>
+      </w:r>
+    </w:p>
+    <w:p>
+      <w:pPr/>
+      <w:r>
+        <w:rPr>
+          <w:lang w:val="sw_KE" w:bidi="sw_KE"/>
+        </w:rPr>
+      </w:r>
+      <w:r>
+        <w:rPr>
+          <w:lang w:val="sw_KE" w:bidi="sw_KE"/>
+        </w:rPr>
+        <w:t>Tangu mwanzo, ushiriki katika ahadi za agano ulikuwa wazi kwa watu nje ya nyumba ya Abrahamu (</w:t>
+      </w:r>
+      <w:hyperlink r:id="rId237">
+        <w:r>
+          <w:rPr>
+            <w:lang w:val="sw_KE" w:bidi="sw_KE"/>
+          </w:rPr>
+          <w:rPr>
+            <w:color w:val="0000EE"/>
+            <w:u w:val="single"/>
+          </w:rPr>
+          <w:t>Mwanzo 17:12–13</w:t>
+        </w:r>
+      </w:hyperlink>
+      <w:r>
+        <w:rPr>
+          <w:lang w:val="sw_KE" w:bidi="sw_KE"/>
+        </w:rPr>
+        <w:t xml:space="preserve">). </w:t>
+      </w:r>
+      <w:hyperlink r:id="rId238">
+        <w:r>
+          <w:rPr>
+            <w:lang w:val="sw_KE" w:bidi="sw_KE"/>
+          </w:rPr>
+          <w:rPr>
+            <w:color w:val="0000EE"/>
+            <w:u w:val="single"/>
+          </w:rPr>
+          <w:t>Kutoka 12:43–49</w:t>
+        </w:r>
+      </w:hyperlink>
+      <w:r>
+        <w:rPr>
+          <w:lang w:val="sw_KE" w:bidi="sw_KE"/>
+        </w:rPr>
+        <w:t xml:space="preserve"> inawapa wasio Waisraeli fursa ya kushiriki katika Pasaka ikiwa wako tayari kutimiza sharti lile lile lililowekwa kwa Wayahudi—la tohara.</w:t>
+      </w:r>
+    </w:p>
+    <w:p>
+      <w:pPr>
+        <w:pStyle w:val="Heading3"/>
+      </w:pPr>
+      <w:r>
+        <w:rPr>
+          <w:lang w:val="sw_KE" w:bidi="sw_KE"/>
+        </w:rPr>
+        <w:t>Tohara katika Agano Jipya</w:t>
+      </w:r>
+    </w:p>
+    <w:p>
+      <w:pPr/>
+      <w:r>
+        <w:rPr>
+          <w:lang w:val="sw_KE" w:bidi="sw_KE"/>
+        </w:rPr>
+      </w:r>
+      <w:r>
+        <w:rPr>
+          <w:lang w:val="sw_KE" w:bidi="sw_KE"/>
+        </w:rPr>
+        <w:t>Yohana Mbatizaji alitahiriwa, kama vile Yesu na Paulo (</w:t>
+      </w:r>
+      <w:hyperlink r:id="rId228">
+        <w:r>
+          <w:rPr>
+            <w:lang w:val="sw_KE" w:bidi="sw_KE"/>
+          </w:rPr>
+          <w:rPr>
+            <w:color w:val="0000EE"/>
+            <w:u w:val="single"/>
+          </w:rPr>
+          <w:t>Luka 1:59</w:t>
+        </w:r>
+      </w:hyperlink>
+      <w:r>
+        <w:rPr>
+          <w:lang w:val="sw_KE" w:bidi="sw_KE"/>
+        </w:rPr>
+        <w:t xml:space="preserve">; </w:t>
+      </w:r>
+      <w:hyperlink r:id="rId229">
+        <w:r>
+          <w:rPr>
+            <w:lang w:val="sw_KE" w:bidi="sw_KE"/>
+          </w:rPr>
+          <w:rPr>
+            <w:color w:val="0000EE"/>
+            <w:u w:val="single"/>
+          </w:rPr>
+          <w:t>2:21</w:t>
+        </w:r>
+      </w:hyperlink>
+      <w:r>
+        <w:rPr>
+          <w:lang w:val="sw_KE" w:bidi="sw_KE"/>
+        </w:rPr>
+        <w:t xml:space="preserve">; </w:t>
+      </w:r>
+      <w:hyperlink r:id="rId230">
+        <w:r>
+          <w:rPr>
+            <w:lang w:val="sw_KE" w:bidi="sw_KE"/>
+          </w:rPr>
+          <w:rPr>
+            <w:color w:val="0000EE"/>
+            <w:u w:val="single"/>
+          </w:rPr>
+          <w:t>Wafilipi 3:5</w:t>
+        </w:r>
+      </w:hyperlink>
+      <w:r>
+        <w:rPr>
+          <w:lang w:val="sw_KE" w:bidi="sw_KE"/>
+        </w:rPr>
+        <w:t>). Yesu alitambua umuhimu wa utakaso wa tohara (</w:t>
+      </w:r>
+      <w:hyperlink r:id="rId239">
+        <w:r>
+          <w:rPr>
+            <w:lang w:val="sw_KE" w:bidi="sw_KE"/>
+          </w:rPr>
+          <w:rPr>
+            <w:color w:val="0000EE"/>
+            <w:u w:val="single"/>
+          </w:rPr>
+          <w:t>Yohana 7:22–23</w:t>
+        </w:r>
+      </w:hyperlink>
+      <w:r>
+        <w:rPr>
+          <w:lang w:val="sw_KE" w:bidi="sw_KE"/>
+        </w:rPr>
+        <w:t>), akilinganisha desturi hiyo na huduma yake ya uponyaji ambayo ilimfanya mtu kuwa mzima kabisa na hivyo kuwa “msafi” kiibada. Kabla tu ya kupigwa mawe, Stefano alirejelea agano la tohara na kuwalaumu washtaki wake Wayahudi kwa kuwa, kama mababu zao, wenye shingo ngumu na wasiotahiriwa mioyo na masikio, na kwa daima kumpinga Roho Mtakatifu (</w:t>
+      </w:r>
+      <w:hyperlink r:id="rId240">
+        <w:r>
+          <w:rPr>
+            <w:lang w:val="sw_KE" w:bidi="sw_KE"/>
+          </w:rPr>
+          <w:rPr>
+            <w:color w:val="0000EE"/>
+            <w:u w:val="single"/>
+          </w:rPr>
+          <w:t>Matendo 7:8, 51</w:t>
+        </w:r>
+      </w:hyperlink>
+      <w:r>
+        <w:rPr>
+          <w:lang w:val="sw_KE" w:bidi="sw_KE"/>
+        </w:rPr>
+        <w:t>).</w:t>
+      </w:r>
+    </w:p>
+    <w:p>
+      <w:pPr/>
+      <w:r>
+        <w:rPr>
+          <w:lang w:val="sw_KE" w:bidi="sw_KE"/>
+        </w:rPr>
+      </w:r>
+      <w:r>
+        <w:rPr>
+          <w:lang w:val="sw_KE" w:bidi="sw_KE"/>
+        </w:rPr>
+        <w:t>Kwa muda, Wakristo wa kwanza waliendelea kushiriki katika desturi na mila za Kiyahudi, hata kuhudhuria ibada za hekalu (</w:t>
+      </w:r>
+      <w:hyperlink r:id="rId241">
+        <w:r>
+          <w:rPr>
+            <w:lang w:val="sw_KE" w:bidi="sw_KE"/>
+          </w:rPr>
+          <w:rPr>
+            <w:color w:val="0000EE"/>
+            <w:u w:val="single"/>
+          </w:rPr>
+          <w:t>Matendo 3:1</w:t>
+        </w:r>
+      </w:hyperlink>
+      <w:r>
+        <w:rPr>
+          <w:lang w:val="sw_KE" w:bidi="sw_KE"/>
+        </w:rPr>
+        <w:t xml:space="preserve">; </w:t>
+      </w:r>
+      <w:hyperlink r:id="rId242">
+        <w:r>
+          <w:rPr>
+            <w:lang w:val="sw_KE" w:bidi="sw_KE"/>
+          </w:rPr>
+          <w:rPr>
+            <w:color w:val="0000EE"/>
+            <w:u w:val="single"/>
+          </w:rPr>
+          <w:t>5:21, 42</w:t>
+        </w:r>
+      </w:hyperlink>
+      <w:r>
+        <w:rPr>
+          <w:lang w:val="sw_KE" w:bidi="sw_KE"/>
+        </w:rPr>
+        <w:t>). Wakati Mataifa walipokuja kwa Kristo, mzozo ulitokea kati ya wale waliodai kuwa ushiriki katika jumuiya ya agano unahitaji tohara na wale waliamini kuwa desturi hiyo haikuwa ya lazima. Ilidaiwa kuwa kwa kuwa ahadi ya agano la Masihi ilitolewa kwa Wayahudi, Mataifa lazima kwanza watahiriwe na kuwa Wayahudi kabla ya kupokea wokovu katika Kristo.</w:t>
+      </w:r>
+    </w:p>
+    <w:p>
+      <w:pPr/>
+      <w:r>
+        <w:rPr>
+          <w:lang w:val="sw_KE" w:bidi="sw_KE"/>
+        </w:rPr>
+      </w:r>
+      <w:r>
+        <w:rPr>
+          <w:lang w:val="sw_KE" w:bidi="sw_KE"/>
+        </w:rPr>
+        <w:t>Wakati wa Kristo, Wayahudi wengi walielewa vibaya umuhimu wa tohara, wakiamini kwamba kitendo cha kimwili kilikuwa muhimu kwa na dhamana ya wokovu. Hivyo kwa Wayahudi, utunzaji huo ukawa sio tu ishara ya upendeleo wa kidini bali pia chanzo cha kiburi cha kikabila (</w:t>
+      </w:r>
+      <w:hyperlink r:id="rId243">
+        <w:r>
+          <w:rPr>
+            <w:lang w:val="sw_KE" w:bidi="sw_KE"/>
+          </w:rPr>
+          <w:rPr>
+            <w:color w:val="0000EE"/>
+            <w:u w:val="single"/>
+          </w:rPr>
+          <w:t>Wafilipi 3:4–6</w:t>
+        </w:r>
+      </w:hyperlink>
+      <w:r>
+        <w:rPr>
+          <w:lang w:val="sw_KE" w:bidi="sw_KE"/>
+        </w:rPr>
+        <w:t>). Wayahudi hawa waliunganisha sherehe hiyo na sheria ya Mose badala ya ahadi kwa Abrahamu (</w:t>
+      </w:r>
+      <w:hyperlink r:id="rId244">
+        <w:r>
+          <w:rPr>
+            <w:lang w:val="sw_KE" w:bidi="sw_KE"/>
+          </w:rPr>
+          <w:rPr>
+            <w:color w:val="0000EE"/>
+            <w:u w:val="single"/>
+          </w:rPr>
+          <w:t>Yohana 7:22</w:t>
+        </w:r>
+      </w:hyperlink>
+      <w:r>
+        <w:rPr>
+          <w:lang w:val="sw_KE" w:bidi="sw_KE"/>
+        </w:rPr>
+        <w:t xml:space="preserve">; </w:t>
+      </w:r>
+      <w:hyperlink r:id="rId245">
+        <w:r>
+          <w:rPr>
+            <w:lang w:val="sw_KE" w:bidi="sw_KE"/>
+          </w:rPr>
+          <w:rPr>
+            <w:color w:val="0000EE"/>
+            <w:u w:val="single"/>
+          </w:rPr>
+          <w:t>Matendo 15:1</w:t>
+        </w:r>
+      </w:hyperlink>
+      <w:r>
+        <w:rPr>
+          <w:lang w:val="sw_KE" w:bidi="sw_KE"/>
+        </w:rPr>
+        <w:t xml:space="preserve">). Kwa sababu Wagiriki na Warumi hawakufanya tohara, Wayahudi walikuja kuitwa "waliotahiriwa" (Toleo la King James </w:t>
+      </w:r>
+      <w:hyperlink r:id="rId246">
+        <w:r>
+          <w:rPr>
+            <w:lang w:val="sw_KE" w:bidi="sw_KE"/>
+          </w:rPr>
+          <w:rPr>
+            <w:color w:val="0000EE"/>
+            <w:u w:val="single"/>
+          </w:rPr>
+          <w:t>Matendo 10:45</w:t>
+        </w:r>
+      </w:hyperlink>
+      <w:r>
+        <w:rPr>
+          <w:lang w:val="sw_KE" w:bidi="sw_KE"/>
+        </w:rPr>
+        <w:t xml:space="preserve">; </w:t>
+      </w:r>
+      <w:hyperlink r:id="rId247">
+        <w:r>
+          <w:rPr>
+            <w:lang w:val="sw_KE" w:bidi="sw_KE"/>
+          </w:rPr>
+          <w:rPr>
+            <w:color w:val="0000EE"/>
+            <w:u w:val="single"/>
+          </w:rPr>
+          <w:t>11:2</w:t>
+        </w:r>
+      </w:hyperlink>
+      <w:r>
+        <w:rPr>
+          <w:lang w:val="sw_KE" w:bidi="sw_KE"/>
+        </w:rPr>
+        <w:t xml:space="preserve">; </w:t>
+      </w:r>
+      <w:hyperlink r:id="rId248">
+        <w:r>
+          <w:rPr>
+            <w:lang w:val="sw_KE" w:bidi="sw_KE"/>
+          </w:rPr>
+          <w:rPr>
+            <w:color w:val="0000EE"/>
+            <w:u w:val="single"/>
+          </w:rPr>
+          <w:t>Warumi 15:8</w:t>
+        </w:r>
+      </w:hyperlink>
+      <w:r>
+        <w:rPr>
+          <w:lang w:val="sw_KE" w:bidi="sw_KE"/>
+        </w:rPr>
+        <w:t xml:space="preserve">; </w:t>
+      </w:r>
+      <w:hyperlink r:id="rId249">
+        <w:r>
+          <w:rPr>
+            <w:lang w:val="sw_KE" w:bidi="sw_KE"/>
+          </w:rPr>
+          <w:rPr>
+            <w:color w:val="0000EE"/>
+            <w:u w:val="single"/>
+          </w:rPr>
+          <w:t>Wagalatia 2:7–9</w:t>
+        </w:r>
+      </w:hyperlink>
+      <w:r>
+        <w:rPr>
+          <w:lang w:val="sw_KE" w:bidi="sw_KE"/>
+        </w:rPr>
+        <w:t xml:space="preserve">; </w:t>
+      </w:r>
+      <w:hyperlink r:id="rId250">
+        <w:r>
+          <w:rPr>
+            <w:lang w:val="sw_KE" w:bidi="sw_KE"/>
+          </w:rPr>
+          <w:rPr>
+            <w:color w:val="0000EE"/>
+            <w:u w:val="single"/>
+          </w:rPr>
+          <w:t>Waefeso 2:11</w:t>
+        </w:r>
+      </w:hyperlink>
+      <w:r>
+        <w:rPr>
+          <w:lang w:val="sw_KE" w:bidi="sw_KE"/>
+        </w:rPr>
+        <w:t xml:space="preserve">; </w:t>
+      </w:r>
+      <w:hyperlink r:id="rId251">
+        <w:r>
+          <w:rPr>
+            <w:lang w:val="sw_KE" w:bidi="sw_KE"/>
+          </w:rPr>
+          <w:rPr>
+            <w:color w:val="0000EE"/>
+            <w:u w:val="single"/>
+          </w:rPr>
+          <w:t>Tito 1:10</w:t>
+        </w:r>
+      </w:hyperlink>
+      <w:r>
+        <w:rPr>
+          <w:lang w:val="sw_KE" w:bidi="sw_KE"/>
+        </w:rPr>
+        <w:t>), na kufuatia desturi ya OT (</w:t>
+      </w:r>
+      <w:hyperlink r:id="rId252">
+        <w:r>
+          <w:rPr>
+            <w:lang w:val="sw_KE" w:bidi="sw_KE"/>
+          </w:rPr>
+          <w:rPr>
+            <w:color w:val="0000EE"/>
+            <w:u w:val="single"/>
+          </w:rPr>
+          <w:t>Ezekieli 28:10</w:t>
+        </w:r>
+      </w:hyperlink>
+      <w:r>
+        <w:rPr>
+          <w:lang w:val="sw_KE" w:bidi="sw_KE"/>
+        </w:rPr>
+        <w:t xml:space="preserve">; </w:t>
+      </w:r>
+      <w:hyperlink r:id="rId253">
+        <w:r>
+          <w:rPr>
+            <w:lang w:val="sw_KE" w:bidi="sw_KE"/>
+          </w:rPr>
+          <w:rPr>
+            <w:color w:val="0000EE"/>
+            <w:u w:val="single"/>
+          </w:rPr>
+          <w:t>31:18</w:t>
+        </w:r>
+      </w:hyperlink>
+      <w:r>
+        <w:rPr>
+          <w:lang w:val="sw_KE" w:bidi="sw_KE"/>
+        </w:rPr>
+        <w:t xml:space="preserve">; </w:t>
+      </w:r>
+      <w:hyperlink r:id="rId254">
+        <w:r>
+          <w:rPr>
+            <w:lang w:val="sw_KE" w:bidi="sw_KE"/>
+          </w:rPr>
+          <w:rPr>
+            <w:color w:val="0000EE"/>
+            <w:u w:val="single"/>
+          </w:rPr>
+          <w:t>32:19–32</w:t>
+        </w:r>
+      </w:hyperlink>
+      <w:r>
+        <w:rPr>
+          <w:lang w:val="sw_KE" w:bidi="sw_KE"/>
+        </w:rPr>
+        <w:t xml:space="preserve">), Mataifa waliitwa "wasio tahiriwa" (Toleo la King James </w:t>
+      </w:r>
+      <w:hyperlink r:id="rId255">
+        <w:r>
+          <w:rPr>
+            <w:lang w:val="sw_KE" w:bidi="sw_KE"/>
+          </w:rPr>
+          <w:rPr>
+            <w:color w:val="0000EE"/>
+            <w:u w:val="single"/>
+          </w:rPr>
+          <w:t>Wagalatia 2:7</w:t>
+        </w:r>
+      </w:hyperlink>
+      <w:r>
+        <w:rPr>
+          <w:lang w:val="sw_KE" w:bidi="sw_KE"/>
+        </w:rPr>
+        <w:t xml:space="preserve">; </w:t>
+      </w:r>
+      <w:hyperlink r:id="rId250">
+        <w:r>
+          <w:rPr>
+            <w:lang w:val="sw_KE" w:bidi="sw_KE"/>
+          </w:rPr>
+          <w:rPr>
+            <w:color w:val="0000EE"/>
+            <w:u w:val="single"/>
+          </w:rPr>
+          <w:t>Waefeso 2:11</w:t>
+        </w:r>
+      </w:hyperlink>
+      <w:r>
+        <w:rPr>
+          <w:lang w:val="sw_KE" w:bidi="sw_KE"/>
+        </w:rPr>
+        <w:t>).</w:t>
+      </w:r>
+    </w:p>
+    <w:p>
+      <w:pPr/>
+      <w:r>
+        <w:rPr>
+          <w:lang w:val="sw_KE" w:bidi="sw_KE"/>
+        </w:rPr>
+      </w:r>
+      <w:r>
+        <w:rPr>
+          <w:lang w:val="sw_KE" w:bidi="sw_KE"/>
+        </w:rPr>
+        <w:t>Wakati wa ziara yao huko Kaisaria, waumini wa Kiyahudi walishangazwa kugundua kwamba Mataifa wasiotahiriwa walipokea zawadi ya utakaso ya Roho Mtakatifu (</w:t>
+      </w:r>
+      <w:hyperlink r:id="rId256">
+        <w:r>
+          <w:rPr>
+            <w:lang w:val="sw_KE" w:bidi="sw_KE"/>
+          </w:rPr>
+          <w:rPr>
+            <w:color w:val="0000EE"/>
+            <w:u w:val="single"/>
+          </w:rPr>
+          <w:t>Matendo 10:44–48</w:t>
+        </w:r>
+      </w:hyperlink>
+      <w:r>
+        <w:rPr>
+          <w:lang w:val="sw_KE" w:bidi="sw_KE"/>
+        </w:rPr>
+        <w:t>). Mose alikuwa ameahidi kwamba Mungu angezitahiri mioyo ya watu wake ili kumpenda Bwana kwa moyo na roho (</w:t>
+      </w:r>
+      <w:hyperlink r:id="rId257">
+        <w:r>
+          <w:rPr>
+            <w:lang w:val="sw_KE" w:bidi="sw_KE"/>
+          </w:rPr>
+          <w:rPr>
+            <w:color w:val="0000EE"/>
+            <w:u w:val="single"/>
+          </w:rPr>
+          <w:t>Kumbukumbu 30:6</w:t>
+        </w:r>
+      </w:hyperlink>
+      <w:r>
+        <w:rPr>
+          <w:lang w:val="sw_KE" w:bidi="sw_KE"/>
+        </w:rPr>
+        <w:t>). Ezekieli alikuwa ametabiri kwamba Bwana angewanyunyizia watu wake maji safi, akiwapa moyo mpya na kuweka Roho wake ndani yao (</w:t>
+      </w:r>
+      <w:hyperlink r:id="rId258">
+        <w:r>
+          <w:rPr>
+            <w:lang w:val="sw_KE" w:bidi="sw_KE"/>
+          </w:rPr>
+          <w:rPr>
+            <w:color w:val="0000EE"/>
+            <w:u w:val="single"/>
+          </w:rPr>
+          <w:t>Ezekieli 36:25–27</w:t>
+        </w:r>
+      </w:hyperlink>
+      <w:r>
+        <w:rPr>
+          <w:lang w:val="sw_KE" w:bidi="sw_KE"/>
+        </w:rPr>
+        <w:t>). Waumini hawa wa Kiyahudi waliposhuhudia utimilifu wa unabii kwamba Mungu angemimina Roho wake juu ya wote (</w:t>
+      </w:r>
+      <w:hyperlink r:id="rId259">
+        <w:r>
+          <w:rPr>
+            <w:lang w:val="sw_KE" w:bidi="sw_KE"/>
+          </w:rPr>
+          <w:rPr>
+            <w:color w:val="0000EE"/>
+            <w:u w:val="single"/>
+          </w:rPr>
+          <w:t>Yoeli 2:28</w:t>
+        </w:r>
+      </w:hyperlink>
+      <w:r>
+        <w:rPr>
+          <w:lang w:val="sw_KE" w:bidi="sw_KE"/>
+        </w:rPr>
+        <w:t xml:space="preserve">; </w:t>
+      </w:r>
+      <w:hyperlink r:id="rId260">
+        <w:r>
+          <w:rPr>
+            <w:lang w:val="sw_KE" w:bidi="sw_KE"/>
+          </w:rPr>
+          <w:rPr>
+            <w:color w:val="0000EE"/>
+            <w:u w:val="single"/>
+          </w:rPr>
+          <w:t>Matendo 2:17</w:t>
+        </w:r>
+      </w:hyperlink>
+      <w:r>
+        <w:rPr>
+          <w:lang w:val="sw_KE" w:bidi="sw_KE"/>
+        </w:rPr>
+        <w:t>), walitambua kwamba ukweli wa ndani uliowakilishwa na tohara ungeweza kupatikana bila ishara ya kimwili. Kwa hiyo, waumini wa Mataifa walibatizwa mara moja.</w:t>
+      </w:r>
+    </w:p>
+    <w:p>
+      <w:pPr/>
+      <w:r>
+        <w:rPr>
+          <w:lang w:val="sw_KE" w:bidi="sw_KE"/>
+        </w:rPr>
+      </w:r>
+      <w:r>
+        <w:rPr>
+          <w:lang w:val="sw_KE" w:bidi="sw_KE"/>
+        </w:rPr>
+        <w:t>Sio waumini wote wa Kiyahudi waliokuwa tayari mara moja kuwakubali Mataifa katika kanisa. Petro aliporudi Yerusalemu baada ya ziara yake Kaisaria, "kundi la tohara" lilimkosoa. Lakini baada ya kueleza jinsi Roho alivyoshuka juu ya Mataifa, Petro alitangaza kwamba hangeweza kusimama dhidi ya Mungu. Kwa hili waumini wa Kiyahudi walinyamaza na kumtukuza Mungu kwamba toba ya uzima ilikuwa imepewa Mataifa (</w:t>
+      </w:r>
+      <w:hyperlink r:id="rId261">
+        <w:r>
+          <w:rPr>
+            <w:lang w:val="sw_KE" w:bidi="sw_KE"/>
+          </w:rPr>
+          <w:rPr>
+            <w:color w:val="0000EE"/>
+            <w:u w:val="single"/>
+          </w:rPr>
+          <w:t>Matendo 11:1–3, 15:8</w:t>
+        </w:r>
+      </w:hyperlink>
+      <w:r>
+        <w:rPr>
+          <w:lang w:val="sw_KE" w:bidi="sw_KE"/>
+        </w:rPr>
+        <w:t>).</w:t>
+      </w:r>
+    </w:p>
+    <w:p>
+      <w:pPr/>
+      <w:r>
+        <w:rPr>
+          <w:lang w:val="sw_KE" w:bidi="sw_KE"/>
+        </w:rPr>
+      </w:r>
+      <w:r>
+        <w:rPr>
+          <w:lang w:val="sw_KE" w:bidi="sw_KE"/>
+        </w:rPr>
+        <w:t>Baadhi ya "Wayahudi" wa chama cha Mafarisayo waliwafundisha Wakristo huko Antiokia kwamba tohara ilikuwa muhimu kwa wokovu (</w:t>
+      </w:r>
+      <w:hyperlink r:id="rId262">
+        <w:r>
+          <w:rPr>
+            <w:lang w:val="sw_KE" w:bidi="sw_KE"/>
+          </w:rPr>
+          <w:rPr>
+            <w:color w:val="0000EE"/>
+            <w:u w:val="single"/>
+          </w:rPr>
+          <w:t>Matendo 15:1, 5</w:t>
+        </w:r>
+      </w:hyperlink>
+      <w:r>
+        <w:rPr>
+          <w:lang w:val="sw_KE" w:bidi="sw_KE"/>
+        </w:rPr>
+        <w:t xml:space="preserve">). Baada ya kujadiliana na watu hawa, Paulo na Barnaba walikwenda Yerusalemu kushauriana na mitume na wazee wengine (v </w:t>
+      </w:r>
+      <w:hyperlink r:id="rId263">
+        <w:r>
+          <w:rPr>
+            <w:lang w:val="sw_KE" w:bidi="sw_KE"/>
+          </w:rPr>
+          <w:rPr>
+            <w:color w:val="0000EE"/>
+            <w:u w:val="single"/>
+          </w:rPr>
+          <w:t>2</w:t>
+        </w:r>
+      </w:hyperlink>
+      <w:r>
+        <w:rPr>
+          <w:lang w:val="sw_KE" w:bidi="sw_KE"/>
+        </w:rPr>
+        <w:t xml:space="preserve">). Petro alibainisha kuwa Mungu alikuwa amewapa Roho Mataifa na "kusafisha mioyo yao kwa imani," akithibitisha kwamba "tunaamini kwamba tutaokolewa kwa neema ya Bwana Yesu, kama wao watakavyookolewa" (vv </w:t>
+      </w:r>
+      <w:hyperlink r:id="rId264">
+        <w:r>
+          <w:rPr>
+            <w:lang w:val="sw_KE" w:bidi="sw_KE"/>
+          </w:rPr>
+          <w:rPr>
+            <w:color w:val="0000EE"/>
+            <w:u w:val="single"/>
+          </w:rPr>
+          <w:t>8–9</w:t>
+        </w:r>
+      </w:hyperlink>
+      <w:r>
+        <w:rPr>
+          <w:lang w:val="sw_KE" w:bidi="sw_KE"/>
+        </w:rPr>
+        <w:t xml:space="preserve">, </w:t>
+      </w:r>
+      <w:hyperlink r:id="rId265">
+        <w:r>
+          <w:rPr>
+            <w:lang w:val="sw_KE" w:bidi="sw_KE"/>
+          </w:rPr>
+          <w:rPr>
+            <w:color w:val="0000EE"/>
+            <w:u w:val="single"/>
+          </w:rPr>
+          <w:t>11</w:t>
+        </w:r>
+      </w:hyperlink>
+      <w:r>
+        <w:rPr>
+          <w:lang w:val="sw_KE" w:bidi="sw_KE"/>
+        </w:rPr>
+        <w:t xml:space="preserve">, rsv). Kwa hiyo, Yakobo na viongozi wengine wa Yerusalemu walikubaliana kwamba tohara haipaswi kulazimishwa kwa Mataifa (vv </w:t>
+      </w:r>
+      <w:hyperlink r:id="rId266">
+        <w:r>
+          <w:rPr>
+            <w:lang w:val="sw_KE" w:bidi="sw_KE"/>
+          </w:rPr>
+          <w:rPr>
+            <w:color w:val="0000EE"/>
+            <w:u w:val="single"/>
+          </w:rPr>
+          <w:t>13–21</w:t>
+        </w:r>
+      </w:hyperlink>
+      <w:r>
+        <w:rPr>
+          <w:lang w:val="sw_KE" w:bidi="sw_KE"/>
+        </w:rPr>
+        <w:t>).</w:t>
+      </w:r>
+    </w:p>
+    <w:p>
+      <w:pPr/>
+      <w:r>
+        <w:rPr>
+          <w:lang w:val="sw_KE" w:bidi="sw_KE"/>
+        </w:rPr>
+      </w:r>
+      <w:r>
+        <w:rPr>
+          <w:lang w:val="sw_KE" w:bidi="sw_KE"/>
+        </w:rPr>
+        <w:t>Iliamuliwa kwamba Petero, Yakobo, na Yohana wangeaminiwa injili kwa “waliotahiriwa,” wakati Paulo na Barnaba wangehubiri kwa “wasio tahiriwa” (</w:t>
+      </w:r>
+      <w:hyperlink r:id="rId249">
+        <w:r>
+          <w:rPr>
+            <w:lang w:val="sw_KE" w:bidi="sw_KE"/>
+          </w:rPr>
+          <w:rPr>
+            <w:color w:val="0000EE"/>
+            <w:u w:val="single"/>
+          </w:rPr>
+          <w:t>Wagalatia 2:7–9</w:t>
+        </w:r>
+      </w:hyperlink>
+      <w:r>
+        <w:rPr>
+          <w:lang w:val="sw_KE" w:bidi="sw_KE"/>
+        </w:rPr>
+        <w:t>). Kwa sababu ya sera yake ya uinjilisti ya kuwa “kila kitu kwa watu wote” kuhusiana na mambo ya desturi yasiyo na umuhimu wa kiroho (</w:t>
+      </w:r>
+      <w:hyperlink r:id="rId267">
+        <w:r>
+          <w:rPr>
+            <w:lang w:val="sw_KE" w:bidi="sw_KE"/>
+          </w:rPr>
+          <w:rPr>
+            <w:color w:val="0000EE"/>
+            <w:u w:val="single"/>
+          </w:rPr>
+          <w:t>1 Wakorintho 9:19–23</w:t>
+        </w:r>
+      </w:hyperlink>
+      <w:r>
+        <w:rPr>
+          <w:lang w:val="sw_KE" w:bidi="sw_KE"/>
+        </w:rPr>
+        <w:t>), Paulo alimfanya Timotheo atahiriwe. Timotheo alihesabiwa na Wayahudi kama mmoja wa jamii yao kwa sababu mama yake alikuwa Myahudi (</w:t>
+      </w:r>
+      <w:hyperlink r:id="rId268">
+        <w:r>
+          <w:rPr>
+            <w:lang w:val="sw_KE" w:bidi="sw_KE"/>
+          </w:rPr>
+          <w:rPr>
+            <w:color w:val="0000EE"/>
+            <w:u w:val="single"/>
+          </w:rPr>
+          <w:t>Matendo 16:1–2</w:t>
+        </w:r>
+      </w:hyperlink>
+      <w:r>
+        <w:rPr>
+          <w:lang w:val="sw_KE" w:bidi="sw_KE"/>
+        </w:rPr>
+        <w:t>). Lakini Paulo alipinga majaribio ya kumfanya Tito atahiriwe, kwa kuwa alikuwa Myunani (</w:t>
+      </w:r>
+      <w:hyperlink r:id="rId149">
+        <w:r>
+          <w:rPr>
+            <w:lang w:val="sw_KE" w:bidi="sw_KE"/>
+          </w:rPr>
+          <w:rPr>
+            <w:color w:val="0000EE"/>
+            <w:u w:val="single"/>
+          </w:rPr>
+          <w:t>Wagalatia 2:3</w:t>
+        </w:r>
+      </w:hyperlink>
+      <w:r>
+        <w:rPr>
+          <w:lang w:val="sw_KE" w:bidi="sw_KE"/>
+        </w:rPr>
+        <w:t>). Paulo alionekana kuruhusu waumini Wayahudi kuwatahiri wana wao (</w:t>
+      </w:r>
+      <w:hyperlink r:id="rId269">
+        <w:r>
+          <w:rPr>
+            <w:lang w:val="sw_KE" w:bidi="sw_KE"/>
+          </w:rPr>
+          <w:rPr>
+            <w:color w:val="0000EE"/>
+            <w:u w:val="single"/>
+          </w:rPr>
+          <w:t>Matendo 21:21</w:t>
+        </w:r>
+      </w:hyperlink>
+      <w:r>
+        <w:rPr>
+          <w:lang w:val="sw_KE" w:bidi="sw_KE"/>
+        </w:rPr>
+        <w:t>).</w:t>
+      </w:r>
+    </w:p>
+    <w:p>
+      <w:pPr/>
+      <w:r>
+        <w:rPr>
+          <w:lang w:val="sw_KE" w:bidi="sw_KE"/>
+        </w:rPr>
+      </w:r>
+      <w:r>
+        <w:rPr>
+          <w:lang w:val="sw_KE" w:bidi="sw_KE"/>
+        </w:rPr>
+        <w:t>Hata hivyo, Paulo alishutumu kwamba wale waliodai kwamba Wakristo wa Galatia lazima watahiriwe na kushika sheria hawakuitii wao wenyewe bali walitaka kujivunia mwili wa Wagalatia na kuepuka mateso kwa ajili ya msalaba wa Kristo (</w:t>
+      </w:r>
+      <w:hyperlink r:id="rId270">
+        <w:r>
+          <w:rPr>
+            <w:lang w:val="sw_KE" w:bidi="sw_KE"/>
+          </w:rPr>
+          <w:rPr>
+            <w:color w:val="0000EE"/>
+            <w:u w:val="single"/>
+          </w:rPr>
+          <w:t>Wagalatia 6:12–13</w:t>
+        </w:r>
+      </w:hyperlink>
+      <w:r>
+        <w:rPr>
+          <w:lang w:val="sw_KE" w:bidi="sw_KE"/>
+        </w:rPr>
+        <w:t>)—mateso ambayo Paulo alikuwa tayari kuyavumilia (</w:t>
+      </w:r>
+      <w:hyperlink r:id="rId271">
+        <w:r>
+          <w:rPr>
+            <w:lang w:val="sw_KE" w:bidi="sw_KE"/>
+          </w:rPr>
+          <w:rPr>
+            <w:color w:val="0000EE"/>
+            <w:u w:val="single"/>
+          </w:rPr>
+          <w:t>5:11</w:t>
+        </w:r>
+      </w:hyperlink>
+      <w:r>
+        <w:rPr>
+          <w:lang w:val="sw_KE" w:bidi="sw_KE"/>
+        </w:rPr>
+        <w:t xml:space="preserve">). Akikubali kwa ajili ya hoja dhana ya Mafarisayo kwamba wokovu unaweza kupatikana kwa kushika sheria, Paulo alitangaza kwamba wale waliopokea tohara lazima watii kila sheria nyingine ya Kiyahudi (vv </w:t>
+      </w:r>
+      <w:hyperlink r:id="rId272">
+        <w:r>
+          <w:rPr>
+            <w:lang w:val="sw_KE" w:bidi="sw_KE"/>
+          </w:rPr>
+          <w:rPr>
+            <w:color w:val="0000EE"/>
+            <w:u w:val="single"/>
+          </w:rPr>
+          <w:t>2–3</w:t>
+        </w:r>
+      </w:hyperlink>
+      <w:r>
+        <w:rPr>
+          <w:lang w:val="sw_KE" w:bidi="sw_KE"/>
+        </w:rPr>
+        <w:t xml:space="preserve">). Kristo hangekuwa “na faida yoyote” kwa wale ambao “wangetakaswa kwa sheria”; jaribio hili la haki kwa matendo lingethibitisha kwamba Wagalatia walikuwa “wametengwa na Kristo,” wakiwa “wameanguka kutoka neema” (vv </w:t>
+      </w:r>
+      <w:hyperlink r:id="rId273">
+        <w:r>
+          <w:rPr>
+            <w:lang w:val="sw_KE" w:bidi="sw_KE"/>
+          </w:rPr>
+          <w:rPr>
+            <w:color w:val="0000EE"/>
+            <w:u w:val="single"/>
+          </w:rPr>
+          <w:t>2–4</w:t>
+        </w:r>
+      </w:hyperlink>
+      <w:r>
+        <w:rPr>
+          <w:lang w:val="sw_KE" w:bidi="sw_KE"/>
+        </w:rPr>
+        <w:t>). Wakristo hawa walikuwa wakijaribiwa kugeukia “injili tofauti” (</w:t>
+      </w:r>
+      <w:hyperlink r:id="rId274">
+        <w:r>
+          <w:rPr>
+            <w:lang w:val="sw_KE" w:bidi="sw_KE"/>
+          </w:rPr>
+          <w:rPr>
+            <w:color w:val="0000EE"/>
+            <w:u w:val="single"/>
+          </w:rPr>
+          <w:t>1:6–7</w:t>
+        </w:r>
+      </w:hyperlink>
+      <w:r>
+        <w:rPr>
+          <w:lang w:val="sw_KE" w:bidi="sw_KE"/>
+        </w:rPr>
+        <w:t>).</w:t>
+      </w:r>
+    </w:p>
+    <w:p>
+      <w:pPr/>
+      <w:r>
+        <w:rPr>
+          <w:lang w:val="sw_KE" w:bidi="sw_KE"/>
+        </w:rPr>
+      </w:r>
+      <w:r>
+        <w:rPr>
+          <w:lang w:val="sw_KE" w:bidi="sw_KE"/>
+        </w:rPr>
+        <w:t>Kutokana na tishio kubwa ambalo Wajuda walileta kwa injili ya neema ya bure, Paulo alitamani wale waliowavuruga Wagalatia “wajikate wenyewe” (</w:t>
+      </w:r>
+      <w:hyperlink r:id="rId275">
+        <w:r>
+          <w:rPr>
+            <w:lang w:val="sw_KE" w:bidi="sw_KE"/>
+          </w:rPr>
+          <w:rPr>
+            <w:color w:val="0000EE"/>
+            <w:u w:val="single"/>
+          </w:rPr>
+          <w:t>Wagalatia 5:12</w:t>
+        </w:r>
+      </w:hyperlink>
+      <w:r>
+        <w:rPr>
+          <w:lang w:val="sw_KE" w:bidi="sw_KE"/>
+        </w:rPr>
+        <w:t>). Aliwaita Wajuda hao “mbwa” na “watenda maovu” (kjv “kukata”), akisisitiza kwamba Wakristo ni “tahiri ya kweli,” kwa sababu wanamwabudu Mungu katika roho na kujisifu katika Kristo Yesu, bila kuweka tumaini lolote katika kazi za kibinadamu ili kupata wokovu (</w:t>
+      </w:r>
+      <w:hyperlink r:id="rId276">
+        <w:r>
+          <w:rPr>
+            <w:lang w:val="sw_KE" w:bidi="sw_KE"/>
+          </w:rPr>
+          <w:rPr>
+            <w:color w:val="0000EE"/>
+            <w:u w:val="single"/>
+          </w:rPr>
+          <w:t>Wafilipi 3:2–3</w:t>
+        </w:r>
+      </w:hyperlink>
+      <w:r>
+        <w:rPr>
+          <w:lang w:val="sw_KE" w:bidi="sw_KE"/>
+        </w:rPr>
+        <w:t>).</w:t>
+      </w:r>
+    </w:p>
+    <w:p>
+      <w:pPr/>
+      <w:r>
+        <w:rPr>
+          <w:lang w:val="sw_KE" w:bidi="sw_KE"/>
+        </w:rPr>
+      </w:r>
+      <w:r>
+        <w:rPr>
+          <w:lang w:val="sw_KE" w:bidi="sw_KE"/>
+        </w:rPr>
+        <w:t>Paulo alifundisha kwamba tohara ilikuwa na thamani kwa Wayahudi, kwani ilikuwa ni ishara kwamba kwao walikuwa wamekabidhiwa “maneno ya Mungu,” yaani, neno la Mungu kuhusu ahadi ya wokovu (</w:t>
+      </w:r>
+      <w:hyperlink r:id="rId277">
+        <w:r>
+          <w:rPr>
+            <w:lang w:val="sw_KE" w:bidi="sw_KE"/>
+          </w:rPr>
+          <w:rPr>
+            <w:color w:val="0000EE"/>
+            <w:u w:val="single"/>
+          </w:rPr>
+          <w:t>Warumi 3:1–3</w:t>
+        </w:r>
+      </w:hyperlink>
+      <w:r>
+        <w:rPr>
+          <w:lang w:val="sw_KE" w:bidi="sw_KE"/>
+        </w:rPr>
+        <w:t>). Aliwakumbusha Waefeso wenye kiburi kwamba kama Mataifa walikuwa wakati mmoja “wageni wa maagano ya ahadi,” wasio na ishara ya agano katika miili yao (</w:t>
+      </w:r>
+      <w:hyperlink r:id="rId278">
+        <w:r>
+          <w:rPr>
+            <w:lang w:val="sw_KE" w:bidi="sw_KE"/>
+          </w:rPr>
+          <w:rPr>
+            <w:color w:val="0000EE"/>
+            <w:u w:val="single"/>
+          </w:rPr>
+          <w:t>Waefeso 2:11–12</w:t>
+        </w:r>
+      </w:hyperlink>
+      <w:r>
+        <w:rPr>
+          <w:lang w:val="sw_KE" w:bidi="sw_KE"/>
+        </w:rPr>
+        <w:t xml:space="preserve">; tazama </w:t>
+      </w:r>
+      <w:hyperlink r:id="rId279">
+        <w:r>
+          <w:rPr>
+            <w:lang w:val="sw_KE" w:bidi="sw_KE"/>
+          </w:rPr>
+          <w:rPr>
+            <w:color w:val="0000EE"/>
+            <w:u w:val="single"/>
+          </w:rPr>
+          <w:t>Wakolosai 2:13</w:t>
+        </w:r>
+      </w:hyperlink>
+      <w:r>
+        <w:rPr>
+          <w:lang w:val="sw_KE" w:bidi="sw_KE"/>
+        </w:rPr>
+        <w:t>). Vivyo hivyo, Wayahudi hawakuwa na sababu ya kiburi, kwani kutotii kunaweza kusababisha tohara ya nje kuhesabiwa kama kutokuwa na tohara (</w:t>
+      </w:r>
+      <w:hyperlink r:id="rId280">
+        <w:r>
+          <w:rPr>
+            <w:lang w:val="sw_KE" w:bidi="sw_KE"/>
+          </w:rPr>
+          <w:rPr>
+            <w:color w:val="0000EE"/>
+            <w:u w:val="single"/>
+          </w:rPr>
+          <w:t>Warumi 2:25</w:t>
+        </w:r>
+      </w:hyperlink>
+      <w:r>
+        <w:rPr>
+          <w:lang w:val="sw_KE" w:bidi="sw_KE"/>
+        </w:rPr>
+        <w:t>).</w:t>
+      </w:r>
+    </w:p>
+    <w:p>
+      <w:pPr/>
+      <w:r>
+        <w:rPr>
+          <w:lang w:val="sw_KE" w:bidi="sw_KE"/>
+        </w:rPr>
+      </w:r>
+      <w:r>
+        <w:rPr>
+          <w:lang w:val="sw_KE" w:bidi="sw_KE"/>
+        </w:rPr>
+        <w:t>Paulo na mitume wengine walifuata Mose na manabii wa Agano la Kale katika kufundisha kwamba tohara ya kweli ni suala la moyo. Mafundisho ya Agano Jipya yanaenda mbali zaidi kuthibitisha kwamba muumini mwaminifu, ingawa hajatahiriwa kimwili, anachukuliwa na Mungu kama ametahiriwa, “kwa maana yeye si Myahudi wa kweli ambaye ni mmoja kwa nje, wala tohara ya kweli si kitu cha nje na kimwili” (</w:t>
+      </w:r>
+      <w:hyperlink r:id="rId281">
+        <w:r>
+          <w:rPr>
+            <w:lang w:val="sw_KE" w:bidi="sw_KE"/>
+          </w:rPr>
+          <w:rPr>
+            <w:color w:val="0000EE"/>
+            <w:u w:val="single"/>
+          </w:rPr>
+          <w:t>Warumi 2:28</w:t>
+        </w:r>
+      </w:hyperlink>
+      <w:r>
+        <w:rPr>
+          <w:lang w:val="sw_KE" w:bidi="sw_KE"/>
+        </w:rPr>
+        <w:t>, Toleo la Kawaida la Marekebisho). Wayahudi na Mataifa wote wanaokolewa kwa neema (</w:t>
+      </w:r>
+      <w:hyperlink r:id="rId265">
+        <w:r>
+          <w:rPr>
+            <w:lang w:val="sw_KE" w:bidi="sw_KE"/>
+          </w:rPr>
+          <w:rPr>
+            <w:color w:val="0000EE"/>
+            <w:u w:val="single"/>
+          </w:rPr>
+          <w:t>Matendo 15:11</w:t>
+        </w:r>
+      </w:hyperlink>
+      <w:r>
+        <w:rPr>
+          <w:lang w:val="sw_KE" w:bidi="sw_KE"/>
+        </w:rPr>
+        <w:t>), na waliotahiriwa na wasiotahiriwa wanahesabiwa haki kwa msingi wa imani yao, mbali na matendo ya sheria (</w:t>
+      </w:r>
+      <w:hyperlink r:id="rId282">
+        <w:r>
+          <w:rPr>
+            <w:lang w:val="sw_KE" w:bidi="sw_KE"/>
+          </w:rPr>
+          <w:rPr>
+            <w:color w:val="0000EE"/>
+            <w:u w:val="single"/>
+          </w:rPr>
+          <w:t>Warumi 3:28–30</w:t>
+        </w:r>
+      </w:hyperlink>
+      <w:r>
+        <w:rPr>
+          <w:lang w:val="sw_KE" w:bidi="sw_KE"/>
+        </w:rPr>
+        <w:t>).</w:t>
+      </w:r>
+    </w:p>
+    <w:p>
+      <w:pPr/>
+      <w:r>
+        <w:rPr>
+          <w:lang w:val="sw_KE" w:bidi="sw_KE"/>
+        </w:rPr>
+      </w:r>
+      <w:r>
+        <w:rPr>
+          <w:lang w:val="sw_KE" w:bidi="sw_KE"/>
+        </w:rPr>
+        <w:t>Abrahamu alitumikia kama mfano wa mtu ambaye imani yake ilihesabiwa kwake kuwa haki (</w:t>
+      </w:r>
+      <w:hyperlink r:id="rId283">
+        <w:r>
+          <w:rPr>
+            <w:lang w:val="sw_KE" w:bidi="sw_KE"/>
+          </w:rPr>
+          <w:rPr>
+            <w:color w:val="0000EE"/>
+            <w:u w:val="single"/>
+          </w:rPr>
+          <w:t>Warumi 4:3</w:t>
+        </w:r>
+      </w:hyperlink>
+      <w:r>
+        <w:rPr>
+          <w:lang w:val="sw_KE" w:bidi="sw_KE"/>
+        </w:rPr>
+        <w:t xml:space="preserve">; angalia </w:t>
+      </w:r>
+      <w:hyperlink r:id="rId284">
+        <w:r>
+          <w:rPr>
+            <w:lang w:val="sw_KE" w:bidi="sw_KE"/>
+          </w:rPr>
+          <w:rPr>
+            <w:color w:val="0000EE"/>
+            <w:u w:val="single"/>
+          </w:rPr>
+          <w:t>Mwanzo 15:6</w:t>
+        </w:r>
+      </w:hyperlink>
+      <w:r>
+        <w:rPr>
+          <w:lang w:val="sw_KE" w:bidi="sw_KE"/>
+        </w:rPr>
+        <w:t>). Paulo alidai kwamba Mataifa na Wayahudi wote wanahesabiwa haki kwa imani, kwa sababu Abrahamu alihesabiwa haki kabla hajatahiriwa. Abrahamu hakupokea tohara ili kupata haki, bali kama ishara au muhuri wa haki aliyokuwa nayo kwa imani alipokuwa bado hajatahiriwa. Hivyo, Abrahamu ni baba wa wote wanaoamini bila kutahiriwa, pamoja na wale waliotahiriwa lakini pia wanaofuata mfano wa imani ya Abrahamu (</w:t>
+      </w:r>
+      <w:hyperlink r:id="rId285">
+        <w:r>
+          <w:rPr>
+            <w:lang w:val="sw_KE" w:bidi="sw_KE"/>
+          </w:rPr>
+          <w:rPr>
+            <w:color w:val="0000EE"/>
+            <w:u w:val="single"/>
+          </w:rPr>
+          <w:t>Warumi 4:9–12</w:t>
+        </w:r>
+      </w:hyperlink>
+      <w:r>
+        <w:rPr>
+          <w:lang w:val="sw_KE" w:bidi="sw_KE"/>
+        </w:rPr>
+        <w:t xml:space="preserve">; angalia </w:t>
+      </w:r>
+      <w:hyperlink r:id="rId286">
+        <w:r>
+          <w:rPr>
+            <w:lang w:val="sw_KE" w:bidi="sw_KE"/>
+          </w:rPr>
+          <w:rPr>
+            <w:color w:val="0000EE"/>
+            <w:u w:val="single"/>
+          </w:rPr>
+          <w:t>Wagalatia 3:6–9</w:t>
+        </w:r>
+      </w:hyperlink>
+      <w:r>
+        <w:rPr>
+          <w:lang w:val="sw_KE" w:bidi="sw_KE"/>
+        </w:rPr>
+        <w:t>).</w:t>
+      </w:r>
+    </w:p>
+    <w:p>
+      <w:pPr/>
+      <w:r>
+        <w:rPr>
+          <w:lang w:val="sw_KE" w:bidi="sw_KE"/>
+        </w:rPr>
+      </w:r>
+      <w:r>
+        <w:rPr>
+          <w:i/>
+          <w:lang w:val="sw_KE" w:bidi="sw_KE"/>
+        </w:rPr>
+        <w:t>Tazama pia</w:t>
+      </w:r>
+      <w:r>
+        <w:rPr>
+          <w:lang w:val="sw_KE" w:bidi="sw_KE"/>
+        </w:rPr>
+        <w:t xml:space="preserve"> </w:t>
+      </w:r>
+      <w:r>
+        <w:rPr>
+          <w:lang w:val="sw_KE" w:bidi="sw_KE"/>
+        </w:rPr>
+        <w:t>Ubatizo</w:t>
+      </w:r>
+      <w:r>
+        <w:rPr>
+          <w:lang w:val="sw_KE" w:bidi="sw_KE"/>
+        </w:rPr>
+        <w:t xml:space="preserve">; </w:t>
+      </w:r>
+      <w:r>
+        <w:rPr>
+          <w:lang w:val="sw_KE" w:bidi="sw_KE"/>
+        </w:rPr>
+        <w:t>Usafi na Uchafu, Kanuni Kuhusu</w:t>
+      </w:r>
+      <w:r>
+        <w:rPr>
+          <w:lang w:val="sw_KE" w:bidi="sw_KE"/>
+        </w:rPr>
+        <w:t xml:space="preserve">; </w:t>
+      </w:r>
+      <w:r>
+        <w:rPr>
+          <w:lang w:val="sw_KE" w:bidi="sw_KE"/>
+        </w:rPr>
+        <w:t>Kutokutahiriwa</w:t>
+      </w:r>
+      <w:r>
+        <w:rPr>
+          <w:lang w:val="sw_KE" w:bidi="sw_KE"/>
+        </w:rPr>
+        <w:t>.</w:t>
+      </w:r>
+      <w:r>
+        <w:rPr>
+          <w:lang w:val="sw_KE" w:bidi="sw_KE"/>
+        </w:rPr>
+      </w:r>
+      <w:r>
+        <w:rPr>
+          <w:lang w:val="sw_KE" w:bidi="sw_KE"/>
+        </w:rPr>
+      </w:r>
+    </w:p>
+    <w:p>
+      <w:pPr/>
+      <w:r>
+        <w:rPr>
+          <w:lang w:val="sw_KE" w:bidi="sw_KE"/>
+        </w:rPr>
+      </w:r>
+    </w:p>
+    <w:p>
+      <w:pPr>
+        <w:pStyle w:val="Heading2"/>
+      </w:pPr>
+      <w:r>
+        <w:rPr>
+          <w:lang w:val="sw_KE" w:bidi="sw_KE"/>
+        </w:rPr>
+        <w:t>Tomaso, Mtume</w:t>
+      </w:r>
+      <w:r>
+        <w:rPr>
+          <w:lang w:val="sw_KE" w:bidi="sw_KE"/>
+        </w:rPr>
+      </w:r>
+    </w:p>
+    <w:p>
+      <w:pPr/>
+      <w:r>
+        <w:rPr>
+          <w:lang w:val="sw_KE" w:bidi="sw_KE"/>
+        </w:rPr>
+      </w:r>
+      <w:r>
+        <w:rPr>
+          <w:lang w:val="sw_KE" w:bidi="sw_KE"/>
+        </w:rPr>
+        <w:t>Mmoja wa mitume 12 ambaye jina lake linaonekana katika Injili zote nne. Jina hilo ni tafsiri ya neno la Kiaramu linalomaanisha "pacha" na linaonekana katika Agano Jipya kama Tomaso. Miongoni mwa Wakristo wa Kigiriki, kulikuwa na mwelekeo wa kutumia jina lake la Kihellenisti, Didimo (didimasi</w:t>
+      </w:r>
+      <w:r>
+        <w:rPr>
+          <w:i/>
+          <w:lang w:val="sw_KE" w:bidi="sw_KE"/>
+        </w:rPr>
+        <w:t>,</w:t>
+      </w:r>
+      <w:r>
+        <w:rPr>
+          <w:lang w:val="sw_KE" w:bidi="sw_KE"/>
+        </w:rPr>
+        <w:t xml:space="preserve"> "pacha"); jina hili linaonekana mara tatu katika Yohana (</w:t>
+      </w:r>
+      <w:hyperlink r:id="rId287">
+        <w:r>
+          <w:rPr>
+            <w:lang w:val="sw_KE" w:bidi="sw_KE"/>
+          </w:rPr>
+          <w:rPr>
+            <w:color w:val="0000EE"/>
+            <w:u w:val="single"/>
+          </w:rPr>
+          <w:t>Yoh 11:16</w:t>
+        </w:r>
+      </w:hyperlink>
+      <w:r>
+        <w:rPr>
+          <w:lang w:val="sw_KE" w:bidi="sw_KE"/>
+        </w:rPr>
+        <w:t xml:space="preserve">; </w:t>
+      </w:r>
+      <w:hyperlink r:id="rId288">
+        <w:r>
+          <w:rPr>
+            <w:lang w:val="sw_KE" w:bidi="sw_KE"/>
+          </w:rPr>
+          <w:rPr>
+            <w:color w:val="0000EE"/>
+            <w:u w:val="single"/>
+          </w:rPr>
+          <w:t>20:24</w:t>
+        </w:r>
+      </w:hyperlink>
+      <w:r>
+        <w:rPr>
+          <w:lang w:val="sw_KE" w:bidi="sw_KE"/>
+        </w:rPr>
+        <w:t xml:space="preserve">; </w:t>
+      </w:r>
+      <w:hyperlink r:id="rId289">
+        <w:r>
+          <w:rPr>
+            <w:lang w:val="sw_KE" w:bidi="sw_KE"/>
+          </w:rPr>
+          <w:rPr>
+            <w:color w:val="0000EE"/>
+            <w:u w:val="single"/>
+          </w:rPr>
+          <w:t>21:2</w:t>
+        </w:r>
+      </w:hyperlink>
+      <w:r>
+        <w:rPr>
+          <w:lang w:val="sw_KE" w:bidi="sw_KE"/>
+        </w:rPr>
+        <w:t>). Kuna ushahidi wa kutosha kutoka kwa papiri za koyne kwamba jina Didimo lilijulikana sana katika enzi ya Agano Jipya.</w:t>
+      </w:r>
+    </w:p>
+    <w:p>
+      <w:pPr/>
+      <w:r>
+        <w:rPr>
+          <w:lang w:val="sw_KE" w:bidi="sw_KE"/>
+        </w:rPr>
+      </w:r>
+      <w:r>
+        <w:rPr>
+          <w:lang w:val="sw_KE" w:bidi="sw_KE"/>
+        </w:rPr>
+        <w:t>Tomaso anaonekana katika kila orodha ya mitume ya injili zinazofanana (</w:t>
+      </w:r>
+      <w:hyperlink r:id="rId97">
+        <w:r>
+          <w:rPr>
+            <w:lang w:val="sw_KE" w:bidi="sw_KE"/>
+          </w:rPr>
+          <w:rPr>
+            <w:color w:val="0000EE"/>
+            <w:u w:val="single"/>
+          </w:rPr>
+          <w:t>Math 10:3</w:t>
+        </w:r>
+      </w:hyperlink>
+      <w:r>
+        <w:rPr>
+          <w:lang w:val="sw_KE" w:bidi="sw_KE"/>
+        </w:rPr>
+        <w:t xml:space="preserve">; </w:t>
+      </w:r>
+      <w:hyperlink r:id="rId96">
+        <w:r>
+          <w:rPr>
+            <w:lang w:val="sw_KE" w:bidi="sw_KE"/>
+          </w:rPr>
+          <w:rPr>
+            <w:color w:val="0000EE"/>
+            <w:u w:val="single"/>
+          </w:rPr>
+          <w:t>Mark 3:18</w:t>
+        </w:r>
+      </w:hyperlink>
+      <w:r>
+        <w:rPr>
+          <w:lang w:val="sw_KE" w:bidi="sw_KE"/>
+        </w:rPr>
+        <w:t xml:space="preserve">; </w:t>
+      </w:r>
+      <w:hyperlink r:id="rId290">
+        <w:r>
+          <w:rPr>
+            <w:lang w:val="sw_KE" w:bidi="sw_KE"/>
+          </w:rPr>
+          <w:rPr>
+            <w:color w:val="0000EE"/>
+            <w:u w:val="single"/>
+          </w:rPr>
+          <w:t>Luka 6:15</w:t>
+        </w:r>
+      </w:hyperlink>
+      <w:r>
+        <w:rPr>
+          <w:lang w:val="sw_KE" w:bidi="sw_KE"/>
+        </w:rPr>
+        <w:t xml:space="preserve">; rej. </w:t>
+      </w:r>
+      <w:hyperlink r:id="rId99">
+        <w:r>
+          <w:rPr>
+            <w:lang w:val="sw_KE" w:bidi="sw_KE"/>
+          </w:rPr>
+          <w:rPr>
+            <w:color w:val="0000EE"/>
+            <w:u w:val="single"/>
+          </w:rPr>
+          <w:t>Matendo 1:13</w:t>
+        </w:r>
+      </w:hyperlink>
+      <w:r>
+        <w:rPr>
+          <w:lang w:val="sw_KE" w:bidi="sw_KE"/>
+        </w:rPr>
+        <w:t>) lakini hana jukumu zaidi. Kuonekana kwake maarufu katika Injili ya nne ni ya kuvutia. Hapa Tomaso anaonyesha kukata tamaa kwa njia na mwisho kuelekea Yerusalemu (</w:t>
+      </w:r>
+      <w:hyperlink r:id="rId287">
+        <w:r>
+          <w:rPr>
+            <w:lang w:val="sw_KE" w:bidi="sw_KE"/>
+          </w:rPr>
+          <w:rPr>
+            <w:color w:val="0000EE"/>
+            <w:u w:val="single"/>
+          </w:rPr>
+          <w:t>Yoh 11:16</w:t>
+        </w:r>
+      </w:hyperlink>
+      <w:r>
+        <w:rPr>
+          <w:lang w:val="sw_KE" w:bidi="sw_KE"/>
+        </w:rPr>
+        <w:t>) na anamsisitiza Yesu kueleza maneno yake ya kuondoka katika chumba cha juu (</w:t>
+      </w:r>
+      <w:hyperlink r:id="rId291">
+        <w:r>
+          <w:rPr>
+            <w:lang w:val="sw_KE" w:bidi="sw_KE"/>
+          </w:rPr>
+          <w:rPr>
+            <w:color w:val="0000EE"/>
+            <w:u w:val="single"/>
+          </w:rPr>
+          <w:t>14:5</w:t>
+        </w:r>
+      </w:hyperlink>
+      <w:r>
+        <w:rPr>
+          <w:lang w:val="sw_KE" w:bidi="sw_KE"/>
+        </w:rPr>
+        <w:t>). Katika matukio ya mwisho ya Injili kuna tukio maarufu ambapo Tomaso anatia shaka ufufuo wa Bwana (</w:t>
+      </w:r>
+      <w:hyperlink r:id="rId288">
+        <w:r>
+          <w:rPr>
+            <w:lang w:val="sw_KE" w:bidi="sw_KE"/>
+          </w:rPr>
+          <w:rPr>
+            <w:color w:val="0000EE"/>
+            <w:u w:val="single"/>
+          </w:rPr>
+          <w:t>20:24</w:t>
+        </w:r>
+      </w:hyperlink>
+      <w:r>
+        <w:rPr>
+          <w:lang w:val="sw_KE" w:bidi="sw_KE"/>
+        </w:rPr>
+        <w:t xml:space="preserve">) na kisha anapewa ushahidi wa kushawishi (aya </w:t>
+      </w:r>
+      <w:hyperlink r:id="rId292">
+        <w:r>
+          <w:rPr>
+            <w:lang w:val="sw_KE" w:bidi="sw_KE"/>
+          </w:rPr>
+          <w:rPr>
+            <w:color w:val="0000EE"/>
+            <w:u w:val="single"/>
+          </w:rPr>
+          <w:t>26–28</w:t>
+        </w:r>
+      </w:hyperlink>
+      <w:r>
+        <w:rPr>
+          <w:lang w:val="sw_KE" w:bidi="sw_KE"/>
+        </w:rPr>
+        <w:t>), baada ya hapo Tomaso alimwita Yesu "Bwana wangu na Mungu wangu." Tomaso pia anatajwa katika hitimisho la Yohana (</w:t>
+      </w:r>
+      <w:hyperlink r:id="rId289">
+        <w:r>
+          <w:rPr>
+            <w:lang w:val="sw_KE" w:bidi="sw_KE"/>
+          </w:rPr>
+          <w:rPr>
+            <w:color w:val="0000EE"/>
+            <w:u w:val="single"/>
+          </w:rPr>
+          <w:t>21:2</w:t>
+        </w:r>
+      </w:hyperlink>
+      <w:r>
+        <w:rPr>
+          <w:lang w:val="sw_KE" w:bidi="sw_KE"/>
+        </w:rPr>
+        <w:t>).</w:t>
+      </w:r>
+    </w:p>
+    <w:p>
+      <w:pPr/>
+      <w:r>
+        <w:rPr>
+          <w:lang w:val="sw_KE" w:bidi="sw_KE"/>
+        </w:rPr>
+      </w:r>
+      <w:r>
+        <w:rPr>
+          <w:lang w:val="sw_KE" w:bidi="sw_KE"/>
+        </w:rPr>
+        <w:t>Kazi mbili za apokrifa, za pseudepigrafia (vitabu vya kiurongo) zinabeba jina la Tomaso: Injili ya Tomaso (kutoka Nag Hammadi), ambayo inarekodi "semi 114 za siri ambazo Yesu aliye hai alizungumza" na ambazo Tomaso anasemekana kuzihifadhi; na Matendo ya Tomaso (yaliyopo katika Kigiriki na Kisiria), ambayo inasema kwamba Yesu na Tomaso walikuwa mapacha (wakishiriki sura na hatima zinazofanana) na kwamba mtume alipata mafundisho ya siri. Akaunti hii ya apokrifa hata inaeleza hatima ya Tomaso. Kinyume na matakwa yake, Tomaso alisafiri kwenda India chini ya amri ya Bwana. Huko aliuawa kwa mikuki na mfalme wa Kihindi. Alifufuliwa na kaburi lake tupu likachukua mali ya kichawi. Leo huko Mt. Tomaso, India, Wakristo wanadai kwamba wao ni wazao wa kiroho wa mtume.</w:t>
+      </w:r>
+    </w:p>
+    <w:p>
+      <w:pPr/>
+      <w:r>
+        <w:rPr>
+          <w:lang w:val="sw_KE" w:bidi="sw_KE"/>
+        </w:rPr>
+      </w:r>
+      <w:r>
+        <w:rPr>
+          <w:i/>
+          <w:lang w:val="sw_KE" w:bidi="sw_KE"/>
+        </w:rPr>
+        <w:t>Tazama pia</w:t>
+      </w:r>
+      <w:r>
+        <w:rPr>
+          <w:lang w:val="sw_KE" w:bidi="sw_KE"/>
+        </w:rPr>
+        <w:t xml:space="preserve"> </w:t>
+      </w:r>
+      <w:r>
+        <w:rPr>
+          <w:lang w:val="sw_KE" w:bidi="sw_KE"/>
+        </w:rPr>
+        <w:t>Apokrifa: Tomaso, Matendo ya, Tomaso, Injili ya</w:t>
+      </w:r>
+      <w:r>
+        <w:rPr>
+          <w:lang w:val="sw_KE" w:bidi="sw_KE"/>
+        </w:rPr>
+        <w:t xml:space="preserve">; </w:t>
+      </w:r>
+      <w:r>
+        <w:rPr>
+          <w:lang w:val="sw_KE" w:bidi="sw_KE"/>
+        </w:rPr>
+        <w:t>Mtume, Utume</w:t>
+      </w:r>
+      <w:r>
+        <w:rPr>
+          <w:lang w:val="sw_KE" w:bidi="sw_KE"/>
+        </w:rPr>
+        <w:t>.</w:t>
+      </w:r>
+      <w:r>
+        <w:rPr>
+          <w:lang w:val="sw_KE" w:bidi="sw_KE"/>
+        </w:rPr>
+      </w:r>
+      <w:r>
+        <w:rPr>
+          <w:lang w:val="sw_KE" w:bidi="sw_KE"/>
+        </w:rPr>
+      </w:r>
+    </w:p>
+    <w:p>
+      <w:pPr/>
+      <w:r>
+        <w:rPr>
+          <w:lang w:val="sw_KE" w:bidi="sw_KE"/>
+        </w:rPr>
+      </w:r>
+    </w:p>
+    <w:p>
+      <w:pPr>
+        <w:pStyle w:val="Heading2"/>
+      </w:pPr>
+      <w:r>
+        <w:rPr>
+          <w:lang w:val="sw_KE" w:bidi="sw_KE"/>
+        </w:rPr>
+        <w:t>Torati</w:t>
+      </w:r>
+      <w:r>
+        <w:rPr>
+          <w:lang w:val="sw_KE" w:bidi="sw_KE"/>
+        </w:rPr>
+      </w:r>
+    </w:p>
+    <w:p>
+      <w:pPr/>
+      <w:r>
+        <w:rPr>
+          <w:lang w:val="sw_KE" w:bidi="sw_KE"/>
+        </w:rPr>
+      </w:r>
+      <w:r>
+        <w:rPr>
+          <w:lang w:val="sw_KE" w:bidi="sw_KE"/>
+        </w:rPr>
+        <w:t xml:space="preserve">Neno lililotafsiriwa kama "sheria" katika Agano la Kale, "Torati," linatokana na mzizi wa kitenzi cha Kiebrania </w:t>
+      </w:r>
+      <w:r>
+        <w:rPr>
+          <w:i/>
+          <w:lang w:val="sw_KE" w:bidi="sw_KE"/>
+        </w:rPr>
+        <w:t>yarah,</w:t>
+      </w:r>
+      <w:r>
+        <w:rPr>
+          <w:lang w:val="sw_KE" w:bidi="sw_KE"/>
+        </w:rPr>
+        <w:t xml:space="preserve"> ambalo linamaanisha "kurusha" au "kupiga risasi." Wazo nyuma ya neno hili ni kutoa taarifa, kufundisha, kuelekeza, au kuongoza. Katika mapokeo ya Kiyahudi, Torati inarejelea maandiko ya vitabu vitano vya kwanza vya Biblia, pia huitwa Pentateuki.</w:t>
+      </w:r>
+    </w:p>
+    <w:p>
+      <w:pPr>
+        <w:pStyle w:val="Heading3"/>
+      </w:pPr>
+      <w:r>
+        <w:rPr>
+          <w:lang w:val="sw_KE" w:bidi="sw_KE"/>
+        </w:rPr>
+        <w:t>Torati Iliyoandikwa</w:t>
+      </w:r>
+    </w:p>
+    <w:p>
+      <w:pPr/>
+      <w:r>
+        <w:rPr>
+          <w:lang w:val="sw_KE" w:bidi="sw_KE"/>
+        </w:rPr>
+      </w:r>
+      <w:r>
+        <w:rPr>
+          <w:lang w:val="sw_KE" w:bidi="sw_KE"/>
+        </w:rPr>
+        <w:t xml:space="preserve">Neno Torati linamaanisha zaidi ya vitabu vitano vya kwanza vya Biblia. Katika Agano la Kale, Torati inarejelea mafundisho na maagizo yote ya Mungu kwa watu wake. Agano Jipya linaendeleza maana hii pana ya Torati. Linapotafsiriwa kwa Kigiriki, neno Torati linakuwa </w:t>
+      </w:r>
+      <w:r>
+        <w:rPr>
+          <w:i/>
+          <w:lang w:val="sw_KE" w:bidi="sw_KE"/>
+        </w:rPr>
+        <w:t>nomos</w:t>
+      </w:r>
+      <w:r>
+        <w:rPr>
+          <w:lang w:val="sw_KE" w:bidi="sw_KE"/>
+        </w:rPr>
+        <w:t xml:space="preserve"> na linaweza kurejelea ama sheria ya Musa au kanuni pana ya tabia (</w:t>
+      </w:r>
+      <w:hyperlink r:id="rId293">
+        <w:r>
+          <w:rPr>
+            <w:lang w:val="sw_KE" w:bidi="sw_KE"/>
+          </w:rPr>
+          <w:rPr>
+            <w:color w:val="0000EE"/>
+            <w:u w:val="single"/>
+          </w:rPr>
+          <w:t>Warumi 7:14</w:t>
+        </w:r>
+      </w:hyperlink>
+      <w:r>
+        <w:rPr>
+          <w:lang w:val="sw_KE" w:bidi="sw_KE"/>
+        </w:rPr>
+        <w:t xml:space="preserve">; </w:t>
+      </w:r>
+      <w:hyperlink r:id="rId294">
+        <w:r>
+          <w:rPr>
+            <w:lang w:val="sw_KE" w:bidi="sw_KE"/>
+          </w:rPr>
+          <w:rPr>
+            <w:color w:val="0000EE"/>
+            <w:u w:val="single"/>
+          </w:rPr>
+          <w:t>9:31</w:t>
+        </w:r>
+      </w:hyperlink>
+      <w:r>
+        <w:rPr>
+          <w:lang w:val="sw_KE" w:bidi="sw_KE"/>
+        </w:rPr>
+        <w:t>).</w:t>
+      </w:r>
+    </w:p>
+    <w:p>
+      <w:pPr>
+        <w:pStyle w:val="Heading3"/>
+      </w:pPr>
+      <w:r>
+        <w:rPr>
+          <w:lang w:val="sw_KE" w:bidi="sw_KE"/>
+        </w:rPr>
+        <w:t>Torati ya Mdomo</w:t>
+      </w:r>
+    </w:p>
+    <w:p>
+      <w:pPr/>
+      <w:r>
+        <w:rPr>
+          <w:lang w:val="sw_KE" w:bidi="sw_KE"/>
+        </w:rPr>
+      </w:r>
+      <w:r>
+        <w:rPr>
+          <w:lang w:val="sw_KE" w:bidi="sw_KE"/>
+        </w:rPr>
+        <w:t>Walimu wa Kiyahudi pia hufuata kile kinachoitwa "Torati ya mdomo." Hii ni mkusanyiko wa mafundisho kutoka kwa viongozi wa kidini na wasomi wa Kiyahudi wa kale ambao ulipitishwa kwa njia ya mdomo. Ingawa mafundisho haya si sehemu ya Agano la Kale, yanasaidia kueleza jinsi ya kufuata sheria za Mungu katika maisha ya kila siku.</w:t>
+      </w:r>
+    </w:p>
+    <w:p>
+      <w:pPr/>
+      <w:r>
+        <w:rPr>
+          <w:lang w:val="sw_KE" w:bidi="sw_KE"/>
+        </w:rPr>
+      </w:r>
+      <w:r>
+        <w:rPr>
+          <w:lang w:val="sw_KE" w:bidi="sw_KE"/>
+        </w:rPr>
+        <w:t>Hii mara nyingi ilifanya madai ya Sheria yaonekane yasiyo kali kwa kuyaelewa kwa mtazamo mpya. Hii ikawa muhimu hasa baada ya hekalu huko Yerusalemu kuharibiwa. Hekalu lilikuwa mahali ambapo watu wa Kiyahudi waliabudu Mungu, kutoa dhabihu, na kukutana na makuhani—yote ambayo Mungu alikuwa ameamuru katika Torati. Walipokuwa hawawezi tena kufanya mambo haya, walihitaji njia mpya za kufuata sheria za Mungu.</w:t>
+      </w:r>
+    </w:p>
+    <w:p>
+      <w:pPr/>
+      <w:r>
+        <w:rPr>
+          <w:lang w:val="sw_KE" w:bidi="sw_KE"/>
+        </w:rPr>
+      </w:r>
+      <w:r>
+        <w:rPr>
+          <w:lang w:val="sw_KE" w:bidi="sw_KE"/>
+        </w:rPr>
+        <w:t xml:space="preserve">Wakati Yesu alipozaliwa, mila hizi za mdomo zilikuwa zimeimarika vizuri (linganisha </w:t>
+      </w:r>
+      <w:hyperlink r:id="rId295">
+        <w:r>
+          <w:rPr>
+            <w:lang w:val="sw_KE" w:bidi="sw_KE"/>
+          </w:rPr>
+          <w:rPr>
+            <w:color w:val="0000EE"/>
+            <w:u w:val="single"/>
+          </w:rPr>
+          <w:t>Marko 7:3</w:t>
+        </w:r>
+      </w:hyperlink>
+      <w:r>
+        <w:rPr>
+          <w:lang w:val="sw_KE" w:bidi="sw_KE"/>
+        </w:rPr>
+        <w:t>). Wayahudi wengi waliamini kwamba mafundisho haya yalikuwa yameashiriwa katika Torati iliyotolewa kwa Musa.</w:t>
+      </w:r>
+    </w:p>
+    <w:p>
+      <w:pPr>
+        <w:pStyle w:val="Heading3"/>
+      </w:pPr>
+      <w:r>
+        <w:rPr>
+          <w:lang w:val="sw_KE" w:bidi="sw_KE"/>
+        </w:rPr>
+        <w:t>Jinsi Makundi Tofauti Yanavyoelewa Torati</w:t>
+      </w:r>
+    </w:p>
+    <w:p>
+      <w:pPr/>
+      <w:r>
+        <w:rPr>
+          <w:lang w:val="sw_KE" w:bidi="sw_KE"/>
+        </w:rPr>
+      </w:r>
+      <w:r>
+        <w:rPr>
+          <w:lang w:val="sw_KE" w:bidi="sw_KE"/>
+        </w:rPr>
+        <w:t>Wafarisayo walikuwa kundi muhimu la kidini la Kiyahudi wakati wa kipindi cha Agano Jipya. Waliamini kwamba Mungu alikuwa amewaadhibu watu wa Kiyahudi kwa kuwaruhusu Wababeli kuwateka na kuwachukua kutoka katika nchi yao katika karne ya saba Kabla ya Kristo (KK). Walidhani hili lilitokea kwa sababu watu hawakufuata sheria za Mungu katika Torati kwa umakini wa kutosha. Wafarisayo wengi pia waliamini kwamba ahadi ya Mungu ya mwokozi (Masihi) haingetimia hadi watu wote wa Kiyahudi wafuate kikamilifu sheria za Torati.</w:t>
+      </w:r>
+    </w:p>
+    <w:p>
+      <w:pPr/>
+      <w:r>
+        <w:rPr>
+          <w:lang w:val="sw_KE" w:bidi="sw_KE"/>
+        </w:rPr>
+      </w:r>
+      <w:r>
+        <w:rPr>
+          <w:lang w:val="sw_KE" w:bidi="sw_KE"/>
+        </w:rPr>
+        <w:t xml:space="preserve">Masadukayo walikuwa kundi lingine muhimu la viongozi wa kidini wa Kiyahudi. Tofauti na makundi mengine ya Kiyahudi, walikubali tu Torati kama neno la Mungu. Walijikita kidogo kwenye miujiza au matukio mengine ya kimiujiza yaliyoelezwa katika Torati. Masadukayo pia hawakuamini kwamba watu wanaweza kuishi tena baada ya kifo. Hata hivyo, Yesu alitumia maneno ya Torati kuonyesha kwamba kuna maisha baada ya kifo (linganisha </w:t>
+      </w:r>
+      <w:hyperlink r:id="rId296">
+        <w:r>
+          <w:rPr>
+            <w:lang w:val="sw_KE" w:bidi="sw_KE"/>
+          </w:rPr>
+          <w:rPr>
+            <w:color w:val="0000EE"/>
+            <w:u w:val="single"/>
+          </w:rPr>
+          <w:t>Mathayo 22:31–32</w:t>
+        </w:r>
+      </w:hyperlink>
+      <w:r>
+        <w:rPr>
+          <w:lang w:val="sw_KE" w:bidi="sw_KE"/>
+        </w:rPr>
+        <w:t>).</w:t>
+      </w:r>
+    </w:p>
+    <w:p>
+      <w:pPr>
+        <w:pStyle w:val="Heading3"/>
+      </w:pPr>
+      <w:r>
+        <w:rPr>
+          <w:lang w:val="sw_KE" w:bidi="sw_KE"/>
+        </w:rPr>
+        <w:t>Torati katika Ibada na Sherehe</w:t>
+      </w:r>
+    </w:p>
+    <w:p>
+      <w:pPr/>
+      <w:r>
+        <w:rPr>
+          <w:lang w:val="sw_KE" w:bidi="sw_KE"/>
+        </w:rPr>
+      </w:r>
+      <w:r>
+        <w:rPr>
+          <w:lang w:val="sw_KE" w:bidi="sw_KE"/>
+        </w:rPr>
+        <w:t>Kusoma Torati katika maeneo ya ibada ya Kiyahudi (yanayoitwa masinagogi) ni sherehe maalum sana ambayo imekuwa ikifanyika kwa maelfu ya miaka. Kuombwa kusoma kutoka Torati kunachukuliwa kuwa heshima kubwa.</w:t>
+      </w:r>
+    </w:p>
+    <w:p>
+      <w:pPr/>
+      <w:r>
+        <w:rPr>
+          <w:lang w:val="sw_KE" w:bidi="sw_KE"/>
+        </w:rPr>
+      </w:r>
+      <w:r>
+        <w:rPr>
+          <w:lang w:val="sw_KE" w:bidi="sw_KE"/>
+        </w:rPr>
+        <w:t>Magombo ya Torati yameandikwa kwa uangalifu kwa mkono kwa Kiebrania na mwandishi aliyehitimu maalum anayeitwa soferi (au mwandishi). Magombo haya yametengenezwa kutoka kwa ngozi ya wanyama ambayo imeandaliwa kulingana na sheria za kidini za Kiyahudi. Gombo limefungwa kuzunguka miti miwili ya mbao, fedha, au pembe za ndovu.</w:t>
+      </w:r>
+    </w:p>
+    <w:p>
+      <w:pPr/>
+      <w:r>
+        <w:rPr>
+          <w:lang w:val="sw_KE" w:bidi="sw_KE"/>
+        </w:rPr>
+      </w:r>
+      <w:r>
+        <w:rPr>
+          <w:lang w:val="sw_KE" w:bidi="sw_KE"/>
+        </w:rPr>
+        <w:t>Mwisho wa miti hii mara nyingi hupambwa kwa uzuri na metali za thamani na vito. Wakati mtu anaposoma kutoka kwenye Torati, hutumia kidole maalum kinachoitwa yad ili kuweka nafasi yao katika maandishi. Kidole hiki husaidia kulinda gombo kwa sababu kugusa maneno moja kwa moja kwa vidole kunaweza kuharibu maandishi nyeti kwa muda. Kidole hiki pia husaidia msomaji kufuata maneno kwa usahihi bila kuruka ujumbe mtakatifu wa Mungu.</w:t>
+      </w:r>
+    </w:p>
+    <w:p>
+      <w:pPr>
+        <w:pStyle w:val="Heading3"/>
+      </w:pPr>
+      <w:r>
+        <w:rPr>
+          <w:lang w:val="sw_KE" w:bidi="sw_KE"/>
+        </w:rPr>
+        <w:t>Wajibu wa Torati kwa Watu Wasio Wayahudi</w:t>
+      </w:r>
+    </w:p>
+    <w:p>
+      <w:pPr/>
+      <w:r>
+        <w:rPr>
+          <w:lang w:val="sw_KE" w:bidi="sw_KE"/>
+        </w:rPr>
+      </w:r>
+      <w:r>
+        <w:rPr>
+          <w:lang w:val="sw_KE" w:bidi="sw_KE"/>
+        </w:rPr>
+        <w:t>Walimu wa jadi wa Kiyahudi wanasema kwamba Mungu aliwapa Wayahudi Torati maalum. Hii inamaanisha kwamba watu ambao si Wayahudi hawahitaji kufuata sheria zake zote.</w:t>
+      </w:r>
+    </w:p>
+    <w:p>
+      <w:pPr/>
+      <w:r>
+        <w:rPr>
+          <w:lang w:val="sw_KE" w:bidi="sw_KE"/>
+        </w:rPr>
+      </w:r>
+      <w:r>
+        <w:rPr>
+          <w:lang w:val="sw_KE" w:bidi="sw_KE"/>
+        </w:rPr>
+        <w:t>Hata hivyo, mwalimu maarufu wa Kiyahudi aitwaye Maimonides, aliyeishi katika Enzi za Kati, alifundisha kwamba watu wasio Wayahudi wanaweza kupokea baraka za Mungu katika maisha ya baadaye kwa kufuata sheria saba za msingi. Kulingana na mapokeo ya Kiyahudi, Mungu alimpa Noa sheria hizi. Ni:</w:t>
+      </w:r>
+    </w:p>
+    <w:p>
+      <w:pPr>
+        <w:pStyle w:val="ListNumber"/>
+        <w:numPr>
+          <w:ilvl w:val="0"/>
+          <w:numId w:val="15"/>
+        </w:numPr>
+        <w:spacing w:line="240" w:lineRule="auto"/>
+        <w:ind w:left="720"/>
+      </w:pPr>
+      <w:r>
+        <w:rPr>
+          <w:lang w:val="sw_KE" w:bidi="sw_KE"/>
+        </w:rPr>
+      </w:r>
+      <w:r>
+        <w:rPr>
+          <w:lang w:val="sw_KE" w:bidi="sw_KE"/>
+        </w:rPr>
+        <w:t>Usiabudu miungu ya bandia.</w:t>
+      </w:r>
+    </w:p>
+    <w:p>
+      <w:pPr>
+        <w:pStyle w:val="ListNumber"/>
+        <w:spacing w:line="240" w:lineRule="auto"/>
+        <w:ind w:left="720"/>
+      </w:pPr>
+      <w:r>
+        <w:rPr>
+          <w:lang w:val="sw_KE" w:bidi="sw_KE"/>
+        </w:rPr>
+      </w:r>
+      <w:r>
+        <w:rPr>
+          <w:lang w:val="sw_KE" w:bidi="sw_KE"/>
+        </w:rPr>
+        <w:t>Epuka kufanya dhambi za kingono.</w:t>
+      </w:r>
+    </w:p>
+    <w:p>
+      <w:pPr>
+        <w:pStyle w:val="ListNumber"/>
+        <w:spacing w:line="240" w:lineRule="auto"/>
+        <w:ind w:left="720"/>
+      </w:pPr>
+      <w:r>
+        <w:rPr>
+          <w:lang w:val="sw_KE" w:bidi="sw_KE"/>
+        </w:rPr>
+      </w:r>
+      <w:r>
+        <w:rPr>
+          <w:lang w:val="sw_KE" w:bidi="sw_KE"/>
+        </w:rPr>
+        <w:t>Usiue mtu.</w:t>
+      </w:r>
+    </w:p>
+    <w:p>
+      <w:pPr>
+        <w:pStyle w:val="ListNumber"/>
+        <w:spacing w:line="240" w:lineRule="auto"/>
+        <w:ind w:left="720"/>
+      </w:pPr>
+      <w:r>
+        <w:rPr>
+          <w:lang w:val="sw_KE" w:bidi="sw_KE"/>
+        </w:rPr>
+      </w:r>
+      <w:r>
+        <w:rPr>
+          <w:lang w:val="sw_KE" w:bidi="sw_KE"/>
+        </w:rPr>
+        <w:t>Usipuuze jina la Mungu.</w:t>
+      </w:r>
+    </w:p>
+    <w:p>
+      <w:pPr>
+        <w:pStyle w:val="ListNumber"/>
+        <w:spacing w:line="240" w:lineRule="auto"/>
+        <w:ind w:left="720"/>
+      </w:pPr>
+      <w:r>
+        <w:rPr>
+          <w:lang w:val="sw_KE" w:bidi="sw_KE"/>
+        </w:rPr>
+      </w:r>
+      <w:r>
+        <w:rPr>
+          <w:lang w:val="sw_KE" w:bidi="sw_KE"/>
+        </w:rPr>
+        <w:t>Usifanye vitendo vya dhuluma.</w:t>
+      </w:r>
+    </w:p>
+    <w:p>
+      <w:pPr>
+        <w:pStyle w:val="ListNumber"/>
+        <w:spacing w:line="240" w:lineRule="auto"/>
+        <w:ind w:left="720"/>
+      </w:pPr>
+      <w:r>
+        <w:rPr>
+          <w:lang w:val="sw_KE" w:bidi="sw_KE"/>
+        </w:rPr>
+      </w:r>
+      <w:r>
+        <w:rPr>
+          <w:lang w:val="sw_KE" w:bidi="sw_KE"/>
+        </w:rPr>
+        <w:t>Usiibe mali ya mtu mwingine.</w:t>
+      </w:r>
+    </w:p>
+    <w:p>
+      <w:pPr>
+        <w:pStyle w:val="ListNumber"/>
+        <w:spacing w:line="240" w:lineRule="auto"/>
+        <w:ind w:left="720"/>
+      </w:pPr>
+      <w:r>
+        <w:rPr>
+          <w:lang w:val="sw_KE" w:bidi="sw_KE"/>
+        </w:rPr>
+      </w:r>
+      <w:r>
+        <w:rPr>
+          <w:lang w:val="sw_KE" w:bidi="sw_KE"/>
+        </w:rPr>
+        <w:t>Usile nyama ya mnyama ambaye bado yuko hai.</w:t>
+      </w:r>
+    </w:p>
+    <w:p>
+      <w:pPr>
+        <w:pStyle w:val="Heading3"/>
+      </w:pPr>
+      <w:r>
+        <w:rPr>
+          <w:lang w:val="sw_KE" w:bidi="sw_KE"/>
+        </w:rPr>
+        <w:t>Torati katika Agano Jipya</w:t>
+      </w:r>
+    </w:p>
+    <w:p>
+      <w:pPr/>
+      <w:r>
+        <w:rPr>
+          <w:lang w:val="sw_KE" w:bidi="sw_KE"/>
+        </w:rPr>
+      </w:r>
+      <w:r>
+        <w:rPr>
+          <w:lang w:val="sw_KE" w:bidi="sw_KE"/>
+        </w:rPr>
+        <w:t>Agano Jipya linafundisha jambo muhimu kuhusu Torati. Wakati sheria za Mungu katika Torati zilikuwa muhimu kwa wakati wao, hazikukusudiwa kuwa njia ya watu kupata wokovu kwa kuzifuata kikamilifu. Ingawa aya moja inaonekana kupendekeza kuwa watu wangeweza kuwa sawa na Mungu kwa kufuata sheria zake, hakuna mwanadamu anayeweza kutii sheria za Mungu kikamilifu (</w:t>
+      </w:r>
+      <w:hyperlink r:id="rId297">
+        <w:r>
+          <w:rPr>
+            <w:lang w:val="sw_KE" w:bidi="sw_KE"/>
+          </w:rPr>
+          <w:rPr>
+            <w:color w:val="0000EE"/>
+            <w:u w:val="single"/>
+          </w:rPr>
+          <w:t>Mambo ya Walawi 18:5</w:t>
+        </w:r>
+      </w:hyperlink>
+      <w:r>
+        <w:rPr>
+          <w:lang w:val="sw_KE" w:bidi="sw_KE"/>
+        </w:rPr>
+        <w:t>).</w:t>
+      </w:r>
+    </w:p>
+    <w:p>
+      <w:pPr/>
+      <w:r>
+        <w:rPr>
+          <w:lang w:val="sw_KE" w:bidi="sw_KE"/>
+        </w:rPr>
+      </w:r>
+      <w:r>
+        <w:rPr>
+          <w:lang w:val="sw_KE" w:bidi="sw_KE"/>
+        </w:rPr>
+        <w:t>Agano la Kale linaonyesha kwamba Mungu amekuwa akiwakoa watu kupitia wema wake, si kwa tabia yao kamilifu. Kwa mfano, Mungu alimkubali Abrahamu kwa sababu ya imani yake, si kwa sababu alifuata sheria zote kikamilifu (</w:t>
+      </w:r>
       <w:hyperlink r:id="rId218">
         <w:r>
           <w:rPr>
@@ -7381,43 +10206,212 @@
             <w:color w:val="0000EE"/>
             <w:u w:val="single"/>
           </w:rPr>
-          <w:t>Mwanzo 21:4</w:t>
-        </w:r>
-      </w:hyperlink>
+          <w:t>Mwanzo 15</w:t>
+        </w:r>
+      </w:hyperlink>
+      <w:r>
+        <w:rPr>
+          <w:lang w:val="sw_KE" w:bidi="sw_KE"/>
+        </w:rPr>
+        <w:t>). Hii ilitokea miaka 400 kabla ya Mungu kumpa Mose Torati. Hii inatuonyesha jinsi Mungu amekuwa akiwakaribisha watu wanaomtumaini.</w:t>
+      </w:r>
+    </w:p>
+    <w:p>
+      <w:pPr/>
+      <w:r>
+        <w:rPr>
+          <w:lang w:val="sw_KE" w:bidi="sw_KE"/>
+        </w:rPr>
+      </w:r>
+      <w:r>
+        <w:rPr>
+          <w:lang w:val="sw_KE" w:bidi="sw_KE"/>
+        </w:rPr>
+        <w:t>Kusudi moja kuu la sheria za Mungu ni kusaidia watu kutambua kwamba hawawezi kuwa wakamilifu kwa juhudi zao wenyewe (</w:t>
+      </w:r>
+      <w:hyperlink r:id="rId298">
+        <w:r>
+          <w:rPr>
+            <w:lang w:val="sw_KE" w:bidi="sw_KE"/>
+          </w:rPr>
+          <w:rPr>
+            <w:color w:val="0000EE"/>
+            <w:u w:val="single"/>
+          </w:rPr>
+          <w:t>Wagalatia 3:24</w:t>
+        </w:r>
+      </w:hyperlink>
+      <w:r>
+        <w:rPr>
+          <w:lang w:val="sw_KE" w:bidi="sw_KE"/>
+        </w:rPr>
+        <w:t>). Watu wanapojaribu kufuata sheria zote za Mungu, wanagundua jinsi wanavyohitaji msaada na msamaha wa Mungu (</w:t>
+      </w:r>
+      <w:hyperlink r:id="rId299">
+        <w:r>
+          <w:rPr>
+            <w:lang w:val="sw_KE" w:bidi="sw_KE"/>
+          </w:rPr>
+          <w:rPr>
+            <w:color w:val="0000EE"/>
+            <w:u w:val="single"/>
+          </w:rPr>
+          <w:t>Warumi 7:7</w:t>
+        </w:r>
+      </w:hyperlink>
+      <w:r>
+        <w:rPr>
+          <w:lang w:val="sw_KE" w:bidi="sw_KE"/>
+        </w:rPr>
+        <w:t>). Hii inawaongoza kumtumaini Yesu.</w:t>
+      </w:r>
+    </w:p>
+    <w:p>
+      <w:pPr/>
+      <w:r>
+        <w:rPr>
+          <w:lang w:val="sw_KE" w:bidi="sw_KE"/>
+        </w:rPr>
+      </w:r>
+      <w:r>
+        <w:rPr>
+          <w:lang w:val="sw_KE" w:bidi="sw_KE"/>
+        </w:rPr>
+        <w:t>Yesu aliheshimu sana Torati. Kusudi la maisha yake lilikuwa kutimiza kila kitu ambacho Torati ilihitaji. Wakati watu wanapomwamini Yesu, wanapokea faida ya utiifu wake mkamilifu kwa sheria za Mungu. Yesu ni mwisho wa sheria ili kila mtu ambaye ana imani ndani yake apate kuhesabiwa haki (</w:t>
+      </w:r>
+      <w:hyperlink r:id="rId300">
+        <w:r>
+          <w:rPr>
+            <w:lang w:val="sw_KE" w:bidi="sw_KE"/>
+          </w:rPr>
+          <w:rPr>
+            <w:color w:val="0000EE"/>
+            <w:u w:val="single"/>
+          </w:rPr>
+          <w:t>Warumi 10:4</w:t>
+        </w:r>
+      </w:hyperlink>
+      <w:r>
+        <w:rPr>
+          <w:lang w:val="sw_KE" w:bidi="sw_KE"/>
+        </w:rPr>
+        <w:t>).</w:t>
+      </w:r>
+    </w:p>
+    <w:p>
+      <w:pPr/>
+      <w:r>
+        <w:rPr>
+          <w:lang w:val="sw_KE" w:bidi="sw_KE"/>
+        </w:rPr>
+      </w:r>
+      <w:r>
+        <w:rPr>
+          <w:i/>
+          <w:lang w:val="sw_KE" w:bidi="sw_KE"/>
+        </w:rPr>
+        <w:t>Tazama pia</w:t>
+      </w:r>
+      <w:r>
+        <w:rPr>
+          <w:lang w:val="sw_KE" w:bidi="sw_KE"/>
+        </w:rPr>
+        <w:t xml:space="preserve"> </w:t>
+      </w:r>
+      <w:r>
+        <w:rPr>
+          <w:lang w:val="sw_KE" w:bidi="sw_KE"/>
+        </w:rPr>
+        <w:t>Uyahudi</w:t>
+      </w:r>
       <w:r>
         <w:rPr>
           <w:lang w:val="sw_KE" w:bidi="sw_KE"/>
         </w:rPr>
         <w:t xml:space="preserve">; </w:t>
       </w:r>
-      <w:hyperlink r:id="rId219">
-        <w:r>
-          <w:rPr>
-            <w:lang w:val="sw_KE" w:bidi="sw_KE"/>
-          </w:rPr>
-          <w:rPr>
-            <w:color w:val="0000EE"/>
-            <w:u w:val="single"/>
-          </w:rPr>
-          <w:t>Lk 1:59</w:t>
-        </w:r>
-      </w:hyperlink>
+      <w:r>
+        <w:rPr>
+          <w:lang w:val="sw_KE" w:bidi="sw_KE"/>
+        </w:rPr>
+        <w:t>Sheria, Dhana ya Kimaandiko</w:t>
+      </w:r>
       <w:r>
         <w:rPr>
           <w:lang w:val="sw_KE" w:bidi="sw_KE"/>
         </w:rPr>
         <w:t xml:space="preserve">; </w:t>
       </w:r>
-      <w:hyperlink r:id="rId220">
-        <w:r>
-          <w:rPr>
-            <w:lang w:val="sw_KE" w:bidi="sw_KE"/>
-          </w:rPr>
-          <w:rPr>
-            <w:color w:val="0000EE"/>
-            <w:u w:val="single"/>
-          </w:rPr>
-          <w:t>2:21</w:t>
+      <w:r>
+        <w:rPr>
+          <w:lang w:val="sw_KE" w:bidi="sw_KE"/>
+        </w:rPr>
+        <w:t>Talmud</w:t>
+      </w:r>
+      <w:r>
+        <w:rPr>
+          <w:lang w:val="sw_KE" w:bidi="sw_KE"/>
+        </w:rPr>
+        <w:t>.</w:t>
+      </w:r>
+      <w:r>
+        <w:rPr>
+          <w:lang w:val="sw_KE" w:bidi="sw_KE"/>
+        </w:rPr>
+      </w:r>
+      <w:r>
+        <w:rPr>
+          <w:lang w:val="sw_KE" w:bidi="sw_KE"/>
+        </w:rPr>
+      </w:r>
+    </w:p>
+    <w:p>
+      <w:pPr/>
+      <w:r>
+        <w:rPr>
+          <w:lang w:val="sw_KE" w:bidi="sw_KE"/>
+        </w:rPr>
+      </w:r>
+    </w:p>
+    <w:p>
+      <w:pPr>
+        <w:pStyle w:val="Heading2"/>
+      </w:pPr>
+      <w:r>
+        <w:rPr>
+          <w:lang w:val="sw_KE" w:bidi="sw_KE"/>
+        </w:rPr>
+        <w:t>Tubali</w:t>
+      </w:r>
+      <w:r>
+        <w:rPr>
+          <w:lang w:val="sw_KE" w:bidi="sw_KE"/>
+        </w:rPr>
+      </w:r>
+    </w:p>
+    <w:p>
+      <w:pPr/>
+      <w:r>
+        <w:rPr>
+          <w:lang w:val="sw_KE" w:bidi="sw_KE"/>
+        </w:rPr>
+      </w:r>
+      <w:r>
+        <w:rPr>
+          <w:lang w:val="sw_KE" w:bidi="sw_KE"/>
+        </w:rPr>
+        <w:t>Watano kati ya wana waliotajwa wa Yafethi katika jedwali la mataifa (</w:t>
+      </w:r>
+      <w:hyperlink r:id="rId143">
+        <w:r>
+          <w:rPr>
+            <w:lang w:val="sw_KE" w:bidi="sw_KE"/>
+          </w:rPr>
+          <w:rPr>
+            <w:color w:val="0000EE"/>
+            <w:u w:val="single"/>
+          </w:rPr>
+          <w:t>Mwa 10:2</w:t>
         </w:r>
       </w:hyperlink>
       <w:r>
@@ -7426,16 +10420,34 @@
         </w:rPr>
         <w:t xml:space="preserve">; </w:t>
       </w:r>
-      <w:hyperlink r:id="rId215">
-        <w:r>
-          <w:rPr>
-            <w:lang w:val="sw_KE" w:bidi="sw_KE"/>
-          </w:rPr>
-          <w:rPr>
-            <w:color w:val="0000EE"/>
-            <w:u w:val="single"/>
-          </w:rPr>
-          <w:t>Matendo 7:8</w:t>
+      <w:hyperlink r:id="rId144">
+        <w:r>
+          <w:rPr>
+            <w:lang w:val="sw_KE" w:bidi="sw_KE"/>
+          </w:rPr>
+          <w:rPr>
+            <w:color w:val="0000EE"/>
+            <w:u w:val="single"/>
+          </w:rPr>
+          <w:t>1 Nya 1:5</w:t>
+        </w:r>
+      </w:hyperlink>
+      <w:r>
+        <w:rPr>
+          <w:lang w:val="sw_KE" w:bidi="sw_KE"/>
+        </w:rPr>
+        <w:t>). Tubali baadaye alipata umuhimu katika maandiko ya kinabii ya Isaya na Ezekieli kama moja ya mataifa ambayo yangehukumiwa kwa kutishia watu wa Mungu (</w:t>
+      </w:r>
+      <w:hyperlink r:id="rId301">
+        <w:r>
+          <w:rPr>
+            <w:lang w:val="sw_KE" w:bidi="sw_KE"/>
+          </w:rPr>
+          <w:rPr>
+            <w:color w:val="0000EE"/>
+            <w:u w:val="single"/>
+          </w:rPr>
+          <w:t>Isa 66:19</w:t>
         </w:r>
       </w:hyperlink>
       <w:r>
@@ -7444,34 +10456,16 @@
         </w:rPr>
         <w:t xml:space="preserve">; </w:t>
       </w:r>
-      <w:hyperlink r:id="rId221">
-        <w:r>
-          <w:rPr>
-            <w:lang w:val="sw_KE" w:bidi="sw_KE"/>
-          </w:rPr>
-          <w:rPr>
-            <w:color w:val="0000EE"/>
-            <w:u w:val="single"/>
-          </w:rPr>
-          <w:t>Wafilipi 3:5</w:t>
-        </w:r>
-      </w:hyperlink>
-      <w:r>
-        <w:rPr>
-          <w:lang w:val="sw_KE" w:bidi="sw_KE"/>
-        </w:rPr>
-        <w:t>), kwa kawaida na baba wa mvulana (</w:t>
-      </w:r>
-      <w:hyperlink r:id="rId222">
-        <w:r>
-          <w:rPr>
-            <w:lang w:val="sw_KE" w:bidi="sw_KE"/>
-          </w:rPr>
-          <w:rPr>
-            <w:color w:val="0000EE"/>
-            <w:u w:val="single"/>
-          </w:rPr>
-          <w:t>Mwanzo 17:23</w:t>
+      <w:hyperlink r:id="rId302">
+        <w:r>
+          <w:rPr>
+            <w:lang w:val="sw_KE" w:bidi="sw_KE"/>
+          </w:rPr>
+          <w:rPr>
+            <w:color w:val="0000EE"/>
+            <w:u w:val="single"/>
+          </w:rPr>
+          <w:t>Eze 27:13</w:t>
         </w:r>
       </w:hyperlink>
       <w:r>
@@ -7480,16 +10474,16 @@
         </w:rPr>
         <w:t xml:space="preserve">; </w:t>
       </w:r>
-      <w:hyperlink r:id="rId218">
-        <w:r>
-          <w:rPr>
-            <w:lang w:val="sw_KE" w:bidi="sw_KE"/>
-          </w:rPr>
-          <w:rPr>
-            <w:color w:val="0000EE"/>
-            <w:u w:val="single"/>
-          </w:rPr>
-          <w:t>21:4</w:t>
+      <w:hyperlink r:id="rId303">
+        <w:r>
+          <w:rPr>
+            <w:lang w:val="sw_KE" w:bidi="sw_KE"/>
+          </w:rPr>
+          <w:rPr>
+            <w:color w:val="0000EE"/>
+            <w:u w:val="single"/>
+          </w:rPr>
+          <w:t>32:26</w:t>
         </w:r>
       </w:hyperlink>
       <w:r>
@@ -7498,34 +10492,16 @@
         </w:rPr>
         <w:t xml:space="preserve">; </w:t>
       </w:r>
-      <w:hyperlink r:id="rId215">
-        <w:r>
-          <w:rPr>
-            <w:lang w:val="sw_KE" w:bidi="sw_KE"/>
-          </w:rPr>
-          <w:rPr>
-            <w:color w:val="0000EE"/>
-            <w:u w:val="single"/>
-          </w:rPr>
-          <w:t>Matendo 7:8</w:t>
-        </w:r>
-      </w:hyperlink>
-      <w:r>
-        <w:rPr>
-          <w:lang w:val="sw_KE" w:bidi="sw_KE"/>
-        </w:rPr>
-        <w:t>), wakati ambapo jina lingetolewa (</w:t>
-      </w:r>
-      <w:hyperlink r:id="rId219">
-        <w:r>
-          <w:rPr>
-            <w:lang w:val="sw_KE" w:bidi="sw_KE"/>
-          </w:rPr>
-          <w:rPr>
-            <w:color w:val="0000EE"/>
-            <w:u w:val="single"/>
-          </w:rPr>
-          <w:t>Luka 1:59</w:t>
+      <w:hyperlink r:id="rId304">
+        <w:r>
+          <w:rPr>
+            <w:lang w:val="sw_KE" w:bidi="sw_KE"/>
+          </w:rPr>
+          <w:rPr>
+            <w:color w:val="0000EE"/>
+            <w:u w:val="single"/>
+          </w:rPr>
+          <w:t>38:2–3</w:t>
         </w:r>
       </w:hyperlink>
       <w:r>
@@ -7534,34 +10510,34 @@
         </w:rPr>
         <w:t xml:space="preserve">; </w:t>
       </w:r>
-      <w:hyperlink r:id="rId220">
-        <w:r>
-          <w:rPr>
-            <w:lang w:val="sw_KE" w:bidi="sw_KE"/>
-          </w:rPr>
-          <w:rPr>
-            <w:color w:val="0000EE"/>
-            <w:u w:val="single"/>
-          </w:rPr>
-          <w:t>2:21</w:t>
-        </w:r>
-      </w:hyperlink>
-      <w:r>
-        <w:rPr>
-          <w:lang w:val="sw_KE" w:bidi="sw_KE"/>
-        </w:rPr>
-        <w:t>). Visu vya jiwe vilitumika katika siku za mwanzo (</w:t>
-      </w:r>
-      <w:hyperlink r:id="rId223">
-        <w:r>
-          <w:rPr>
-            <w:lang w:val="sw_KE" w:bidi="sw_KE"/>
-          </w:rPr>
-          <w:rPr>
-            <w:color w:val="0000EE"/>
-            <w:u w:val="single"/>
-          </w:rPr>
-          <w:t>Kutoka 4:25</w:t>
+      <w:hyperlink r:id="rId305">
+        <w:r>
+          <w:rPr>
+            <w:lang w:val="sw_KE" w:bidi="sw_KE"/>
+          </w:rPr>
+          <w:rPr>
+            <w:color w:val="0000EE"/>
+            <w:u w:val="single"/>
+          </w:rPr>
+          <w:t>39:1</w:t>
+        </w:r>
+      </w:hyperlink>
+      <w:r>
+        <w:rPr>
+          <w:lang w:val="sw_KE" w:bidi="sw_KE"/>
+        </w:rPr>
+        <w:t>). Tubali kawaida hutajwa pamoja na Yavani na Mesheki kama ama mataifa ya kaskazini au mataifa ya pwani (</w:t>
+      </w:r>
+      <w:hyperlink r:id="rId301">
+        <w:r>
+          <w:rPr>
+            <w:lang w:val="sw_KE" w:bidi="sw_KE"/>
+          </w:rPr>
+          <w:rPr>
+            <w:color w:val="0000EE"/>
+            <w:u w:val="single"/>
+          </w:rPr>
+          <w:t>Isa 66:19</w:t>
         </w:r>
       </w:hyperlink>
       <w:r>
@@ -7570,1423 +10546,41 @@
         </w:rPr>
         <w:t xml:space="preserve">; </w:t>
       </w:r>
-      <w:hyperlink r:id="rId224">
-        <w:r>
-          <w:rPr>
-            <w:lang w:val="sw_KE" w:bidi="sw_KE"/>
-          </w:rPr>
-          <w:rPr>
-            <w:color w:val="0000EE"/>
-            <w:u w:val="single"/>
-          </w:rPr>
-          <w:t>Yoshua 5:2–3</w:t>
-        </w:r>
-      </w:hyperlink>
-      <w:r>
-        <w:rPr>
-          <w:lang w:val="sw_KE" w:bidi="sw_KE"/>
-        </w:rPr>
-        <w:t>). Baadaye, ibada ilifanywa na mtaalamu aliyeitwa mohel</w:t>
-      </w:r>
-      <w:r>
-        <w:rPr>
-          <w:i/>
-          <w:lang w:val="sw_KE" w:bidi="sw_KE"/>
-        </w:rPr>
-        <w:t>.</w:t>
-      </w:r>
-      <w:r>
-        <w:rPr>
-          <w:lang w:val="sw_KE" w:bidi="sw_KE"/>
-        </w:rPr>
-        <w:t xml:space="preserve"> Utafiti wa kitabibu umebaini kwamba prothrombin, dutu katika damu inayosaidia kuganda, ipo kwa wingi zaidi siku ya nane kuliko wakati mwingine wowote maishani.</w:t>
-      </w:r>
-    </w:p>
-    <w:p>
-      <w:pPr>
-        <w:pStyle w:val="Heading4"/>
-      </w:pPr>
-      <w:r>
-        <w:rPr>
-          <w:lang w:val="sw_KE" w:bidi="sw_KE"/>
-        </w:rPr>
-        <w:t>Maana ya Theolojia</w:t>
-      </w:r>
-    </w:p>
-    <w:p>
-      <w:pPr/>
-      <w:r>
-        <w:rPr>
-          <w:lang w:val="sw_KE" w:bidi="sw_KE"/>
-        </w:rPr>
-      </w:r>
-      <w:r>
-        <w:rPr>
-          <w:lang w:val="sw_KE" w:bidi="sw_KE"/>
-        </w:rPr>
-        <w:t>Tohara ilikuwa na uhusiano na utimilifu wa ahadi ya Mungu kuhusu wazao wa Abrahamu (</w:t>
-      </w:r>
-      <w:hyperlink r:id="rId225">
-        <w:r>
-          <w:rPr>
-            <w:lang w:val="sw_KE" w:bidi="sw_KE"/>
-          </w:rPr>
-          <w:rPr>
-            <w:color w:val="0000EE"/>
-            <w:u w:val="single"/>
-          </w:rPr>
-          <w:t>Mwanzo 17:9–12</w:t>
-        </w:r>
-      </w:hyperlink>
-      <w:r>
-        <w:rPr>
-          <w:lang w:val="sw_KE" w:bidi="sw_KE"/>
-        </w:rPr>
-        <w:t>). Kwa sababu ilitumika kwenye kiungo cha uzazi, ishara hiyo ilihusisha kuendeleza kizazi. Matumizi yake kwa mtoto wa siku nane yanaonyesha tabia ya neema ya ahadi ya Mungu kwa wazao wa Abrahamu na inaonyesha kwamba watu wa Mungu wanahitaji neema ya utakaso tangu kuzaliwa (</w:t>
-      </w:r>
-      <w:hyperlink r:id="rId217">
-        <w:r>
-          <w:rPr>
-            <w:lang w:val="sw_KE" w:bidi="sw_KE"/>
-          </w:rPr>
-          <w:rPr>
-            <w:color w:val="0000EE"/>
-            <w:u w:val="single"/>
-          </w:rPr>
-          <w:t>Mambo ya Walawi 12:1–3</w:t>
-        </w:r>
-      </w:hyperlink>
-      <w:r>
-        <w:rPr>
-          <w:lang w:val="sw_KE" w:bidi="sw_KE"/>
-        </w:rPr>
-        <w:t>). Ahadi za agano zilithibitishwa tena kwa kila kizazi kabla ya wapokeaji kujibu kwa imani au kutoamini. Hakuna kitu katika mioyo ya watu waliochaguliwa kinaweza kuathiri utimilifu wa mwisho wa ahadi zilizotolewa kwa Abrahamu na wazao wake.</w:t>
-      </w:r>
-    </w:p>
-    <w:p>
-      <w:pPr/>
-      <w:r>
-        <w:rPr>
-          <w:lang w:val="sw_KE" w:bidi="sw_KE"/>
-        </w:rPr>
-      </w:r>
-      <w:r>
-        <w:rPr>
-          <w:lang w:val="sw_KE" w:bidi="sw_KE"/>
-        </w:rPr>
-        <w:t>Tohara pia ilikuwa na uhusiano na utimilifu wa ahadi ya Mungu kuhusu nchi (</w:t>
-      </w:r>
-      <w:hyperlink r:id="rId226">
-        <w:r>
-          <w:rPr>
-            <w:lang w:val="sw_KE" w:bidi="sw_KE"/>
-          </w:rPr>
-          <w:rPr>
-            <w:color w:val="0000EE"/>
-            <w:u w:val="single"/>
-          </w:rPr>
-          <w:t>Mwanzo 17:8</w:t>
-        </w:r>
-      </w:hyperlink>
-      <w:r>
-        <w:rPr>
-          <w:lang w:val="sw_KE" w:bidi="sw_KE"/>
-        </w:rPr>
-        <w:t>). Nchi ilikuwa mali takatifu ya Mungu, na Waisraeli walipaswa kuwa watakatifu ili kuimiliki. Wakati Yosefu na wazao wake walipokuwa Misri, waliendelea kuwatahiri wana wao. Lakini kufuatia dhambi kubwa katika Mlima Sinai baada ya kutoka, Waisraeli wasioamini walishindwa kuweka ishara ya agano juu ya watoto wao walipokuwa wakizunguka jangwani. Kwa sababu kizazi kipya hakikuwa kimefanyiwa tohara, watu hawakuwa tayari kuingia katika Nchi ya Ahadi. Kwa hiyo, Mungu alimwamuru Yoshua kuwatahiri wanaume wa Israeli. Jibu la utiifu la watu lilikuwa tendo la imani, kwani majeshi ya adui yalikuwa yamepiga kambi karibu wakati wapiganaji wa Israeli walipokuwa wamelemazwa na upasuaji (</w:t>
-      </w:r>
-      <w:hyperlink r:id="rId227">
-        <w:r>
-          <w:rPr>
-            <w:lang w:val="sw_KE" w:bidi="sw_KE"/>
-          </w:rPr>
-          <w:rPr>
-            <w:color w:val="0000EE"/>
-            <w:u w:val="single"/>
-          </w:rPr>
-          <w:t>Yoshua 5:2–9</w:t>
-        </w:r>
-      </w:hyperlink>
-      <w:r>
-        <w:rPr>
-          <w:lang w:val="sw_KE" w:bidi="sw_KE"/>
-        </w:rPr>
-        <w:t>).</w:t>
-      </w:r>
-    </w:p>
-    <w:p>
-      <w:pPr/>
-      <w:r>
-        <w:rPr>
-          <w:lang w:val="sw_KE" w:bidi="sw_KE"/>
-        </w:rPr>
-      </w:r>
-      <w:r>
-        <w:rPr>
-          <w:lang w:val="sw_KE" w:bidi="sw_KE"/>
-        </w:rPr>
-        <w:t>Tangu mwanzo, ushiriki katika ahadi za agano ulikuwa wazi kwa watu nje ya nyumba ya Abrahamu (</w:t>
-      </w:r>
-      <w:hyperlink r:id="rId228">
-        <w:r>
-          <w:rPr>
-            <w:lang w:val="sw_KE" w:bidi="sw_KE"/>
-          </w:rPr>
-          <w:rPr>
-            <w:color w:val="0000EE"/>
-            <w:u w:val="single"/>
-          </w:rPr>
-          <w:t>Mwanzo 17:12–13</w:t>
-        </w:r>
-      </w:hyperlink>
-      <w:r>
-        <w:rPr>
-          <w:lang w:val="sw_KE" w:bidi="sw_KE"/>
-        </w:rPr>
-        <w:t xml:space="preserve">). </w:t>
-      </w:r>
-      <w:hyperlink r:id="rId229">
-        <w:r>
-          <w:rPr>
-            <w:lang w:val="sw_KE" w:bidi="sw_KE"/>
-          </w:rPr>
-          <w:rPr>
-            <w:color w:val="0000EE"/>
-            <w:u w:val="single"/>
-          </w:rPr>
-          <w:t>Kutoka 12:43–49</w:t>
-        </w:r>
-      </w:hyperlink>
-      <w:r>
-        <w:rPr>
-          <w:lang w:val="sw_KE" w:bidi="sw_KE"/>
-        </w:rPr>
-        <w:t xml:space="preserve"> inawapa wasio Waisraeli fursa ya kushiriki katika Pasaka ikiwa wako tayari kutimiza sharti lile lile lililowekwa kwa Wayahudi—la tohara.</w:t>
-      </w:r>
-    </w:p>
-    <w:p>
-      <w:pPr>
-        <w:pStyle w:val="Heading3"/>
-      </w:pPr>
-      <w:r>
-        <w:rPr>
-          <w:lang w:val="sw_KE" w:bidi="sw_KE"/>
-        </w:rPr>
-        <w:t>Tohara katika Agano Jipya</w:t>
-      </w:r>
-    </w:p>
-    <w:p>
-      <w:pPr/>
-      <w:r>
-        <w:rPr>
-          <w:lang w:val="sw_KE" w:bidi="sw_KE"/>
-        </w:rPr>
-      </w:r>
-      <w:r>
-        <w:rPr>
-          <w:lang w:val="sw_KE" w:bidi="sw_KE"/>
-        </w:rPr>
-        <w:t>Yohana Mbatizaji alitahiriwa, kama vile Yesu na Paulo (</w:t>
-      </w:r>
-      <w:hyperlink r:id="rId219">
-        <w:r>
-          <w:rPr>
-            <w:lang w:val="sw_KE" w:bidi="sw_KE"/>
-          </w:rPr>
-          <w:rPr>
-            <w:color w:val="0000EE"/>
-            <w:u w:val="single"/>
-          </w:rPr>
-          <w:t>Luka 1:59</w:t>
-        </w:r>
-      </w:hyperlink>
-      <w:r>
-        <w:rPr>
-          <w:lang w:val="sw_KE" w:bidi="sw_KE"/>
-        </w:rPr>
-        <w:t xml:space="preserve">; </w:t>
-      </w:r>
-      <w:hyperlink r:id="rId220">
-        <w:r>
-          <w:rPr>
-            <w:lang w:val="sw_KE" w:bidi="sw_KE"/>
-          </w:rPr>
-          <w:rPr>
-            <w:color w:val="0000EE"/>
-            <w:u w:val="single"/>
-          </w:rPr>
-          <w:t>2:21</w:t>
-        </w:r>
-      </w:hyperlink>
-      <w:r>
-        <w:rPr>
-          <w:lang w:val="sw_KE" w:bidi="sw_KE"/>
-        </w:rPr>
-        <w:t xml:space="preserve">; </w:t>
-      </w:r>
-      <w:hyperlink r:id="rId221">
-        <w:r>
-          <w:rPr>
-            <w:lang w:val="sw_KE" w:bidi="sw_KE"/>
-          </w:rPr>
-          <w:rPr>
-            <w:color w:val="0000EE"/>
-            <w:u w:val="single"/>
-          </w:rPr>
-          <w:t>Wafilipi 3:5</w:t>
-        </w:r>
-      </w:hyperlink>
-      <w:r>
-        <w:rPr>
-          <w:lang w:val="sw_KE" w:bidi="sw_KE"/>
-        </w:rPr>
-        <w:t>). Yesu alitambua umuhimu wa utakaso wa tohara (</w:t>
-      </w:r>
-      <w:hyperlink r:id="rId230">
-        <w:r>
-          <w:rPr>
-            <w:lang w:val="sw_KE" w:bidi="sw_KE"/>
-          </w:rPr>
-          <w:rPr>
-            <w:color w:val="0000EE"/>
-            <w:u w:val="single"/>
-          </w:rPr>
-          <w:t>Yohana 7:22–23</w:t>
-        </w:r>
-      </w:hyperlink>
-      <w:r>
-        <w:rPr>
-          <w:lang w:val="sw_KE" w:bidi="sw_KE"/>
-        </w:rPr>
-        <w:t>), akilinganisha desturi hiyo na huduma yake ya uponyaji ambayo ilimfanya mtu kuwa mzima kabisa na hivyo kuwa “msafi” kiibada. Kabla tu ya kupigwa mawe, Stefano alirejelea agano la tohara na kuwalaumu washtaki wake Wayahudi kwa kuwa, kama mababu zao, wenye shingo ngumu na wasiotahiriwa mioyo na masikio, na kwa daima kumpinga Roho Mtakatifu (</w:t>
-      </w:r>
-      <w:hyperlink r:id="rId231">
-        <w:r>
-          <w:rPr>
-            <w:lang w:val="sw_KE" w:bidi="sw_KE"/>
-          </w:rPr>
-          <w:rPr>
-            <w:color w:val="0000EE"/>
-            <w:u w:val="single"/>
-          </w:rPr>
-          <w:t>Matendo 7:8, 51</w:t>
-        </w:r>
-      </w:hyperlink>
-      <w:r>
-        <w:rPr>
-          <w:lang w:val="sw_KE" w:bidi="sw_KE"/>
-        </w:rPr>
-        <w:t>).</w:t>
-      </w:r>
-    </w:p>
-    <w:p>
-      <w:pPr/>
-      <w:r>
-        <w:rPr>
-          <w:lang w:val="sw_KE" w:bidi="sw_KE"/>
-        </w:rPr>
-      </w:r>
-      <w:r>
-        <w:rPr>
-          <w:lang w:val="sw_KE" w:bidi="sw_KE"/>
-        </w:rPr>
-        <w:t>Kwa muda, Wakristo wa kwanza waliendelea kushiriki katika desturi na mila za Kiyahudi, hata kuhudhuria ibada za hekalu (</w:t>
-      </w:r>
-      <w:hyperlink r:id="rId232">
-        <w:r>
-          <w:rPr>
-            <w:lang w:val="sw_KE" w:bidi="sw_KE"/>
-          </w:rPr>
-          <w:rPr>
-            <w:color w:val="0000EE"/>
-            <w:u w:val="single"/>
-          </w:rPr>
-          <w:t>Matendo 3:1</w:t>
-        </w:r>
-      </w:hyperlink>
-      <w:r>
-        <w:rPr>
-          <w:lang w:val="sw_KE" w:bidi="sw_KE"/>
-        </w:rPr>
-        <w:t xml:space="preserve">; </w:t>
-      </w:r>
-      <w:hyperlink r:id="rId233">
-        <w:r>
-          <w:rPr>
-            <w:lang w:val="sw_KE" w:bidi="sw_KE"/>
-          </w:rPr>
-          <w:rPr>
-            <w:color w:val="0000EE"/>
-            <w:u w:val="single"/>
-          </w:rPr>
-          <w:t>5:21, 42</w:t>
-        </w:r>
-      </w:hyperlink>
-      <w:r>
-        <w:rPr>
-          <w:lang w:val="sw_KE" w:bidi="sw_KE"/>
-        </w:rPr>
-        <w:t>). Wakati Mataifa walipokuja kwa Kristo, mzozo ulitokea kati ya wale waliodai kuwa ushiriki katika jumuiya ya agano unahitaji tohara na wale waliamini kuwa desturi hiyo haikuwa ya lazima. Ilidaiwa kuwa kwa kuwa ahadi ya agano la Masihi ilitolewa kwa Wayahudi, Mataifa lazima kwanza watahiriwe na kuwa Wayahudi kabla ya kupokea wokovu katika Kristo.</w:t>
-      </w:r>
-    </w:p>
-    <w:p>
-      <w:pPr/>
-      <w:r>
-        <w:rPr>
-          <w:lang w:val="sw_KE" w:bidi="sw_KE"/>
-        </w:rPr>
-      </w:r>
-      <w:r>
-        <w:rPr>
-          <w:lang w:val="sw_KE" w:bidi="sw_KE"/>
-        </w:rPr>
-        <w:t>Wakati wa Kristo, Wayahudi wengi walielewa vibaya umuhimu wa tohara, wakiamini kwamba kitendo cha kimwili kilikuwa muhimu kwa na dhamana ya wokovu. Hivyo kwa Wayahudi, utunzaji huo ukawa sio tu ishara ya upendeleo wa kidini bali pia chanzo cha kiburi cha kikabila (</w:t>
-      </w:r>
-      <w:hyperlink r:id="rId234">
-        <w:r>
-          <w:rPr>
-            <w:lang w:val="sw_KE" w:bidi="sw_KE"/>
-          </w:rPr>
-          <w:rPr>
-            <w:color w:val="0000EE"/>
-            <w:u w:val="single"/>
-          </w:rPr>
-          <w:t>Wafilipi 3:4–6</w:t>
-        </w:r>
-      </w:hyperlink>
-      <w:r>
-        <w:rPr>
-          <w:lang w:val="sw_KE" w:bidi="sw_KE"/>
-        </w:rPr>
-        <w:t>). Wayahudi hawa waliunganisha sherehe hiyo na sheria ya Mose badala ya ahadi kwa Abrahamu (</w:t>
-      </w:r>
-      <w:hyperlink r:id="rId235">
-        <w:r>
-          <w:rPr>
-            <w:lang w:val="sw_KE" w:bidi="sw_KE"/>
-          </w:rPr>
-          <w:rPr>
-            <w:color w:val="0000EE"/>
-            <w:u w:val="single"/>
-          </w:rPr>
-          <w:t>Yohana 7:22</w:t>
-        </w:r>
-      </w:hyperlink>
-      <w:r>
-        <w:rPr>
-          <w:lang w:val="sw_KE" w:bidi="sw_KE"/>
-        </w:rPr>
-        <w:t xml:space="preserve">; </w:t>
-      </w:r>
-      <w:hyperlink r:id="rId236">
-        <w:r>
-          <w:rPr>
-            <w:lang w:val="sw_KE" w:bidi="sw_KE"/>
-          </w:rPr>
-          <w:rPr>
-            <w:color w:val="0000EE"/>
-            <w:u w:val="single"/>
-          </w:rPr>
-          <w:t>Matendo 15:1</w:t>
-        </w:r>
-      </w:hyperlink>
-      <w:r>
-        <w:rPr>
-          <w:lang w:val="sw_KE" w:bidi="sw_KE"/>
-        </w:rPr>
-        <w:t xml:space="preserve">). Kwa sababu Wagiriki na Warumi hawakufanya tohara, Wayahudi walikuja kuitwa "waliotahiriwa" (Toleo la King James </w:t>
-      </w:r>
-      <w:hyperlink r:id="rId237">
-        <w:r>
-          <w:rPr>
-            <w:lang w:val="sw_KE" w:bidi="sw_KE"/>
-          </w:rPr>
-          <w:rPr>
-            <w:color w:val="0000EE"/>
-            <w:u w:val="single"/>
-          </w:rPr>
-          <w:t>Matendo 10:45</w:t>
-        </w:r>
-      </w:hyperlink>
-      <w:r>
-        <w:rPr>
-          <w:lang w:val="sw_KE" w:bidi="sw_KE"/>
-        </w:rPr>
-        <w:t xml:space="preserve">; </w:t>
-      </w:r>
-      <w:hyperlink r:id="rId238">
-        <w:r>
-          <w:rPr>
-            <w:lang w:val="sw_KE" w:bidi="sw_KE"/>
-          </w:rPr>
-          <w:rPr>
-            <w:color w:val="0000EE"/>
-            <w:u w:val="single"/>
-          </w:rPr>
-          <w:t>11:2</w:t>
-        </w:r>
-      </w:hyperlink>
-      <w:r>
-        <w:rPr>
-          <w:lang w:val="sw_KE" w:bidi="sw_KE"/>
-        </w:rPr>
-        <w:t xml:space="preserve">; </w:t>
-      </w:r>
-      <w:hyperlink r:id="rId239">
-        <w:r>
-          <w:rPr>
-            <w:lang w:val="sw_KE" w:bidi="sw_KE"/>
-          </w:rPr>
-          <w:rPr>
-            <w:color w:val="0000EE"/>
-            <w:u w:val="single"/>
-          </w:rPr>
-          <w:t>Warumi 15:8</w:t>
-        </w:r>
-      </w:hyperlink>
-      <w:r>
-        <w:rPr>
-          <w:lang w:val="sw_KE" w:bidi="sw_KE"/>
-        </w:rPr>
-        <w:t xml:space="preserve">; </w:t>
-      </w:r>
-      <w:hyperlink r:id="rId240">
-        <w:r>
-          <w:rPr>
-            <w:lang w:val="sw_KE" w:bidi="sw_KE"/>
-          </w:rPr>
-          <w:rPr>
-            <w:color w:val="0000EE"/>
-            <w:u w:val="single"/>
-          </w:rPr>
-          <w:t>Wagalatia 2:7–9</w:t>
-        </w:r>
-      </w:hyperlink>
-      <w:r>
-        <w:rPr>
-          <w:lang w:val="sw_KE" w:bidi="sw_KE"/>
-        </w:rPr>
-        <w:t xml:space="preserve">; </w:t>
-      </w:r>
-      <w:hyperlink r:id="rId241">
-        <w:r>
-          <w:rPr>
-            <w:lang w:val="sw_KE" w:bidi="sw_KE"/>
-          </w:rPr>
-          <w:rPr>
-            <w:color w:val="0000EE"/>
-            <w:u w:val="single"/>
-          </w:rPr>
-          <w:t>Waefeso 2:11</w:t>
-        </w:r>
-      </w:hyperlink>
-      <w:r>
-        <w:rPr>
-          <w:lang w:val="sw_KE" w:bidi="sw_KE"/>
-        </w:rPr>
-        <w:t xml:space="preserve">; </w:t>
-      </w:r>
-      <w:hyperlink r:id="rId242">
-        <w:r>
-          <w:rPr>
-            <w:lang w:val="sw_KE" w:bidi="sw_KE"/>
-          </w:rPr>
-          <w:rPr>
-            <w:color w:val="0000EE"/>
-            <w:u w:val="single"/>
-          </w:rPr>
-          <w:t>Tito 1:10</w:t>
-        </w:r>
-      </w:hyperlink>
-      <w:r>
-        <w:rPr>
-          <w:lang w:val="sw_KE" w:bidi="sw_KE"/>
-        </w:rPr>
-        <w:t>), na kufuatia desturi ya OT (</w:t>
-      </w:r>
-      <w:hyperlink r:id="rId243">
-        <w:r>
-          <w:rPr>
-            <w:lang w:val="sw_KE" w:bidi="sw_KE"/>
-          </w:rPr>
-          <w:rPr>
-            <w:color w:val="0000EE"/>
-            <w:u w:val="single"/>
-          </w:rPr>
-          <w:t>Ezekieli 28:10</w:t>
-        </w:r>
-      </w:hyperlink>
-      <w:r>
-        <w:rPr>
-          <w:lang w:val="sw_KE" w:bidi="sw_KE"/>
-        </w:rPr>
-        <w:t xml:space="preserve">; </w:t>
-      </w:r>
-      <w:hyperlink r:id="rId244">
-        <w:r>
-          <w:rPr>
-            <w:lang w:val="sw_KE" w:bidi="sw_KE"/>
-          </w:rPr>
-          <w:rPr>
-            <w:color w:val="0000EE"/>
-            <w:u w:val="single"/>
-          </w:rPr>
-          <w:t>31:18</w:t>
-        </w:r>
-      </w:hyperlink>
-      <w:r>
-        <w:rPr>
-          <w:lang w:val="sw_KE" w:bidi="sw_KE"/>
-        </w:rPr>
-        <w:t xml:space="preserve">; </w:t>
-      </w:r>
-      <w:hyperlink r:id="rId245">
-        <w:r>
-          <w:rPr>
-            <w:lang w:val="sw_KE" w:bidi="sw_KE"/>
-          </w:rPr>
-          <w:rPr>
-            <w:color w:val="0000EE"/>
-            <w:u w:val="single"/>
-          </w:rPr>
-          <w:t>32:19–32</w:t>
-        </w:r>
-      </w:hyperlink>
-      <w:r>
-        <w:rPr>
-          <w:lang w:val="sw_KE" w:bidi="sw_KE"/>
-        </w:rPr>
-        <w:t xml:space="preserve">), Mataifa waliitwa "wasio tahiriwa" (Toleo la King James </w:t>
-      </w:r>
-      <w:hyperlink r:id="rId246">
-        <w:r>
-          <w:rPr>
-            <w:lang w:val="sw_KE" w:bidi="sw_KE"/>
-          </w:rPr>
-          <w:rPr>
-            <w:color w:val="0000EE"/>
-            <w:u w:val="single"/>
-          </w:rPr>
-          <w:t>Wagalatia 2:7</w:t>
-        </w:r>
-      </w:hyperlink>
-      <w:r>
-        <w:rPr>
-          <w:lang w:val="sw_KE" w:bidi="sw_KE"/>
-        </w:rPr>
-        <w:t xml:space="preserve">; </w:t>
-      </w:r>
-      <w:hyperlink r:id="rId241">
-        <w:r>
-          <w:rPr>
-            <w:lang w:val="sw_KE" w:bidi="sw_KE"/>
-          </w:rPr>
-          <w:rPr>
-            <w:color w:val="0000EE"/>
-            <w:u w:val="single"/>
-          </w:rPr>
-          <w:t>Waefeso 2:11</w:t>
-        </w:r>
-      </w:hyperlink>
-      <w:r>
-        <w:rPr>
-          <w:lang w:val="sw_KE" w:bidi="sw_KE"/>
-        </w:rPr>
-        <w:t>).</w:t>
-      </w:r>
-    </w:p>
-    <w:p>
-      <w:pPr/>
-      <w:r>
-        <w:rPr>
-          <w:lang w:val="sw_KE" w:bidi="sw_KE"/>
-        </w:rPr>
-      </w:r>
-      <w:r>
-        <w:rPr>
-          <w:lang w:val="sw_KE" w:bidi="sw_KE"/>
-        </w:rPr>
-        <w:t>Wakati wa ziara yao huko Kaisaria, waumini wa Kiyahudi walishangazwa kugundua kwamba Mataifa wasiotahiriwa walipokea zawadi ya utakaso ya Roho Mtakatifu (</w:t>
-      </w:r>
-      <w:hyperlink r:id="rId247">
-        <w:r>
-          <w:rPr>
-            <w:lang w:val="sw_KE" w:bidi="sw_KE"/>
-          </w:rPr>
-          <w:rPr>
-            <w:color w:val="0000EE"/>
-            <w:u w:val="single"/>
-          </w:rPr>
-          <w:t>Matendo 10:44–48</w:t>
-        </w:r>
-      </w:hyperlink>
-      <w:r>
-        <w:rPr>
-          <w:lang w:val="sw_KE" w:bidi="sw_KE"/>
-        </w:rPr>
-        <w:t>). Mose alikuwa ameahidi kwamba Mungu angezitahiri mioyo ya watu wake ili kumpenda Bwana kwa moyo na roho (</w:t>
-      </w:r>
-      <w:hyperlink r:id="rId248">
-        <w:r>
-          <w:rPr>
-            <w:lang w:val="sw_KE" w:bidi="sw_KE"/>
-          </w:rPr>
-          <w:rPr>
-            <w:color w:val="0000EE"/>
-            <w:u w:val="single"/>
-          </w:rPr>
-          <w:t>Kumbukumbu 30:6</w:t>
-        </w:r>
-      </w:hyperlink>
-      <w:r>
-        <w:rPr>
-          <w:lang w:val="sw_KE" w:bidi="sw_KE"/>
-        </w:rPr>
-        <w:t>). Ezekieli alikuwa ametabiri kwamba Bwana angewanyunyizia watu wake maji safi, akiwapa moyo mpya na kuweka Roho wake ndani yao (</w:t>
-      </w:r>
-      <w:hyperlink r:id="rId249">
-        <w:r>
-          <w:rPr>
-            <w:lang w:val="sw_KE" w:bidi="sw_KE"/>
-          </w:rPr>
-          <w:rPr>
-            <w:color w:val="0000EE"/>
-            <w:u w:val="single"/>
-          </w:rPr>
-          <w:t>Ezekieli 36:25–27</w:t>
-        </w:r>
-      </w:hyperlink>
-      <w:r>
-        <w:rPr>
-          <w:lang w:val="sw_KE" w:bidi="sw_KE"/>
-        </w:rPr>
-        <w:t>). Waumini hawa wa Kiyahudi waliposhuhudia utimilifu wa unabii kwamba Mungu angemimina Roho wake juu ya wote (</w:t>
-      </w:r>
-      <w:hyperlink r:id="rId250">
-        <w:r>
-          <w:rPr>
-            <w:lang w:val="sw_KE" w:bidi="sw_KE"/>
-          </w:rPr>
-          <w:rPr>
-            <w:color w:val="0000EE"/>
-            <w:u w:val="single"/>
-          </w:rPr>
-          <w:t>Yoeli 2:28</w:t>
-        </w:r>
-      </w:hyperlink>
-      <w:r>
-        <w:rPr>
-          <w:lang w:val="sw_KE" w:bidi="sw_KE"/>
-        </w:rPr>
-        <w:t xml:space="preserve">; </w:t>
-      </w:r>
-      <w:hyperlink r:id="rId251">
-        <w:r>
-          <w:rPr>
-            <w:lang w:val="sw_KE" w:bidi="sw_KE"/>
-          </w:rPr>
-          <w:rPr>
-            <w:color w:val="0000EE"/>
-            <w:u w:val="single"/>
-          </w:rPr>
-          <w:t>Matendo 2:17</w:t>
-        </w:r>
-      </w:hyperlink>
-      <w:r>
-        <w:rPr>
-          <w:lang w:val="sw_KE" w:bidi="sw_KE"/>
-        </w:rPr>
-        <w:t>), walitambua kwamba ukweli wa ndani uliowakilishwa na tohara ungeweza kupatikana bila ishara ya kimwili. Kwa hiyo, waumini wa Mataifa walibatizwa mara moja.</w:t>
-      </w:r>
-    </w:p>
-    <w:p>
-      <w:pPr/>
-      <w:r>
-        <w:rPr>
-          <w:lang w:val="sw_KE" w:bidi="sw_KE"/>
-        </w:rPr>
-      </w:r>
-      <w:r>
-        <w:rPr>
-          <w:lang w:val="sw_KE" w:bidi="sw_KE"/>
-        </w:rPr>
-        <w:t>Sio waumini wote wa Kiyahudi waliokuwa tayari mara moja kuwakubali Mataifa katika kanisa. Petro aliporudi Yerusalemu baada ya ziara yake Kaisaria, "kundi la tohara" lilimkosoa. Lakini baada ya kueleza jinsi Roho alivyoshuka juu ya Mataifa, Petro alitangaza kwamba hangeweza kusimama dhidi ya Mungu. Kwa hili waumini wa Kiyahudi walinyamaza na kumtukuza Mungu kwamba toba ya uzima ilikuwa imepewa Mataifa (</w:t>
-      </w:r>
-      <w:hyperlink r:id="rId252">
-        <w:r>
-          <w:rPr>
-            <w:lang w:val="sw_KE" w:bidi="sw_KE"/>
-          </w:rPr>
-          <w:rPr>
-            <w:color w:val="0000EE"/>
-            <w:u w:val="single"/>
-          </w:rPr>
-          <w:t>Matendo 11:1–3, 15:8</w:t>
-        </w:r>
-      </w:hyperlink>
-      <w:r>
-        <w:rPr>
-          <w:lang w:val="sw_KE" w:bidi="sw_KE"/>
-        </w:rPr>
-        <w:t>).</w:t>
-      </w:r>
-    </w:p>
-    <w:p>
-      <w:pPr/>
-      <w:r>
-        <w:rPr>
-          <w:lang w:val="sw_KE" w:bidi="sw_KE"/>
-        </w:rPr>
-      </w:r>
-      <w:r>
-        <w:rPr>
-          <w:lang w:val="sw_KE" w:bidi="sw_KE"/>
-        </w:rPr>
-        <w:t>Baadhi ya "Wayahudi" wa chama cha Mafarisayo waliwafundisha Wakristo huko Antiokia kwamba tohara ilikuwa muhimu kwa wokovu (</w:t>
-      </w:r>
-      <w:hyperlink r:id="rId253">
-        <w:r>
-          <w:rPr>
-            <w:lang w:val="sw_KE" w:bidi="sw_KE"/>
-          </w:rPr>
-          <w:rPr>
-            <w:color w:val="0000EE"/>
-            <w:u w:val="single"/>
-          </w:rPr>
-          <w:t>Matendo 15:1, 5</w:t>
-        </w:r>
-      </w:hyperlink>
-      <w:r>
-        <w:rPr>
-          <w:lang w:val="sw_KE" w:bidi="sw_KE"/>
-        </w:rPr>
-        <w:t xml:space="preserve">). Baada ya kujadiliana na watu hawa, Paulo na Barnaba walikwenda Yerusalemu kushauriana na mitume na wazee wengine (v </w:t>
-      </w:r>
-      <w:hyperlink r:id="rId254">
-        <w:r>
-          <w:rPr>
-            <w:lang w:val="sw_KE" w:bidi="sw_KE"/>
-          </w:rPr>
-          <w:rPr>
-            <w:color w:val="0000EE"/>
-            <w:u w:val="single"/>
-          </w:rPr>
-          <w:t>2</w:t>
-        </w:r>
-      </w:hyperlink>
-      <w:r>
-        <w:rPr>
-          <w:lang w:val="sw_KE" w:bidi="sw_KE"/>
-        </w:rPr>
-        <w:t xml:space="preserve">). Petro alibainisha kuwa Mungu alikuwa amewapa Roho Mataifa na "kusafisha mioyo yao kwa imani," akithibitisha kwamba "tunaamini kwamba tutaokolewa kwa neema ya Bwana Yesu, kama wao watakavyookolewa" (vv </w:t>
-      </w:r>
-      <w:hyperlink r:id="rId255">
-        <w:r>
-          <w:rPr>
-            <w:lang w:val="sw_KE" w:bidi="sw_KE"/>
-          </w:rPr>
-          <w:rPr>
-            <w:color w:val="0000EE"/>
-            <w:u w:val="single"/>
-          </w:rPr>
-          <w:t>8–9</w:t>
-        </w:r>
-      </w:hyperlink>
-      <w:r>
-        <w:rPr>
-          <w:lang w:val="sw_KE" w:bidi="sw_KE"/>
-        </w:rPr>
-        <w:t xml:space="preserve">, </w:t>
-      </w:r>
-      <w:hyperlink r:id="rId256">
-        <w:r>
-          <w:rPr>
-            <w:lang w:val="sw_KE" w:bidi="sw_KE"/>
-          </w:rPr>
-          <w:rPr>
-            <w:color w:val="0000EE"/>
-            <w:u w:val="single"/>
-          </w:rPr>
-          <w:t>11</w:t>
-        </w:r>
-      </w:hyperlink>
-      <w:r>
-        <w:rPr>
-          <w:lang w:val="sw_KE" w:bidi="sw_KE"/>
-        </w:rPr>
-        <w:t xml:space="preserve">, rsv). Kwa hiyo, Yakobo na viongozi wengine wa Yerusalemu walikubaliana kwamba tohara haipaswi kulazimishwa kwa Mataifa (vv </w:t>
-      </w:r>
-      <w:hyperlink r:id="rId257">
-        <w:r>
-          <w:rPr>
-            <w:lang w:val="sw_KE" w:bidi="sw_KE"/>
-          </w:rPr>
-          <w:rPr>
-            <w:color w:val="0000EE"/>
-            <w:u w:val="single"/>
-          </w:rPr>
-          <w:t>13–21</w:t>
-        </w:r>
-      </w:hyperlink>
-      <w:r>
-        <w:rPr>
-          <w:lang w:val="sw_KE" w:bidi="sw_KE"/>
-        </w:rPr>
-        <w:t>).</w:t>
-      </w:r>
-    </w:p>
-    <w:p>
-      <w:pPr/>
-      <w:r>
-        <w:rPr>
-          <w:lang w:val="sw_KE" w:bidi="sw_KE"/>
-        </w:rPr>
-      </w:r>
-      <w:r>
-        <w:rPr>
-          <w:lang w:val="sw_KE" w:bidi="sw_KE"/>
-        </w:rPr>
-        <w:t>Iliamuliwa kwamba Petero, Yakobo, na Yohana wangeaminiwa injili kwa “waliotahiriwa,” wakati Paulo na Barnaba wangehubiri kwa “wasio tahiriwa” (</w:t>
-      </w:r>
-      <w:hyperlink r:id="rId240">
-        <w:r>
-          <w:rPr>
-            <w:lang w:val="sw_KE" w:bidi="sw_KE"/>
-          </w:rPr>
-          <w:rPr>
-            <w:color w:val="0000EE"/>
-            <w:u w:val="single"/>
-          </w:rPr>
-          <w:t>Wagalatia 2:7–9</w:t>
-        </w:r>
-      </w:hyperlink>
-      <w:r>
-        <w:rPr>
-          <w:lang w:val="sw_KE" w:bidi="sw_KE"/>
-        </w:rPr>
-        <w:t>). Kwa sababu ya sera yake ya uinjilisti ya kuwa “kila kitu kwa watu wote” kuhusiana na mambo ya desturi yasiyo na umuhimu wa kiroho (</w:t>
-      </w:r>
-      <w:hyperlink r:id="rId258">
-        <w:r>
-          <w:rPr>
-            <w:lang w:val="sw_KE" w:bidi="sw_KE"/>
-          </w:rPr>
-          <w:rPr>
-            <w:color w:val="0000EE"/>
-            <w:u w:val="single"/>
-          </w:rPr>
-          <w:t>1 Wakorintho 9:19–23</w:t>
-        </w:r>
-      </w:hyperlink>
-      <w:r>
-        <w:rPr>
-          <w:lang w:val="sw_KE" w:bidi="sw_KE"/>
-        </w:rPr>
-        <w:t>), Paulo alimfanya Timotheo atahiriwe. Timotheo alihesabiwa na Wayahudi kama mmoja wa jamii yao kwa sababu mama yake alikuwa Myahudi (</w:t>
-      </w:r>
-      <w:hyperlink r:id="rId259">
-        <w:r>
-          <w:rPr>
-            <w:lang w:val="sw_KE" w:bidi="sw_KE"/>
-          </w:rPr>
-          <w:rPr>
-            <w:color w:val="0000EE"/>
-            <w:u w:val="single"/>
-          </w:rPr>
-          <w:t>Matendo 16:1–2</w:t>
-        </w:r>
-      </w:hyperlink>
-      <w:r>
-        <w:rPr>
-          <w:lang w:val="sw_KE" w:bidi="sw_KE"/>
-        </w:rPr>
-        <w:t>). Lakini Paulo alipinga majaribio ya kumfanya Tito atahiriwe, kwa kuwa alikuwa Myunani (</w:t>
-      </w:r>
-      <w:hyperlink r:id="rId140">
-        <w:r>
-          <w:rPr>
-            <w:lang w:val="sw_KE" w:bidi="sw_KE"/>
-          </w:rPr>
-          <w:rPr>
-            <w:color w:val="0000EE"/>
-            <w:u w:val="single"/>
-          </w:rPr>
-          <w:t>Wagalatia 2:3</w:t>
-        </w:r>
-      </w:hyperlink>
-      <w:r>
-        <w:rPr>
-          <w:lang w:val="sw_KE" w:bidi="sw_KE"/>
-        </w:rPr>
-        <w:t>). Paulo alionekana kuruhusu waumini Wayahudi kuwatahiri wana wao (</w:t>
-      </w:r>
-      <w:hyperlink r:id="rId260">
-        <w:r>
-          <w:rPr>
-            <w:lang w:val="sw_KE" w:bidi="sw_KE"/>
-          </w:rPr>
-          <w:rPr>
-            <w:color w:val="0000EE"/>
-            <w:u w:val="single"/>
-          </w:rPr>
-          <w:t>Matendo 21:21</w:t>
-        </w:r>
-      </w:hyperlink>
-      <w:r>
-        <w:rPr>
-          <w:lang w:val="sw_KE" w:bidi="sw_KE"/>
-        </w:rPr>
-        <w:t>).</w:t>
-      </w:r>
-    </w:p>
-    <w:p>
-      <w:pPr/>
-      <w:r>
-        <w:rPr>
-          <w:lang w:val="sw_KE" w:bidi="sw_KE"/>
-        </w:rPr>
-      </w:r>
-      <w:r>
-        <w:rPr>
-          <w:lang w:val="sw_KE" w:bidi="sw_KE"/>
-        </w:rPr>
-        <w:t>Hata hivyo, Paulo alishutumu kwamba wale waliodai kwamba Wakristo wa Galatia lazima watahiriwe na kushika sheria hawakuitii wao wenyewe bali walitaka kujivunia mwili wa Wagalatia na kuepuka mateso kwa ajili ya msalaba wa Kristo (</w:t>
-      </w:r>
-      <w:hyperlink r:id="rId261">
-        <w:r>
-          <w:rPr>
-            <w:lang w:val="sw_KE" w:bidi="sw_KE"/>
-          </w:rPr>
-          <w:rPr>
-            <w:color w:val="0000EE"/>
-            <w:u w:val="single"/>
-          </w:rPr>
-          <w:t>Wagalatia 6:12–13</w:t>
-        </w:r>
-      </w:hyperlink>
-      <w:r>
-        <w:rPr>
-          <w:lang w:val="sw_KE" w:bidi="sw_KE"/>
-        </w:rPr>
-        <w:t>)—mateso ambayo Paulo alikuwa tayari kuyavumilia (</w:t>
-      </w:r>
-      <w:hyperlink r:id="rId262">
-        <w:r>
-          <w:rPr>
-            <w:lang w:val="sw_KE" w:bidi="sw_KE"/>
-          </w:rPr>
-          <w:rPr>
-            <w:color w:val="0000EE"/>
-            <w:u w:val="single"/>
-          </w:rPr>
-          <w:t>5:11</w:t>
-        </w:r>
-      </w:hyperlink>
-      <w:r>
-        <w:rPr>
-          <w:lang w:val="sw_KE" w:bidi="sw_KE"/>
-        </w:rPr>
-        <w:t xml:space="preserve">). Akikubali kwa ajili ya hoja dhana ya Mafarisayo kwamba wokovu unaweza kupatikana kwa kushika sheria, Paulo alitangaza kwamba wale waliopokea tohara lazima watii kila sheria nyingine ya Kiyahudi (vv </w:t>
-      </w:r>
-      <w:hyperlink r:id="rId263">
-        <w:r>
-          <w:rPr>
-            <w:lang w:val="sw_KE" w:bidi="sw_KE"/>
-          </w:rPr>
-          <w:rPr>
-            <w:color w:val="0000EE"/>
-            <w:u w:val="single"/>
-          </w:rPr>
-          <w:t>2–3</w:t>
-        </w:r>
-      </w:hyperlink>
-      <w:r>
-        <w:rPr>
-          <w:lang w:val="sw_KE" w:bidi="sw_KE"/>
-        </w:rPr>
-        <w:t xml:space="preserve">). Kristo hangekuwa “na faida yoyote” kwa wale ambao “wangetakaswa kwa sheria”; jaribio hili la haki kwa matendo lingethibitisha kwamba Wagalatia walikuwa “wametengwa na Kristo,” wakiwa “wameanguka kutoka neema” (vv </w:t>
-      </w:r>
-      <w:hyperlink r:id="rId264">
-        <w:r>
-          <w:rPr>
-            <w:lang w:val="sw_KE" w:bidi="sw_KE"/>
-          </w:rPr>
-          <w:rPr>
-            <w:color w:val="0000EE"/>
-            <w:u w:val="single"/>
-          </w:rPr>
-          <w:t>2–4</w:t>
-        </w:r>
-      </w:hyperlink>
-      <w:r>
-        <w:rPr>
-          <w:lang w:val="sw_KE" w:bidi="sw_KE"/>
-        </w:rPr>
-        <w:t>). Wakristo hawa walikuwa wakijaribiwa kugeukia “injili tofauti” (</w:t>
-      </w:r>
-      <w:hyperlink r:id="rId265">
-        <w:r>
-          <w:rPr>
-            <w:lang w:val="sw_KE" w:bidi="sw_KE"/>
-          </w:rPr>
-          <w:rPr>
-            <w:color w:val="0000EE"/>
-            <w:u w:val="single"/>
-          </w:rPr>
-          <w:t>1:6–7</w:t>
-        </w:r>
-      </w:hyperlink>
-      <w:r>
-        <w:rPr>
-          <w:lang w:val="sw_KE" w:bidi="sw_KE"/>
-        </w:rPr>
-        <w:t>).</w:t>
-      </w:r>
-    </w:p>
-    <w:p>
-      <w:pPr/>
-      <w:r>
-        <w:rPr>
-          <w:lang w:val="sw_KE" w:bidi="sw_KE"/>
-        </w:rPr>
-      </w:r>
-      <w:r>
-        <w:rPr>
-          <w:lang w:val="sw_KE" w:bidi="sw_KE"/>
-        </w:rPr>
-        <w:t>Kutokana na tishio kubwa ambalo Wajuda walileta kwa injili ya neema ya bure, Paulo alitamani wale waliowavuruga Wagalatia “wajikate wenyewe” (</w:t>
-      </w:r>
-      <w:hyperlink r:id="rId266">
-        <w:r>
-          <w:rPr>
-            <w:lang w:val="sw_KE" w:bidi="sw_KE"/>
-          </w:rPr>
-          <w:rPr>
-            <w:color w:val="0000EE"/>
-            <w:u w:val="single"/>
-          </w:rPr>
-          <w:t>Wagalatia 5:12</w:t>
-        </w:r>
-      </w:hyperlink>
-      <w:r>
-        <w:rPr>
-          <w:lang w:val="sw_KE" w:bidi="sw_KE"/>
-        </w:rPr>
-        <w:t>). Aliwaita Wajuda hao “mbwa” na “watenda maovu” (kjv “kukata”), akisisitiza kwamba Wakristo ni “tahiri ya kweli,” kwa sababu wanamwabudu Mungu katika roho na kujisifu katika Kristo Yesu, bila kuweka tumaini lolote katika kazi za kibinadamu ili kupata wokovu (</w:t>
-      </w:r>
-      <w:hyperlink r:id="rId267">
-        <w:r>
-          <w:rPr>
-            <w:lang w:val="sw_KE" w:bidi="sw_KE"/>
-          </w:rPr>
-          <w:rPr>
-            <w:color w:val="0000EE"/>
-            <w:u w:val="single"/>
-          </w:rPr>
-          <w:t>Wafilipi 3:2–3</w:t>
-        </w:r>
-      </w:hyperlink>
-      <w:r>
-        <w:rPr>
-          <w:lang w:val="sw_KE" w:bidi="sw_KE"/>
-        </w:rPr>
-        <w:t>).</w:t>
-      </w:r>
-    </w:p>
-    <w:p>
-      <w:pPr/>
-      <w:r>
-        <w:rPr>
-          <w:lang w:val="sw_KE" w:bidi="sw_KE"/>
-        </w:rPr>
-      </w:r>
-      <w:r>
-        <w:rPr>
-          <w:lang w:val="sw_KE" w:bidi="sw_KE"/>
-        </w:rPr>
-        <w:t>Paulo alifundisha kwamba tohara ilikuwa na thamani kwa Wayahudi, kwani ilikuwa ni ishara kwamba kwao walikuwa wamekabidhiwa “maneno ya Mungu,” yaani, neno la Mungu kuhusu ahadi ya wokovu (</w:t>
-      </w:r>
-      <w:hyperlink r:id="rId268">
-        <w:r>
-          <w:rPr>
-            <w:lang w:val="sw_KE" w:bidi="sw_KE"/>
-          </w:rPr>
-          <w:rPr>
-            <w:color w:val="0000EE"/>
-            <w:u w:val="single"/>
-          </w:rPr>
-          <w:t>Warumi 3:1–3</w:t>
-        </w:r>
-      </w:hyperlink>
-      <w:r>
-        <w:rPr>
-          <w:lang w:val="sw_KE" w:bidi="sw_KE"/>
-        </w:rPr>
-        <w:t>). Aliwakumbusha Waefeso wenye kiburi kwamba kama Mataifa walikuwa wakati mmoja “wageni wa maagano ya ahadi,” wasio na ishara ya agano katika miili yao (</w:t>
-      </w:r>
-      <w:hyperlink r:id="rId269">
-        <w:r>
-          <w:rPr>
-            <w:lang w:val="sw_KE" w:bidi="sw_KE"/>
-          </w:rPr>
-          <w:rPr>
-            <w:color w:val="0000EE"/>
-            <w:u w:val="single"/>
-          </w:rPr>
-          <w:t>Waefeso 2:11–12</w:t>
-        </w:r>
-      </w:hyperlink>
-      <w:r>
-        <w:rPr>
-          <w:lang w:val="sw_KE" w:bidi="sw_KE"/>
-        </w:rPr>
-        <w:t xml:space="preserve">; tazama </w:t>
-      </w:r>
-      <w:hyperlink r:id="rId270">
-        <w:r>
-          <w:rPr>
-            <w:lang w:val="sw_KE" w:bidi="sw_KE"/>
-          </w:rPr>
-          <w:rPr>
-            <w:color w:val="0000EE"/>
-            <w:u w:val="single"/>
-          </w:rPr>
-          <w:t>Wakolosai 2:13</w:t>
-        </w:r>
-      </w:hyperlink>
-      <w:r>
-        <w:rPr>
-          <w:lang w:val="sw_KE" w:bidi="sw_KE"/>
-        </w:rPr>
-        <w:t>). Vivyo hivyo, Wayahudi hawakuwa na sababu ya kiburi, kwani kutotii kunaweza kusababisha tohara ya nje kuhesabiwa kama kutokuwa na tohara (</w:t>
-      </w:r>
-      <w:hyperlink r:id="rId271">
-        <w:r>
-          <w:rPr>
-            <w:lang w:val="sw_KE" w:bidi="sw_KE"/>
-          </w:rPr>
-          <w:rPr>
-            <w:color w:val="0000EE"/>
-            <w:u w:val="single"/>
-          </w:rPr>
-          <w:t>Warumi 2:25</w:t>
-        </w:r>
-      </w:hyperlink>
-      <w:r>
-        <w:rPr>
-          <w:lang w:val="sw_KE" w:bidi="sw_KE"/>
-        </w:rPr>
-        <w:t>).</w:t>
-      </w:r>
-    </w:p>
-    <w:p>
-      <w:pPr/>
-      <w:r>
-        <w:rPr>
-          <w:lang w:val="sw_KE" w:bidi="sw_KE"/>
-        </w:rPr>
-      </w:r>
-      <w:r>
-        <w:rPr>
-          <w:lang w:val="sw_KE" w:bidi="sw_KE"/>
-        </w:rPr>
-        <w:t>Paulo na mitume wengine walifuata Mose na manabii wa Agano la Kale katika kufundisha kwamba tohara ya kweli ni suala la moyo. Mafundisho ya Agano Jipya yanaenda mbali zaidi kuthibitisha kwamba muumini mwaminifu, ingawa hajatahiriwa kimwili, anachukuliwa na Mungu kama ametahiriwa, “kwa maana yeye si Myahudi wa kweli ambaye ni mmoja kwa nje, wala tohara ya kweli si kitu cha nje na kimwili” (</w:t>
-      </w:r>
-      <w:hyperlink r:id="rId272">
-        <w:r>
-          <w:rPr>
-            <w:lang w:val="sw_KE" w:bidi="sw_KE"/>
-          </w:rPr>
-          <w:rPr>
-            <w:color w:val="0000EE"/>
-            <w:u w:val="single"/>
-          </w:rPr>
-          <w:t>Warumi 2:28</w:t>
-        </w:r>
-      </w:hyperlink>
-      <w:r>
-        <w:rPr>
-          <w:lang w:val="sw_KE" w:bidi="sw_KE"/>
-        </w:rPr>
-        <w:t>, Toleo la Kawaida la Marekebisho). Wayahudi na Mataifa wote wanaokolewa kwa neema (</w:t>
-      </w:r>
-      <w:hyperlink r:id="rId256">
-        <w:r>
-          <w:rPr>
-            <w:lang w:val="sw_KE" w:bidi="sw_KE"/>
-          </w:rPr>
-          <w:rPr>
-            <w:color w:val="0000EE"/>
-            <w:u w:val="single"/>
-          </w:rPr>
-          <w:t>Matendo 15:11</w:t>
-        </w:r>
-      </w:hyperlink>
-      <w:r>
-        <w:rPr>
-          <w:lang w:val="sw_KE" w:bidi="sw_KE"/>
-        </w:rPr>
-        <w:t>), na waliotahiriwa na wasiotahiriwa wanahesabiwa haki kwa msingi wa imani yao, mbali na matendo ya sheria (</w:t>
-      </w:r>
-      <w:hyperlink r:id="rId273">
-        <w:r>
-          <w:rPr>
-            <w:lang w:val="sw_KE" w:bidi="sw_KE"/>
-          </w:rPr>
-          <w:rPr>
-            <w:color w:val="0000EE"/>
-            <w:u w:val="single"/>
-          </w:rPr>
-          <w:t>Warumi 3:28–30</w:t>
-        </w:r>
-      </w:hyperlink>
-      <w:r>
-        <w:rPr>
-          <w:lang w:val="sw_KE" w:bidi="sw_KE"/>
-        </w:rPr>
-        <w:t>).</w:t>
-      </w:r>
-    </w:p>
-    <w:p>
-      <w:pPr/>
-      <w:r>
-        <w:rPr>
-          <w:lang w:val="sw_KE" w:bidi="sw_KE"/>
-        </w:rPr>
-      </w:r>
-      <w:r>
-        <w:rPr>
-          <w:lang w:val="sw_KE" w:bidi="sw_KE"/>
-        </w:rPr>
-        <w:t>Abrahamu alitumikia kama mfano wa mtu ambaye imani yake ilihesabiwa kwake kuwa haki (</w:t>
-      </w:r>
-      <w:hyperlink r:id="rId274">
-        <w:r>
-          <w:rPr>
-            <w:lang w:val="sw_KE" w:bidi="sw_KE"/>
-          </w:rPr>
-          <w:rPr>
-            <w:color w:val="0000EE"/>
-            <w:u w:val="single"/>
-          </w:rPr>
-          <w:t>Warumi 4:3</w:t>
-        </w:r>
-      </w:hyperlink>
-      <w:r>
-        <w:rPr>
-          <w:lang w:val="sw_KE" w:bidi="sw_KE"/>
-        </w:rPr>
-        <w:t xml:space="preserve">; angalia </w:t>
-      </w:r>
-      <w:hyperlink r:id="rId275">
-        <w:r>
-          <w:rPr>
-            <w:lang w:val="sw_KE" w:bidi="sw_KE"/>
-          </w:rPr>
-          <w:rPr>
-            <w:color w:val="0000EE"/>
-            <w:u w:val="single"/>
-          </w:rPr>
-          <w:t>Mwanzo 15:6</w:t>
-        </w:r>
-      </w:hyperlink>
-      <w:r>
-        <w:rPr>
-          <w:lang w:val="sw_KE" w:bidi="sw_KE"/>
-        </w:rPr>
-        <w:t>). Paulo alidai kwamba Mataifa na Wayahudi wote wanahesabiwa haki kwa imani, kwa sababu Abrahamu alihesabiwa haki kabla hajatahiriwa. Abrahamu hakupokea tohara ili kupata haki, bali kama ishara au muhuri wa haki aliyokuwa nayo kwa imani alipokuwa bado hajatahiriwa. Hivyo, Abrahamu ni baba wa wote wanaoamini bila kutahiriwa, pamoja na wale waliotahiriwa lakini pia wanaofuata mfano wa imani ya Abrahamu (</w:t>
-      </w:r>
-      <w:hyperlink r:id="rId276">
-        <w:r>
-          <w:rPr>
-            <w:lang w:val="sw_KE" w:bidi="sw_KE"/>
-          </w:rPr>
-          <w:rPr>
-            <w:color w:val="0000EE"/>
-            <w:u w:val="single"/>
-          </w:rPr>
-          <w:t>Warumi 4:9–12</w:t>
-        </w:r>
-      </w:hyperlink>
-      <w:r>
-        <w:rPr>
-          <w:lang w:val="sw_KE" w:bidi="sw_KE"/>
-        </w:rPr>
-        <w:t xml:space="preserve">; angalia </w:t>
-      </w:r>
-      <w:hyperlink r:id="rId277">
-        <w:r>
-          <w:rPr>
-            <w:lang w:val="sw_KE" w:bidi="sw_KE"/>
-          </w:rPr>
-          <w:rPr>
-            <w:color w:val="0000EE"/>
-            <w:u w:val="single"/>
-          </w:rPr>
-          <w:t>Wagalatia 3:6–9</w:t>
-        </w:r>
-      </w:hyperlink>
-      <w:r>
-        <w:rPr>
-          <w:lang w:val="sw_KE" w:bidi="sw_KE"/>
-        </w:rPr>
-        <w:t>).</w:t>
-      </w:r>
-    </w:p>
-    <w:p>
-      <w:pPr/>
-      <w:r>
-        <w:rPr>
-          <w:lang w:val="sw_KE" w:bidi="sw_KE"/>
-        </w:rPr>
-      </w:r>
-      <w:r>
-        <w:rPr>
-          <w:i/>
-          <w:lang w:val="sw_KE" w:bidi="sw_KE"/>
-        </w:rPr>
-        <w:t>Tazama pia</w:t>
-      </w:r>
-      <w:r>
-        <w:rPr>
-          <w:lang w:val="sw_KE" w:bidi="sw_KE"/>
-        </w:rPr>
-        <w:t xml:space="preserve"> </w:t>
-      </w:r>
-      <w:r>
-        <w:rPr>
-          <w:lang w:val="sw_KE" w:bidi="sw_KE"/>
-        </w:rPr>
-        <w:t>Ubatizo</w:t>
-      </w:r>
-      <w:r>
-        <w:rPr>
-          <w:lang w:val="sw_KE" w:bidi="sw_KE"/>
-        </w:rPr>
-        <w:t xml:space="preserve">; </w:t>
-      </w:r>
-      <w:r>
-        <w:rPr>
-          <w:lang w:val="sw_KE" w:bidi="sw_KE"/>
-        </w:rPr>
-        <w:t>Usafi na Uchafu, Kanuni Kuhusu</w:t>
-      </w:r>
-      <w:r>
-        <w:rPr>
-          <w:lang w:val="sw_KE" w:bidi="sw_KE"/>
-        </w:rPr>
-        <w:t xml:space="preserve">; </w:t>
-      </w:r>
-      <w:r>
-        <w:rPr>
-          <w:lang w:val="sw_KE" w:bidi="sw_KE"/>
-        </w:rPr>
-        <w:t>Kutokutahiriwa</w:t>
-      </w:r>
-      <w:r>
-        <w:rPr>
-          <w:lang w:val="sw_KE" w:bidi="sw_KE"/>
-        </w:rPr>
-        <w:t>.</w:t>
+      <w:hyperlink r:id="rId306">
+        <w:r>
+          <w:rPr>
+            <w:lang w:val="sw_KE" w:bidi="sw_KE"/>
+          </w:rPr>
+          <w:rPr>
+            <w:color w:val="0000EE"/>
+            <w:u w:val="single"/>
+          </w:rPr>
+          <w:t>Eze 38:2</w:t>
+        </w:r>
+      </w:hyperlink>
+      <w:r>
+        <w:rPr>
+          <w:lang w:val="sw_KE" w:bidi="sw_KE"/>
+        </w:rPr>
+        <w:t>). Ukweli kwamba Tubali alifanya biashara na Tiro (</w:t>
+      </w:r>
+      <w:hyperlink r:id="rId302">
+        <w:r>
+          <w:rPr>
+            <w:lang w:val="sw_KE" w:bidi="sw_KE"/>
+          </w:rPr>
+          <w:rPr>
+            <w:color w:val="0000EE"/>
+            <w:u w:val="single"/>
+          </w:rPr>
+          <w:t>Eze 27:13</w:t>
+        </w:r>
+      </w:hyperlink>
+      <w:r>
+        <w:rPr>
+          <w:lang w:val="sw_KE" w:bidi="sw_KE"/>
+        </w:rPr>
+        <w:t>) unaunga mkono dhana kwamba Tubali ilikuwa katika eneo la pwani. Zaidi ya ushahidi huu wa kijuujuu, ni vigumu kubaini utambulisho wa kabila au eneo halisi la Tubali. Imetambuliwa na Waskithi, Waiberia, eneo kati ya Bahari Nyeusi na Bahari ya Kaspi, Thessalia, na makabila mbalimbali ya Wahiti.</w:t>
       </w:r>
       <w:r>
         <w:rPr>
@@ -9015,584 +10609,6 @@
         <w:rPr>
           <w:lang w:val="sw_KE" w:bidi="sw_KE"/>
         </w:rPr>
-        <w:t>Tomaso, Mtume</w:t>
-      </w:r>
-      <w:r>
-        <w:rPr>
-          <w:lang w:val="sw_KE" w:bidi="sw_KE"/>
-        </w:rPr>
-      </w:r>
-    </w:p>
-    <w:p>
-      <w:pPr/>
-      <w:r>
-        <w:rPr>
-          <w:lang w:val="sw_KE" w:bidi="sw_KE"/>
-        </w:rPr>
-      </w:r>
-      <w:r>
-        <w:rPr>
-          <w:lang w:val="sw_KE" w:bidi="sw_KE"/>
-        </w:rPr>
-        <w:t>Mmoja wa mitume 12 ambaye jina lake linaonekana katika Injili zote nne. Jina hilo ni tafsiri ya neno la Kiaramu linalomaanisha "pacha" na linaonekana katika Agano Jipya kama Tomaso. Miongoni mwa Wakristo wa Kigiriki, kulikuwa na mwelekeo wa kutumia jina lake la Kihellenisti, Didimo (didimasi</w:t>
-      </w:r>
-      <w:r>
-        <w:rPr>
-          <w:i/>
-          <w:lang w:val="sw_KE" w:bidi="sw_KE"/>
-        </w:rPr>
-        <w:t>,</w:t>
-      </w:r>
-      <w:r>
-        <w:rPr>
-          <w:lang w:val="sw_KE" w:bidi="sw_KE"/>
-        </w:rPr>
-        <w:t xml:space="preserve"> "pacha"); jina hili linaonekana mara tatu katika Yohana (</w:t>
-      </w:r>
-      <w:hyperlink r:id="rId278">
-        <w:r>
-          <w:rPr>
-            <w:lang w:val="sw_KE" w:bidi="sw_KE"/>
-          </w:rPr>
-          <w:rPr>
-            <w:color w:val="0000EE"/>
-            <w:u w:val="single"/>
-          </w:rPr>
-          <w:t>Yoh 11:16</w:t>
-        </w:r>
-      </w:hyperlink>
-      <w:r>
-        <w:rPr>
-          <w:lang w:val="sw_KE" w:bidi="sw_KE"/>
-        </w:rPr>
-        <w:t xml:space="preserve">; </w:t>
-      </w:r>
-      <w:hyperlink r:id="rId279">
-        <w:r>
-          <w:rPr>
-            <w:lang w:val="sw_KE" w:bidi="sw_KE"/>
-          </w:rPr>
-          <w:rPr>
-            <w:color w:val="0000EE"/>
-            <w:u w:val="single"/>
-          </w:rPr>
-          <w:t>20:24</w:t>
-        </w:r>
-      </w:hyperlink>
-      <w:r>
-        <w:rPr>
-          <w:lang w:val="sw_KE" w:bidi="sw_KE"/>
-        </w:rPr>
-        <w:t xml:space="preserve">; </w:t>
-      </w:r>
-      <w:hyperlink r:id="rId280">
-        <w:r>
-          <w:rPr>
-            <w:lang w:val="sw_KE" w:bidi="sw_KE"/>
-          </w:rPr>
-          <w:rPr>
-            <w:color w:val="0000EE"/>
-            <w:u w:val="single"/>
-          </w:rPr>
-          <w:t>21:2</w:t>
-        </w:r>
-      </w:hyperlink>
-      <w:r>
-        <w:rPr>
-          <w:lang w:val="sw_KE" w:bidi="sw_KE"/>
-        </w:rPr>
-        <w:t>). Kuna ushahidi wa kutosha kutoka kwa papiri za koyne kwamba jina Didimo lilijulikana sana katika enzi ya Agano Jipya.</w:t>
-      </w:r>
-    </w:p>
-    <w:p>
-      <w:pPr/>
-      <w:r>
-        <w:rPr>
-          <w:lang w:val="sw_KE" w:bidi="sw_KE"/>
-        </w:rPr>
-      </w:r>
-      <w:r>
-        <w:rPr>
-          <w:lang w:val="sw_KE" w:bidi="sw_KE"/>
-        </w:rPr>
-        <w:t>Tomaso anaonekana katika kila orodha ya mitume ya injili zinazofanana (</w:t>
-      </w:r>
-      <w:hyperlink r:id="rId89">
-        <w:r>
-          <w:rPr>
-            <w:lang w:val="sw_KE" w:bidi="sw_KE"/>
-          </w:rPr>
-          <w:rPr>
-            <w:color w:val="0000EE"/>
-            <w:u w:val="single"/>
-          </w:rPr>
-          <w:t>Math 10:3</w:t>
-        </w:r>
-      </w:hyperlink>
-      <w:r>
-        <w:rPr>
-          <w:lang w:val="sw_KE" w:bidi="sw_KE"/>
-        </w:rPr>
-        <w:t xml:space="preserve">; </w:t>
-      </w:r>
-      <w:hyperlink r:id="rId88">
-        <w:r>
-          <w:rPr>
-            <w:lang w:val="sw_KE" w:bidi="sw_KE"/>
-          </w:rPr>
-          <w:rPr>
-            <w:color w:val="0000EE"/>
-            <w:u w:val="single"/>
-          </w:rPr>
-          <w:t>Mark 3:18</w:t>
-        </w:r>
-      </w:hyperlink>
-      <w:r>
-        <w:rPr>
-          <w:lang w:val="sw_KE" w:bidi="sw_KE"/>
-        </w:rPr>
-        <w:t xml:space="preserve">; </w:t>
-      </w:r>
-      <w:hyperlink r:id="rId281">
-        <w:r>
-          <w:rPr>
-            <w:lang w:val="sw_KE" w:bidi="sw_KE"/>
-          </w:rPr>
-          <w:rPr>
-            <w:color w:val="0000EE"/>
-            <w:u w:val="single"/>
-          </w:rPr>
-          <w:t>Luka 6:15</w:t>
-        </w:r>
-      </w:hyperlink>
-      <w:r>
-        <w:rPr>
-          <w:lang w:val="sw_KE" w:bidi="sw_KE"/>
-        </w:rPr>
-        <w:t xml:space="preserve">; rej. </w:t>
-      </w:r>
-      <w:hyperlink r:id="rId91">
-        <w:r>
-          <w:rPr>
-            <w:lang w:val="sw_KE" w:bidi="sw_KE"/>
-          </w:rPr>
-          <w:rPr>
-            <w:color w:val="0000EE"/>
-            <w:u w:val="single"/>
-          </w:rPr>
-          <w:t>Matendo 1:13</w:t>
-        </w:r>
-      </w:hyperlink>
-      <w:r>
-        <w:rPr>
-          <w:lang w:val="sw_KE" w:bidi="sw_KE"/>
-        </w:rPr>
-        <w:t>) lakini hana jukumu zaidi. Kuonekana kwake maarufu katika Injili ya nne ni ya kuvutia. Hapa Tomaso anaonyesha kukata tamaa kwa njia na mwisho kuelekea Yerusalemu (</w:t>
-      </w:r>
-      <w:hyperlink r:id="rId278">
-        <w:r>
-          <w:rPr>
-            <w:lang w:val="sw_KE" w:bidi="sw_KE"/>
-          </w:rPr>
-          <w:rPr>
-            <w:color w:val="0000EE"/>
-            <w:u w:val="single"/>
-          </w:rPr>
-          <w:t>Yoh 11:16</w:t>
-        </w:r>
-      </w:hyperlink>
-      <w:r>
-        <w:rPr>
-          <w:lang w:val="sw_KE" w:bidi="sw_KE"/>
-        </w:rPr>
-        <w:t>) na anamsisitiza Yesu kueleza maneno yake ya kuondoka katika chumba cha juu (</w:t>
-      </w:r>
-      <w:hyperlink r:id="rId282">
-        <w:r>
-          <w:rPr>
-            <w:lang w:val="sw_KE" w:bidi="sw_KE"/>
-          </w:rPr>
-          <w:rPr>
-            <w:color w:val="0000EE"/>
-            <w:u w:val="single"/>
-          </w:rPr>
-          <w:t>14:5</w:t>
-        </w:r>
-      </w:hyperlink>
-      <w:r>
-        <w:rPr>
-          <w:lang w:val="sw_KE" w:bidi="sw_KE"/>
-        </w:rPr>
-        <w:t>). Katika matukio ya mwisho ya Injili kuna tukio maarufu ambapo Tomaso anatia shaka ufufuo wa Bwana (</w:t>
-      </w:r>
-      <w:hyperlink r:id="rId279">
-        <w:r>
-          <w:rPr>
-            <w:lang w:val="sw_KE" w:bidi="sw_KE"/>
-          </w:rPr>
-          <w:rPr>
-            <w:color w:val="0000EE"/>
-            <w:u w:val="single"/>
-          </w:rPr>
-          <w:t>20:24</w:t>
-        </w:r>
-      </w:hyperlink>
-      <w:r>
-        <w:rPr>
-          <w:lang w:val="sw_KE" w:bidi="sw_KE"/>
-        </w:rPr>
-        <w:t xml:space="preserve">) na kisha anapewa ushahidi wa kushawishi (aya </w:t>
-      </w:r>
-      <w:hyperlink r:id="rId283">
-        <w:r>
-          <w:rPr>
-            <w:lang w:val="sw_KE" w:bidi="sw_KE"/>
-          </w:rPr>
-          <w:rPr>
-            <w:color w:val="0000EE"/>
-            <w:u w:val="single"/>
-          </w:rPr>
-          <w:t>26–28</w:t>
-        </w:r>
-      </w:hyperlink>
-      <w:r>
-        <w:rPr>
-          <w:lang w:val="sw_KE" w:bidi="sw_KE"/>
-        </w:rPr>
-        <w:t>), baada ya hapo Tomaso alimwita Yesu "Bwana wangu na Mungu wangu." Tomaso pia anatajwa katika hitimisho la Yohana (</w:t>
-      </w:r>
-      <w:hyperlink r:id="rId280">
-        <w:r>
-          <w:rPr>
-            <w:lang w:val="sw_KE" w:bidi="sw_KE"/>
-          </w:rPr>
-          <w:rPr>
-            <w:color w:val="0000EE"/>
-            <w:u w:val="single"/>
-          </w:rPr>
-          <w:t>21:2</w:t>
-        </w:r>
-      </w:hyperlink>
-      <w:r>
-        <w:rPr>
-          <w:lang w:val="sw_KE" w:bidi="sw_KE"/>
-        </w:rPr>
-        <w:t>).</w:t>
-      </w:r>
-    </w:p>
-    <w:p>
-      <w:pPr/>
-      <w:r>
-        <w:rPr>
-          <w:lang w:val="sw_KE" w:bidi="sw_KE"/>
-        </w:rPr>
-      </w:r>
-      <w:r>
-        <w:rPr>
-          <w:lang w:val="sw_KE" w:bidi="sw_KE"/>
-        </w:rPr>
-        <w:t>Kazi mbili za apokrifa, za pseudepigrafia (vitabu vya kiurongo) zinabeba jina la Tomaso: Injili ya Tomaso (kutoka Nag Hammadi), ambayo inarekodi "semi 114 za siri ambazo Yesu aliye hai alizungumza" na ambazo Tomaso anasemekana kuzihifadhi; na Matendo ya Tomaso (yaliyopo katika Kigiriki na Kisiria), ambayo inasema kwamba Yesu na Tomaso walikuwa mapacha (wakishiriki sura na hatima zinazofanana) na kwamba mtume alipata mafundisho ya siri. Akaunti hii ya apokrifa hata inaeleza hatima ya Tomaso. Kinyume na matakwa yake, Tomaso alisafiri kwenda India chini ya amri ya Bwana. Huko aliuawa kwa mikuki na mfalme wa Kihindi. Alifufuliwa na kaburi lake tupu likachukua mali ya kichawi. Leo huko Mt. Tomaso, India, Wakristo wanadai kwamba wao ni wazao wa kiroho wa mtume.</w:t>
-      </w:r>
-    </w:p>
-    <w:p>
-      <w:pPr/>
-      <w:r>
-        <w:rPr>
-          <w:lang w:val="sw_KE" w:bidi="sw_KE"/>
-        </w:rPr>
-      </w:r>
-      <w:r>
-        <w:rPr>
-          <w:i/>
-          <w:lang w:val="sw_KE" w:bidi="sw_KE"/>
-        </w:rPr>
-        <w:t>Tazama pia</w:t>
-      </w:r>
-      <w:r>
-        <w:rPr>
-          <w:lang w:val="sw_KE" w:bidi="sw_KE"/>
-        </w:rPr>
-        <w:t xml:space="preserve"> </w:t>
-      </w:r>
-      <w:r>
-        <w:rPr>
-          <w:lang w:val="sw_KE" w:bidi="sw_KE"/>
-        </w:rPr>
-        <w:t>Apokrifa: Tomaso, Matendo ya, Tomaso, Injili ya</w:t>
-      </w:r>
-      <w:r>
-        <w:rPr>
-          <w:lang w:val="sw_KE" w:bidi="sw_KE"/>
-        </w:rPr>
-        <w:t xml:space="preserve">; </w:t>
-      </w:r>
-      <w:r>
-        <w:rPr>
-          <w:lang w:val="sw_KE" w:bidi="sw_KE"/>
-        </w:rPr>
-        <w:t>Mtume, Utume</w:t>
-      </w:r>
-      <w:r>
-        <w:rPr>
-          <w:lang w:val="sw_KE" w:bidi="sw_KE"/>
-        </w:rPr>
-        <w:t>.</w:t>
-      </w:r>
-      <w:r>
-        <w:rPr>
-          <w:lang w:val="sw_KE" w:bidi="sw_KE"/>
-        </w:rPr>
-      </w:r>
-      <w:r>
-        <w:rPr>
-          <w:lang w:val="sw_KE" w:bidi="sw_KE"/>
-        </w:rPr>
-      </w:r>
-    </w:p>
-    <w:p>
-      <w:pPr/>
-      <w:r>
-        <w:rPr>
-          <w:lang w:val="sw_KE" w:bidi="sw_KE"/>
-        </w:rPr>
-      </w:r>
-    </w:p>
-    <w:p>
-      <w:pPr>
-        <w:pStyle w:val="Heading2"/>
-      </w:pPr>
-      <w:r>
-        <w:rPr>
-          <w:lang w:val="sw_KE" w:bidi="sw_KE"/>
-        </w:rPr>
-        <w:t>Tubali</w:t>
-      </w:r>
-      <w:r>
-        <w:rPr>
-          <w:lang w:val="sw_KE" w:bidi="sw_KE"/>
-        </w:rPr>
-      </w:r>
-    </w:p>
-    <w:p>
-      <w:pPr/>
-      <w:r>
-        <w:rPr>
-          <w:lang w:val="sw_KE" w:bidi="sw_KE"/>
-        </w:rPr>
-      </w:r>
-      <w:r>
-        <w:rPr>
-          <w:lang w:val="sw_KE" w:bidi="sw_KE"/>
-        </w:rPr>
-        <w:t>Watano kati ya wana waliotajwa wa Yafethi katika jedwali la mataifa (</w:t>
-      </w:r>
-      <w:hyperlink r:id="rId134">
-        <w:r>
-          <w:rPr>
-            <w:lang w:val="sw_KE" w:bidi="sw_KE"/>
-          </w:rPr>
-          <w:rPr>
-            <w:color w:val="0000EE"/>
-            <w:u w:val="single"/>
-          </w:rPr>
-          <w:t>Mwa 10:2</w:t>
-        </w:r>
-      </w:hyperlink>
-      <w:r>
-        <w:rPr>
-          <w:lang w:val="sw_KE" w:bidi="sw_KE"/>
-        </w:rPr>
-        <w:t xml:space="preserve">; </w:t>
-      </w:r>
-      <w:hyperlink r:id="rId135">
-        <w:r>
-          <w:rPr>
-            <w:lang w:val="sw_KE" w:bidi="sw_KE"/>
-          </w:rPr>
-          <w:rPr>
-            <w:color w:val="0000EE"/>
-            <w:u w:val="single"/>
-          </w:rPr>
-          <w:t>1 Nya 1:5</w:t>
-        </w:r>
-      </w:hyperlink>
-      <w:r>
-        <w:rPr>
-          <w:lang w:val="sw_KE" w:bidi="sw_KE"/>
-        </w:rPr>
-        <w:t>). Tubali baadaye alipata umuhimu katika maandiko ya kinabii ya Isaya na Ezekieli kama moja ya mataifa ambayo yangehukumiwa kwa kutishia watu wa Mungu (</w:t>
-      </w:r>
-      <w:hyperlink r:id="rId284">
-        <w:r>
-          <w:rPr>
-            <w:lang w:val="sw_KE" w:bidi="sw_KE"/>
-          </w:rPr>
-          <w:rPr>
-            <w:color w:val="0000EE"/>
-            <w:u w:val="single"/>
-          </w:rPr>
-          <w:t>Isa 66:19</w:t>
-        </w:r>
-      </w:hyperlink>
-      <w:r>
-        <w:rPr>
-          <w:lang w:val="sw_KE" w:bidi="sw_KE"/>
-        </w:rPr>
-        <w:t xml:space="preserve">; </w:t>
-      </w:r>
-      <w:hyperlink r:id="rId285">
-        <w:r>
-          <w:rPr>
-            <w:lang w:val="sw_KE" w:bidi="sw_KE"/>
-          </w:rPr>
-          <w:rPr>
-            <w:color w:val="0000EE"/>
-            <w:u w:val="single"/>
-          </w:rPr>
-          <w:t>Eze 27:13</w:t>
-        </w:r>
-      </w:hyperlink>
-      <w:r>
-        <w:rPr>
-          <w:lang w:val="sw_KE" w:bidi="sw_KE"/>
-        </w:rPr>
-        <w:t xml:space="preserve">; </w:t>
-      </w:r>
-      <w:hyperlink r:id="rId286">
-        <w:r>
-          <w:rPr>
-            <w:lang w:val="sw_KE" w:bidi="sw_KE"/>
-          </w:rPr>
-          <w:rPr>
-            <w:color w:val="0000EE"/>
-            <w:u w:val="single"/>
-          </w:rPr>
-          <w:t>32:26</w:t>
-        </w:r>
-      </w:hyperlink>
-      <w:r>
-        <w:rPr>
-          <w:lang w:val="sw_KE" w:bidi="sw_KE"/>
-        </w:rPr>
-        <w:t xml:space="preserve">; </w:t>
-      </w:r>
-      <w:hyperlink r:id="rId287">
-        <w:r>
-          <w:rPr>
-            <w:lang w:val="sw_KE" w:bidi="sw_KE"/>
-          </w:rPr>
-          <w:rPr>
-            <w:color w:val="0000EE"/>
-            <w:u w:val="single"/>
-          </w:rPr>
-          <w:t>38:2–3</w:t>
-        </w:r>
-      </w:hyperlink>
-      <w:r>
-        <w:rPr>
-          <w:lang w:val="sw_KE" w:bidi="sw_KE"/>
-        </w:rPr>
-        <w:t xml:space="preserve">; </w:t>
-      </w:r>
-      <w:hyperlink r:id="rId288">
-        <w:r>
-          <w:rPr>
-            <w:lang w:val="sw_KE" w:bidi="sw_KE"/>
-          </w:rPr>
-          <w:rPr>
-            <w:color w:val="0000EE"/>
-            <w:u w:val="single"/>
-          </w:rPr>
-          <w:t>39:1</w:t>
-        </w:r>
-      </w:hyperlink>
-      <w:r>
-        <w:rPr>
-          <w:lang w:val="sw_KE" w:bidi="sw_KE"/>
-        </w:rPr>
-        <w:t>). Tubali kawaida hutajwa pamoja na Yavani na Mesheki kama ama mataifa ya kaskazini au mataifa ya pwani (</w:t>
-      </w:r>
-      <w:hyperlink r:id="rId284">
-        <w:r>
-          <w:rPr>
-            <w:lang w:val="sw_KE" w:bidi="sw_KE"/>
-          </w:rPr>
-          <w:rPr>
-            <w:color w:val="0000EE"/>
-            <w:u w:val="single"/>
-          </w:rPr>
-          <w:t>Isa 66:19</w:t>
-        </w:r>
-      </w:hyperlink>
-      <w:r>
-        <w:rPr>
-          <w:lang w:val="sw_KE" w:bidi="sw_KE"/>
-        </w:rPr>
-        <w:t xml:space="preserve">; </w:t>
-      </w:r>
-      <w:hyperlink r:id="rId289">
-        <w:r>
-          <w:rPr>
-            <w:lang w:val="sw_KE" w:bidi="sw_KE"/>
-          </w:rPr>
-          <w:rPr>
-            <w:color w:val="0000EE"/>
-            <w:u w:val="single"/>
-          </w:rPr>
-          <w:t>Eze 38:2</w:t>
-        </w:r>
-      </w:hyperlink>
-      <w:r>
-        <w:rPr>
-          <w:lang w:val="sw_KE" w:bidi="sw_KE"/>
-        </w:rPr>
-        <w:t>). Ukweli kwamba Tubali alifanya biashara na Tiro (</w:t>
-      </w:r>
-      <w:hyperlink r:id="rId285">
-        <w:r>
-          <w:rPr>
-            <w:lang w:val="sw_KE" w:bidi="sw_KE"/>
-          </w:rPr>
-          <w:rPr>
-            <w:color w:val="0000EE"/>
-            <w:u w:val="single"/>
-          </w:rPr>
-          <w:t>Eze 27:13</w:t>
-        </w:r>
-      </w:hyperlink>
-      <w:r>
-        <w:rPr>
-          <w:lang w:val="sw_KE" w:bidi="sw_KE"/>
-        </w:rPr>
-        <w:t>) unaunga mkono dhana kwamba Tubali ilikuwa katika eneo la pwani. Zaidi ya ushahidi huu wa kijuujuu, ni vigumu kubaini utambulisho wa kabila au eneo halisi la Tubali. Imetambuliwa na Waskithi, Waiberia, eneo kati ya Bahari Nyeusi na Bahari ya Kaspi, Thessalia, na makabila mbalimbali ya Wahiti.</w:t>
-      </w:r>
-      <w:r>
-        <w:rPr>
-          <w:lang w:val="sw_KE" w:bidi="sw_KE"/>
-        </w:rPr>
-      </w:r>
-      <w:r>
-        <w:rPr>
-          <w:lang w:val="sw_KE" w:bidi="sw_KE"/>
-        </w:rPr>
-      </w:r>
-    </w:p>
-    <w:p>
-      <w:pPr/>
-      <w:r>
-        <w:rPr>
-          <w:lang w:val="sw_KE" w:bidi="sw_KE"/>
-        </w:rPr>
-      </w:r>
-    </w:p>
-    <w:p>
-      <w:pPr>
-        <w:pStyle w:val="Heading2"/>
-      </w:pPr>
-      <w:r>
-        <w:rPr>
-          <w:lang w:val="sw_KE" w:bidi="sw_KE"/>
-        </w:rPr>
         <w:t>Tubali-kaini</w:t>
       </w:r>
       <w:r>
@@ -9614,7 +10630,7 @@
         </w:rPr>
         <w:t>Mwana wa Lameki na mkewe Zillah (</w:t>
       </w:r>
-      <w:hyperlink r:id="rId290">
+      <w:hyperlink r:id="rId307">
         <w:r>
           <w:rPr>
             <w:lang w:val="sw_KE" w:bidi="sw_KE"/>
@@ -9632,7 +10648,7 @@
         </w:rPr>
         <w:t xml:space="preserve">). Alikuwa "mtengenezaji wa vyombo vyote vya shaba na chuma." Ingawa maandiko hayadai kwamba alikuwa wa kwanza au "Baba" wa wafanyakazi wote wa chuma, wasomi wengi wanaamini kwamba maandiko hayo awali yalilingana na mistari </w:t>
       </w:r>
-      <w:hyperlink r:id="rId291">
+      <w:hyperlink r:id="rId308">
         <w:r>
           <w:rPr>
             <w:lang w:val="sw_KE" w:bidi="sw_KE"/>
@@ -9650,7 +10666,7 @@
         </w:rPr>
         <w:t xml:space="preserve"> na </w:t>
       </w:r>
-      <w:hyperlink r:id="rId292">
+      <w:hyperlink r:id="rId309">
         <w:r>
           <w:rPr>
             <w:lang w:val="sw_KE" w:bidi="sw_KE"/>
@@ -11575,6 +12591,12 @@
       <w:startOverride w:val="1"/>
     </w:lvlOverride>
   </w:num>
+  <w:num w:numId="15">
+    <w:abstractNumId w:val="3"/>
+    <w:lvlOverride w:ilvl="0">
+      <w:startOverride w:val="1"/>
+    </w:lvlOverride>
+  </w:num>
   <w:numIdMacAtCleanup w:val="10"/>
 </w:numbering>
 </file>

--- a/swh/docx/020.content.docx
+++ b/swh/docx/020.content.docx
@@ -19,7 +19,7 @@
         <w:rPr>
           <w:lang w:val="sw_KE" w:bidi="sw_KE"/>
         </w:rPr>
-        <w:t>Resource: Kamusi ya Biblia (Tyndale)</w:t>
+        <w:t>Resource: Tyndale Open Bible Dictionary</w:t>
       </w:r>
       <w:r>
         <w:rPr>
@@ -112,7 +112,7 @@
         <w:rPr>
           <w:lang w:val="sw_KE" w:bidi="sw_KE"/>
         </w:rPr>
-        <w:t>Kamusi ya Biblia (Tyndale)</w:t>
+        <w:t>Tyndale Open Bible Dictionary</w:t>
       </w:r>
     </w:p>
     <w:p>

--- a/swh/docx/020.content.docx
+++ b/swh/docx/020.content.docx
@@ -4807,6 +4807,1164 @@
         <w:rPr>
           <w:lang w:val="sw_KE" w:bidi="sw_KE"/>
         </w:rPr>
+        <w:t>Tito, Barua kwa</w:t>
+      </w:r>
+      <w:r>
+        <w:rPr>
+          <w:lang w:val="sw_KE" w:bidi="sw_KE"/>
+        </w:rPr>
+      </w:r>
+    </w:p>
+    <w:p>
+      <w:pPr/>
+      <w:r>
+        <w:rPr>
+          <w:lang w:val="sw_KE" w:bidi="sw_KE"/>
+        </w:rPr>
+      </w:r>
+      <w:r>
+        <w:rPr>
+          <w:lang w:val="sw_KE" w:bidi="sw_KE"/>
+        </w:rPr>
+        <w:t>Barua ya Paulo kwa mfanyakazi mwenzake, Tito.</w:t>
+      </w:r>
+    </w:p>
+    <w:p>
+      <w:pPr/>
+      <w:r>
+        <w:rPr>
+          <w:lang w:val="sw_KE" w:bidi="sw_KE"/>
+        </w:rPr>
+      </w:r>
+      <w:r>
+        <w:rPr>
+          <w:lang w:val="sw_KE" w:bidi="sw_KE"/>
+        </w:rPr>
+        <w:t>Mapitio</w:t>
+      </w:r>
+    </w:p>
+    <w:p>
+      <w:pPr/>
+      <w:r>
+        <w:rPr>
+          <w:lang w:val="sw_KE" w:bidi="sw_KE"/>
+        </w:rPr>
+      </w:r>
+      <w:r>
+        <w:rPr>
+          <w:lang w:val="sw_KE" w:bidi="sw_KE"/>
+        </w:rPr>
+        <w:t>• Mwandishi</w:t>
+      </w:r>
+    </w:p>
+    <w:p>
+      <w:pPr/>
+      <w:r>
+        <w:rPr>
+          <w:lang w:val="sw_KE" w:bidi="sw_KE"/>
+        </w:rPr>
+      </w:r>
+      <w:r>
+        <w:rPr>
+          <w:lang w:val="sw_KE" w:bidi="sw_KE"/>
+        </w:rPr>
+        <w:t>• Mpokeaji</w:t>
+      </w:r>
+    </w:p>
+    <w:p>
+      <w:pPr/>
+      <w:r>
+        <w:rPr>
+          <w:lang w:val="sw_KE" w:bidi="sw_KE"/>
+        </w:rPr>
+      </w:r>
+      <w:r>
+        <w:rPr>
+          <w:lang w:val="sw_KE" w:bidi="sw_KE"/>
+        </w:rPr>
+        <w:t>• Tarehe</w:t>
+      </w:r>
+    </w:p>
+    <w:p>
+      <w:pPr/>
+      <w:r>
+        <w:rPr>
+          <w:lang w:val="sw_KE" w:bidi="sw_KE"/>
+        </w:rPr>
+      </w:r>
+      <w:r>
+        <w:rPr>
+          <w:lang w:val="sw_KE" w:bidi="sw_KE"/>
+        </w:rPr>
+        <w:t>• Kusudi na Kufundisha</w:t>
+      </w:r>
+    </w:p>
+    <w:p>
+      <w:pPr/>
+      <w:r>
+        <w:rPr>
+          <w:lang w:val="sw_KE" w:bidi="sw_KE"/>
+        </w:rPr>
+      </w:r>
+      <w:r>
+        <w:rPr>
+          <w:lang w:val="sw_KE" w:bidi="sw_KE"/>
+        </w:rPr>
+        <w:t>• Maudhui</w:t>
+      </w:r>
+    </w:p>
+    <w:p>
+      <w:pPr>
+        <w:pStyle w:val="Heading3"/>
+      </w:pPr>
+      <w:r>
+        <w:rPr>
+          <w:lang w:val="sw_KE" w:bidi="sw_KE"/>
+        </w:rPr>
+        <w:t>Mwandishi</w:t>
+      </w:r>
+    </w:p>
+    <w:p>
+      <w:pPr/>
+      <w:r>
+        <w:rPr>
+          <w:lang w:val="sw_KE" w:bidi="sw_KE"/>
+        </w:rPr>
+      </w:r>
+      <w:r>
+        <w:rPr>
+          <w:lang w:val="sw_KE" w:bidi="sw_KE"/>
+        </w:rPr>
+        <w:t>Ingawa barua hii inaanza na jina na salamu ya Paulo (Tito 1:1–3), uandishi wa Paulo umehojiwa na wasomi wa kisasa kwa misingi ya lugha na mtindo wake, hali ya kanisa inayoonyeshwa, na jinsi inavyoweka mafundisho ya Kikristo. Hata hivyo, uandishi wa Paulo umetetewa vikali na wasomi mashuhuri na wanafunzi makini, ambao wamebisha kwamba hakuna sababu ya kudhani kuwa waraka huu uliandikwa na mtu mwingine akitumia jina la Paulo baada ya mtume mwenyewe kufa. Tofauti katika waraka huu na barua nyingine za Paulo zimejadiliwa hapo awali katika sehemu ya 'Mwandishi' ya makala 'Timotheo, Barua ya Kwanza kwa.</w:t>
+      </w:r>
+    </w:p>
+    <w:p>
+      <w:pPr>
+        <w:pStyle w:val="Heading3"/>
+      </w:pPr>
+      <w:r>
+        <w:rPr>
+          <w:lang w:val="sw_KE" w:bidi="sw_KE"/>
+        </w:rPr>
+        <w:t>Mpokeaji</w:t>
+      </w:r>
+    </w:p>
+    <w:p>
+      <w:pPr/>
+      <w:r>
+        <w:rPr>
+          <w:lang w:val="sw_KE" w:bidi="sw_KE"/>
+        </w:rPr>
+      </w:r>
+      <w:r>
+        <w:rPr>
+          <w:lang w:val="sw_KE" w:bidi="sw_KE"/>
+        </w:rPr>
+        <w:t>Tito anaonekana kuwa mmoja wa wafanyakazi wenzake Paulo waliomwamini na wenye thamani kubwa. Paulo anazungumza juu yake (</w:t>
+      </w:r>
+      <w:hyperlink r:id="rId145">
+        <w:r>
+          <w:rPr>
+            <w:lang w:val="sw_KE" w:bidi="sw_KE"/>
+          </w:rPr>
+          <w:rPr>
+            <w:color w:val="0000EE"/>
+            <w:u w:val="single"/>
+          </w:rPr>
+          <w:t>2 Wakorintho 8:23</w:t>
+        </w:r>
+      </w:hyperlink>
+      <w:r>
+        <w:rPr>
+          <w:lang w:val="sw_KE" w:bidi="sw_KE"/>
+        </w:rPr>
+        <w:t xml:space="preserve">) kama "mshirika wangu na mfanyakazi mwenzangu." Kulingana na </w:t>
+      </w:r>
+      <w:hyperlink r:id="rId146">
+        <w:r>
+          <w:rPr>
+            <w:lang w:val="sw_KE" w:bidi="sw_KE"/>
+          </w:rPr>
+          <w:rPr>
+            <w:color w:val="0000EE"/>
+            <w:u w:val="single"/>
+          </w:rPr>
+          <w:t>Tito 1:4</w:t>
+        </w:r>
+      </w:hyperlink>
+      <w:r>
+        <w:rPr>
+          <w:lang w:val="sw_KE" w:bidi="sw_KE"/>
+        </w:rPr>
+        <w:t xml:space="preserve">, alikubali imani kupitia Paulo. Ni wazi kutoka </w:t>
+      </w:r>
+      <w:hyperlink r:id="rId147">
+        <w:r>
+          <w:rPr>
+            <w:lang w:val="sw_KE" w:bidi="sw_KE"/>
+          </w:rPr>
+          <w:rPr>
+            <w:color w:val="0000EE"/>
+            <w:u w:val="single"/>
+          </w:rPr>
+          <w:t>Wagalatia 2:1–4</w:t>
+        </w:r>
+      </w:hyperlink>
+      <w:r>
+        <w:rPr>
+          <w:lang w:val="sw_KE" w:bidi="sw_KE"/>
+        </w:rPr>
+        <w:t xml:space="preserve"> kwamba alikuwa ni mtu wa Mataifa, kwani alikuwa mfano wa majaribio ikiwa Wakristo wa Mataifa wanapaswa kulazimishwa kutahiriwa. Wakati huo Tito alikuwa na Paulo na Barnaba huko Yerusalemu. Baadaye sana, wakati wa safari ya tatu ya umishonari ya Paulo, alikuwa na misheni mbili nyeti za kutekeleza kwa ajili ya Paulo huko Korintho: ya kwanza ilihusiana na uhusiano uliovurugika kati ya mtume na Wakristo wa Korintho; ya pili ilihusiana na ukusanyaji wa watu wa Mataifa kwa ajili ya kanisa la Yerusalemu (</w:t>
+      </w:r>
+      <w:hyperlink r:id="rId148">
+        <w:r>
+          <w:rPr>
+            <w:lang w:val="sw_KE" w:bidi="sw_KE"/>
+          </w:rPr>
+          <w:rPr>
+            <w:color w:val="0000EE"/>
+            <w:u w:val="single"/>
+          </w:rPr>
+          <w:t>2 Wakorintho 2:12–13</w:t>
+        </w:r>
+      </w:hyperlink>
+      <w:r>
+        <w:rPr>
+          <w:lang w:val="sw_KE" w:bidi="sw_KE"/>
+        </w:rPr>
+        <w:t xml:space="preserve">; </w:t>
+      </w:r>
+      <w:hyperlink r:id="rId149">
+        <w:r>
+          <w:rPr>
+            <w:lang w:val="sw_KE" w:bidi="sw_KE"/>
+          </w:rPr>
+          <w:rPr>
+            <w:color w:val="0000EE"/>
+            <w:u w:val="single"/>
+          </w:rPr>
+          <w:t>7:5–16</w:t>
+        </w:r>
+      </w:hyperlink>
+      <w:r>
+        <w:rPr>
+          <w:lang w:val="sw_KE" w:bidi="sw_KE"/>
+        </w:rPr>
+        <w:t xml:space="preserve">; </w:t>
+      </w:r>
+      <w:hyperlink r:id="rId150">
+        <w:r>
+          <w:rPr>
+            <w:lang w:val="sw_KE" w:bidi="sw_KE"/>
+          </w:rPr>
+          <w:rPr>
+            <w:color w:val="0000EE"/>
+            <w:u w:val="single"/>
+          </w:rPr>
+          <w:t>8:1–24</w:t>
+        </w:r>
+      </w:hyperlink>
+      <w:r>
+        <w:rPr>
+          <w:lang w:val="sw_KE" w:bidi="sw_KE"/>
+        </w:rPr>
+        <w:t xml:space="preserve">). Ikiwa </w:t>
+      </w:r>
+      <w:hyperlink r:id="rId151">
+        <w:r>
+          <w:rPr>
+            <w:lang w:val="sw_KE" w:bidi="sw_KE"/>
+          </w:rPr>
+          <w:rPr>
+            <w:color w:val="0000EE"/>
+            <w:u w:val="single"/>
+          </w:rPr>
+          <w:t>2 Timotheo 4:9–18</w:t>
+        </w:r>
+      </w:hyperlink>
+      <w:r>
+        <w:rPr>
+          <w:lang w:val="sw_KE" w:bidi="sw_KE"/>
+        </w:rPr>
+        <w:t xml:space="preserve"> iliandikwa mwishoni mwa maisha ya Paulo, basi Tito alikwenda Dalmati baada ya wakati wa barua hii.</w:t>
+      </w:r>
+    </w:p>
+    <w:p>
+      <w:pPr>
+        <w:pStyle w:val="Heading3"/>
+      </w:pPr>
+      <w:r>
+        <w:rPr>
+          <w:lang w:val="sw_KE" w:bidi="sw_KE"/>
+        </w:rPr>
+        <w:t>Tarehe</w:t>
+      </w:r>
+    </w:p>
+    <w:p>
+      <w:pPr/>
+      <w:r>
+        <w:rPr>
+          <w:lang w:val="sw_KE" w:bidi="sw_KE"/>
+        </w:rPr>
+      </w:r>
+      <w:r>
+        <w:rPr>
+          <w:lang w:val="sw_KE" w:bidi="sw_KE"/>
+        </w:rPr>
+        <w:t>Kuhusu tarehe ya barua hii kwa usahihi ni vigumu. Tito aliachwa na mtume huko Krete kuendeleza kazi yake (</w:t>
+      </w:r>
+      <w:hyperlink r:id="rId152">
+        <w:r>
+          <w:rPr>
+            <w:lang w:val="sw_KE" w:bidi="sw_KE"/>
+          </w:rPr>
+          <w:rPr>
+            <w:color w:val="0000EE"/>
+            <w:u w:val="single"/>
+          </w:rPr>
+          <w:t>Tito 1:5</w:t>
+        </w:r>
+      </w:hyperlink>
+      <w:r>
+        <w:rPr>
+          <w:lang w:val="sw_KE" w:bidi="sw_KE"/>
+        </w:rPr>
+        <w:t>). Paulo alikuwa Krete kwa muda mfupi katika safari yake ya kwenda Roma (</w:t>
+      </w:r>
+      <w:hyperlink r:id="rId153">
+        <w:r>
+          <w:rPr>
+            <w:lang w:val="sw_KE" w:bidi="sw_KE"/>
+          </w:rPr>
+          <w:rPr>
+            <w:color w:val="0000EE"/>
+            <w:u w:val="single"/>
+          </w:rPr>
+          <w:t>Matendo 27:7–13</w:t>
+        </w:r>
+      </w:hyperlink>
+      <w:r>
+        <w:rPr>
+          <w:lang w:val="sw_KE" w:bidi="sw_KE"/>
+        </w:rPr>
+        <w:t xml:space="preserve">), lakini hiyo haiwezi kuwa tukio lililotajwa. Katika </w:t>
+      </w:r>
+      <w:hyperlink r:id="rId111">
+        <w:r>
+          <w:rPr>
+            <w:lang w:val="sw_KE" w:bidi="sw_KE"/>
+          </w:rPr>
+          <w:rPr>
+            <w:color w:val="0000EE"/>
+            <w:u w:val="single"/>
+          </w:rPr>
+          <w:t>3:12</w:t>
+        </w:r>
+      </w:hyperlink>
+      <w:r>
+        <w:rPr>
+          <w:lang w:val="sw_KE" w:bidi="sw_KE"/>
+        </w:rPr>
+        <w:t xml:space="preserve"> Tito anaitwa aje Nikopoli (labda Nikopoli huko Epirus nchini Ugiriki), kama Paulo alivyokuwa ameamua kukaa huko wakati wa baridi. Wengi wameunga mkono mtazamo kwamba baada ya kifungo cha kwanza cha Paulo huko Roma (</w:t>
+      </w:r>
+      <w:hyperlink r:id="rId154">
+        <w:r>
+          <w:rPr>
+            <w:lang w:val="sw_KE" w:bidi="sw_KE"/>
+          </w:rPr>
+          <w:rPr>
+            <w:color w:val="0000EE"/>
+            <w:u w:val="single"/>
+          </w:rPr>
+          <w:t>Matendo 28:16–31</w:t>
+        </w:r>
+      </w:hyperlink>
+      <w:r>
+        <w:rPr>
+          <w:lang w:val="sw_KE" w:bidi="sw_KE"/>
+        </w:rPr>
+        <w:t>) aliachiliwa, akafanya huduma zaidi katika maeneo mbalimbali (ikiwemo Hispania, Krete, na Ugiriki), kisha akakamatwa, kufungwa mara ya pili, na hatimaye kuuawa. Wale ambao hawakubali uandishi wa Paulo wa Tito, wanaiweka barua hii, kama 1 na 2 Timotheo, katika kizazi kilichofuata kifo cha Paulo.</w:t>
+      </w:r>
+    </w:p>
+    <w:p>
+      <w:pPr>
+        <w:pStyle w:val="Heading3"/>
+      </w:pPr>
+      <w:r>
+        <w:rPr>
+          <w:lang w:val="sw_KE" w:bidi="sw_KE"/>
+        </w:rPr>
+        <w:t>Kusudi na Kufundisha</w:t>
+      </w:r>
+    </w:p>
+    <w:p>
+      <w:pPr/>
+      <w:r>
+        <w:rPr>
+          <w:lang w:val="sw_KE" w:bidi="sw_KE"/>
+        </w:rPr>
+      </w:r>
+      <w:r>
+        <w:rPr>
+          <w:lang w:val="sw_KE" w:bidi="sw_KE"/>
+        </w:rPr>
+        <w:t>Ingawa barua hii imeandikwa kwa mwenzake mmoja wa mtume, ina marejeleo na maonyo machache ya kibinafsi. Makanisa yanayokua na kuendelea huko Krete yalikuwa wasiwasi mkuu wa Paulo. Walikuwa wakisumbuliwa na mafundisho ya uongo ambayo yanaonekana kuwa na vipengele vya Kiyahudi, msisitizo wa kujinyima, na mjadala mwingi wa kubahatisha (</w:t>
+      </w:r>
+      <w:hyperlink r:id="rId155">
+        <w:r>
+          <w:rPr>
+            <w:lang w:val="sw_KE" w:bidi="sw_KE"/>
+          </w:rPr>
+          <w:rPr>
+            <w:color w:val="0000EE"/>
+            <w:u w:val="single"/>
+          </w:rPr>
+          <w:t>Tito 1:10, 14–15</w:t>
+        </w:r>
+      </w:hyperlink>
+      <w:r>
+        <w:rPr>
+          <w:lang w:val="sw_KE" w:bidi="sw_KE"/>
+        </w:rPr>
+        <w:t xml:space="preserve">: </w:t>
+      </w:r>
+      <w:hyperlink r:id="rId156">
+        <w:r>
+          <w:rPr>
+            <w:lang w:val="sw_KE" w:bidi="sw_KE"/>
+          </w:rPr>
+          <w:rPr>
+            <w:color w:val="0000EE"/>
+            <w:u w:val="single"/>
+          </w:rPr>
+          <w:t>3:9</w:t>
+        </w:r>
+      </w:hyperlink>
+      <w:r>
+        <w:rPr>
+          <w:lang w:val="sw_KE" w:bidi="sw_KE"/>
+        </w:rPr>
+        <w:t>). Kwa kifupi, inaonekana walikuwa wakikabiliana na aina ya mapema ya Gnosis ya Kiyahudi. Wafuasi wake walieneza mafundisho haya “kwa faida ya msingi” (</w:t>
+      </w:r>
+      <w:hyperlink r:id="rId157">
+        <w:r>
+          <w:rPr>
+            <w:lang w:val="sw_KE" w:bidi="sw_KE"/>
+          </w:rPr>
+          <w:rPr>
+            <w:color w:val="0000EE"/>
+            <w:u w:val="single"/>
+          </w:rPr>
+          <w:t>1:11</w:t>
+        </w:r>
+      </w:hyperlink>
+      <w:r>
+        <w:rPr>
+          <w:lang w:val="sw_KE" w:bidi="sw_KE"/>
+        </w:rPr>
+        <w:t xml:space="preserve">, </w:t>
+        <w:br/>
+      </w:r>
+      <w:r>
+        <w:rPr>
+          <w:lang w:val="sw_KE" w:bidi="sw_KE"/>
+        </w:rPr>
+        <w:t>toleo la kawaida lililorekebishwa</w:t>
+      </w:r>
+      <w:r>
+        <w:rPr>
+          <w:lang w:val="sw_KE" w:bidi="sw_KE"/>
+        </w:rPr>
+        <w:t xml:space="preserve">). Tito na wale ambao angewaweka kama wazee waliitwa kukataa mafundisho mabaya na kuwapa waumini mafundisho yenye afya (sura </w:t>
+      </w:r>
+      <w:hyperlink r:id="rId158">
+        <w:r>
+          <w:rPr>
+            <w:lang w:val="sw_KE" w:bidi="sw_KE"/>
+          </w:rPr>
+          <w:rPr>
+            <w:color w:val="0000EE"/>
+            <w:u w:val="single"/>
+          </w:rPr>
+          <w:t>9</w:t>
+        </w:r>
+      </w:hyperlink>
+      <w:r>
+        <w:rPr>
+          <w:lang w:val="sw_KE" w:bidi="sw_KE"/>
+        </w:rPr>
+        <w:t>). Ingawa mafundisho haya yenye afya hayajaainishwa, lazima yalihusiana na neema ya wokovu ya Mungu katika Kristo, kazi ya upyaisho ya Roho Mtakatifu, na kuja kwa siku zijazo kwa Bwana Yesu (</w:t>
+      </w:r>
+      <w:hyperlink r:id="rId159">
+        <w:r>
+          <w:rPr>
+            <w:lang w:val="sw_KE" w:bidi="sw_KE"/>
+          </w:rPr>
+          <w:rPr>
+            <w:color w:val="0000EE"/>
+            <w:u w:val="single"/>
+          </w:rPr>
+          <w:t>2:11–13</w:t>
+        </w:r>
+      </w:hyperlink>
+      <w:r>
+        <w:rPr>
+          <w:lang w:val="sw_KE" w:bidi="sw_KE"/>
+        </w:rPr>
+        <w:t xml:space="preserve">; </w:t>
+      </w:r>
+      <w:hyperlink r:id="rId160">
+        <w:r>
+          <w:rPr>
+            <w:lang w:val="sw_KE" w:bidi="sw_KE"/>
+          </w:rPr>
+          <w:rPr>
+            <w:color w:val="0000EE"/>
+            <w:u w:val="single"/>
+          </w:rPr>
+          <w:t>3:4–7</w:t>
+        </w:r>
+      </w:hyperlink>
+      <w:r>
+        <w:rPr>
+          <w:lang w:val="sw_KE" w:bidi="sw_KE"/>
+        </w:rPr>
+        <w:t>). Katika barua hii kuna msisitizo wa mara kwa mara juu ya mtindo wa maisha unaothibitisha ukweli wa injili—kwa matumizi kwa vikundi tofauti katika jamii ya Kikristo: wanaume na wanawake wazee, wanawake vijana, wanaume vijana, na watumwa.</w:t>
+      </w:r>
+    </w:p>
+    <w:p>
+      <w:pPr>
+        <w:pStyle w:val="Heading3"/>
+      </w:pPr>
+      <w:r>
+        <w:rPr>
+          <w:lang w:val="sw_KE" w:bidi="sw_KE"/>
+        </w:rPr>
+        <w:t>Yaliyomo</w:t>
+      </w:r>
+    </w:p>
+    <w:p>
+      <w:pPr>
+        <w:pStyle w:val="Heading4"/>
+      </w:pPr>
+      <w:r>
+        <w:rPr>
+          <w:lang w:val="sw_KE" w:bidi="sw_KE"/>
+        </w:rPr>
+        <w:t>Salamu (</w:t>
+      </w:r>
+      <w:hyperlink r:id="rId161">
+        <w:r>
+          <w:rPr>
+            <w:lang w:val="sw_KE" w:bidi="sw_KE"/>
+          </w:rPr>
+          <w:rPr>
+            <w:color w:val="0000EE"/>
+            <w:u w:val="single"/>
+          </w:rPr>
+          <w:t>1:1–4</w:t>
+        </w:r>
+      </w:hyperlink>
+      <w:r>
+        <w:rPr>
+          <w:lang w:val="sw_KE" w:bidi="sw_KE"/>
+        </w:rPr>
+        <w:t>)</w:t>
+      </w:r>
+    </w:p>
+    <w:p>
+      <w:pPr/>
+      <w:r>
+        <w:rPr>
+          <w:lang w:val="sw_KE" w:bidi="sw_KE"/>
+        </w:rPr>
+      </w:r>
+      <w:r>
+        <w:rPr>
+          <w:lang w:val="sw_KE" w:bidi="sw_KE"/>
+        </w:rPr>
+        <w:t>Salamu zinatoka kwa Paulo, ambaye utume wake unafafanuliwa kama usimamizi wa injili inayokuza imani, kuimarisha maarifa ya ukweli, tumaini la uzima wa milele, na uchaji wa maisha. Salamu hizi ni kwa Tito, anayetajwa kama 'mwanangu wa kweli katika imani yetu ya pamoja.</w:t>
+      </w:r>
+    </w:p>
+    <w:p>
+      <w:pPr>
+        <w:pStyle w:val="Heading4"/>
+      </w:pPr>
+      <w:r>
+        <w:rPr>
+          <w:lang w:val="sw_KE" w:bidi="sw_KE"/>
+        </w:rPr>
+        <w:t>Kazi ya Tito huko Krete (</w:t>
+      </w:r>
+      <w:hyperlink r:id="rId162">
+        <w:r>
+          <w:rPr>
+            <w:lang w:val="sw_KE" w:bidi="sw_KE"/>
+          </w:rPr>
+          <w:rPr>
+            <w:color w:val="0000EE"/>
+            <w:u w:val="single"/>
+          </w:rPr>
+          <w:t>1:5–9</w:t>
+        </w:r>
+      </w:hyperlink>
+      <w:r>
+        <w:rPr>
+          <w:lang w:val="sw_KE" w:bidi="sw_KE"/>
+        </w:rPr>
+        <w:t>)</w:t>
+      </w:r>
+    </w:p>
+    <w:p>
+      <w:pPr/>
+      <w:r>
+        <w:rPr>
+          <w:lang w:val="sw_KE" w:bidi="sw_KE"/>
+        </w:rPr>
+      </w:r>
+      <w:r>
+        <w:rPr>
+          <w:lang w:val="sw_KE" w:bidi="sw_KE"/>
+        </w:rPr>
+        <w:t xml:space="preserve">Tito alibaki Krete ili kuendeleza kazi ya Paulo na kuteua wazee katika kila kanisa (linganisha </w:t>
+      </w:r>
+      <w:hyperlink r:id="rId163">
+        <w:r>
+          <w:rPr>
+            <w:lang w:val="sw_KE" w:bidi="sw_KE"/>
+          </w:rPr>
+          <w:rPr>
+            <w:color w:val="0000EE"/>
+            <w:u w:val="single"/>
+          </w:rPr>
+          <w:t>Matendo 14:23</w:t>
+        </w:r>
+      </w:hyperlink>
+      <w:r>
+        <w:rPr>
+          <w:lang w:val="sw_KE" w:bidi="sw_KE"/>
+        </w:rPr>
+        <w:t xml:space="preserve">). Wazee hawa pia wanaitwa maaskofu (linganisha </w:t>
+      </w:r>
+      <w:hyperlink r:id="rId164">
+        <w:r>
+          <w:rPr>
+            <w:lang w:val="sw_KE" w:bidi="sw_KE"/>
+          </w:rPr>
+          <w:rPr>
+            <w:color w:val="0000EE"/>
+            <w:u w:val="single"/>
+          </w:rPr>
+          <w:t>20:17, 28</w:t>
+        </w:r>
+      </w:hyperlink>
+      <w:r>
+        <w:rPr>
+          <w:lang w:val="sw_KE" w:bidi="sw_KE"/>
+        </w:rPr>
+        <w:t xml:space="preserve">)—yaani, wale wenye usimamizi wa kanisa. Sifa muhimu za maisha kwa nafasi hizi zimeelezewa (linganisha </w:t>
+      </w:r>
+      <w:hyperlink r:id="rId165">
+        <w:r>
+          <w:rPr>
+            <w:lang w:val="sw_KE" w:bidi="sw_KE"/>
+          </w:rPr>
+          <w:rPr>
+            <w:color w:val="0000EE"/>
+            <w:u w:val="single"/>
+          </w:rPr>
+          <w:t>1 Timotheo 3:2–7</w:t>
+        </w:r>
+      </w:hyperlink>
+      <w:r>
+        <w:rPr>
+          <w:lang w:val="sw_KE" w:bidi="sw_KE"/>
+        </w:rPr>
+        <w:t>).</w:t>
+      </w:r>
+    </w:p>
+    <w:p>
+      <w:pPr>
+        <w:pStyle w:val="Heading4"/>
+      </w:pPr>
+      <w:r>
+        <w:rPr>
+          <w:lang w:val="sw_KE" w:bidi="sw_KE"/>
+        </w:rPr>
+        <w:t>Kukabiliana na Mafundisho ya Uongo (</w:t>
+      </w:r>
+      <w:hyperlink r:id="rId166">
+        <w:r>
+          <w:rPr>
+            <w:lang w:val="sw_KE" w:bidi="sw_KE"/>
+          </w:rPr>
+          <w:rPr>
+            <w:color w:val="0000EE"/>
+            <w:u w:val="single"/>
+          </w:rPr>
+          <w:t>1:10–16</w:t>
+        </w:r>
+      </w:hyperlink>
+      <w:r>
+        <w:rPr>
+          <w:lang w:val="sw_KE" w:bidi="sw_KE"/>
+        </w:rPr>
+        <w:t>)</w:t>
+      </w:r>
+    </w:p>
+    <w:p>
+      <w:pPr/>
+      <w:r>
+        <w:rPr>
+          <w:lang w:val="sw_KE" w:bidi="sw_KE"/>
+        </w:rPr>
+      </w:r>
+      <w:r>
+        <w:rPr>
+          <w:lang w:val="sw_KE" w:bidi="sw_KE"/>
+        </w:rPr>
+        <w:t>Maneno ya kufunga ya sehemu iliyopita yanazungumzia juu ya jukumu la wazee "kuwahimiza wengine kwa mafundisho sahihi na kuwaonyesha wale wanaopinga mahali walipokosea" (Tafsiri Mpya ya Kuishi). Wapinzani walikuwa wakisumbua watu, hasa "familia nzima," kwa kufundisha kile ambacho si kweli. Walimu hawa wa uongo walielezewa na Paulo kwa maneno ya kudharau Wacretani, na kama watu ambao maisha yao hayaonyeshi maarifa ya Mungu ambayo walidai kuwa nayo.</w:t>
+      </w:r>
+    </w:p>
+    <w:p>
+      <w:pPr>
+        <w:pStyle w:val="Heading4"/>
+      </w:pPr>
+      <w:r>
+        <w:rPr>
+          <w:lang w:val="sw_KE" w:bidi="sw_KE"/>
+        </w:rPr>
+        <w:t>Kukuza Mafundisho Sahihi (</w:t>
+      </w:r>
+      <w:hyperlink r:id="rId167">
+        <w:r>
+          <w:rPr>
+            <w:lang w:val="sw_KE" w:bidi="sw_KE"/>
+          </w:rPr>
+          <w:rPr>
+            <w:color w:val="0000EE"/>
+            <w:u w:val="single"/>
+          </w:rPr>
+          <w:t>2:1–10</w:t>
+        </w:r>
+      </w:hyperlink>
+      <w:r>
+        <w:rPr>
+          <w:lang w:val="sw_KE" w:bidi="sw_KE"/>
+        </w:rPr>
+        <w:t>)</w:t>
+      </w:r>
+    </w:p>
+    <w:p>
+      <w:pPr/>
+      <w:r>
+        <w:rPr>
+          <w:lang w:val="sw_KE" w:bidi="sw_KE"/>
+        </w:rPr>
+      </w:r>
+      <w:r>
+        <w:rPr>
+          <w:lang w:val="sw_KE" w:bidi="sw_KE"/>
+        </w:rPr>
+        <w:t>Tito alikuwa na jukumu maalum la "kuendeleza aina ya maisha yanayoakisi mafundisho sahihi." Aliagizwa kuwasihi wanaume wazee kuwa na kiasi (</w:t>
+      </w:r>
+      <w:hyperlink r:id="rId168">
+        <w:r>
+          <w:rPr>
+            <w:lang w:val="sw_KE" w:bidi="sw_KE"/>
+          </w:rPr>
+          <w:rPr>
+            <w:color w:val="0000EE"/>
+            <w:u w:val="single"/>
+          </w:rPr>
+          <w:t>2:2</w:t>
+        </w:r>
+      </w:hyperlink>
+      <w:r>
+        <w:rPr>
+          <w:lang w:val="sw_KE" w:bidi="sw_KE"/>
+        </w:rPr>
+        <w:t xml:space="preserve">), na alipaswa kuwafundisha wanawake wazee kuishi maisha ya kumcha Mungu (sura </w:t>
+      </w:r>
+      <w:hyperlink r:id="rId169">
+        <w:r>
+          <w:rPr>
+            <w:lang w:val="sw_KE" w:bidi="sw_KE"/>
+          </w:rPr>
+          <w:rPr>
+            <w:color w:val="0000EE"/>
+            <w:u w:val="single"/>
+          </w:rPr>
+          <w:t>3</w:t>
+        </w:r>
+      </w:hyperlink>
+      <w:r>
+        <w:rPr>
+          <w:lang w:val="sw_KE" w:bidi="sw_KE"/>
+        </w:rPr>
+        <w:t xml:space="preserve">). Kwa upande wao, wanawake hawa walipaswa kuwafundisha wanawake vijana kuishi maisha safi na yenye upendo katika nyumba zao ili hakuna mtu atakayepotosha neno la Mungu (sura </w:t>
+      </w:r>
+      <w:hyperlink r:id="rId170">
+        <w:r>
+          <w:rPr>
+            <w:lang w:val="sw_KE" w:bidi="sw_KE"/>
+          </w:rPr>
+          <w:rPr>
+            <w:color w:val="0000EE"/>
+            <w:u w:val="single"/>
+          </w:rPr>
+          <w:t>4–5</w:t>
+        </w:r>
+      </w:hyperlink>
+      <w:r>
+        <w:rPr>
+          <w:lang w:val="sw_KE" w:bidi="sw_KE"/>
+        </w:rPr>
+        <w:t xml:space="preserve">). Wanaume vijana walipaswa kuonyesha kiasi (sura </w:t>
+      </w:r>
+      <w:hyperlink r:id="rId171">
+        <w:r>
+          <w:rPr>
+            <w:lang w:val="sw_KE" w:bidi="sw_KE"/>
+          </w:rPr>
+          <w:rPr>
+            <w:color w:val="0000EE"/>
+            <w:u w:val="single"/>
+          </w:rPr>
+          <w:t>6</w:t>
+        </w:r>
+      </w:hyperlink>
+      <w:r>
+        <w:rPr>
+          <w:lang w:val="sw_KE" w:bidi="sw_KE"/>
+        </w:rPr>
+        <w:t xml:space="preserve">), na Tito mwenyewe alipaswa kuwa mfano katika neno na maisha ili wapinzani wasiwe na lolote baya la kusema kuhusu Wakristo (sura </w:t>
+      </w:r>
+      <w:hyperlink r:id="rId172">
+        <w:r>
+          <w:rPr>
+            <w:lang w:val="sw_KE" w:bidi="sw_KE"/>
+          </w:rPr>
+          <w:rPr>
+            <w:color w:val="0000EE"/>
+            <w:u w:val="single"/>
+          </w:rPr>
+          <w:t>7–8</w:t>
+        </w:r>
+      </w:hyperlink>
+      <w:r>
+        <w:rPr>
+          <w:lang w:val="sw_KE" w:bidi="sw_KE"/>
+        </w:rPr>
+        <w:t xml:space="preserve">). Hatimaye, katika sehemu hii watumwa wanafundishwa kutii mabwana wao, kutoa huduma nzuri na ya uaminifu kwa nia kwamba "basi watafanya mafundisho kuhusu Mungu Mwokozi wetu yawe ya kuvutia kwa kila njia" (sura </w:t>
+      </w:r>
+      <w:hyperlink r:id="rId173">
+        <w:r>
+          <w:rPr>
+            <w:lang w:val="sw_KE" w:bidi="sw_KE"/>
+          </w:rPr>
+          <w:rPr>
+            <w:color w:val="0000EE"/>
+            <w:u w:val="single"/>
+          </w:rPr>
+          <w:t>10</w:t>
+        </w:r>
+      </w:hyperlink>
+      <w:r>
+        <w:rPr>
+          <w:lang w:val="sw_KE" w:bidi="sw_KE"/>
+        </w:rPr>
+        <w:t>, Tafsiri Mpya ya Kuishi).</w:t>
+      </w:r>
+    </w:p>
+    <w:p>
+      <w:pPr>
+        <w:pStyle w:val="Heading4"/>
+      </w:pPr>
+      <w:r>
+        <w:rPr>
+          <w:lang w:val="sw_KE" w:bidi="sw_KE"/>
+        </w:rPr>
+        <w:t>Neema ya Mungu (</w:t>
+      </w:r>
+      <w:hyperlink r:id="rId174">
+        <w:r>
+          <w:rPr>
+            <w:lang w:val="sw_KE" w:bidi="sw_KE"/>
+          </w:rPr>
+          <w:rPr>
+            <w:color w:val="0000EE"/>
+            <w:u w:val="single"/>
+          </w:rPr>
+          <w:t>2:11–15</w:t>
+        </w:r>
+      </w:hyperlink>
+      <w:r>
+        <w:rPr>
+          <w:lang w:val="sw_KE" w:bidi="sw_KE"/>
+        </w:rPr>
+        <w:t>)</w:t>
+      </w:r>
+    </w:p>
+    <w:p>
+      <w:pPr/>
+      <w:r>
+        <w:rPr>
+          <w:lang w:val="sw_KE" w:bidi="sw_KE"/>
+        </w:rPr>
+      </w:r>
+      <w:r>
+        <w:rPr>
+          <w:lang w:val="sw_KE" w:bidi="sw_KE"/>
+        </w:rPr>
+        <w:t>Kile kilichosemwa sasa kinaelekea kwenye tamko kubwa la kusudi la ufunuo wa neema ya Mungu katika Yesu Kristo: kuleta wokovu kwa watu wote, ambao watafanya mabadiliko kamili na maisha yasiyo na Mungu na ya tamaa ili waweze kuishi maisha ya haki na matarajio ya mara kwa mara ya kuja tena kwa “Mungu wetu mkuu na Mwokozi Yesu Kristo.” Maisha yao yatawaonyesha kuwa watu ambao ni wa Mungu mwenyewe, daima wenye hamu ya kufanya yaliyo sawa.</w:t>
+      </w:r>
+    </w:p>
+    <w:p>
+      <w:pPr>
+        <w:pStyle w:val="Heading4"/>
+      </w:pPr>
+      <w:r>
+        <w:rPr>
+          <w:lang w:val="sw_KE" w:bidi="sw_KE"/>
+        </w:rPr>
+        <w:t>Kufanya Kile Kilicho Kizuri (</w:t>
+      </w:r>
+      <w:hyperlink r:id="rId175">
+        <w:r>
+          <w:rPr>
+            <w:lang w:val="sw_KE" w:bidi="sw_KE"/>
+          </w:rPr>
+          <w:rPr>
+            <w:color w:val="0000EE"/>
+            <w:u w:val="single"/>
+          </w:rPr>
+          <w:t>3:1–8</w:t>
+        </w:r>
+      </w:hyperlink>
+      <w:r>
+        <w:rPr>
+          <w:lang w:val="sw_KE" w:bidi="sw_KE"/>
+        </w:rPr>
+        <w:t>)</w:t>
+      </w:r>
+    </w:p>
+    <w:p>
+      <w:pPr/>
+      <w:r>
+        <w:rPr>
+          <w:lang w:val="sw_KE" w:bidi="sw_KE"/>
+        </w:rPr>
+      </w:r>
+      <w:r>
+        <w:rPr>
+          <w:lang w:val="sw_KE" w:bidi="sw_KE"/>
+        </w:rPr>
+        <w:t xml:space="preserve">Kwenye sehemu hii, Paulo anamhimiza Tito kuwaambia Wakristo wa Krete kwamba ni wajibu wao kutii watawala (tazama </w:t>
+      </w:r>
+      <w:hyperlink r:id="rId176">
+        <w:r>
+          <w:rPr>
+            <w:lang w:val="sw_KE" w:bidi="sw_KE"/>
+          </w:rPr>
+          <w:rPr>
+            <w:color w:val="0000EE"/>
+            <w:u w:val="single"/>
+          </w:rPr>
+          <w:t>Warumi 13:1–7</w:t>
+        </w:r>
+      </w:hyperlink>
+      <w:r>
+        <w:rPr>
+          <w:lang w:val="sw_KE" w:bidi="sw_KE"/>
+        </w:rPr>
+        <w:t xml:space="preserve">; </w:t>
+      </w:r>
+      <w:hyperlink r:id="rId177">
+        <w:r>
+          <w:rPr>
+            <w:lang w:val="sw_KE" w:bidi="sw_KE"/>
+          </w:rPr>
+          <w:rPr>
+            <w:color w:val="0000EE"/>
+            <w:u w:val="single"/>
+          </w:rPr>
+          <w:t>1 Petro 2:13–17</w:t>
+        </w:r>
+      </w:hyperlink>
+      <w:r>
+        <w:rPr>
+          <w:lang w:val="sw_KE" w:bidi="sw_KE"/>
+        </w:rPr>
+        <w:t>) na kuwa tayari katika jamii kwa kazi ya uaminifu. Tena, ubora wa mtindo wa maisha unasisitizwa—hasa, adabu na tamaa ya amani katika mahusiano na wengine. Mtindo huu wa maisha unatokana na mabadiliko ya kiroho. Njia ya mabadiliko hayo ni kazi ya wokovu ya Kristo—sio kwa kustahili, bali ni kwa huruma yake kabisa. Ameleta utakaso kutoka dhambini, “kuzaliwa upya na kufanywa upya na Roho Mtakatifu.”</w:t>
+      </w:r>
+    </w:p>
+    <w:p>
+      <w:pPr>
+        <w:pStyle w:val="Heading4"/>
+      </w:pPr>
+      <w:r>
+        <w:rPr>
+          <w:lang w:val="sw_KE" w:bidi="sw_KE"/>
+        </w:rPr>
+        <w:t>Maoni na Salamu za Mwisho za Paulo (</w:t>
+      </w:r>
+      <w:hyperlink r:id="rId178">
+        <w:r>
+          <w:rPr>
+            <w:lang w:val="sw_KE" w:bidi="sw_KE"/>
+          </w:rPr>
+          <w:rPr>
+            <w:color w:val="0000EE"/>
+            <w:u w:val="single"/>
+          </w:rPr>
+          <w:t>3:9–15</w:t>
+        </w:r>
+      </w:hyperlink>
+      <w:r>
+        <w:rPr>
+          <w:lang w:val="sw_KE" w:bidi="sw_KE"/>
+        </w:rPr>
+        <w:t>)</w:t>
+      </w:r>
+    </w:p>
+    <w:p>
+      <w:pPr/>
+      <w:r>
+        <w:rPr>
+          <w:lang w:val="sw_KE" w:bidi="sw_KE"/>
+        </w:rPr>
+      </w:r>
+      <w:r>
+        <w:rPr>
+          <w:lang w:val="sw_KE" w:bidi="sw_KE"/>
+        </w:rPr>
+        <w:t>Kwenye sehemu hii ya mwisho, Paulo anamhimiza Tito kuepuka wale wanaopenda kujadiliana kuhusu dini kwa ajili ya kujadiliana tu. Na anamuambia Tito jinsi ya kushughulika na wale wanaosababisha mgawanyiko.</w:t>
+      </w:r>
+    </w:p>
+    <w:p>
+      <w:pPr/>
+      <w:r>
+        <w:rPr>
+          <w:lang w:val="sw_KE" w:bidi="sw_KE"/>
+        </w:rPr>
+      </w:r>
+      <w:r>
+        <w:rPr>
+          <w:lang w:val="sw_KE" w:bidi="sw_KE"/>
+        </w:rPr>
+        <w:t>Baada ya haya, Paulo anamwambia Tito kwamba atamtuma Artema (ambaye hajatajwa vinginevyo katika Agano Jipya) au Tikiko. Kisha anamhamasisha Tito kumtunza Apolo na Zena ikiwa watapita Krete. Tito mwenyewe anapaswa kuja kwa Paulo huko Nikopoli kabla ya majira ya baridi.</w:t>
+      </w:r>
+    </w:p>
+    <w:p>
+      <w:pPr/>
+      <w:r>
+        <w:rPr>
+          <w:lang w:val="sw_KE" w:bidi="sw_KE"/>
+        </w:rPr>
+      </w:r>
+      <w:r>
+        <w:rPr>
+          <w:lang w:val="sw_KE" w:bidi="sw_KE"/>
+        </w:rPr>
+        <w:t>Waraka unahitimishwa na himizo la mwisho la "matendo mema" na maisha yenye matunda ya kiroho.</w:t>
+      </w:r>
+    </w:p>
+    <w:p>
+      <w:pPr/>
+      <w:r>
+        <w:rPr>
+          <w:lang w:val="sw_KE" w:bidi="sw_KE"/>
+        </w:rPr>
+      </w:r>
+      <w:r>
+        <w:rPr>
+          <w:i/>
+          <w:lang w:val="sw_KE" w:bidi="sw_KE"/>
+        </w:rPr>
+        <w:t>Tazama pia</w:t>
+      </w:r>
+      <w:r>
+        <w:rPr>
+          <w:lang w:val="sw_KE" w:bidi="sw_KE"/>
+        </w:rPr>
+        <w:t xml:space="preserve"> </w:t>
+      </w:r>
+      <w:r>
+        <w:rPr>
+          <w:lang w:val="sw_KE" w:bidi="sw_KE"/>
+        </w:rPr>
+        <w:t>Paulo, Mtume</w:t>
+      </w:r>
+      <w:r>
+        <w:rPr>
+          <w:lang w:val="sw_KE" w:bidi="sw_KE"/>
+        </w:rPr>
+        <w:t xml:space="preserve">; </w:t>
+      </w:r>
+      <w:r>
+        <w:rPr>
+          <w:lang w:val="sw_KE" w:bidi="sw_KE"/>
+        </w:rPr>
+        <w:t>Timotheo, Barua ya Kwanza kwa</w:t>
+      </w:r>
+      <w:r>
+        <w:rPr>
+          <w:lang w:val="sw_KE" w:bidi="sw_KE"/>
+        </w:rPr>
+        <w:t xml:space="preserve">; </w:t>
+      </w:r>
+      <w:r>
+        <w:rPr>
+          <w:lang w:val="sw_KE" w:bidi="sw_KE"/>
+        </w:rPr>
+        <w:t>Timotheo, Barua ya Pili kwa</w:t>
+      </w:r>
+      <w:r>
+        <w:rPr>
+          <w:lang w:val="sw_KE" w:bidi="sw_KE"/>
+        </w:rPr>
+        <w:t xml:space="preserve">; </w:t>
+      </w:r>
+      <w:r>
+        <w:rPr>
+          <w:lang w:val="sw_KE" w:bidi="sw_KE"/>
+        </w:rPr>
+        <w:t>Tito (Mtu) #1</w:t>
+      </w:r>
+      <w:r>
+        <w:rPr>
+          <w:lang w:val="sw_KE" w:bidi="sw_KE"/>
+        </w:rPr>
+        <w:t>.</w:t>
+      </w:r>
+      <w:r>
+        <w:rPr>
+          <w:lang w:val="sw_KE" w:bidi="sw_KE"/>
+        </w:rPr>
+      </w:r>
+      <w:r>
+        <w:rPr>
+          <w:lang w:val="sw_KE" w:bidi="sw_KE"/>
+        </w:rPr>
+      </w:r>
+    </w:p>
+    <w:p>
+      <w:pPr/>
+      <w:r>
+        <w:rPr>
+          <w:lang w:val="sw_KE" w:bidi="sw_KE"/>
+        </w:rPr>
+      </w:r>
+    </w:p>
+    <w:p>
+      <w:pPr>
+        <w:pStyle w:val="Heading2"/>
+      </w:pPr>
+      <w:r>
+        <w:rPr>
+          <w:lang w:val="sw_KE" w:bidi="sw_KE"/>
+        </w:rPr>
         <w:t>Tito (Mtu)</w:t>
       </w:r>
       <w:r>
@@ -4836,6 +5994,24 @@
         </w:rPr>
         <w:t>Mmoja wa wafuasi wa Paulo—“mtoto wangu wa kweli katika imani yetu ya pamoja” (</w:t>
       </w:r>
+      <w:hyperlink r:id="rId146">
+        <w:r>
+          <w:rPr>
+            <w:lang w:val="sw_KE" w:bidi="sw_KE"/>
+          </w:rPr>
+          <w:rPr>
+            <w:color w:val="0000EE"/>
+            <w:u w:val="single"/>
+          </w:rPr>
+          <w:t>Timotheo 1:4</w:t>
+        </w:r>
+      </w:hyperlink>
+      <w:r>
+        <w:rPr>
+          <w:lang w:val="sw_KE" w:bidi="sw_KE"/>
+        </w:rPr>
+        <w:t>). Tito alikuwa mmoja wa wafuasi na rafiki wa karibu wa Paulo ambaye alimsaidia kueneza Ukristo katika ulimwengu wa Mediterania (</w:t>
+      </w:r>
       <w:hyperlink r:id="rId145">
         <w:r>
           <w:rPr>
@@ -4845,24 +6021,6 @@
             <w:color w:val="0000EE"/>
             <w:u w:val="single"/>
           </w:rPr>
-          <w:t>Timotheo 1:4</w:t>
-        </w:r>
-      </w:hyperlink>
-      <w:r>
-        <w:rPr>
-          <w:lang w:val="sw_KE" w:bidi="sw_KE"/>
-        </w:rPr>
-        <w:t>). Tito alikuwa mmoja wa wafuasi na rafiki wa karibu wa Paulo ambaye alimsaidia kueneza Ukristo katika ulimwengu wa Mediterania (</w:t>
-      </w:r>
-      <w:hyperlink r:id="rId146">
-        <w:r>
-          <w:rPr>
-            <w:lang w:val="sw_KE" w:bidi="sw_KE"/>
-          </w:rPr>
-          <w:rPr>
-            <w:color w:val="0000EE"/>
-            <w:u w:val="single"/>
-          </w:rPr>
           <w:t>2 Wakorintho 8:23</w:t>
         </w:r>
       </w:hyperlink>
@@ -4872,7 +6030,7 @@
         </w:rPr>
         <w:t xml:space="preserve">; </w:t>
       </w:r>
-      <w:hyperlink r:id="rId147">
+      <w:hyperlink r:id="rId179">
         <w:r>
           <w:rPr>
             <w:lang w:val="sw_KE" w:bidi="sw_KE"/>
@@ -4890,7 +6048,7 @@
         </w:rPr>
         <w:t xml:space="preserve">; </w:t>
       </w:r>
-      <w:hyperlink r:id="rId148">
+      <w:hyperlink r:id="rId180">
         <w:r>
           <w:rPr>
             <w:lang w:val="sw_KE" w:bidi="sw_KE"/>
@@ -4915,7 +6073,7 @@
         </w:rPr>
         <w:t>Tofauti na Timotheo, ambaye alikuwa na mzazi mmoja Myahudi, Tito alizaliwa na wazazi wasio Wayahudi. Hatufahamu jinsi Tito alivyokuwa Mkristo au alivyokutana na Paulo. Mara ya kwanza tunaposikia kuhusu Tito ni alipokwenda na Paulo na Barnaba kwenda Yerusalemu (</w:t>
       </w:r>
-      <w:hyperlink r:id="rId149">
+      <w:hyperlink r:id="rId181">
         <w:r>
           <w:rPr>
             <w:lang w:val="sw_KE" w:bidi="sw_KE"/>
@@ -4933,7 +6091,7 @@
         </w:rPr>
         <w:t>). Hii ilikuwa pengine karibu na 50 Baada ya Kristo (BK), wakati viongozi wa kanisa walipokutana kujadili masuala muhimu katika Baraza la Yerusalemu (</w:t>
       </w:r>
-      <w:hyperlink r:id="rId150">
+      <w:hyperlink r:id="rId182">
         <w:r>
           <w:rPr>
             <w:lang w:val="sw_KE" w:bidi="sw_KE"/>
@@ -4973,7 +6131,7 @@
         </w:rPr>
         <w:t>Kulingana na 2 Wakorintho, Paulo alikuwa akifundisha huko Efeso kwa muda mrefu. Wakati huu, alisikia kwamba Wakristo wa Korintho walikuwa na hasira naye. Hawakumkubali tena Paulo kama kiongozi aliyechaguliwa na Mungu (mtume). Paulo alijaribu kufanya amani nao, lakini haikufaulu. Kwa hiyo, Paulo alimtuma Tito kwenda Korintho kusaidia kurekebisha uhusiano. Baadaye, Tito alikutana na Paulo huko Makedonia (eneo la Ugiriki) na akaleta habari njema. Alisema Wakristo wa Korintho walikuwa wamebadilisha mawazo yao. Sasa walimpenda na kumheshimu Paulo tena (</w:t>
       </w:r>
-      <w:hyperlink r:id="rId151">
+      <w:hyperlink r:id="rId183">
         <w:r>
           <w:rPr>
             <w:lang w:val="sw_KE" w:bidi="sw_KE"/>
@@ -4991,7 +6149,7 @@
         </w:rPr>
         <w:t>). Kwa sababu hii, Paulo alimtuma Tito kurudi Korintho na barua yake ya pili kwa Wakorintho. Barua hii ilijumuisha maagizo ya kukusanya pesa kwa ajili ya Wakristo maskini wa Kiyahudi wa Yudea (</w:t>
       </w:r>
-      <w:hyperlink r:id="rId152">
+      <w:hyperlink r:id="rId184">
         <w:r>
           <w:rPr>
             <w:lang w:val="sw_KE" w:bidi="sw_KE"/>
@@ -5009,7 +6167,7 @@
         </w:rPr>
         <w:t>). Tito alifanikiwa katika kazi hii pia (</w:t>
       </w:r>
-      <w:hyperlink r:id="rId153">
+      <w:hyperlink r:id="rId185">
         <w:r>
           <w:rPr>
             <w:lang w:val="sw_KE" w:bidi="sw_KE"/>
@@ -5034,7 +6192,7 @@
         </w:rPr>
         <w:t>Watu wengine wanafikiri Paulo aliachiliwa baada ya kuwa gerezani Roma. Ikiwa hii ni kweli, inaonekana Tito alienda na Paulo kwenye kisiwa cha Krete. Paulo alipoondoka Krete, alimwomba Tito abaki na kusaidia vikundi vipya vya Wakristo huko kukua na kuwa na nguvu (</w:t>
       </w:r>
-      <w:hyperlink r:id="rId154">
+      <w:hyperlink r:id="rId152">
         <w:r>
           <w:rPr>
             <w:lang w:val="sw_KE" w:bidi="sw_KE"/>
@@ -5052,7 +6210,7 @@
         </w:rPr>
         <w:t xml:space="preserve">). Kazi hii haikuwa rahisi. Watu wa Krete walikuwa wagumu kusimamia, na tayari kulikuwa na walimu wa uongo waliokuwa wakisababisha matatizo kwa Wakristo wapya (mistari </w:t>
       </w:r>
-      <w:hyperlink r:id="rId155">
+      <w:hyperlink r:id="rId166">
         <w:r>
           <w:rPr>
             <w:lang w:val="sw_KE" w:bidi="sw_KE"/>
@@ -5095,7 +6253,7 @@
         </w:rPr>
         <w:t xml:space="preserve">). Paulo labda alimtuma Tito kwenye misheni kwenda Dalmatia kutoka Nikopoli. Au huenda alimtuma baadaye kutoka Roma, ambako Paulo alikuwa gerezani tena (angalia </w:t>
       </w:r>
-      <w:hyperlink r:id="rId147">
+      <w:hyperlink r:id="rId179">
         <w:r>
           <w:rPr>
             <w:lang w:val="sw_KE" w:bidi="sw_KE"/>
@@ -5157,7 +6315,7 @@
         </w:rPr>
         <w:t>Herufi mbadala ya jina la Mtu wa Mataifa aliyebadili dini huko Korintho. Paulo alikwenda nyumbani kwake baada ya jamii ya Kiyahudi kukataa ujumbe wake (</w:t>
       </w:r>
-      <w:hyperlink r:id="rId156">
+      <w:hyperlink r:id="rId186">
         <w:r>
           <w:rPr>
             <w:lang w:val="sw_KE" w:bidi="sw_KE"/>
@@ -5270,1164 +6428,6 @@
         <w:rPr>
           <w:lang w:val="sw_KE" w:bidi="sw_KE"/>
         </w:rPr>
-        <w:t>Tito, Barua kwa</w:t>
-      </w:r>
-      <w:r>
-        <w:rPr>
-          <w:lang w:val="sw_KE" w:bidi="sw_KE"/>
-        </w:rPr>
-      </w:r>
-    </w:p>
-    <w:p>
-      <w:pPr/>
-      <w:r>
-        <w:rPr>
-          <w:lang w:val="sw_KE" w:bidi="sw_KE"/>
-        </w:rPr>
-      </w:r>
-      <w:r>
-        <w:rPr>
-          <w:lang w:val="sw_KE" w:bidi="sw_KE"/>
-        </w:rPr>
-        <w:t>Barua ya Paulo kwa mfanyakazi mwenzake, Tito.</w:t>
-      </w:r>
-    </w:p>
-    <w:p>
-      <w:pPr/>
-      <w:r>
-        <w:rPr>
-          <w:lang w:val="sw_KE" w:bidi="sw_KE"/>
-        </w:rPr>
-      </w:r>
-      <w:r>
-        <w:rPr>
-          <w:lang w:val="sw_KE" w:bidi="sw_KE"/>
-        </w:rPr>
-        <w:t>Mapitio</w:t>
-      </w:r>
-    </w:p>
-    <w:p>
-      <w:pPr/>
-      <w:r>
-        <w:rPr>
-          <w:lang w:val="sw_KE" w:bidi="sw_KE"/>
-        </w:rPr>
-      </w:r>
-      <w:r>
-        <w:rPr>
-          <w:lang w:val="sw_KE" w:bidi="sw_KE"/>
-        </w:rPr>
-        <w:t>• Mwandishi</w:t>
-      </w:r>
-    </w:p>
-    <w:p>
-      <w:pPr/>
-      <w:r>
-        <w:rPr>
-          <w:lang w:val="sw_KE" w:bidi="sw_KE"/>
-        </w:rPr>
-      </w:r>
-      <w:r>
-        <w:rPr>
-          <w:lang w:val="sw_KE" w:bidi="sw_KE"/>
-        </w:rPr>
-        <w:t>• Mpokeaji</w:t>
-      </w:r>
-    </w:p>
-    <w:p>
-      <w:pPr/>
-      <w:r>
-        <w:rPr>
-          <w:lang w:val="sw_KE" w:bidi="sw_KE"/>
-        </w:rPr>
-      </w:r>
-      <w:r>
-        <w:rPr>
-          <w:lang w:val="sw_KE" w:bidi="sw_KE"/>
-        </w:rPr>
-        <w:t>• Tarehe</w:t>
-      </w:r>
-    </w:p>
-    <w:p>
-      <w:pPr/>
-      <w:r>
-        <w:rPr>
-          <w:lang w:val="sw_KE" w:bidi="sw_KE"/>
-        </w:rPr>
-      </w:r>
-      <w:r>
-        <w:rPr>
-          <w:lang w:val="sw_KE" w:bidi="sw_KE"/>
-        </w:rPr>
-        <w:t>• Kusudi na Kufundisha</w:t>
-      </w:r>
-    </w:p>
-    <w:p>
-      <w:pPr/>
-      <w:r>
-        <w:rPr>
-          <w:lang w:val="sw_KE" w:bidi="sw_KE"/>
-        </w:rPr>
-      </w:r>
-      <w:r>
-        <w:rPr>
-          <w:lang w:val="sw_KE" w:bidi="sw_KE"/>
-        </w:rPr>
-        <w:t>• Maudhui</w:t>
-      </w:r>
-    </w:p>
-    <w:p>
-      <w:pPr>
-        <w:pStyle w:val="Heading3"/>
-      </w:pPr>
-      <w:r>
-        <w:rPr>
-          <w:lang w:val="sw_KE" w:bidi="sw_KE"/>
-        </w:rPr>
-        <w:t>Mwandishi</w:t>
-      </w:r>
-    </w:p>
-    <w:p>
-      <w:pPr/>
-      <w:r>
-        <w:rPr>
-          <w:lang w:val="sw_KE" w:bidi="sw_KE"/>
-        </w:rPr>
-      </w:r>
-      <w:r>
-        <w:rPr>
-          <w:lang w:val="sw_KE" w:bidi="sw_KE"/>
-        </w:rPr>
-        <w:t>Ingawa barua hii inaanza na jina na salamu ya Paulo (Tito 1:1–3), uandishi wa Paulo umehojiwa na wasomi wa kisasa kwa misingi ya lugha na mtindo wake, hali ya kanisa inayoonyeshwa, na jinsi inavyoweka mafundisho ya Kikristo. Hata hivyo, uandishi wa Paulo umetetewa vikali na wasomi mashuhuri na wanafunzi makini, ambao wamebisha kwamba hakuna sababu ya kudhani kuwa waraka huu uliandikwa na mtu mwingine akitumia jina la Paulo baada ya mtume mwenyewe kufa. Tofauti katika waraka huu na barua nyingine za Paulo zimejadiliwa hapo awali katika sehemu ya 'Mwandishi' ya makala 'Timotheo, Barua ya Kwanza kwa.</w:t>
-      </w:r>
-    </w:p>
-    <w:p>
-      <w:pPr>
-        <w:pStyle w:val="Heading3"/>
-      </w:pPr>
-      <w:r>
-        <w:rPr>
-          <w:lang w:val="sw_KE" w:bidi="sw_KE"/>
-        </w:rPr>
-        <w:t>Mpokeaji</w:t>
-      </w:r>
-    </w:p>
-    <w:p>
-      <w:pPr/>
-      <w:r>
-        <w:rPr>
-          <w:lang w:val="sw_KE" w:bidi="sw_KE"/>
-        </w:rPr>
-      </w:r>
-      <w:r>
-        <w:rPr>
-          <w:lang w:val="sw_KE" w:bidi="sw_KE"/>
-        </w:rPr>
-        <w:t>Tito anaonekana kuwa mmoja wa wafanyakazi wenzake Paulo waliomwamini na wenye thamani kubwa. Paulo anazungumza juu yake (</w:t>
-      </w:r>
-      <w:hyperlink r:id="rId146">
-        <w:r>
-          <w:rPr>
-            <w:lang w:val="sw_KE" w:bidi="sw_KE"/>
-          </w:rPr>
-          <w:rPr>
-            <w:color w:val="0000EE"/>
-            <w:u w:val="single"/>
-          </w:rPr>
-          <w:t>2 Wakorintho 8:23</w:t>
-        </w:r>
-      </w:hyperlink>
-      <w:r>
-        <w:rPr>
-          <w:lang w:val="sw_KE" w:bidi="sw_KE"/>
-        </w:rPr>
-        <w:t xml:space="preserve">) kama "mshirika wangu na mfanyakazi mwenzangu." Kulingana na </w:t>
-      </w:r>
-      <w:hyperlink r:id="rId145">
-        <w:r>
-          <w:rPr>
-            <w:lang w:val="sw_KE" w:bidi="sw_KE"/>
-          </w:rPr>
-          <w:rPr>
-            <w:color w:val="0000EE"/>
-            <w:u w:val="single"/>
-          </w:rPr>
-          <w:t>Tito 1:4</w:t>
-        </w:r>
-      </w:hyperlink>
-      <w:r>
-        <w:rPr>
-          <w:lang w:val="sw_KE" w:bidi="sw_KE"/>
-        </w:rPr>
-        <w:t xml:space="preserve">, alikubali imani kupitia Paulo. Ni wazi kutoka </w:t>
-      </w:r>
-      <w:hyperlink r:id="rId157">
-        <w:r>
-          <w:rPr>
-            <w:lang w:val="sw_KE" w:bidi="sw_KE"/>
-          </w:rPr>
-          <w:rPr>
-            <w:color w:val="0000EE"/>
-            <w:u w:val="single"/>
-          </w:rPr>
-          <w:t>Wagalatia 2:1–4</w:t>
-        </w:r>
-      </w:hyperlink>
-      <w:r>
-        <w:rPr>
-          <w:lang w:val="sw_KE" w:bidi="sw_KE"/>
-        </w:rPr>
-        <w:t xml:space="preserve"> kwamba alikuwa ni mtu wa Mataifa, kwani alikuwa mfano wa majaribio ikiwa Wakristo wa Mataifa wanapaswa kulazimishwa kutahiriwa. Wakati huo Tito alikuwa na Paulo na Barnaba huko Yerusalemu. Baadaye sana, wakati wa safari ya tatu ya umishonari ya Paulo, alikuwa na misheni mbili nyeti za kutekeleza kwa ajili ya Paulo huko Korintho: ya kwanza ilihusiana na uhusiano uliovurugika kati ya mtume na Wakristo wa Korintho; ya pili ilihusiana na ukusanyaji wa watu wa Mataifa kwa ajili ya kanisa la Yerusalemu (</w:t>
-      </w:r>
-      <w:hyperlink r:id="rId158">
-        <w:r>
-          <w:rPr>
-            <w:lang w:val="sw_KE" w:bidi="sw_KE"/>
-          </w:rPr>
-          <w:rPr>
-            <w:color w:val="0000EE"/>
-            <w:u w:val="single"/>
-          </w:rPr>
-          <w:t>2 Wakorintho 2:12–13</w:t>
-        </w:r>
-      </w:hyperlink>
-      <w:r>
-        <w:rPr>
-          <w:lang w:val="sw_KE" w:bidi="sw_KE"/>
-        </w:rPr>
-        <w:t xml:space="preserve">; </w:t>
-      </w:r>
-      <w:hyperlink r:id="rId159">
-        <w:r>
-          <w:rPr>
-            <w:lang w:val="sw_KE" w:bidi="sw_KE"/>
-          </w:rPr>
-          <w:rPr>
-            <w:color w:val="0000EE"/>
-            <w:u w:val="single"/>
-          </w:rPr>
-          <w:t>7:5–16</w:t>
-        </w:r>
-      </w:hyperlink>
-      <w:r>
-        <w:rPr>
-          <w:lang w:val="sw_KE" w:bidi="sw_KE"/>
-        </w:rPr>
-        <w:t xml:space="preserve">; </w:t>
-      </w:r>
-      <w:hyperlink r:id="rId160">
-        <w:r>
-          <w:rPr>
-            <w:lang w:val="sw_KE" w:bidi="sw_KE"/>
-          </w:rPr>
-          <w:rPr>
-            <w:color w:val="0000EE"/>
-            <w:u w:val="single"/>
-          </w:rPr>
-          <w:t>8:1–24</w:t>
-        </w:r>
-      </w:hyperlink>
-      <w:r>
-        <w:rPr>
-          <w:lang w:val="sw_KE" w:bidi="sw_KE"/>
-        </w:rPr>
-        <w:t xml:space="preserve">). Ikiwa </w:t>
-      </w:r>
-      <w:hyperlink r:id="rId161">
-        <w:r>
-          <w:rPr>
-            <w:lang w:val="sw_KE" w:bidi="sw_KE"/>
-          </w:rPr>
-          <w:rPr>
-            <w:color w:val="0000EE"/>
-            <w:u w:val="single"/>
-          </w:rPr>
-          <w:t>2 Timotheo 4:9–18</w:t>
-        </w:r>
-      </w:hyperlink>
-      <w:r>
-        <w:rPr>
-          <w:lang w:val="sw_KE" w:bidi="sw_KE"/>
-        </w:rPr>
-        <w:t xml:space="preserve"> iliandikwa mwishoni mwa maisha ya Paulo, basi Tito alikwenda Dalmati baada ya wakati wa barua hii.</w:t>
-      </w:r>
-    </w:p>
-    <w:p>
-      <w:pPr>
-        <w:pStyle w:val="Heading3"/>
-      </w:pPr>
-      <w:r>
-        <w:rPr>
-          <w:lang w:val="sw_KE" w:bidi="sw_KE"/>
-        </w:rPr>
-        <w:t>Tarehe</w:t>
-      </w:r>
-    </w:p>
-    <w:p>
-      <w:pPr/>
-      <w:r>
-        <w:rPr>
-          <w:lang w:val="sw_KE" w:bidi="sw_KE"/>
-        </w:rPr>
-      </w:r>
-      <w:r>
-        <w:rPr>
-          <w:lang w:val="sw_KE" w:bidi="sw_KE"/>
-        </w:rPr>
-        <w:t>Kuhusu tarehe ya barua hii kwa usahihi ni vigumu. Tito aliachwa na mtume huko Krete kuendeleza kazi yake (</w:t>
-      </w:r>
-      <w:hyperlink r:id="rId154">
-        <w:r>
-          <w:rPr>
-            <w:lang w:val="sw_KE" w:bidi="sw_KE"/>
-          </w:rPr>
-          <w:rPr>
-            <w:color w:val="0000EE"/>
-            <w:u w:val="single"/>
-          </w:rPr>
-          <w:t>Tito 1:5</w:t>
-        </w:r>
-      </w:hyperlink>
-      <w:r>
-        <w:rPr>
-          <w:lang w:val="sw_KE" w:bidi="sw_KE"/>
-        </w:rPr>
-        <w:t>). Paulo alikuwa Krete kwa muda mfupi katika safari yake ya kwenda Roma (</w:t>
-      </w:r>
-      <w:hyperlink r:id="rId162">
-        <w:r>
-          <w:rPr>
-            <w:lang w:val="sw_KE" w:bidi="sw_KE"/>
-          </w:rPr>
-          <w:rPr>
-            <w:color w:val="0000EE"/>
-            <w:u w:val="single"/>
-          </w:rPr>
-          <w:t>Matendo 27:7–13</w:t>
-        </w:r>
-      </w:hyperlink>
-      <w:r>
-        <w:rPr>
-          <w:lang w:val="sw_KE" w:bidi="sw_KE"/>
-        </w:rPr>
-        <w:t xml:space="preserve">), lakini hiyo haiwezi kuwa tukio lililotajwa. Katika </w:t>
-      </w:r>
-      <w:hyperlink r:id="rId111">
-        <w:r>
-          <w:rPr>
-            <w:lang w:val="sw_KE" w:bidi="sw_KE"/>
-          </w:rPr>
-          <w:rPr>
-            <w:color w:val="0000EE"/>
-            <w:u w:val="single"/>
-          </w:rPr>
-          <w:t>3:12</w:t>
-        </w:r>
-      </w:hyperlink>
-      <w:r>
-        <w:rPr>
-          <w:lang w:val="sw_KE" w:bidi="sw_KE"/>
-        </w:rPr>
-        <w:t xml:space="preserve"> Tito anaitwa aje Nikopoli (labda Nikopoli huko Epirus nchini Ugiriki), kama Paulo alivyokuwa ameamua kukaa huko wakati wa baridi. Wengi wameunga mkono mtazamo kwamba baada ya kifungo cha kwanza cha Paulo huko Roma (</w:t>
-      </w:r>
-      <w:hyperlink r:id="rId163">
-        <w:r>
-          <w:rPr>
-            <w:lang w:val="sw_KE" w:bidi="sw_KE"/>
-          </w:rPr>
-          <w:rPr>
-            <w:color w:val="0000EE"/>
-            <w:u w:val="single"/>
-          </w:rPr>
-          <w:t>Matendo 28:16–31</w:t>
-        </w:r>
-      </w:hyperlink>
-      <w:r>
-        <w:rPr>
-          <w:lang w:val="sw_KE" w:bidi="sw_KE"/>
-        </w:rPr>
-        <w:t>) aliachiliwa, akafanya huduma zaidi katika maeneo mbalimbali (ikiwemo Hispania, Krete, na Ugiriki), kisha akakamatwa, kufungwa mara ya pili, na hatimaye kuuawa. Wale ambao hawakubali uandishi wa Paulo wa Tito, wanaiweka barua hii, kama 1 na 2 Timotheo, katika kizazi kilichofuata kifo cha Paulo.</w:t>
-      </w:r>
-    </w:p>
-    <w:p>
-      <w:pPr>
-        <w:pStyle w:val="Heading3"/>
-      </w:pPr>
-      <w:r>
-        <w:rPr>
-          <w:lang w:val="sw_KE" w:bidi="sw_KE"/>
-        </w:rPr>
-        <w:t>Kusudi na Kufundisha</w:t>
-      </w:r>
-    </w:p>
-    <w:p>
-      <w:pPr/>
-      <w:r>
-        <w:rPr>
-          <w:lang w:val="sw_KE" w:bidi="sw_KE"/>
-        </w:rPr>
-      </w:r>
-      <w:r>
-        <w:rPr>
-          <w:lang w:val="sw_KE" w:bidi="sw_KE"/>
-        </w:rPr>
-        <w:t>Ingawa barua hii imeandikwa kwa mwenzake mmoja wa mtume, ina marejeleo na maonyo machache ya kibinafsi. Makanisa yanayokua na kuendelea huko Krete yalikuwa wasiwasi mkuu wa Paulo. Walikuwa wakisumbuliwa na mafundisho ya uongo ambayo yanaonekana kuwa na vipengele vya Kiyahudi, msisitizo wa kujinyima, na mjadala mwingi wa kubahatisha (</w:t>
-      </w:r>
-      <w:hyperlink r:id="rId164">
-        <w:r>
-          <w:rPr>
-            <w:lang w:val="sw_KE" w:bidi="sw_KE"/>
-          </w:rPr>
-          <w:rPr>
-            <w:color w:val="0000EE"/>
-            <w:u w:val="single"/>
-          </w:rPr>
-          <w:t>Tito 1:10, 14–15</w:t>
-        </w:r>
-      </w:hyperlink>
-      <w:r>
-        <w:rPr>
-          <w:lang w:val="sw_KE" w:bidi="sw_KE"/>
-        </w:rPr>
-        <w:t xml:space="preserve">: </w:t>
-      </w:r>
-      <w:hyperlink r:id="rId165">
-        <w:r>
-          <w:rPr>
-            <w:lang w:val="sw_KE" w:bidi="sw_KE"/>
-          </w:rPr>
-          <w:rPr>
-            <w:color w:val="0000EE"/>
-            <w:u w:val="single"/>
-          </w:rPr>
-          <w:t>3:9</w:t>
-        </w:r>
-      </w:hyperlink>
-      <w:r>
-        <w:rPr>
-          <w:lang w:val="sw_KE" w:bidi="sw_KE"/>
-        </w:rPr>
-        <w:t>). Kwa kifupi, inaonekana walikuwa wakikabiliana na aina ya mapema ya Gnosis ya Kiyahudi. Wafuasi wake walieneza mafundisho haya “kwa faida ya msingi” (</w:t>
-      </w:r>
-      <w:hyperlink r:id="rId166">
-        <w:r>
-          <w:rPr>
-            <w:lang w:val="sw_KE" w:bidi="sw_KE"/>
-          </w:rPr>
-          <w:rPr>
-            <w:color w:val="0000EE"/>
-            <w:u w:val="single"/>
-          </w:rPr>
-          <w:t>1:11</w:t>
-        </w:r>
-      </w:hyperlink>
-      <w:r>
-        <w:rPr>
-          <w:lang w:val="sw_KE" w:bidi="sw_KE"/>
-        </w:rPr>
-        <w:t xml:space="preserve">, </w:t>
-        <w:br/>
-      </w:r>
-      <w:r>
-        <w:rPr>
-          <w:lang w:val="sw_KE" w:bidi="sw_KE"/>
-        </w:rPr>
-        <w:t>toleo la kawaida lililorekebishwa</w:t>
-      </w:r>
-      <w:r>
-        <w:rPr>
-          <w:lang w:val="sw_KE" w:bidi="sw_KE"/>
-        </w:rPr>
-        <w:t xml:space="preserve">). Tito na wale ambao angewaweka kama wazee waliitwa kukataa mafundisho mabaya na kuwapa waumini mafundisho yenye afya (sura </w:t>
-      </w:r>
-      <w:hyperlink r:id="rId167">
-        <w:r>
-          <w:rPr>
-            <w:lang w:val="sw_KE" w:bidi="sw_KE"/>
-          </w:rPr>
-          <w:rPr>
-            <w:color w:val="0000EE"/>
-            <w:u w:val="single"/>
-          </w:rPr>
-          <w:t>9</w:t>
-        </w:r>
-      </w:hyperlink>
-      <w:r>
-        <w:rPr>
-          <w:lang w:val="sw_KE" w:bidi="sw_KE"/>
-        </w:rPr>
-        <w:t>). Ingawa mafundisho haya yenye afya hayajaainishwa, lazima yalihusiana na neema ya wokovu ya Mungu katika Kristo, kazi ya upyaisho ya Roho Mtakatifu, na kuja kwa siku zijazo kwa Bwana Yesu (</w:t>
-      </w:r>
-      <w:hyperlink r:id="rId168">
-        <w:r>
-          <w:rPr>
-            <w:lang w:val="sw_KE" w:bidi="sw_KE"/>
-          </w:rPr>
-          <w:rPr>
-            <w:color w:val="0000EE"/>
-            <w:u w:val="single"/>
-          </w:rPr>
-          <w:t>2:11–13</w:t>
-        </w:r>
-      </w:hyperlink>
-      <w:r>
-        <w:rPr>
-          <w:lang w:val="sw_KE" w:bidi="sw_KE"/>
-        </w:rPr>
-        <w:t xml:space="preserve">; </w:t>
-      </w:r>
-      <w:hyperlink r:id="rId169">
-        <w:r>
-          <w:rPr>
-            <w:lang w:val="sw_KE" w:bidi="sw_KE"/>
-          </w:rPr>
-          <w:rPr>
-            <w:color w:val="0000EE"/>
-            <w:u w:val="single"/>
-          </w:rPr>
-          <w:t>3:4–7</w:t>
-        </w:r>
-      </w:hyperlink>
-      <w:r>
-        <w:rPr>
-          <w:lang w:val="sw_KE" w:bidi="sw_KE"/>
-        </w:rPr>
-        <w:t>). Katika barua hii kuna msisitizo wa mara kwa mara juu ya mtindo wa maisha unaothibitisha ukweli wa injili—kwa matumizi kwa vikundi tofauti katika jamii ya Kikristo: wanaume na wanawake wazee, wanawake vijana, wanaume vijana, na watumwa.</w:t>
-      </w:r>
-    </w:p>
-    <w:p>
-      <w:pPr>
-        <w:pStyle w:val="Heading3"/>
-      </w:pPr>
-      <w:r>
-        <w:rPr>
-          <w:lang w:val="sw_KE" w:bidi="sw_KE"/>
-        </w:rPr>
-        <w:t>Yaliyomo</w:t>
-      </w:r>
-    </w:p>
-    <w:p>
-      <w:pPr>
-        <w:pStyle w:val="Heading4"/>
-      </w:pPr>
-      <w:r>
-        <w:rPr>
-          <w:lang w:val="sw_KE" w:bidi="sw_KE"/>
-        </w:rPr>
-        <w:t>Salamu (</w:t>
-      </w:r>
-      <w:hyperlink r:id="rId170">
-        <w:r>
-          <w:rPr>
-            <w:lang w:val="sw_KE" w:bidi="sw_KE"/>
-          </w:rPr>
-          <w:rPr>
-            <w:color w:val="0000EE"/>
-            <w:u w:val="single"/>
-          </w:rPr>
-          <w:t>1:1–4</w:t>
-        </w:r>
-      </w:hyperlink>
-      <w:r>
-        <w:rPr>
-          <w:lang w:val="sw_KE" w:bidi="sw_KE"/>
-        </w:rPr>
-        <w:t>)</w:t>
-      </w:r>
-    </w:p>
-    <w:p>
-      <w:pPr/>
-      <w:r>
-        <w:rPr>
-          <w:lang w:val="sw_KE" w:bidi="sw_KE"/>
-        </w:rPr>
-      </w:r>
-      <w:r>
-        <w:rPr>
-          <w:lang w:val="sw_KE" w:bidi="sw_KE"/>
-        </w:rPr>
-        <w:t>Salamu zinatoka kwa Paulo, ambaye utume wake unafafanuliwa kama usimamizi wa injili inayokuza imani, kuimarisha maarifa ya ukweli, tumaini la uzima wa milele, na uchaji wa maisha. Salamu hizi ni kwa Tito, anayetajwa kama 'mwanangu wa kweli katika imani yetu ya pamoja.</w:t>
-      </w:r>
-    </w:p>
-    <w:p>
-      <w:pPr>
-        <w:pStyle w:val="Heading4"/>
-      </w:pPr>
-      <w:r>
-        <w:rPr>
-          <w:lang w:val="sw_KE" w:bidi="sw_KE"/>
-        </w:rPr>
-        <w:t>Kazi ya Tito huko Krete (</w:t>
-      </w:r>
-      <w:hyperlink r:id="rId171">
-        <w:r>
-          <w:rPr>
-            <w:lang w:val="sw_KE" w:bidi="sw_KE"/>
-          </w:rPr>
-          <w:rPr>
-            <w:color w:val="0000EE"/>
-            <w:u w:val="single"/>
-          </w:rPr>
-          <w:t>1:5–9</w:t>
-        </w:r>
-      </w:hyperlink>
-      <w:r>
-        <w:rPr>
-          <w:lang w:val="sw_KE" w:bidi="sw_KE"/>
-        </w:rPr>
-        <w:t>)</w:t>
-      </w:r>
-    </w:p>
-    <w:p>
-      <w:pPr/>
-      <w:r>
-        <w:rPr>
-          <w:lang w:val="sw_KE" w:bidi="sw_KE"/>
-        </w:rPr>
-      </w:r>
-      <w:r>
-        <w:rPr>
-          <w:lang w:val="sw_KE" w:bidi="sw_KE"/>
-        </w:rPr>
-        <w:t xml:space="preserve">Tito alibaki Krete ili kuendeleza kazi ya Paulo na kuteua wazee katika kila kanisa (linganisha </w:t>
-      </w:r>
-      <w:hyperlink r:id="rId172">
-        <w:r>
-          <w:rPr>
-            <w:lang w:val="sw_KE" w:bidi="sw_KE"/>
-          </w:rPr>
-          <w:rPr>
-            <w:color w:val="0000EE"/>
-            <w:u w:val="single"/>
-          </w:rPr>
-          <w:t>Matendo 14:23</w:t>
-        </w:r>
-      </w:hyperlink>
-      <w:r>
-        <w:rPr>
-          <w:lang w:val="sw_KE" w:bidi="sw_KE"/>
-        </w:rPr>
-        <w:t xml:space="preserve">). Wazee hawa pia wanaitwa maaskofu (linganisha </w:t>
-      </w:r>
-      <w:hyperlink r:id="rId173">
-        <w:r>
-          <w:rPr>
-            <w:lang w:val="sw_KE" w:bidi="sw_KE"/>
-          </w:rPr>
-          <w:rPr>
-            <w:color w:val="0000EE"/>
-            <w:u w:val="single"/>
-          </w:rPr>
-          <w:t>20:17, 28</w:t>
-        </w:r>
-      </w:hyperlink>
-      <w:r>
-        <w:rPr>
-          <w:lang w:val="sw_KE" w:bidi="sw_KE"/>
-        </w:rPr>
-        <w:t xml:space="preserve">)—yaani, wale wenye usimamizi wa kanisa. Sifa muhimu za maisha kwa nafasi hizi zimeelezewa (linganisha </w:t>
-      </w:r>
-      <w:hyperlink r:id="rId174">
-        <w:r>
-          <w:rPr>
-            <w:lang w:val="sw_KE" w:bidi="sw_KE"/>
-          </w:rPr>
-          <w:rPr>
-            <w:color w:val="0000EE"/>
-            <w:u w:val="single"/>
-          </w:rPr>
-          <w:t>1 Timotheo 3:2–7</w:t>
-        </w:r>
-      </w:hyperlink>
-      <w:r>
-        <w:rPr>
-          <w:lang w:val="sw_KE" w:bidi="sw_KE"/>
-        </w:rPr>
-        <w:t>).</w:t>
-      </w:r>
-    </w:p>
-    <w:p>
-      <w:pPr>
-        <w:pStyle w:val="Heading4"/>
-      </w:pPr>
-      <w:r>
-        <w:rPr>
-          <w:lang w:val="sw_KE" w:bidi="sw_KE"/>
-        </w:rPr>
-        <w:t>Kukabiliana na Mafundisho ya Uongo (</w:t>
-      </w:r>
-      <w:hyperlink r:id="rId155">
-        <w:r>
-          <w:rPr>
-            <w:lang w:val="sw_KE" w:bidi="sw_KE"/>
-          </w:rPr>
-          <w:rPr>
-            <w:color w:val="0000EE"/>
-            <w:u w:val="single"/>
-          </w:rPr>
-          <w:t>1:10–16</w:t>
-        </w:r>
-      </w:hyperlink>
-      <w:r>
-        <w:rPr>
-          <w:lang w:val="sw_KE" w:bidi="sw_KE"/>
-        </w:rPr>
-        <w:t>)</w:t>
-      </w:r>
-    </w:p>
-    <w:p>
-      <w:pPr/>
-      <w:r>
-        <w:rPr>
-          <w:lang w:val="sw_KE" w:bidi="sw_KE"/>
-        </w:rPr>
-      </w:r>
-      <w:r>
-        <w:rPr>
-          <w:lang w:val="sw_KE" w:bidi="sw_KE"/>
-        </w:rPr>
-        <w:t>Maneno ya kufunga ya sehemu iliyopita yanazungumzia juu ya jukumu la wazee "kuwahimiza wengine kwa mafundisho sahihi na kuwaonyesha wale wanaopinga mahali walipokosea" (Tafsiri Mpya ya Kuishi). Wapinzani walikuwa wakisumbua watu, hasa "familia nzima," kwa kufundisha kile ambacho si kweli. Walimu hawa wa uongo walielezewa na Paulo kwa maneno ya kudharau Wacretani, na kama watu ambao maisha yao hayaonyeshi maarifa ya Mungu ambayo walidai kuwa nayo.</w:t>
-      </w:r>
-    </w:p>
-    <w:p>
-      <w:pPr>
-        <w:pStyle w:val="Heading4"/>
-      </w:pPr>
-      <w:r>
-        <w:rPr>
-          <w:lang w:val="sw_KE" w:bidi="sw_KE"/>
-        </w:rPr>
-        <w:t>Kukuza Mafundisho Sahihi (</w:t>
-      </w:r>
-      <w:hyperlink r:id="rId175">
-        <w:r>
-          <w:rPr>
-            <w:lang w:val="sw_KE" w:bidi="sw_KE"/>
-          </w:rPr>
-          <w:rPr>
-            <w:color w:val="0000EE"/>
-            <w:u w:val="single"/>
-          </w:rPr>
-          <w:t>2:1–10</w:t>
-        </w:r>
-      </w:hyperlink>
-      <w:r>
-        <w:rPr>
-          <w:lang w:val="sw_KE" w:bidi="sw_KE"/>
-        </w:rPr>
-        <w:t>)</w:t>
-      </w:r>
-    </w:p>
-    <w:p>
-      <w:pPr/>
-      <w:r>
-        <w:rPr>
-          <w:lang w:val="sw_KE" w:bidi="sw_KE"/>
-        </w:rPr>
-      </w:r>
-      <w:r>
-        <w:rPr>
-          <w:lang w:val="sw_KE" w:bidi="sw_KE"/>
-        </w:rPr>
-        <w:t>Tito alikuwa na jukumu maalum la "kuendeleza aina ya maisha yanayoakisi mafundisho sahihi." Aliagizwa kuwasihi wanaume wazee kuwa na kiasi (</w:t>
-      </w:r>
-      <w:hyperlink r:id="rId176">
-        <w:r>
-          <w:rPr>
-            <w:lang w:val="sw_KE" w:bidi="sw_KE"/>
-          </w:rPr>
-          <w:rPr>
-            <w:color w:val="0000EE"/>
-            <w:u w:val="single"/>
-          </w:rPr>
-          <w:t>2:2</w:t>
-        </w:r>
-      </w:hyperlink>
-      <w:r>
-        <w:rPr>
-          <w:lang w:val="sw_KE" w:bidi="sw_KE"/>
-        </w:rPr>
-        <w:t xml:space="preserve">), na alipaswa kuwafundisha wanawake wazee kuishi maisha ya kumcha Mungu (sura </w:t>
-      </w:r>
-      <w:hyperlink r:id="rId177">
-        <w:r>
-          <w:rPr>
-            <w:lang w:val="sw_KE" w:bidi="sw_KE"/>
-          </w:rPr>
-          <w:rPr>
-            <w:color w:val="0000EE"/>
-            <w:u w:val="single"/>
-          </w:rPr>
-          <w:t>3</w:t>
-        </w:r>
-      </w:hyperlink>
-      <w:r>
-        <w:rPr>
-          <w:lang w:val="sw_KE" w:bidi="sw_KE"/>
-        </w:rPr>
-        <w:t xml:space="preserve">). Kwa upande wao, wanawake hawa walipaswa kuwafundisha wanawake vijana kuishi maisha safi na yenye upendo katika nyumba zao ili hakuna mtu atakayepotosha neno la Mungu (sura </w:t>
-      </w:r>
-      <w:hyperlink r:id="rId178">
-        <w:r>
-          <w:rPr>
-            <w:lang w:val="sw_KE" w:bidi="sw_KE"/>
-          </w:rPr>
-          <w:rPr>
-            <w:color w:val="0000EE"/>
-            <w:u w:val="single"/>
-          </w:rPr>
-          <w:t>4–5</w:t>
-        </w:r>
-      </w:hyperlink>
-      <w:r>
-        <w:rPr>
-          <w:lang w:val="sw_KE" w:bidi="sw_KE"/>
-        </w:rPr>
-        <w:t xml:space="preserve">). Wanaume vijana walipaswa kuonyesha kiasi (sura </w:t>
-      </w:r>
-      <w:hyperlink r:id="rId179">
-        <w:r>
-          <w:rPr>
-            <w:lang w:val="sw_KE" w:bidi="sw_KE"/>
-          </w:rPr>
-          <w:rPr>
-            <w:color w:val="0000EE"/>
-            <w:u w:val="single"/>
-          </w:rPr>
-          <w:t>6</w:t>
-        </w:r>
-      </w:hyperlink>
-      <w:r>
-        <w:rPr>
-          <w:lang w:val="sw_KE" w:bidi="sw_KE"/>
-        </w:rPr>
-        <w:t xml:space="preserve">), na Tito mwenyewe alipaswa kuwa mfano katika neno na maisha ili wapinzani wasiwe na lolote baya la kusema kuhusu Wakristo (sura </w:t>
-      </w:r>
-      <w:hyperlink r:id="rId180">
-        <w:r>
-          <w:rPr>
-            <w:lang w:val="sw_KE" w:bidi="sw_KE"/>
-          </w:rPr>
-          <w:rPr>
-            <w:color w:val="0000EE"/>
-            <w:u w:val="single"/>
-          </w:rPr>
-          <w:t>7–8</w:t>
-        </w:r>
-      </w:hyperlink>
-      <w:r>
-        <w:rPr>
-          <w:lang w:val="sw_KE" w:bidi="sw_KE"/>
-        </w:rPr>
-        <w:t xml:space="preserve">). Hatimaye, katika sehemu hii watumwa wanafundishwa kutii mabwana wao, kutoa huduma nzuri na ya uaminifu kwa nia kwamba "basi watafanya mafundisho kuhusu Mungu Mwokozi wetu yawe ya kuvutia kwa kila njia" (sura </w:t>
-      </w:r>
-      <w:hyperlink r:id="rId181">
-        <w:r>
-          <w:rPr>
-            <w:lang w:val="sw_KE" w:bidi="sw_KE"/>
-          </w:rPr>
-          <w:rPr>
-            <w:color w:val="0000EE"/>
-            <w:u w:val="single"/>
-          </w:rPr>
-          <w:t>10</w:t>
-        </w:r>
-      </w:hyperlink>
-      <w:r>
-        <w:rPr>
-          <w:lang w:val="sw_KE" w:bidi="sw_KE"/>
-        </w:rPr>
-        <w:t>, Tafsiri Mpya ya Kuishi).</w:t>
-      </w:r>
-    </w:p>
-    <w:p>
-      <w:pPr>
-        <w:pStyle w:val="Heading4"/>
-      </w:pPr>
-      <w:r>
-        <w:rPr>
-          <w:lang w:val="sw_KE" w:bidi="sw_KE"/>
-        </w:rPr>
-        <w:t>Neema ya Mungu (</w:t>
-      </w:r>
-      <w:hyperlink r:id="rId182">
-        <w:r>
-          <w:rPr>
-            <w:lang w:val="sw_KE" w:bidi="sw_KE"/>
-          </w:rPr>
-          <w:rPr>
-            <w:color w:val="0000EE"/>
-            <w:u w:val="single"/>
-          </w:rPr>
-          <w:t>2:11–15</w:t>
-        </w:r>
-      </w:hyperlink>
-      <w:r>
-        <w:rPr>
-          <w:lang w:val="sw_KE" w:bidi="sw_KE"/>
-        </w:rPr>
-        <w:t>)</w:t>
-      </w:r>
-    </w:p>
-    <w:p>
-      <w:pPr/>
-      <w:r>
-        <w:rPr>
-          <w:lang w:val="sw_KE" w:bidi="sw_KE"/>
-        </w:rPr>
-      </w:r>
-      <w:r>
-        <w:rPr>
-          <w:lang w:val="sw_KE" w:bidi="sw_KE"/>
-        </w:rPr>
-        <w:t>Kile kilichosemwa sasa kinaelekea kwenye tamko kubwa la kusudi la ufunuo wa neema ya Mungu katika Yesu Kristo: kuleta wokovu kwa watu wote, ambao watafanya mabadiliko kamili na maisha yasiyo na Mungu na ya tamaa ili waweze kuishi maisha ya haki na matarajio ya mara kwa mara ya kuja tena kwa “Mungu wetu mkuu na Mwokozi Yesu Kristo.” Maisha yao yatawaonyesha kuwa watu ambao ni wa Mungu mwenyewe, daima wenye hamu ya kufanya yaliyo sawa.</w:t>
-      </w:r>
-    </w:p>
-    <w:p>
-      <w:pPr>
-        <w:pStyle w:val="Heading4"/>
-      </w:pPr>
-      <w:r>
-        <w:rPr>
-          <w:lang w:val="sw_KE" w:bidi="sw_KE"/>
-        </w:rPr>
-        <w:t>Kufanya Kile Kilicho Kizuri (</w:t>
-      </w:r>
-      <w:hyperlink r:id="rId183">
-        <w:r>
-          <w:rPr>
-            <w:lang w:val="sw_KE" w:bidi="sw_KE"/>
-          </w:rPr>
-          <w:rPr>
-            <w:color w:val="0000EE"/>
-            <w:u w:val="single"/>
-          </w:rPr>
-          <w:t>3:1–8</w:t>
-        </w:r>
-      </w:hyperlink>
-      <w:r>
-        <w:rPr>
-          <w:lang w:val="sw_KE" w:bidi="sw_KE"/>
-        </w:rPr>
-        <w:t>)</w:t>
-      </w:r>
-    </w:p>
-    <w:p>
-      <w:pPr/>
-      <w:r>
-        <w:rPr>
-          <w:lang w:val="sw_KE" w:bidi="sw_KE"/>
-        </w:rPr>
-      </w:r>
-      <w:r>
-        <w:rPr>
-          <w:lang w:val="sw_KE" w:bidi="sw_KE"/>
-        </w:rPr>
-        <w:t xml:space="preserve">Kwenye sehemu hii, Paulo anamhimiza Tito kuwaambia Wakristo wa Krete kwamba ni wajibu wao kutii watawala (tazama </w:t>
-      </w:r>
-      <w:hyperlink r:id="rId184">
-        <w:r>
-          <w:rPr>
-            <w:lang w:val="sw_KE" w:bidi="sw_KE"/>
-          </w:rPr>
-          <w:rPr>
-            <w:color w:val="0000EE"/>
-            <w:u w:val="single"/>
-          </w:rPr>
-          <w:t>Warumi 13:1–7</w:t>
-        </w:r>
-      </w:hyperlink>
-      <w:r>
-        <w:rPr>
-          <w:lang w:val="sw_KE" w:bidi="sw_KE"/>
-        </w:rPr>
-        <w:t xml:space="preserve">; </w:t>
-      </w:r>
-      <w:hyperlink r:id="rId185">
-        <w:r>
-          <w:rPr>
-            <w:lang w:val="sw_KE" w:bidi="sw_KE"/>
-          </w:rPr>
-          <w:rPr>
-            <w:color w:val="0000EE"/>
-            <w:u w:val="single"/>
-          </w:rPr>
-          <w:t>1 Petro 2:13–17</w:t>
-        </w:r>
-      </w:hyperlink>
-      <w:r>
-        <w:rPr>
-          <w:lang w:val="sw_KE" w:bidi="sw_KE"/>
-        </w:rPr>
-        <w:t>) na kuwa tayari katika jamii kwa kazi ya uaminifu. Tena, ubora wa mtindo wa maisha unasisitizwa—hasa, adabu na tamaa ya amani katika mahusiano na wengine. Mtindo huu wa maisha unatokana na mabadiliko ya kiroho. Njia ya mabadiliko hayo ni kazi ya wokovu ya Kristo—sio kwa kustahili, bali ni kwa huruma yake kabisa. Ameleta utakaso kutoka dhambini, “kuzaliwa upya na kufanywa upya na Roho Mtakatifu.”</w:t>
-      </w:r>
-    </w:p>
-    <w:p>
-      <w:pPr>
-        <w:pStyle w:val="Heading4"/>
-      </w:pPr>
-      <w:r>
-        <w:rPr>
-          <w:lang w:val="sw_KE" w:bidi="sw_KE"/>
-        </w:rPr>
-        <w:t>Maoni na Salamu za Mwisho za Paulo (</w:t>
-      </w:r>
-      <w:hyperlink r:id="rId186">
-        <w:r>
-          <w:rPr>
-            <w:lang w:val="sw_KE" w:bidi="sw_KE"/>
-          </w:rPr>
-          <w:rPr>
-            <w:color w:val="0000EE"/>
-            <w:u w:val="single"/>
-          </w:rPr>
-          <w:t>3:9–15</w:t>
-        </w:r>
-      </w:hyperlink>
-      <w:r>
-        <w:rPr>
-          <w:lang w:val="sw_KE" w:bidi="sw_KE"/>
-        </w:rPr>
-        <w:t>)</w:t>
-      </w:r>
-    </w:p>
-    <w:p>
-      <w:pPr/>
-      <w:r>
-        <w:rPr>
-          <w:lang w:val="sw_KE" w:bidi="sw_KE"/>
-        </w:rPr>
-      </w:r>
-      <w:r>
-        <w:rPr>
-          <w:lang w:val="sw_KE" w:bidi="sw_KE"/>
-        </w:rPr>
-        <w:t>Kwenye sehemu hii ya mwisho, Paulo anamhimiza Tito kuepuka wale wanaopenda kujadiliana kuhusu dini kwa ajili ya kujadiliana tu. Na anamuambia Tito jinsi ya kushughulika na wale wanaosababisha mgawanyiko.</w:t>
-      </w:r>
-    </w:p>
-    <w:p>
-      <w:pPr/>
-      <w:r>
-        <w:rPr>
-          <w:lang w:val="sw_KE" w:bidi="sw_KE"/>
-        </w:rPr>
-      </w:r>
-      <w:r>
-        <w:rPr>
-          <w:lang w:val="sw_KE" w:bidi="sw_KE"/>
-        </w:rPr>
-        <w:t>Baada ya haya, Paulo anamwambia Tito kwamba atamtuma Artema (ambaye hajatajwa vinginevyo katika Agano Jipya) au Tikiko. Kisha anamhamasisha Tito kumtunza Apolo na Zena ikiwa watapita Krete. Tito mwenyewe anapaswa kuja kwa Paulo huko Nikopoli kabla ya majira ya baridi.</w:t>
-      </w:r>
-    </w:p>
-    <w:p>
-      <w:pPr/>
-      <w:r>
-        <w:rPr>
-          <w:lang w:val="sw_KE" w:bidi="sw_KE"/>
-        </w:rPr>
-      </w:r>
-      <w:r>
-        <w:rPr>
-          <w:lang w:val="sw_KE" w:bidi="sw_KE"/>
-        </w:rPr>
-        <w:t>Waraka unahitimishwa na himizo la mwisho la "matendo mema" na maisha yenye matunda ya kiroho.</w:t>
-      </w:r>
-    </w:p>
-    <w:p>
-      <w:pPr/>
-      <w:r>
-        <w:rPr>
-          <w:lang w:val="sw_KE" w:bidi="sw_KE"/>
-        </w:rPr>
-      </w:r>
-      <w:r>
-        <w:rPr>
-          <w:i/>
-          <w:lang w:val="sw_KE" w:bidi="sw_KE"/>
-        </w:rPr>
-        <w:t>Tazama pia</w:t>
-      </w:r>
-      <w:r>
-        <w:rPr>
-          <w:lang w:val="sw_KE" w:bidi="sw_KE"/>
-        </w:rPr>
-        <w:t xml:space="preserve"> </w:t>
-      </w:r>
-      <w:r>
-        <w:rPr>
-          <w:lang w:val="sw_KE" w:bidi="sw_KE"/>
-        </w:rPr>
-        <w:t>Paulo, Mtume</w:t>
-      </w:r>
-      <w:r>
-        <w:rPr>
-          <w:lang w:val="sw_KE" w:bidi="sw_KE"/>
-        </w:rPr>
-        <w:t xml:space="preserve">; </w:t>
-      </w:r>
-      <w:r>
-        <w:rPr>
-          <w:lang w:val="sw_KE" w:bidi="sw_KE"/>
-        </w:rPr>
-        <w:t>Timotheo, Barua ya Kwanza kwa</w:t>
-      </w:r>
-      <w:r>
-        <w:rPr>
-          <w:lang w:val="sw_KE" w:bidi="sw_KE"/>
-        </w:rPr>
-        <w:t xml:space="preserve">; </w:t>
-      </w:r>
-      <w:r>
-        <w:rPr>
-          <w:lang w:val="sw_KE" w:bidi="sw_KE"/>
-        </w:rPr>
-        <w:t>Timotheo, Barua ya Pili kwa</w:t>
-      </w:r>
-      <w:r>
-        <w:rPr>
-          <w:lang w:val="sw_KE" w:bidi="sw_KE"/>
-        </w:rPr>
-        <w:t xml:space="preserve">; </w:t>
-      </w:r>
-      <w:r>
-        <w:rPr>
-          <w:lang w:val="sw_KE" w:bidi="sw_KE"/>
-        </w:rPr>
-        <w:t>Tito (Mtu) #1</w:t>
-      </w:r>
-      <w:r>
-        <w:rPr>
-          <w:lang w:val="sw_KE" w:bidi="sw_KE"/>
-        </w:rPr>
-        <w:t>.</w:t>
-      </w:r>
-      <w:r>
-        <w:rPr>
-          <w:lang w:val="sw_KE" w:bidi="sw_KE"/>
-        </w:rPr>
-      </w:r>
-      <w:r>
-        <w:rPr>
-          <w:lang w:val="sw_KE" w:bidi="sw_KE"/>
-        </w:rPr>
-      </w:r>
-    </w:p>
-    <w:p>
-      <w:pPr/>
-      <w:r>
-        <w:rPr>
-          <w:lang w:val="sw_KE" w:bidi="sw_KE"/>
-        </w:rPr>
-      </w:r>
-    </w:p>
-    <w:p>
-      <w:pPr>
-        <w:pStyle w:val="Heading2"/>
-      </w:pPr>
-      <w:r>
-        <w:rPr>
-          <w:lang w:val="sw_KE" w:bidi="sw_KE"/>
-        </w:rPr>
         <w:t>Toba</w:t>
       </w:r>
       <w:r>
@@ -8818,7 +8818,7 @@
         </w:rPr>
         <w:t>). Lakini Paulo alipinga majaribio ya kumfanya Tito atahiriwe, kwa kuwa alikuwa Myunani (</w:t>
       </w:r>
-      <w:hyperlink r:id="rId149">
+      <w:hyperlink r:id="rId181">
         <w:r>
           <w:rPr>
             <w:lang w:val="sw_KE" w:bidi="sw_KE"/>

--- a/swh/docx/020.content.docx
+++ b/swh/docx/020.content.docx
@@ -19,7 +19,7 @@
         <w:rPr>
           <w:lang w:val="sw_KE" w:bidi="sw_KE"/>
         </w:rPr>
-        <w:t>Resource: Tyndale Open Bible Dictionary</w:t>
+        <w:t>Resource: Aquifer Open Bible Dictionary</w:t>
       </w:r>
       <w:r>
         <w:rPr>
@@ -112,7 +112,7 @@
         <w:rPr>
           <w:lang w:val="sw_KE" w:bidi="sw_KE"/>
         </w:rPr>
-        <w:t>Tyndale Open Bible Dictionary</w:t>
+        <w:t>Aquifer Open Bible Dictionary</w:t>
       </w:r>
     </w:p>
     <w:p>

--- a/swh/docx/020.content.docx
+++ b/swh/docx/020.content.docx
@@ -247,36 +247,24 @@
         </w:rPr>
         <w:t>Katika hadithi ya uumbaji katika Mwanzo, Mungu aliumba ndoa kama muungano ambapo watu wawili wanakuwa "mwili mmoja" (</w:t>
       </w:r>
-      <w:hyperlink r:id="rId13">
-        <w:r>
-          <w:rPr>
-            <w:lang w:val="sw_KE" w:bidi="sw_KE"/>
-          </w:rPr>
-          <w:rPr>
-            <w:color w:val="0000EE"/>
-            <w:u w:val="single"/>
-          </w:rPr>
-          <w:t>Mwanzo 2:24</w:t>
-        </w:r>
-      </w:hyperlink>
+      <w:r>
+        <w:rPr>
+          <w:lang w:val="sw_KE" w:bidi="sw_KE"/>
+        </w:rPr>
+        <w:t>Mwanzo 2:24</w:t>
+      </w:r>
       <w:r>
         <w:rPr>
           <w:lang w:val="sw_KE" w:bidi="sw_KE"/>
         </w:rPr>
         <w:t>). Hii ilitokea katika dunia isiyo na dhambi. Katika ulimwengu mkamilifu kama huo, haikuwezekana kufikiria kumaliza ndoa. Baadaye, wakati wa mafundisho yake duniani, Yesu aliunga mkono mpango huu wa awali wa ndoa. Alifundisha kwamba wakati watu wawili wanakuwa “mwili mmoja,” hawako tena tofauti bali wameunganishwa pamoja katika kifungo kisichoweza kuvunjwa (</w:t>
       </w:r>
-      <w:hyperlink r:id="rId14">
-        <w:r>
-          <w:rPr>
-            <w:lang w:val="sw_KE" w:bidi="sw_KE"/>
-          </w:rPr>
-          <w:rPr>
-            <w:color w:val="0000EE"/>
-            <w:u w:val="single"/>
-          </w:rPr>
-          <w:t>Mathayo 19:6</w:t>
-        </w:r>
-      </w:hyperlink>
+      <w:r>
+        <w:rPr>
+          <w:lang w:val="sw_KE" w:bidi="sw_KE"/>
+        </w:rPr>
+        <w:t>Mathayo 19:6</w:t>
+      </w:r>
       <w:r>
         <w:rPr>
           <w:lang w:val="sw_KE" w:bidi="sw_KE"/>
@@ -308,126 +296,84 @@
         </w:rPr>
         <w:t>Wakati dhambi ilipoingia ulimwenguni, iliharibu sana uhusiano kati ya wanaume na wanawake. Kabla ya dhambi, walimtegemea Mungu kwanza. Baada ya dhambi, kila mmoja wao alitawaliwa na asili yao ya uumbaji. Adamu alifungwa na kazi ya ardhi aliyoiumbwa kutoka (</w:t>
       </w:r>
-      <w:hyperlink r:id="rId15">
-        <w:r>
-          <w:rPr>
-            <w:lang w:val="sw_KE" w:bidi="sw_KE"/>
-          </w:rPr>
-          <w:rPr>
-            <w:color w:val="0000EE"/>
-            <w:u w:val="single"/>
-          </w:rPr>
-          <w:t>Mwanzo 2:7</w:t>
-        </w:r>
-      </w:hyperlink>
+      <w:r>
+        <w:rPr>
+          <w:lang w:val="sw_KE" w:bidi="sw_KE"/>
+        </w:rPr>
+        <w:t>Mwanzo 2:7</w:t>
+      </w:r>
       <w:r>
         <w:rPr>
           <w:lang w:val="sw_KE" w:bidi="sw_KE"/>
         </w:rPr>
         <w:t xml:space="preserve">; </w:t>
       </w:r>
-      <w:hyperlink r:id="rId16">
-        <w:r>
-          <w:rPr>
-            <w:lang w:val="sw_KE" w:bidi="sw_KE"/>
-          </w:rPr>
-          <w:rPr>
-            <w:color w:val="0000EE"/>
-            <w:u w:val="single"/>
-          </w:rPr>
-          <w:t>3:19</w:t>
-        </w:r>
-      </w:hyperlink>
+      <w:r>
+        <w:rPr>
+          <w:lang w:val="sw_KE" w:bidi="sw_KE"/>
+        </w:rPr>
+        <w:t>3:19</w:t>
+      </w:r>
       <w:r>
         <w:rPr>
           <w:lang w:val="sw_KE" w:bidi="sw_KE"/>
         </w:rPr>
         <w:t>). Mwanamke alitawaliwa na Adamu aliyetokana naye (</w:t>
       </w:r>
-      <w:hyperlink r:id="rId17">
-        <w:r>
-          <w:rPr>
-            <w:lang w:val="sw_KE" w:bidi="sw_KE"/>
-          </w:rPr>
-          <w:rPr>
-            <w:color w:val="0000EE"/>
-            <w:u w:val="single"/>
-          </w:rPr>
-          <w:t>2:22</w:t>
-        </w:r>
-      </w:hyperlink>
+      <w:r>
+        <w:rPr>
+          <w:lang w:val="sw_KE" w:bidi="sw_KE"/>
+        </w:rPr>
+        <w:t>2:22</w:t>
+      </w:r>
       <w:r>
         <w:rPr>
           <w:lang w:val="sw_KE" w:bidi="sw_KE"/>
         </w:rPr>
         <w:t xml:space="preserve">; </w:t>
       </w:r>
-      <w:hyperlink r:id="rId18">
-        <w:r>
-          <w:rPr>
-            <w:lang w:val="sw_KE" w:bidi="sw_KE"/>
-          </w:rPr>
-          <w:rPr>
-            <w:color w:val="0000EE"/>
-            <w:u w:val="single"/>
-          </w:rPr>
-          <w:t>3:16</w:t>
-        </w:r>
-      </w:hyperlink>
+      <w:r>
+        <w:rPr>
+          <w:lang w:val="sw_KE" w:bidi="sw_KE"/>
+        </w:rPr>
+        <w:t>3:16</w:t>
+      </w:r>
       <w:r>
         <w:rPr>
           <w:lang w:val="sw_KE" w:bidi="sw_KE"/>
         </w:rPr>
         <w:t>). Kabla ya anguko (wakati wanadamu walipotenda dhambi kwa mara ya kwanza), wanaume na wanawake walikuwa sawa. Wote walishiriki sura ya Mungu (</w:t>
       </w:r>
-      <w:hyperlink r:id="rId19">
-        <w:r>
-          <w:rPr>
-            <w:lang w:val="sw_KE" w:bidi="sw_KE"/>
-          </w:rPr>
-          <w:rPr>
-            <w:color w:val="0000EE"/>
-            <w:u w:val="single"/>
-          </w:rPr>
-          <w:t>Mwanzo 1:27</w:t>
-        </w:r>
-      </w:hyperlink>
+      <w:r>
+        <w:rPr>
+          <w:lang w:val="sw_KE" w:bidi="sw_KE"/>
+        </w:rPr>
+        <w:t>Mwanzo 1:27</w:t>
+      </w:r>
       <w:r>
         <w:rPr>
           <w:lang w:val="sw_KE" w:bidi="sw_KE"/>
         </w:rPr>
         <w:t xml:space="preserve">). Wote walikuwa washirika katika agizo la Mungu kwa wanadamu la kutunza uumbaji (mstari </w:t>
       </w:r>
-      <w:hyperlink r:id="rId20">
-        <w:r>
-          <w:rPr>
-            <w:lang w:val="sw_KE" w:bidi="sw_KE"/>
-          </w:rPr>
-          <w:rPr>
-            <w:color w:val="0000EE"/>
-            <w:u w:val="single"/>
-          </w:rPr>
-          <w:t>28</w:t>
-        </w:r>
-      </w:hyperlink>
+      <w:r>
+        <w:rPr>
+          <w:lang w:val="sw_KE" w:bidi="sw_KE"/>
+        </w:rPr>
+        <w:t>28</w:t>
+      </w:r>
       <w:r>
         <w:rPr>
           <w:lang w:val="sw_KE" w:bidi="sw_KE"/>
         </w:rPr>
         <w:t>). Baada ya anguko, wanaume walitawala wanawake (</w:t>
       </w:r>
-      <w:hyperlink r:id="rId18">
-        <w:r>
-          <w:rPr>
-            <w:lang w:val="sw_KE" w:bidi="sw_KE"/>
-          </w:rPr>
-          <w:rPr>
-            <w:color w:val="0000EE"/>
-            <w:u w:val="single"/>
-          </w:rPr>
-          <w:t>Mwanzo 3:16</w:t>
-        </w:r>
-      </w:hyperlink>
+      <w:r>
+        <w:rPr>
+          <w:lang w:val="sw_KE" w:bidi="sw_KE"/>
+        </w:rPr>
+        <w:t>Mwanzo 3:16</w:t>
+      </w:r>
       <w:r>
         <w:rPr>
           <w:lang w:val="sw_KE" w:bidi="sw_KE"/>
@@ -448,72 +394,48 @@
         </w:rPr>
         <w:t xml:space="preserve">Baada ya dhambi kuingia, wanaume walipata mamlaka juu ya wanawake ambayo hawakuwa nayo awali. Hii iliharibu uhusiano wa "mwili mmoja". Wanaume waliotawala sasa wangeweza kuwa na wake wengi. Hii ilisababisha baadhi ya wanaume kuwa na zaidi ya mke mmoja kwa wakati mmoja (zoezi linaloitwa "mitala," </w:t>
       </w:r>
-      <w:hyperlink r:id="rId21">
-        <w:r>
-          <w:rPr>
-            <w:lang w:val="sw_KE" w:bidi="sw_KE"/>
-          </w:rPr>
-          <w:rPr>
-            <w:color w:val="0000EE"/>
-            <w:u w:val="single"/>
-          </w:rPr>
-          <w:t>Mwanzo 4:19</w:t>
-        </w:r>
-      </w:hyperlink>
+      <w:r>
+        <w:rPr>
+          <w:lang w:val="sw_KE" w:bidi="sw_KE"/>
+        </w:rPr>
+        <w:t>Mwanzo 4:19</w:t>
+      </w:r>
       <w:r>
         <w:rPr>
           <w:lang w:val="sw_KE" w:bidi="sw_KE"/>
         </w:rPr>
         <w:t xml:space="preserve">; </w:t>
       </w:r>
-      <w:hyperlink r:id="rId22">
-        <w:r>
-          <w:rPr>
-            <w:lang w:val="sw_KE" w:bidi="sw_KE"/>
-          </w:rPr>
-          <w:rPr>
-            <w:color w:val="0000EE"/>
-            <w:u w:val="single"/>
-          </w:rPr>
-          <w:t>16:3</w:t>
-        </w:r>
-      </w:hyperlink>
+      <w:r>
+        <w:rPr>
+          <w:lang w:val="sw_KE" w:bidi="sw_KE"/>
+        </w:rPr>
+        <w:t>16:3</w:t>
+      </w:r>
       <w:r>
         <w:rPr>
           <w:lang w:val="sw_KE" w:bidi="sw_KE"/>
         </w:rPr>
         <w:t xml:space="preserve">; </w:t>
       </w:r>
-      <w:hyperlink r:id="rId23">
-        <w:r>
-          <w:rPr>
-            <w:lang w:val="sw_KE" w:bidi="sw_KE"/>
-          </w:rPr>
-          <w:rPr>
-            <w:color w:val="0000EE"/>
-            <w:u w:val="single"/>
-          </w:rPr>
-          <w:t>29:30</w:t>
-        </w:r>
-      </w:hyperlink>
+      <w:r>
+        <w:rPr>
+          <w:lang w:val="sw_KE" w:bidi="sw_KE"/>
+        </w:rPr>
+        <w:t>29:30</w:t>
+      </w:r>
       <w:r>
         <w:rPr>
           <w:lang w:val="sw_KE" w:bidi="sw_KE"/>
         </w:rPr>
         <w:t>). Pia ilisababisha mfululizo wa ndoa za mke mmoja, ambapo wanaume wangemwacha mke mmoja ili kuoa mwingine (</w:t>
       </w:r>
-      <w:hyperlink r:id="rId24">
-        <w:r>
-          <w:rPr>
-            <w:lang w:val="sw_KE" w:bidi="sw_KE"/>
-          </w:rPr>
-          <w:rPr>
-            <w:color w:val="0000EE"/>
-            <w:u w:val="single"/>
-          </w:rPr>
-          <w:t>Kumbukumbu la Torati 24:1–4</w:t>
-        </w:r>
-      </w:hyperlink>
+      <w:r>
+        <w:rPr>
+          <w:lang w:val="sw_KE" w:bidi="sw_KE"/>
+        </w:rPr>
+        <w:t>Kumbukumbu la Torati 24:1–4</w:t>
+      </w:r>
       <w:r>
         <w:rPr>
           <w:lang w:val="sw_KE" w:bidi="sw_KE"/>
@@ -534,18 +456,12 @@
         </w:rPr>
         <w:t>Talaka ilikuwa ya kawaida kwa sababu wanaume walitawala wanawake. Hata hivyo, kutawala kwa wanaume na talaka havikuwa sehemu ya mpango wa awali wa Mungu kwa ndoa. Mungu aliruhusu talaka katika sheria ya Mose kwa sababu watu walikuwa wakiishi katika dunia iliyovunjika na yenye dhambi (</w:t>
       </w:r>
-      <w:hyperlink r:id="rId25">
-        <w:r>
-          <w:rPr>
-            <w:lang w:val="sw_KE" w:bidi="sw_KE"/>
-          </w:rPr>
-          <w:rPr>
-            <w:color w:val="0000EE"/>
-            <w:u w:val="single"/>
-          </w:rPr>
-          <w:t>Mathayo 19:8</w:t>
-        </w:r>
-      </w:hyperlink>
+      <w:r>
+        <w:rPr>
+          <w:lang w:val="sw_KE" w:bidi="sw_KE"/>
+        </w:rPr>
+        <w:t>Mathayo 19:8</w:t>
+      </w:r>
       <w:r>
         <w:rPr>
           <w:lang w:val="sw_KE" w:bidi="sw_KE"/>
@@ -566,36 +482,24 @@
         </w:rPr>
         <w:t>Sheria za talaka katika Kumbukumbu la Torati zililenga kutoa ulinzi fulani kwa wanawake. Mume alihitajika kutoa sababu ya kumtaliki mke wake kwa kuonyesha kasoro fulani kumhusu. Alipaswa kumpa hati ya talaka iliyoandikwa ambayo ilithibitisha kuwa alikuwa ameolewa naye (</w:t>
       </w:r>
-      <w:hyperlink r:id="rId26">
-        <w:r>
-          <w:rPr>
-            <w:lang w:val="sw_KE" w:bidi="sw_KE"/>
-          </w:rPr>
-          <w:rPr>
-            <w:color w:val="0000EE"/>
-            <w:u w:val="single"/>
-          </w:rPr>
-          <w:t>Kumbukumbu la Torati 24:1</w:t>
-        </w:r>
-      </w:hyperlink>
+      <w:r>
+        <w:rPr>
+          <w:lang w:val="sw_KE" w:bidi="sw_KE"/>
+        </w:rPr>
+        <w:t>Kumbukumbu la Torati 24:1</w:t>
+      </w:r>
       <w:r>
         <w:rPr>
           <w:lang w:val="sw_KE" w:bidi="sw_KE"/>
         </w:rPr>
         <w:t>). Pia, ikiwa mwanamke aliyetalikiwa aliolewa na mtu mwingine, mume wake wa kwanza hangeweza kumuoa tena. Hii ilikuwa kwa sababu kitendo chake cha kumtaliki kilionekana kama kumtia unajisi (</w:t>
       </w:r>
-      <w:hyperlink r:id="rId27">
-        <w:r>
-          <w:rPr>
-            <w:lang w:val="sw_KE" w:bidi="sw_KE"/>
-          </w:rPr>
-          <w:rPr>
-            <w:color w:val="0000EE"/>
-            <w:u w:val="single"/>
-          </w:rPr>
-          <w:t>Kumbukumbu la Torati 24:4</w:t>
-        </w:r>
-      </w:hyperlink>
+      <w:r>
+        <w:rPr>
+          <w:lang w:val="sw_KE" w:bidi="sw_KE"/>
+        </w:rPr>
+        <w:t>Kumbukumbu la Torati 24:4</w:t>
+      </w:r>
       <w:r>
         <w:rPr>
           <w:lang w:val="sw_KE" w:bidi="sw_KE"/>
@@ -616,18 +520,12 @@
         </w:rPr>
         <w:t>Mungu aliruhusu talaka katika sheria ya Mose kwa sababu mioyo ya watu ilikuwa migumu na haikutaka kufuata mpango wake. Hata hivyo, Agano la Kale linaeleza wazi kwamba Mungu anachukia talaka (</w:t>
       </w:r>
-      <w:hyperlink r:id="rId28">
-        <w:r>
-          <w:rPr>
-            <w:lang w:val="sw_KE" w:bidi="sw_KE"/>
-          </w:rPr>
-          <w:rPr>
-            <w:color w:val="0000EE"/>
-            <w:u w:val="single"/>
-          </w:rPr>
-          <w:t>Malaki 2:16</w:t>
-        </w:r>
-      </w:hyperlink>
+      <w:r>
+        <w:rPr>
+          <w:lang w:val="sw_KE" w:bidi="sw_KE"/>
+        </w:rPr>
+        <w:t>Malaki 2:16</w:t>
+      </w:r>
       <w:r>
         <w:rPr>
           <w:lang w:val="sw_KE" w:bidi="sw_KE"/>
@@ -659,18 +557,12 @@
         </w:rPr>
         <w:t>Yesu alikuja kurejesha mpango wa awali wa Mungu kwa uumbaji. Hii ilimaanisha kwamba sheria za zamani kuhusu talaka hazikuhusu tena Wakristo. Yesu aliwaelekeza wafuasi wake kurudi kwenye mpango wa kwanza wa Mungu kwa ajili ya ndoa. Alisema sheria za talaka katika sheria ya Mose zilitolewa tu kwa sababu watu walikuwa wakaidi, akiongeza "haikuwa hivi tangu mwanzo" (</w:t>
       </w:r>
-      <w:hyperlink r:id="rId25">
-        <w:r>
-          <w:rPr>
-            <w:lang w:val="sw_KE" w:bidi="sw_KE"/>
-          </w:rPr>
-          <w:rPr>
-            <w:color w:val="0000EE"/>
-            <w:u w:val="single"/>
-          </w:rPr>
-          <w:t>Mathayo 19:8</w:t>
-        </w:r>
-      </w:hyperlink>
+      <w:r>
+        <w:rPr>
+          <w:lang w:val="sw_KE" w:bidi="sw_KE"/>
+        </w:rPr>
+        <w:t>Mathayo 19:8</w:t>
+      </w:r>
       <w:r>
         <w:rPr>
           <w:lang w:val="sw_KE" w:bidi="sw_KE"/>
@@ -691,18 +583,12 @@
         </w:rPr>
         <w:t xml:space="preserve">Kwenye </w:t>
       </w:r>
-      <w:hyperlink r:id="rId29">
-        <w:r>
-          <w:rPr>
-            <w:lang w:val="sw_KE" w:bidi="sw_KE"/>
-          </w:rPr>
-          <w:rPr>
-            <w:color w:val="0000EE"/>
-            <w:u w:val="single"/>
-          </w:rPr>
-          <w:t>Mathayo 5:31–32,</w:t>
-        </w:r>
-      </w:hyperlink>
+      <w:r>
+        <w:rPr>
+          <w:lang w:val="sw_KE" w:bidi="sw_KE"/>
+        </w:rPr>
+        <w:t>Mathayo 5:31–32,</w:t>
+      </w:r>
       <w:r>
         <w:rPr>
           <w:lang w:val="sw_KE" w:bidi="sw_KE"/>
@@ -723,18 +609,12 @@
         </w:rPr>
         <w:t>Yesu aliondoa uwezo wa wanaume kuwapa talaka wake zao wakati wowote walipotaka. Alirejesha mpango wa asili wa Mungu kwa ndoa kama muungano wa "mwili mmoja" wa maisha yote. Wanafunzi wake walielewa maana ya hili. Hata hivyo, walikuwa wamezoea wanaume kuwa na haki maalum kiasi kwamba walisema kuwa mseja ni bora kuliko kujitolea kwa ndoa moja kwa maisha yote (</w:t>
       </w:r>
-      <w:hyperlink r:id="rId30">
-        <w:r>
-          <w:rPr>
-            <w:lang w:val="sw_KE" w:bidi="sw_KE"/>
-          </w:rPr>
-          <w:rPr>
-            <w:color w:val="0000EE"/>
-            <w:u w:val="single"/>
-          </w:rPr>
-          <w:t>Mathayo 19:10</w:t>
-        </w:r>
-      </w:hyperlink>
+      <w:r>
+        <w:rPr>
+          <w:lang w:val="sw_KE" w:bidi="sw_KE"/>
+        </w:rPr>
+        <w:t>Mathayo 19:10</w:t>
+      </w:r>
       <w:r>
         <w:rPr>
           <w:lang w:val="sw_KE" w:bidi="sw_KE"/>
@@ -755,18 +635,12 @@
         </w:rPr>
         <w:t>Yesu alithibitisha kwamba muungano wa "mwili mmoja" bado ni mpango wa Mungu kwa Wakristo. Agano Jipya linaimarisha hili kwa kulinganisha ndoa na uhusiano kati ya Kristo na kanisa (</w:t>
       </w:r>
-      <w:hyperlink r:id="rId31">
-        <w:r>
-          <w:rPr>
-            <w:lang w:val="sw_KE" w:bidi="sw_KE"/>
-          </w:rPr>
-          <w:rPr>
-            <w:color w:val="0000EE"/>
-            <w:u w:val="single"/>
-          </w:rPr>
-          <w:t>Waefeso 5:25</w:t>
-        </w:r>
-      </w:hyperlink>
+      <w:r>
+        <w:rPr>
+          <w:lang w:val="sw_KE" w:bidi="sw_KE"/>
+        </w:rPr>
+        <w:t>Waefeso 5:25</w:t>
+      </w:r>
       <w:r>
         <w:rPr>
           <w:lang w:val="sw_KE" w:bidi="sw_KE"/>
@@ -787,36 +661,24 @@
         </w:rPr>
         <w:t>Ingawa Agano Jipya linaunga mkono sana ndoa ya maisha yote, linakubali talaka katika hali mbili ili kumlinda mwenzi asiye na hatia: wakati mwenzi anafanya uzinzi au anapoondoka. Yesu alisema mtu anaweza kumtaliki mwenzi asiye mwaminifu (</w:t>
       </w:r>
-      <w:hyperlink r:id="rId32">
-        <w:r>
-          <w:rPr>
-            <w:lang w:val="sw_KE" w:bidi="sw_KE"/>
-          </w:rPr>
-          <w:rPr>
-            <w:color w:val="0000EE"/>
-            <w:u w:val="single"/>
-          </w:rPr>
-          <w:t>Mathayo 5:32</w:t>
-        </w:r>
-      </w:hyperlink>
+      <w:r>
+        <w:rPr>
+          <w:lang w:val="sw_KE" w:bidi="sw_KE"/>
+        </w:rPr>
+        <w:t>Mathayo 5:32</w:t>
+      </w:r>
       <w:r>
         <w:rPr>
           <w:lang w:val="sw_KE" w:bidi="sw_KE"/>
         </w:rPr>
         <w:t xml:space="preserve">; </w:t>
       </w:r>
-      <w:hyperlink r:id="rId33">
-        <w:r>
-          <w:rPr>
-            <w:lang w:val="sw_KE" w:bidi="sw_KE"/>
-          </w:rPr>
-          <w:rPr>
-            <w:color w:val="0000EE"/>
-            <w:u w:val="single"/>
-          </w:rPr>
-          <w:t>19:9</w:t>
-        </w:r>
-      </w:hyperlink>
+      <w:r>
+        <w:rPr>
+          <w:lang w:val="sw_KE" w:bidi="sw_KE"/>
+        </w:rPr>
+        <w:t>19:9</w:t>
+      </w:r>
       <w:r>
         <w:rPr>
           <w:lang w:val="sw_KE" w:bidi="sw_KE"/>
@@ -837,54 +699,36 @@
         </w:rPr>
         <w:t xml:space="preserve">Agano Jipya linakubali talaka kwa sababu ya pili: wakati mwenzi anaacha ndoa. </w:t>
       </w:r>
-      <w:hyperlink r:id="rId34">
-        <w:r>
-          <w:rPr>
-            <w:lang w:val="sw_KE" w:bidi="sw_KE"/>
-          </w:rPr>
-          <w:rPr>
-            <w:color w:val="0000EE"/>
-            <w:u w:val="single"/>
-          </w:rPr>
-          <w:t>1 Wakorintho 7:15</w:t>
-        </w:r>
-      </w:hyperlink>
+      <w:r>
+        <w:rPr>
+          <w:lang w:val="sw_KE" w:bidi="sw_KE"/>
+        </w:rPr>
+        <w:t>1 Wakorintho 7:15</w:t>
+      </w:r>
       <w:r>
         <w:rPr>
           <w:lang w:val="sw_KE" w:bidi="sw_KE"/>
         </w:rPr>
         <w:t xml:space="preserve"> inazungumzia mwenzi asiyeamini anapoondoka. Biblia inasema kwamba muumini anayeacha familia yake anapaswa kuchukuliwa kama asiyeamini (</w:t>
       </w:r>
-      <w:hyperlink r:id="rId35">
-        <w:r>
-          <w:rPr>
-            <w:lang w:val="sw_KE" w:bidi="sw_KE"/>
-          </w:rPr>
-          <w:rPr>
-            <w:color w:val="0000EE"/>
-            <w:u w:val="single"/>
-          </w:rPr>
-          <w:t>1 Timotheo 5:8</w:t>
-        </w:r>
-      </w:hyperlink>
+      <w:r>
+        <w:rPr>
+          <w:lang w:val="sw_KE" w:bidi="sw_KE"/>
+        </w:rPr>
+        <w:t>1 Timotheo 5:8</w:t>
+      </w:r>
       <w:r>
         <w:rPr>
           <w:lang w:val="sw_KE" w:bidi="sw_KE"/>
         </w:rPr>
         <w:t xml:space="preserve">). Tabia yoyote inayofikia kuacha ndoa inavunja ahadi ya ndoa na inaangukia chini ya sheria katika </w:t>
       </w:r>
-      <w:hyperlink r:id="rId34">
-        <w:r>
-          <w:rPr>
-            <w:lang w:val="sw_KE" w:bidi="sw_KE"/>
-          </w:rPr>
-          <w:rPr>
-            <w:color w:val="0000EE"/>
-            <w:u w:val="single"/>
-          </w:rPr>
-          <w:t>1 Wakorintho 7:15</w:t>
-        </w:r>
-      </w:hyperlink>
+      <w:r>
+        <w:rPr>
+          <w:lang w:val="sw_KE" w:bidi="sw_KE"/>
+        </w:rPr>
+        <w:t>1 Wakorintho 7:15</w:t>
+      </w:r>
       <w:r>
         <w:rPr>
           <w:lang w:val="sw_KE" w:bidi="sw_KE"/>
@@ -905,18 +749,12 @@
         </w:rPr>
         <w:t>Katika kesi za uzinzi au kuachwa, mwenzi aliyeumizwa anaweza kutafuta talaka. Baada ya talaka, wanachukuliwa kuwa peke yao tena. Ikiwa wanandoa hawawezi kurejesha ndoa yao kupitia msamaha na kurudi pamoja, mwenzi aliyeumizwa yuko huru kutoka kwenye ndoa. Maandiko yanasema mtu aliye huru anaweza kuoa tena, lakini tu kwa Mkristo mwingine (</w:t>
       </w:r>
-      <w:hyperlink r:id="rId36">
-        <w:r>
-          <w:rPr>
-            <w:lang w:val="sw_KE" w:bidi="sw_KE"/>
-          </w:rPr>
-          <w:rPr>
-            <w:color w:val="0000EE"/>
-            <w:u w:val="single"/>
-          </w:rPr>
-          <w:t>1 Wakorintho 7:39</w:t>
-        </w:r>
-      </w:hyperlink>
+      <w:r>
+        <w:rPr>
+          <w:lang w:val="sw_KE" w:bidi="sw_KE"/>
+        </w:rPr>
+        <w:t>1 Wakorintho 7:39</w:t>
+      </w:r>
       <w:r>
         <w:rPr>
           <w:lang w:val="sw_KE" w:bidi="sw_KE"/>
@@ -937,54 +775,36 @@
         </w:rPr>
         <w:t>Iwapo mtu anapata ugumu kuwa peke yake, anapaswa kuoa (</w:t>
       </w:r>
-      <w:hyperlink r:id="rId37">
-        <w:r>
-          <w:rPr>
-            <w:lang w:val="sw_KE" w:bidi="sw_KE"/>
-          </w:rPr>
-          <w:rPr>
-            <w:color w:val="0000EE"/>
-            <w:u w:val="single"/>
-          </w:rPr>
-          <w:t>1 Wakorintho 7:9</w:t>
-        </w:r>
-      </w:hyperlink>
+      <w:r>
+        <w:rPr>
+          <w:lang w:val="sw_KE" w:bidi="sw_KE"/>
+        </w:rPr>
+        <w:t>1 Wakorintho 7:9</w:t>
+      </w:r>
       <w:r>
         <w:rPr>
           <w:lang w:val="sw_KE" w:bidi="sw_KE"/>
         </w:rPr>
         <w:t>). Hii inawahusu watu ambao wamekuwa peke yao kupitia talaka ya kibiblia inayofaa. Hata hivyo, Yesu alifundisha kwamba waumini hawapaswi kutaliki ili tu kuoa mtu mwingine (</w:t>
       </w:r>
-      <w:hyperlink r:id="rId38">
-        <w:r>
-          <w:rPr>
-            <w:lang w:val="sw_KE" w:bidi="sw_KE"/>
-          </w:rPr>
-          <w:rPr>
-            <w:color w:val="0000EE"/>
-            <w:u w:val="single"/>
-          </w:rPr>
-          <w:t>Marko 10:11–12</w:t>
-        </w:r>
-      </w:hyperlink>
+      <w:r>
+        <w:rPr>
+          <w:lang w:val="sw_KE" w:bidi="sw_KE"/>
+        </w:rPr>
+        <w:t>Marko 10:11–12</w:t>
+      </w:r>
       <w:r>
         <w:rPr>
           <w:lang w:val="sw_KE" w:bidi="sw_KE"/>
         </w:rPr>
         <w:t xml:space="preserve">; </w:t>
       </w:r>
-      <w:hyperlink r:id="rId39">
-        <w:r>
-          <w:rPr>
-            <w:lang w:val="sw_KE" w:bidi="sw_KE"/>
-          </w:rPr>
-          <w:rPr>
-            <w:color w:val="0000EE"/>
-            <w:u w:val="single"/>
-          </w:rPr>
-          <w:t>Luka 16:18</w:t>
-        </w:r>
-      </w:hyperlink>
+      <w:r>
+        <w:rPr>
+          <w:lang w:val="sw_KE" w:bidi="sw_KE"/>
+        </w:rPr>
+        <w:t>Luka 16:18</w:t>
+      </w:r>
       <w:r>
         <w:rPr>
           <w:lang w:val="sw_KE" w:bidi="sw_KE"/>
@@ -1122,18 +942,12 @@
         </w:rPr>
         <w:t>Yesu alizungumza maneno haya ya Kiaramu kama ilivyorekodiwa na Marko katika injili yake (</w:t>
       </w:r>
-      <w:hyperlink r:id="rId40">
-        <w:r>
-          <w:rPr>
-            <w:lang w:val="sw_KE" w:bidi="sw_KE"/>
-          </w:rPr>
-          <w:rPr>
-            <w:color w:val="0000EE"/>
-            <w:u w:val="single"/>
-          </w:rPr>
-          <w:t>Marko 5:41</w:t>
-        </w:r>
-      </w:hyperlink>
+      <w:r>
+        <w:rPr>
+          <w:lang w:val="sw_KE" w:bidi="sw_KE"/>
+        </w:rPr>
+        <w:t>Marko 5:41</w:t>
+      </w:r>
       <w:r>
         <w:rPr>
           <w:lang w:val="sw_KE" w:bidi="sw_KE"/>
@@ -1193,126 +1007,84 @@
         </w:rPr>
         <w:t>Kwenye injili yake, Marko anajumuisha baadhi ya misemo ya Kiaramu ambayo Yesu alizungumza (</w:t>
       </w:r>
-      <w:hyperlink r:id="rId41">
-        <w:r>
-          <w:rPr>
-            <w:lang w:val="sw_KE" w:bidi="sw_KE"/>
-          </w:rPr>
-          <w:rPr>
-            <w:color w:val="0000EE"/>
-            <w:u w:val="single"/>
-          </w:rPr>
-          <w:t>Marko 3:17</w:t>
-        </w:r>
-      </w:hyperlink>
+      <w:r>
+        <w:rPr>
+          <w:lang w:val="sw_KE" w:bidi="sw_KE"/>
+        </w:rPr>
+        <w:t>Marko 3:17</w:t>
+      </w:r>
       <w:r>
         <w:rPr>
           <w:lang w:val="sw_KE" w:bidi="sw_KE"/>
         </w:rPr>
         <w:t xml:space="preserve">; </w:t>
       </w:r>
-      <w:hyperlink r:id="rId40">
-        <w:r>
-          <w:rPr>
-            <w:lang w:val="sw_KE" w:bidi="sw_KE"/>
-          </w:rPr>
-          <w:rPr>
-            <w:color w:val="0000EE"/>
-            <w:u w:val="single"/>
-          </w:rPr>
-          <w:t>5:41</w:t>
-        </w:r>
-      </w:hyperlink>
+      <w:r>
+        <w:rPr>
+          <w:lang w:val="sw_KE" w:bidi="sw_KE"/>
+        </w:rPr>
+        <w:t>5:41</w:t>
+      </w:r>
       <w:r>
         <w:rPr>
           <w:lang w:val="sw_KE" w:bidi="sw_KE"/>
         </w:rPr>
         <w:t xml:space="preserve">; </w:t>
       </w:r>
-      <w:hyperlink r:id="rId42">
-        <w:r>
-          <w:rPr>
-            <w:lang w:val="sw_KE" w:bidi="sw_KE"/>
-          </w:rPr>
-          <w:rPr>
-            <w:color w:val="0000EE"/>
-            <w:u w:val="single"/>
-          </w:rPr>
-          <w:t>7:11, 34</w:t>
-        </w:r>
-      </w:hyperlink>
+      <w:r>
+        <w:rPr>
+          <w:lang w:val="sw_KE" w:bidi="sw_KE"/>
+        </w:rPr>
+        <w:t>7:11, 34</w:t>
+      </w:r>
       <w:r>
         <w:rPr>
           <w:lang w:val="sw_KE" w:bidi="sw_KE"/>
         </w:rPr>
         <w:t xml:space="preserve">; </w:t>
       </w:r>
-      <w:hyperlink r:id="rId43">
-        <w:r>
-          <w:rPr>
-            <w:lang w:val="sw_KE" w:bidi="sw_KE"/>
-          </w:rPr>
-          <w:rPr>
-            <w:color w:val="0000EE"/>
-            <w:u w:val="single"/>
-          </w:rPr>
-          <w:t>11:9–10</w:t>
-        </w:r>
-      </w:hyperlink>
+      <w:r>
+        <w:rPr>
+          <w:lang w:val="sw_KE" w:bidi="sw_KE"/>
+        </w:rPr>
+        <w:t>11:9–10</w:t>
+      </w:r>
       <w:r>
         <w:rPr>
           <w:lang w:val="sw_KE" w:bidi="sw_KE"/>
         </w:rPr>
         <w:t xml:space="preserve">; </w:t>
       </w:r>
-      <w:hyperlink r:id="rId44">
-        <w:r>
-          <w:rPr>
-            <w:lang w:val="sw_KE" w:bidi="sw_KE"/>
-          </w:rPr>
-          <w:rPr>
-            <w:color w:val="0000EE"/>
-            <w:u w:val="single"/>
-          </w:rPr>
-          <w:t>14:36</w:t>
-        </w:r>
-      </w:hyperlink>
+      <w:r>
+        <w:rPr>
+          <w:lang w:val="sw_KE" w:bidi="sw_KE"/>
+        </w:rPr>
+        <w:t>14:36</w:t>
+      </w:r>
       <w:r>
         <w:rPr>
           <w:lang w:val="sw_KE" w:bidi="sw_KE"/>
         </w:rPr>
         <w:t xml:space="preserve">; </w:t>
       </w:r>
-      <w:hyperlink r:id="rId45">
-        <w:r>
-          <w:rPr>
-            <w:lang w:val="sw_KE" w:bidi="sw_KE"/>
-          </w:rPr>
-          <w:rPr>
-            <w:color w:val="0000EE"/>
-            <w:u w:val="single"/>
-          </w:rPr>
-          <w:t>15:22, 34</w:t>
-        </w:r>
-      </w:hyperlink>
+      <w:r>
+        <w:rPr>
+          <w:lang w:val="sw_KE" w:bidi="sw_KE"/>
+        </w:rPr>
+        <w:t>15:22, 34</w:t>
+      </w:r>
       <w:r>
         <w:rPr>
           <w:lang w:val="sw_KE" w:bidi="sw_KE"/>
         </w:rPr>
         <w:t>). Mathayo anarekodi misemo miwili tu ya Kiaramu (</w:t>
       </w:r>
-      <w:hyperlink r:id="rId46">
-        <w:r>
-          <w:rPr>
-            <w:lang w:val="sw_KE" w:bidi="sw_KE"/>
-          </w:rPr>
-          <w:rPr>
-            <w:color w:val="0000EE"/>
-            <w:u w:val="single"/>
-          </w:rPr>
-          <w:t>Mathayo 27:33, 46</w:t>
-        </w:r>
-      </w:hyperlink>
+      <w:r>
+        <w:rPr>
+          <w:lang w:val="sw_KE" w:bidi="sw_KE"/>
+        </w:rPr>
+        <w:t>Mathayo 27:33, 46</w:t>
+      </w:r>
       <w:r>
         <w:rPr>
           <w:lang w:val="sw_KE" w:bidi="sw_KE"/>
@@ -1392,108 +1164,72 @@
         </w:rPr>
         <w:t>Kwenye Agano la Kale, maneno matatu tofauti ya Kiebrania yametafsiriwa kama "tamaa." Katika toleo moja la Amri Kumi (</w:t>
       </w:r>
-      <w:hyperlink r:id="rId47">
-        <w:r>
-          <w:rPr>
-            <w:lang w:val="sw_KE" w:bidi="sw_KE"/>
-          </w:rPr>
-          <w:rPr>
-            <w:color w:val="0000EE"/>
-            <w:u w:val="single"/>
-          </w:rPr>
-          <w:t>Kumbukumbu la Torati 5:21</w:t>
-        </w:r>
-      </w:hyperlink>
+      <w:r>
+        <w:rPr>
+          <w:lang w:val="sw_KE" w:bidi="sw_KE"/>
+        </w:rPr>
+        <w:t>Kumbukumbu la Torati 5:21</w:t>
+      </w:r>
       <w:r>
         <w:rPr>
           <w:lang w:val="sw_KE" w:bidi="sw_KE"/>
         </w:rPr>
         <w:t xml:space="preserve">), inasema, "Usitamani mke wa jirani yako." Neno hilo hilo la Kiebrania linapatikana katika </w:t>
       </w:r>
-      <w:hyperlink r:id="rId48">
-        <w:r>
-          <w:rPr>
-            <w:lang w:val="sw_KE" w:bidi="sw_KE"/>
-          </w:rPr>
-          <w:rPr>
-            <w:color w:val="0000EE"/>
-            <w:u w:val="single"/>
-          </w:rPr>
-          <w:t>Mithali 21:26</w:t>
-        </w:r>
-      </w:hyperlink>
+      <w:r>
+        <w:rPr>
+          <w:lang w:val="sw_KE" w:bidi="sw_KE"/>
+        </w:rPr>
+        <w:t>Mithali 21:26</w:t>
+      </w:r>
       <w:r>
         <w:rPr>
           <w:lang w:val="sw_KE" w:bidi="sw_KE"/>
         </w:rPr>
         <w:t>: “Anatamani zaidi siku nzima.” Neno jingine la Kiebrania linaashiria tamaa ya kupata kwa njia isiyo ya haki (</w:t>
       </w:r>
-      <w:hyperlink r:id="rId49">
-        <w:r>
-          <w:rPr>
-            <w:lang w:val="sw_KE" w:bidi="sw_KE"/>
-          </w:rPr>
-          <w:rPr>
-            <w:color w:val="0000EE"/>
-            <w:u w:val="single"/>
-          </w:rPr>
-          <w:t>Habakuki 2:9</w:t>
-        </w:r>
-      </w:hyperlink>
+      <w:r>
+        <w:rPr>
+          <w:lang w:val="sw_KE" w:bidi="sw_KE"/>
+        </w:rPr>
+        <w:t>Habakuki 2:9</w:t>
+      </w:r>
       <w:r>
         <w:rPr>
           <w:lang w:val="sw_KE" w:bidi="sw_KE"/>
         </w:rPr>
         <w:t>). Katika toleo la Kutoka la Amri Kumi, neno la tatu linatumika kwa kutamani mke wa jirani (</w:t>
       </w:r>
-      <w:hyperlink r:id="rId50">
-        <w:r>
-          <w:rPr>
-            <w:lang w:val="sw_KE" w:bidi="sw_KE"/>
-          </w:rPr>
-          <w:rPr>
-            <w:color w:val="0000EE"/>
-            <w:u w:val="single"/>
-          </w:rPr>
-          <w:t>Kutoka 20:17</w:t>
-        </w:r>
-      </w:hyperlink>
+      <w:r>
+        <w:rPr>
+          <w:lang w:val="sw_KE" w:bidi="sw_KE"/>
+        </w:rPr>
+        <w:t>Kutoka 20:17</w:t>
+      </w:r>
       <w:r>
         <w:rPr>
           <w:lang w:val="sw_KE" w:bidi="sw_KE"/>
         </w:rPr>
         <w:t>). Neno hili pia linatumika wakati Akani alitamani nyara za Ai (</w:t>
       </w:r>
-      <w:hyperlink r:id="rId51">
-        <w:r>
-          <w:rPr>
-            <w:lang w:val="sw_KE" w:bidi="sw_KE"/>
-          </w:rPr>
-          <w:rPr>
-            <w:color w:val="0000EE"/>
-            <w:u w:val="single"/>
-          </w:rPr>
-          <w:t>Yoshua 7:21</w:t>
-        </w:r>
-      </w:hyperlink>
+      <w:r>
+        <w:rPr>
+          <w:lang w:val="sw_KE" w:bidi="sw_KE"/>
+        </w:rPr>
+        <w:t>Yoshua 7:21</w:t>
+      </w:r>
       <w:r>
         <w:rPr>
           <w:lang w:val="sw_KE" w:bidi="sw_KE"/>
         </w:rPr>
         <w:t xml:space="preserve">; linganisha </w:t>
       </w:r>
-      <w:hyperlink r:id="rId52">
-        <w:r>
-          <w:rPr>
-            <w:lang w:val="sw_KE" w:bidi="sw_KE"/>
-          </w:rPr>
-          <w:rPr>
-            <w:color w:val="0000EE"/>
-            <w:u w:val="single"/>
-          </w:rPr>
-          <w:t>Mika 2:2</w:t>
-        </w:r>
-      </w:hyperlink>
+      <w:r>
+        <w:rPr>
+          <w:lang w:val="sw_KE" w:bidi="sw_KE"/>
+        </w:rPr>
+        <w:t>Mika 2:2</w:t>
+      </w:r>
       <w:r>
         <w:rPr>
           <w:lang w:val="sw_KE" w:bidi="sw_KE"/>
@@ -1525,54 +1261,36 @@
         </w:rPr>
         <w:t>Kwenye Agano Jipya, neno la Kigiriki linalomaanisha "tamaa isiyo ya kawaida ya kuwa na zaidi" linaelezea wazo hili. Mtume Paulo alijumuisha aina hii ya tamaa mbaya kati ya mitazamo ya kidunia ambayo Wakristo wanapaswa kuacha. Aliandika, “Uueni, basi, vipengele vya asili yenu ya kidunia: uasherati, uchafu, tamaa, tamaa mbaya, na ulafi, ambao ni ibada ya sanamu” (</w:t>
       </w:r>
-      <w:hyperlink r:id="rId53">
-        <w:r>
-          <w:rPr>
-            <w:lang w:val="sw_KE" w:bidi="sw_KE"/>
-          </w:rPr>
-          <w:rPr>
-            <w:color w:val="0000EE"/>
-            <w:u w:val="single"/>
-          </w:rPr>
-          <w:t>Wakolosai 3:5</w:t>
-        </w:r>
-      </w:hyperlink>
+      <w:r>
+        <w:rPr>
+          <w:lang w:val="sw_KE" w:bidi="sw_KE"/>
+        </w:rPr>
+        <w:t>Wakolosai 3:5</w:t>
+      </w:r>
       <w:r>
         <w:rPr>
           <w:lang w:val="sw_KE" w:bidi="sw_KE"/>
         </w:rPr>
         <w:t xml:space="preserve">; linganisha </w:t>
       </w:r>
-      <w:hyperlink r:id="rId54">
-        <w:r>
-          <w:rPr>
-            <w:lang w:val="sw_KE" w:bidi="sw_KE"/>
-          </w:rPr>
-          <w:rPr>
-            <w:color w:val="0000EE"/>
-            <w:u w:val="single"/>
-          </w:rPr>
-          <w:t>Waefeso 5:3</w:t>
-        </w:r>
-      </w:hyperlink>
+      <w:r>
+        <w:rPr>
+          <w:lang w:val="sw_KE" w:bidi="sw_KE"/>
+        </w:rPr>
+        <w:t>Waefeso 5:3</w:t>
+      </w:r>
       <w:r>
         <w:rPr>
           <w:lang w:val="sw_KE" w:bidi="sw_KE"/>
         </w:rPr>
         <w:t xml:space="preserve">; </w:t>
       </w:r>
-      <w:hyperlink r:id="rId55">
-        <w:r>
-          <w:rPr>
-            <w:lang w:val="sw_KE" w:bidi="sw_KE"/>
-          </w:rPr>
-          <w:rPr>
-            <w:color w:val="0000EE"/>
-            <w:u w:val="single"/>
-          </w:rPr>
-          <w:t>1 Wakorintho 6:10</w:t>
-        </w:r>
-      </w:hyperlink>
+      <w:r>
+        <w:rPr>
+          <w:lang w:val="sw_KE" w:bidi="sw_KE"/>
+        </w:rPr>
+        <w:t>1 Wakorintho 6:10</w:t>
+      </w:r>
       <w:r>
         <w:rPr>
           <w:lang w:val="sw_KE" w:bidi="sw_KE"/>
@@ -1593,162 +1311,108 @@
         </w:rPr>
         <w:t>Shauku inaonyeshwa kama dhambi kubwa inayoweza kusababisha dhambi nyingine nyingi. Upendo wa pesa ni mzizi wa aina zote za uovu (</w:t>
       </w:r>
-      <w:hyperlink r:id="rId56">
-        <w:r>
-          <w:rPr>
-            <w:lang w:val="sw_KE" w:bidi="sw_KE"/>
-          </w:rPr>
-          <w:rPr>
-            <w:color w:val="0000EE"/>
-            <w:u w:val="single"/>
-          </w:rPr>
-          <w:t>1 Timotheo 6:9–10</w:t>
-        </w:r>
-      </w:hyperlink>
+      <w:r>
+        <w:rPr>
+          <w:lang w:val="sw_KE" w:bidi="sw_KE"/>
+        </w:rPr>
+        <w:t>1 Timotheo 6:9–10</w:t>
+      </w:r>
       <w:r>
         <w:rPr>
           <w:lang w:val="sw_KE" w:bidi="sw_KE"/>
         </w:rPr>
         <w:t xml:space="preserve">; linganisha </w:t>
       </w:r>
-      <w:hyperlink r:id="rId57">
-        <w:r>
-          <w:rPr>
-            <w:lang w:val="sw_KE" w:bidi="sw_KE"/>
-          </w:rPr>
-          <w:rPr>
-            <w:color w:val="0000EE"/>
-            <w:u w:val="single"/>
-          </w:rPr>
-          <w:t>Mithali 15:27</w:t>
-        </w:r>
-      </w:hyperlink>
+      <w:r>
+        <w:rPr>
+          <w:lang w:val="sw_KE" w:bidi="sw_KE"/>
+        </w:rPr>
+        <w:t>Mithali 15:27</w:t>
+      </w:r>
       <w:r>
         <w:rPr>
           <w:lang w:val="sw_KE" w:bidi="sw_KE"/>
         </w:rPr>
         <w:t>). Shauku ilikuwa dhambi ya Anania na Safira (</w:t>
       </w:r>
-      <w:hyperlink r:id="rId58">
-        <w:r>
-          <w:rPr>
-            <w:lang w:val="sw_KE" w:bidi="sw_KE"/>
-          </w:rPr>
-          <w:rPr>
-            <w:color w:val="0000EE"/>
-            <w:u w:val="single"/>
-          </w:rPr>
-          <w:t>Matendo 5:1–3</w:t>
-        </w:r>
-      </w:hyperlink>
+      <w:r>
+        <w:rPr>
+          <w:lang w:val="sw_KE" w:bidi="sw_KE"/>
+        </w:rPr>
+        <w:t>Matendo 5:1–3</w:t>
+      </w:r>
       <w:r>
         <w:rPr>
           <w:lang w:val="sw_KE" w:bidi="sw_KE"/>
         </w:rPr>
         <w:t xml:space="preserve">; linganisha </w:t>
       </w:r>
-      <w:hyperlink r:id="rId59">
-        <w:r>
-          <w:rPr>
-            <w:lang w:val="sw_KE" w:bidi="sw_KE"/>
-          </w:rPr>
-          <w:rPr>
-            <w:color w:val="0000EE"/>
-            <w:u w:val="single"/>
-          </w:rPr>
-          <w:t>1 Samweli 15:9, 19</w:t>
-        </w:r>
-      </w:hyperlink>
+      <w:r>
+        <w:rPr>
+          <w:lang w:val="sw_KE" w:bidi="sw_KE"/>
+        </w:rPr>
+        <w:t>1 Samweli 15:9, 19</w:t>
+      </w:r>
       <w:r>
         <w:rPr>
           <w:lang w:val="sw_KE" w:bidi="sw_KE"/>
         </w:rPr>
         <w:t xml:space="preserve">; </w:t>
       </w:r>
-      <w:hyperlink r:id="rId60">
-        <w:r>
-          <w:rPr>
-            <w:lang w:val="sw_KE" w:bidi="sw_KE"/>
-          </w:rPr>
-          <w:rPr>
-            <w:color w:val="0000EE"/>
-            <w:u w:val="single"/>
-          </w:rPr>
-          <w:t>Mathayo 26:14–15</w:t>
-        </w:r>
-      </w:hyperlink>
+      <w:r>
+        <w:rPr>
+          <w:lang w:val="sw_KE" w:bidi="sw_KE"/>
+        </w:rPr>
+        <w:t>Mathayo 26:14–15</w:t>
+      </w:r>
       <w:r>
         <w:rPr>
           <w:lang w:val="sw_KE" w:bidi="sw_KE"/>
         </w:rPr>
         <w:t xml:space="preserve">; </w:t>
       </w:r>
-      <w:hyperlink r:id="rId61">
-        <w:r>
-          <w:rPr>
-            <w:lang w:val="sw_KE" w:bidi="sw_KE"/>
-          </w:rPr>
-          <w:rPr>
-            <w:color w:val="0000EE"/>
-            <w:u w:val="single"/>
-          </w:rPr>
-          <w:t>2 Petro 2:15</w:t>
-        </w:r>
-      </w:hyperlink>
+      <w:r>
+        <w:rPr>
+          <w:lang w:val="sw_KE" w:bidi="sw_KE"/>
+        </w:rPr>
+        <w:t>2 Petro 2:15</w:t>
+      </w:r>
       <w:r>
         <w:rPr>
           <w:lang w:val="sw_KE" w:bidi="sw_KE"/>
         </w:rPr>
         <w:t xml:space="preserve">; </w:t>
       </w:r>
-      <w:hyperlink r:id="rId62">
-        <w:r>
-          <w:rPr>
-            <w:lang w:val="sw_KE" w:bidi="sw_KE"/>
-          </w:rPr>
-          <w:rPr>
-            <w:color w:val="0000EE"/>
-            <w:u w:val="single"/>
-          </w:rPr>
-          <w:t>Yuda 1:11</w:t>
-        </w:r>
-      </w:hyperlink>
+      <w:r>
+        <w:rPr>
+          <w:lang w:val="sw_KE" w:bidi="sw_KE"/>
+        </w:rPr>
+        <w:t>Yuda 1:11</w:t>
+      </w:r>
       <w:r>
         <w:rPr>
           <w:lang w:val="sw_KE" w:bidi="sw_KE"/>
         </w:rPr>
         <w:t>). Yesu alionya, “Jihadharini! Jilindeni dhidi ya kila aina ya ulafi, kwa kuwa maisha ya mtu hayategemei wingi wa mali zake” (</w:t>
       </w:r>
-      <w:hyperlink r:id="rId63">
-        <w:r>
-          <w:rPr>
-            <w:lang w:val="sw_KE" w:bidi="sw_KE"/>
-          </w:rPr>
-          <w:rPr>
-            <w:color w:val="0000EE"/>
-            <w:u w:val="single"/>
-          </w:rPr>
-          <w:t>Luka 12:15</w:t>
-        </w:r>
-      </w:hyperlink>
+      <w:r>
+        <w:rPr>
+          <w:lang w:val="sw_KE" w:bidi="sw_KE"/>
+        </w:rPr>
+        <w:t>Luka 12:15</w:t>
+      </w:r>
       <w:r>
         <w:rPr>
           <w:lang w:val="sw_KE" w:bidi="sw_KE"/>
         </w:rPr>
         <w:t>). Neno lingine la Kigiriki lililotafsiriwa kama “tamaa” katika Tafsiri ya Mfalme Yakobo linaweza kutafsiriwa vyema zaidi kama “kutamani kwa dhati” kwa maana nzuri (</w:t>
       </w:r>
-      <w:hyperlink r:id="rId64">
-        <w:r>
-          <w:rPr>
-            <w:lang w:val="sw_KE" w:bidi="sw_KE"/>
-          </w:rPr>
-          <w:rPr>
-            <w:color w:val="0000EE"/>
-            <w:u w:val="single"/>
-          </w:rPr>
-          <w:t>1 Wakorintho 14:39</w:t>
-        </w:r>
-      </w:hyperlink>
+      <w:r>
+        <w:rPr>
+          <w:lang w:val="sw_KE" w:bidi="sw_KE"/>
+        </w:rPr>
+        <w:t>1 Wakorintho 14:39</w:t>
+      </w:r>
       <w:r>
         <w:rPr>
           <w:lang w:val="sw_KE" w:bidi="sw_KE"/>
@@ -1787,18 +1451,12 @@
         </w:rPr>
         <w:t>Chakula (</w:t>
       </w:r>
-      <w:hyperlink r:id="rId65">
-        <w:r>
-          <w:rPr>
-            <w:lang w:val="sw_KE" w:bidi="sw_KE"/>
-          </w:rPr>
-          <w:rPr>
-            <w:color w:val="0000EE"/>
-            <w:u w:val="single"/>
-          </w:rPr>
-          <w:t>Luka 15:16</w:t>
-        </w:r>
-      </w:hyperlink>
+      <w:r>
+        <w:rPr>
+          <w:lang w:val="sw_KE" w:bidi="sw_KE"/>
+        </w:rPr>
+        <w:t>Luka 15:16</w:t>
+      </w:r>
       <w:r>
         <w:rPr>
           <w:lang w:val="sw_KE" w:bidi="sw_KE"/>
@@ -1823,36 +1481,24 @@
         </w:rPr>
         <w:t>Siri za kiungu (</w:t>
       </w:r>
-      <w:hyperlink r:id="rId66">
-        <w:r>
-          <w:rPr>
-            <w:lang w:val="sw_KE" w:bidi="sw_KE"/>
-          </w:rPr>
-          <w:rPr>
-            <w:color w:val="0000EE"/>
-            <w:u w:val="single"/>
-          </w:rPr>
-          <w:t>Mathayo 13:17</w:t>
-        </w:r>
-      </w:hyperlink>
+      <w:r>
+        <w:rPr>
+          <w:lang w:val="sw_KE" w:bidi="sw_KE"/>
+        </w:rPr>
+        <w:t>Mathayo 13:17</w:t>
+      </w:r>
       <w:r>
         <w:rPr>
           <w:lang w:val="sw_KE" w:bidi="sw_KE"/>
         </w:rPr>
         <w:t xml:space="preserve">; </w:t>
       </w:r>
-      <w:hyperlink r:id="rId67">
-        <w:r>
-          <w:rPr>
-            <w:lang w:val="sw_KE" w:bidi="sw_KE"/>
-          </w:rPr>
-          <w:rPr>
-            <w:color w:val="0000EE"/>
-            <w:u w:val="single"/>
-          </w:rPr>
-          <w:t>1 Petro 1:12</w:t>
-        </w:r>
-      </w:hyperlink>
+      <w:r>
+        <w:rPr>
+          <w:lang w:val="sw_KE" w:bidi="sw_KE"/>
+        </w:rPr>
+        <w:t>1 Petro 1:12</w:t>
+      </w:r>
       <w:r>
         <w:rPr>
           <w:lang w:val="sw_KE" w:bidi="sw_KE"/>
@@ -1877,36 +1523,24 @@
         </w:rPr>
         <w:t>Kitu kizuri (</w:t>
       </w:r>
-      <w:hyperlink r:id="rId68">
-        <w:r>
-          <w:rPr>
-            <w:lang w:val="sw_KE" w:bidi="sw_KE"/>
-          </w:rPr>
-          <w:rPr>
-            <w:color w:val="0000EE"/>
-            <w:u w:val="single"/>
-          </w:rPr>
-          <w:t>Wafilipi 1:23</w:t>
-        </w:r>
-      </w:hyperlink>
+      <w:r>
+        <w:rPr>
+          <w:lang w:val="sw_KE" w:bidi="sw_KE"/>
+        </w:rPr>
+        <w:t>Wafilipi 1:23</w:t>
+      </w:r>
       <w:r>
         <w:rPr>
           <w:lang w:val="sw_KE" w:bidi="sw_KE"/>
         </w:rPr>
         <w:t xml:space="preserve">; </w:t>
       </w:r>
-      <w:hyperlink r:id="rId69">
-        <w:r>
-          <w:rPr>
-            <w:lang w:val="sw_KE" w:bidi="sw_KE"/>
-          </w:rPr>
-          <w:rPr>
-            <w:color w:val="0000EE"/>
-            <w:u w:val="single"/>
-          </w:rPr>
-          <w:t>Waebrania 6:11</w:t>
-        </w:r>
-      </w:hyperlink>
+      <w:r>
+        <w:rPr>
+          <w:lang w:val="sw_KE" w:bidi="sw_KE"/>
+        </w:rPr>
+        <w:t>Waebrania 6:11</w:t>
+      </w:r>
       <w:r>
         <w:rPr>
           <w:lang w:val="sw_KE" w:bidi="sw_KE"/>
@@ -1931,54 +1565,36 @@
         </w:rPr>
         <w:t>Kitu kibaya (</w:t>
       </w:r>
-      <w:hyperlink r:id="rId70">
-        <w:r>
-          <w:rPr>
-            <w:lang w:val="sw_KE" w:bidi="sw_KE"/>
-          </w:rPr>
-          <w:rPr>
-            <w:color w:val="0000EE"/>
-            <w:u w:val="single"/>
-          </w:rPr>
-          <w:t>Mathayo 5:28</w:t>
-        </w:r>
-      </w:hyperlink>
+      <w:r>
+        <w:rPr>
+          <w:lang w:val="sw_KE" w:bidi="sw_KE"/>
+        </w:rPr>
+        <w:t>Mathayo 5:28</w:t>
+      </w:r>
       <w:r>
         <w:rPr>
           <w:lang w:val="sw_KE" w:bidi="sw_KE"/>
         </w:rPr>
         <w:t xml:space="preserve">; </w:t>
       </w:r>
-      <w:hyperlink r:id="rId71">
-        <w:r>
-          <w:rPr>
-            <w:lang w:val="sw_KE" w:bidi="sw_KE"/>
-          </w:rPr>
-          <w:rPr>
-            <w:color w:val="0000EE"/>
-            <w:u w:val="single"/>
-          </w:rPr>
-          <w:t>1 Wathesalonike 4:5</w:t>
-        </w:r>
-      </w:hyperlink>
+      <w:r>
+        <w:rPr>
+          <w:lang w:val="sw_KE" w:bidi="sw_KE"/>
+        </w:rPr>
+        <w:t>1 Wathesalonike 4:5</w:t>
+      </w:r>
       <w:r>
         <w:rPr>
           <w:lang w:val="sw_KE" w:bidi="sw_KE"/>
         </w:rPr>
         <w:t xml:space="preserve">; </w:t>
       </w:r>
-      <w:hyperlink r:id="rId72">
-        <w:r>
-          <w:rPr>
-            <w:lang w:val="sw_KE" w:bidi="sw_KE"/>
-          </w:rPr>
-          <w:rPr>
-            <w:color w:val="0000EE"/>
-            <w:u w:val="single"/>
-          </w:rPr>
-          <w:t>1 Yohana 2:17</w:t>
-        </w:r>
-      </w:hyperlink>
+      <w:r>
+        <w:rPr>
+          <w:lang w:val="sw_KE" w:bidi="sw_KE"/>
+        </w:rPr>
+        <w:t>1 Yohana 2:17</w:t>
+      </w:r>
       <w:r>
         <w:rPr>
           <w:lang w:val="sw_KE" w:bidi="sw_KE"/>
@@ -1999,108 +1615,72 @@
         </w:rPr>
         <w:t>Aina ya nomino ya neno hili kwa ujumla inaonyesha mtazamo wa kutotii sheria ya Mungu, ambapo tamaa inaongoza kwa msukumo mbaya unaosababisha dhambi (</w:t>
       </w:r>
-      <w:hyperlink r:id="rId73">
-        <w:r>
-          <w:rPr>
-            <w:lang w:val="sw_KE" w:bidi="sw_KE"/>
-          </w:rPr>
-          <w:rPr>
-            <w:color w:val="0000EE"/>
-            <w:u w:val="single"/>
-          </w:rPr>
-          <w:t>Yohana 8:44</w:t>
-        </w:r>
-      </w:hyperlink>
+      <w:r>
+        <w:rPr>
+          <w:lang w:val="sw_KE" w:bidi="sw_KE"/>
+        </w:rPr>
+        <w:t>Yohana 8:44</w:t>
+      </w:r>
       <w:r>
         <w:rPr>
           <w:lang w:val="sw_KE" w:bidi="sw_KE"/>
         </w:rPr>
         <w:t xml:space="preserve">; </w:t>
       </w:r>
-      <w:hyperlink r:id="rId74">
-        <w:r>
-          <w:rPr>
-            <w:lang w:val="sw_KE" w:bidi="sw_KE"/>
-          </w:rPr>
-          <w:rPr>
-            <w:color w:val="0000EE"/>
-            <w:u w:val="single"/>
-          </w:rPr>
-          <w:t>Warumi 1:24</w:t>
-        </w:r>
-      </w:hyperlink>
+      <w:r>
+        <w:rPr>
+          <w:lang w:val="sw_KE" w:bidi="sw_KE"/>
+        </w:rPr>
+        <w:t>Warumi 1:24</w:t>
+      </w:r>
       <w:r>
         <w:rPr>
           <w:lang w:val="sw_KE" w:bidi="sw_KE"/>
         </w:rPr>
         <w:t xml:space="preserve">; </w:t>
       </w:r>
-      <w:hyperlink r:id="rId75">
-        <w:r>
-          <w:rPr>
-            <w:lang w:val="sw_KE" w:bidi="sw_KE"/>
-          </w:rPr>
-          <w:rPr>
-            <w:color w:val="0000EE"/>
-            <w:u w:val="single"/>
-          </w:rPr>
-          <w:t>6:12</w:t>
-        </w:r>
-      </w:hyperlink>
+      <w:r>
+        <w:rPr>
+          <w:lang w:val="sw_KE" w:bidi="sw_KE"/>
+        </w:rPr>
+        <w:t>6:12</w:t>
+      </w:r>
       <w:r>
         <w:rPr>
           <w:lang w:val="sw_KE" w:bidi="sw_KE"/>
         </w:rPr>
         <w:t xml:space="preserve">; </w:t>
       </w:r>
-      <w:hyperlink r:id="rId76">
-        <w:r>
-          <w:rPr>
-            <w:lang w:val="sw_KE" w:bidi="sw_KE"/>
-          </w:rPr>
-          <w:rPr>
-            <w:color w:val="0000EE"/>
-            <w:u w:val="single"/>
-          </w:rPr>
-          <w:t>7:7–8</w:t>
-        </w:r>
-      </w:hyperlink>
+      <w:r>
+        <w:rPr>
+          <w:lang w:val="sw_KE" w:bidi="sw_KE"/>
+        </w:rPr>
+        <w:t>7:7–8</w:t>
+      </w:r>
       <w:r>
         <w:rPr>
           <w:lang w:val="sw_KE" w:bidi="sw_KE"/>
         </w:rPr>
         <w:t xml:space="preserve">; </w:t>
       </w:r>
-      <w:hyperlink r:id="rId77">
-        <w:r>
-          <w:rPr>
-            <w:lang w:val="sw_KE" w:bidi="sw_KE"/>
-          </w:rPr>
-          <w:rPr>
-            <w:color w:val="0000EE"/>
-            <w:u w:val="single"/>
-          </w:rPr>
-          <w:t>13:14</w:t>
-        </w:r>
-      </w:hyperlink>
+      <w:r>
+        <w:rPr>
+          <w:lang w:val="sw_KE" w:bidi="sw_KE"/>
+        </w:rPr>
+        <w:t>13:14</w:t>
+      </w:r>
       <w:r>
         <w:rPr>
           <w:lang w:val="sw_KE" w:bidi="sw_KE"/>
         </w:rPr>
         <w:t xml:space="preserve">; </w:t>
       </w:r>
-      <w:hyperlink r:id="rId78">
-        <w:r>
-          <w:rPr>
-            <w:lang w:val="sw_KE" w:bidi="sw_KE"/>
-          </w:rPr>
-          <w:rPr>
-            <w:color w:val="0000EE"/>
-            <w:u w:val="single"/>
-          </w:rPr>
-          <w:t>Wagalatia 5:16, 26</w:t>
-        </w:r>
-      </w:hyperlink>
+      <w:r>
+        <w:rPr>
+          <w:lang w:val="sw_KE" w:bidi="sw_KE"/>
+        </w:rPr>
+        <w:t>Wagalatia 5:16, 26</w:t>
+      </w:r>
       <w:r>
         <w:rPr>
           <w:lang w:val="sw_KE" w:bidi="sw_KE"/>
@@ -2188,36 +1768,24 @@
         </w:rPr>
         <w:t xml:space="preserve">Tafsiri ya toleo la King James ya "aliyesumbuliwa na damu" au "kutokwa na damu" katika </w:t>
       </w:r>
-      <w:hyperlink r:id="rId79">
-        <w:r>
-          <w:rPr>
-            <w:lang w:val="sw_KE" w:bidi="sw_KE"/>
-          </w:rPr>
-          <w:rPr>
-            <w:color w:val="0000EE"/>
-            <w:u w:val="single"/>
-          </w:rPr>
-          <w:t>Mathayo 9:20</w:t>
-        </w:r>
-      </w:hyperlink>
+      <w:r>
+        <w:rPr>
+          <w:lang w:val="sw_KE" w:bidi="sw_KE"/>
+        </w:rPr>
+        <w:t>Mathayo 9:20</w:t>
+      </w:r>
       <w:r>
         <w:rPr>
           <w:lang w:val="sw_KE" w:bidi="sw_KE"/>
         </w:rPr>
         <w:t xml:space="preserve"> na </w:t>
       </w:r>
-      <w:hyperlink r:id="rId80">
-        <w:r>
-          <w:rPr>
-            <w:lang w:val="sw_KE" w:bidi="sw_KE"/>
-          </w:rPr>
-          <w:rPr>
-            <w:color w:val="0000EE"/>
-            <w:u w:val="single"/>
-          </w:rPr>
-          <w:t>Marko 5:25</w:t>
-        </w:r>
-      </w:hyperlink>
+      <w:r>
+        <w:rPr>
+          <w:lang w:val="sw_KE" w:bidi="sw_KE"/>
+        </w:rPr>
+        <w:t>Marko 5:25</w:t>
+      </w:r>
       <w:r>
         <w:rPr>
           <w:lang w:val="sw_KE" w:bidi="sw_KE"/>
@@ -2297,54 +1865,36 @@
         </w:rPr>
         <w:t>Baba wa Abramu (Abrahamu), Nahori, na Harani ni Tera (</w:t>
       </w:r>
-      <w:hyperlink r:id="rId81">
-        <w:r>
-          <w:rPr>
-            <w:lang w:val="sw_KE" w:bidi="sw_KE"/>
-          </w:rPr>
-          <w:rPr>
-            <w:color w:val="0000EE"/>
-            <w:u w:val="single"/>
-          </w:rPr>
-          <w:t>Mwanzo 11:26</w:t>
-        </w:r>
-      </w:hyperlink>
+      <w:r>
+        <w:rPr>
+          <w:lang w:val="sw_KE" w:bidi="sw_KE"/>
+        </w:rPr>
+        <w:t>Mwanzo 11:26</w:t>
+      </w:r>
       <w:r>
         <w:rPr>
           <w:lang w:val="sw_KE" w:bidi="sw_KE"/>
         </w:rPr>
         <w:t xml:space="preserve">; </w:t>
       </w:r>
-      <w:hyperlink r:id="rId82">
-        <w:r>
-          <w:rPr>
-            <w:lang w:val="sw_KE" w:bidi="sw_KE"/>
-          </w:rPr>
-          <w:rPr>
-            <w:color w:val="0000EE"/>
-            <w:u w:val="single"/>
-          </w:rPr>
-          <w:t>1 Mambo ya Nyakati 1:26</w:t>
-        </w:r>
-      </w:hyperlink>
+      <w:r>
+        <w:rPr>
+          <w:lang w:val="sw_KE" w:bidi="sw_KE"/>
+        </w:rPr>
+        <w:t>1 Mambo ya Nyakati 1:26</w:t>
+      </w:r>
       <w:r>
         <w:rPr>
           <w:lang w:val="sw_KE" w:bidi="sw_KE"/>
         </w:rPr>
         <w:t xml:space="preserve">; </w:t>
       </w:r>
-      <w:hyperlink r:id="rId83">
-        <w:r>
-          <w:rPr>
-            <w:lang w:val="sw_KE" w:bidi="sw_KE"/>
-          </w:rPr>
-          <w:rPr>
-            <w:color w:val="0000EE"/>
-            <w:u w:val="single"/>
-          </w:rPr>
-          <w:t>Luka 3:34</w:t>
-        </w:r>
-      </w:hyperlink>
+      <w:r>
+        <w:rPr>
+          <w:lang w:val="sw_KE" w:bidi="sw_KE"/>
+        </w:rPr>
+        <w:t>Luka 3:34</w:t>
+      </w:r>
       <w:r>
         <w:rPr>
           <w:lang w:val="sw_KE" w:bidi="sw_KE"/>
@@ -2365,54 +1915,36 @@
         </w:rPr>
         <w:t>Abramu ametajwa kwanza kati ya wana wa Tera, lakini huenda hakuwa mkubwa zaidi. Baada ya Tera kuishi miaka 70, alizaa Abramu, Nahori, na Harani (</w:t>
       </w:r>
-      <w:hyperlink r:id="rId81">
-        <w:r>
-          <w:rPr>
-            <w:lang w:val="sw_KE" w:bidi="sw_KE"/>
-          </w:rPr>
-          <w:rPr>
-            <w:color w:val="0000EE"/>
-            <w:u w:val="single"/>
-          </w:rPr>
-          <w:t>Mwanzo 11:26</w:t>
-        </w:r>
-      </w:hyperlink>
+      <w:r>
+        <w:rPr>
+          <w:lang w:val="sw_KE" w:bidi="sw_KE"/>
+        </w:rPr>
+        <w:t>Mwanzo 11:26</w:t>
+      </w:r>
       <w:r>
         <w:rPr>
           <w:lang w:val="sw_KE" w:bidi="sw_KE"/>
         </w:rPr>
         <w:t>). Agano Jipya linaeleza kwamba Abramu aliondoka Harani baada ya kifo cha baba yake alipokuwa na umri wa miaka 75 (</w:t>
       </w:r>
-      <w:hyperlink r:id="rId84">
-        <w:r>
-          <w:rPr>
-            <w:lang w:val="sw_KE" w:bidi="sw_KE"/>
-          </w:rPr>
-          <w:rPr>
-            <w:color w:val="0000EE"/>
-            <w:u w:val="single"/>
-          </w:rPr>
-          <w:t>Mwanzo 12:4</w:t>
-        </w:r>
-      </w:hyperlink>
+      <w:r>
+        <w:rPr>
+          <w:lang w:val="sw_KE" w:bidi="sw_KE"/>
+        </w:rPr>
+        <w:t>Mwanzo 12:4</w:t>
+      </w:r>
       <w:r>
         <w:rPr>
           <w:lang w:val="sw_KE" w:bidi="sw_KE"/>
         </w:rPr>
         <w:t xml:space="preserve">; </w:t>
       </w:r>
-      <w:hyperlink r:id="rId85">
-        <w:r>
-          <w:rPr>
-            <w:lang w:val="sw_KE" w:bidi="sw_KE"/>
-          </w:rPr>
-          <w:rPr>
-            <w:color w:val="0000EE"/>
-            <w:u w:val="single"/>
-          </w:rPr>
-          <w:t>Matendo 7:4</w:t>
-        </w:r>
-      </w:hyperlink>
+      <w:r>
+        <w:rPr>
+          <w:lang w:val="sw_KE" w:bidi="sw_KE"/>
+        </w:rPr>
+        <w:t>Matendo 7:4</w:t>
+      </w:r>
       <w:r>
         <w:rPr>
           <w:lang w:val="sw_KE" w:bidi="sw_KE"/>
@@ -2433,54 +1965,36 @@
         </w:rPr>
         <w:t>Tera alikufa akiwa na umri wa miaka 205 (</w:t>
       </w:r>
-      <w:hyperlink r:id="rId86">
-        <w:r>
-          <w:rPr>
-            <w:lang w:val="sw_KE" w:bidi="sw_KE"/>
-          </w:rPr>
-          <w:rPr>
-            <w:color w:val="0000EE"/>
-            <w:u w:val="single"/>
-          </w:rPr>
-          <w:t>Mwanzo 11:32</w:t>
-        </w:r>
-      </w:hyperlink>
+      <w:r>
+        <w:rPr>
+          <w:lang w:val="sw_KE" w:bidi="sw_KE"/>
+        </w:rPr>
+        <w:t>Mwanzo 11:32</w:t>
+      </w:r>
       <w:r>
         <w:rPr>
           <w:lang w:val="sw_KE" w:bidi="sw_KE"/>
         </w:rPr>
         <w:t>). Hii inapendekeza kwamba Tera alikuwa na angalau miaka 130 wakati Abramu alizaliwa. Tera alianza safari kwenda Kanaani, ingawa hakufanikiwa kwenda zaidi ya Harani (</w:t>
       </w:r>
-      <w:hyperlink r:id="rId87">
-        <w:r>
-          <w:rPr>
-            <w:lang w:val="sw_KE" w:bidi="sw_KE"/>
-          </w:rPr>
-          <w:rPr>
-            <w:color w:val="0000EE"/>
-            <w:u w:val="single"/>
-          </w:rPr>
-          <w:t>Mwanzo 11:31–32</w:t>
-        </w:r>
-      </w:hyperlink>
+      <w:r>
+        <w:rPr>
+          <w:lang w:val="sw_KE" w:bidi="sw_KE"/>
+        </w:rPr>
+        <w:t>Mwanzo 11:31–32</w:t>
+      </w:r>
       <w:r>
         <w:rPr>
           <w:lang w:val="sw_KE" w:bidi="sw_KE"/>
         </w:rPr>
         <w:t>). Abramu aliagizwa huko kuacha familia yake na kuendelea na safari kwenda Kanaani (</w:t>
       </w:r>
-      <w:hyperlink r:id="rId88">
-        <w:r>
-          <w:rPr>
-            <w:lang w:val="sw_KE" w:bidi="sw_KE"/>
-          </w:rPr>
-          <w:rPr>
-            <w:color w:val="0000EE"/>
-            <w:u w:val="single"/>
-          </w:rPr>
-          <w:t>Mwanzo 12:1</w:t>
-        </w:r>
-      </w:hyperlink>
+      <w:r>
+        <w:rPr>
+          <w:lang w:val="sw_KE" w:bidi="sw_KE"/>
+        </w:rPr>
+        <w:t>Mwanzo 12:1</w:t>
+      </w:r>
       <w:r>
         <w:rPr>
           <w:lang w:val="sw_KE" w:bidi="sw_KE"/>
@@ -2596,126 +2110,84 @@
         </w:rPr>
         <w:t>Tetrarki watatu wanatajwa katika Biblia. Luka anaripoti kwamba Herode Antipa alikuwa tetrarki wa Galilaya. Pia anamtambua Filipo kama tetrarki wa Iturea na Trakoniti, na Lisania kama tetrarki wa Abilene (</w:t>
       </w:r>
-      <w:hyperlink r:id="rId89">
-        <w:r>
-          <w:rPr>
-            <w:lang w:val="sw_KE" w:bidi="sw_KE"/>
-          </w:rPr>
-          <w:rPr>
-            <w:color w:val="0000EE"/>
-            <w:u w:val="single"/>
-          </w:rPr>
-          <w:t>Luka 3:1</w:t>
-        </w:r>
-      </w:hyperlink>
+      <w:r>
+        <w:rPr>
+          <w:lang w:val="sw_KE" w:bidi="sw_KE"/>
+        </w:rPr>
+        <w:t>Luka 3:1</w:t>
+      </w:r>
       <w:r>
         <w:rPr>
           <w:lang w:val="sw_KE" w:bidi="sw_KE"/>
         </w:rPr>
         <w:t>). Tetrarki pekee anayetajwa kwingineko katika Biblia ni Herode (</w:t>
       </w:r>
-      <w:hyperlink r:id="rId90">
-        <w:r>
-          <w:rPr>
-            <w:lang w:val="sw_KE" w:bidi="sw_KE"/>
-          </w:rPr>
-          <w:rPr>
-            <w:color w:val="0000EE"/>
-            <w:u w:val="single"/>
-          </w:rPr>
-          <w:t>Mathayo 14:1</w:t>
-        </w:r>
-      </w:hyperlink>
+      <w:r>
+        <w:rPr>
+          <w:lang w:val="sw_KE" w:bidi="sw_KE"/>
+        </w:rPr>
+        <w:t>Mathayo 14:1</w:t>
+      </w:r>
       <w:r>
         <w:rPr>
           <w:lang w:val="sw_KE" w:bidi="sw_KE"/>
         </w:rPr>
         <w:t xml:space="preserve">; </w:t>
       </w:r>
-      <w:hyperlink r:id="rId91">
-        <w:r>
-          <w:rPr>
-            <w:lang w:val="sw_KE" w:bidi="sw_KE"/>
-          </w:rPr>
-          <w:rPr>
-            <w:color w:val="0000EE"/>
-            <w:u w:val="single"/>
-          </w:rPr>
-          <w:t>Luka 3:19</w:t>
-        </w:r>
-      </w:hyperlink>
+      <w:r>
+        <w:rPr>
+          <w:lang w:val="sw_KE" w:bidi="sw_KE"/>
+        </w:rPr>
+        <w:t>Luka 3:19</w:t>
+      </w:r>
       <w:r>
         <w:rPr>
           <w:lang w:val="sw_KE" w:bidi="sw_KE"/>
         </w:rPr>
         <w:t xml:space="preserve">; </w:t>
       </w:r>
-      <w:hyperlink r:id="rId92">
-        <w:r>
-          <w:rPr>
-            <w:lang w:val="sw_KE" w:bidi="sw_KE"/>
-          </w:rPr>
-          <w:rPr>
-            <w:color w:val="0000EE"/>
-            <w:u w:val="single"/>
-          </w:rPr>
-          <w:t>9:7</w:t>
-        </w:r>
-      </w:hyperlink>
+      <w:r>
+        <w:rPr>
+          <w:lang w:val="sw_KE" w:bidi="sw_KE"/>
+        </w:rPr>
+        <w:t>9:7</w:t>
+      </w:r>
       <w:r>
         <w:rPr>
           <w:lang w:val="sw_KE" w:bidi="sw_KE"/>
         </w:rPr>
         <w:t xml:space="preserve">; </w:t>
       </w:r>
-      <w:hyperlink r:id="rId93">
-        <w:r>
-          <w:rPr>
-            <w:lang w:val="sw_KE" w:bidi="sw_KE"/>
-          </w:rPr>
-          <w:rPr>
-            <w:color w:val="0000EE"/>
-            <w:u w:val="single"/>
-          </w:rPr>
-          <w:t>Matendo 13:1</w:t>
-        </w:r>
-      </w:hyperlink>
+      <w:r>
+        <w:rPr>
+          <w:lang w:val="sw_KE" w:bidi="sw_KE"/>
+        </w:rPr>
+        <w:t>Matendo 13:1</w:t>
+      </w:r>
       <w:r>
         <w:rPr>
           <w:lang w:val="sw_KE" w:bidi="sw_KE"/>
         </w:rPr>
         <w:t>). Herode pia anarejelewa kama "mfalme" na watu wake wa Kiyahudi, ikionyesha umuhimu wake mkubwa (</w:t>
       </w:r>
-      <w:hyperlink r:id="rId94">
-        <w:r>
-          <w:rPr>
-            <w:lang w:val="sw_KE" w:bidi="sw_KE"/>
-          </w:rPr>
-          <w:rPr>
-            <w:color w:val="0000EE"/>
-            <w:u w:val="single"/>
-          </w:rPr>
-          <w:t>Mathayo 14:9</w:t>
-        </w:r>
-      </w:hyperlink>
+      <w:r>
+        <w:rPr>
+          <w:lang w:val="sw_KE" w:bidi="sw_KE"/>
+        </w:rPr>
+        <w:t>Mathayo 14:9</w:t>
+      </w:r>
       <w:r>
         <w:rPr>
           <w:lang w:val="sw_KE" w:bidi="sw_KE"/>
         </w:rPr>
         <w:t xml:space="preserve">; </w:t>
       </w:r>
-      <w:hyperlink r:id="rId95">
-        <w:r>
-          <w:rPr>
-            <w:lang w:val="sw_KE" w:bidi="sw_KE"/>
-          </w:rPr>
-          <w:rPr>
-            <w:color w:val="0000EE"/>
-            <w:u w:val="single"/>
-          </w:rPr>
-          <w:t>Marko 6:14</w:t>
-        </w:r>
-      </w:hyperlink>
+      <w:r>
+        <w:rPr>
+          <w:lang w:val="sw_KE" w:bidi="sw_KE"/>
+        </w:rPr>
+        <w:t>Marko 6:14</w:t>
+      </w:r>
       <w:r>
         <w:rPr>
           <w:lang w:val="sw_KE" w:bidi="sw_KE"/>
@@ -2770,72 +2242,48 @@
         </w:rPr>
         <w:t xml:space="preserve">Mmoja wa mitume 12 wa asili kulingana na orodha katika </w:t>
       </w:r>
-      <w:hyperlink r:id="rId96">
-        <w:r>
-          <w:rPr>
-            <w:lang w:val="sw_KE" w:bidi="sw_KE"/>
-          </w:rPr>
-          <w:rPr>
-            <w:color w:val="0000EE"/>
-            <w:u w:val="single"/>
-          </w:rPr>
-          <w:t>Marko 3:18</w:t>
-        </w:r>
-      </w:hyperlink>
+      <w:r>
+        <w:rPr>
+          <w:lang w:val="sw_KE" w:bidi="sw_KE"/>
+        </w:rPr>
+        <w:t>Marko 3:18</w:t>
+      </w:r>
       <w:r>
         <w:rPr>
           <w:lang w:val="sw_KE" w:bidi="sw_KE"/>
         </w:rPr>
         <w:t xml:space="preserve"> na </w:t>
       </w:r>
-      <w:hyperlink r:id="rId97">
-        <w:r>
-          <w:rPr>
-            <w:lang w:val="sw_KE" w:bidi="sw_KE"/>
-          </w:rPr>
-          <w:rPr>
-            <w:color w:val="0000EE"/>
-            <w:u w:val="single"/>
-          </w:rPr>
-          <w:t>Mathayo 10:3</w:t>
-        </w:r>
-      </w:hyperlink>
+      <w:r>
+        <w:rPr>
+          <w:lang w:val="sw_KE" w:bidi="sw_KE"/>
+        </w:rPr>
+        <w:t>Mathayo 10:3</w:t>
+      </w:r>
       <w:r>
         <w:rPr>
           <w:lang w:val="sw_KE" w:bidi="sw_KE"/>
         </w:rPr>
         <w:t xml:space="preserve"> (kjv "Lebayo, ambaye jina lake la pili lilikuwa Thadayo"). Inawezekana kabisa kwamba huyu ni mtu yule yule kama Yuda mwana wa Yakobo (sio Iskariote) katika </w:t>
       </w:r>
-      <w:hyperlink r:id="rId98">
-        <w:r>
-          <w:rPr>
-            <w:lang w:val="sw_KE" w:bidi="sw_KE"/>
-          </w:rPr>
-          <w:rPr>
-            <w:color w:val="0000EE"/>
-            <w:u w:val="single"/>
-          </w:rPr>
-          <w:t>Luka 6:16</w:t>
-        </w:r>
-      </w:hyperlink>
+      <w:r>
+        <w:rPr>
+          <w:lang w:val="sw_KE" w:bidi="sw_KE"/>
+        </w:rPr>
+        <w:t>Luka 6:16</w:t>
+      </w:r>
       <w:r>
         <w:rPr>
           <w:lang w:val="sw_KE" w:bidi="sw_KE"/>
         </w:rPr>
         <w:t xml:space="preserve"> na </w:t>
       </w:r>
-      <w:hyperlink r:id="rId99">
-        <w:r>
-          <w:rPr>
-            <w:lang w:val="sw_KE" w:bidi="sw_KE"/>
-          </w:rPr>
-          <w:rPr>
-            <w:color w:val="0000EE"/>
-            <w:u w:val="single"/>
-          </w:rPr>
-          <w:t>Matendo 1:13</w:t>
-        </w:r>
-      </w:hyperlink>
+      <w:r>
+        <w:rPr>
+          <w:lang w:val="sw_KE" w:bidi="sw_KE"/>
+        </w:rPr>
+        <w:t>Matendo 1:13</w:t>
+      </w:r>
       <w:r>
         <w:rPr>
           <w:lang w:val="sw_KE" w:bidi="sw_KE"/>
@@ -2915,90 +2363,60 @@
         </w:rPr>
         <w:t>1. Mtu ambaye vitabu vya Luka na Matendo vimeelekezwa kwake (</w:t>
       </w:r>
-      <w:hyperlink r:id="rId100">
-        <w:r>
-          <w:rPr>
-            <w:lang w:val="sw_KE" w:bidi="sw_KE"/>
-          </w:rPr>
-          <w:rPr>
-            <w:color w:val="0000EE"/>
-            <w:u w:val="single"/>
-          </w:rPr>
-          <w:t>Luka 1:3</w:t>
-        </w:r>
-      </w:hyperlink>
+      <w:r>
+        <w:rPr>
+          <w:lang w:val="sw_KE" w:bidi="sw_KE"/>
+        </w:rPr>
+        <w:t>Luka 1:3</w:t>
+      </w:r>
       <w:r>
         <w:rPr>
           <w:lang w:val="sw_KE" w:bidi="sw_KE"/>
         </w:rPr>
         <w:t xml:space="preserve">; </w:t>
       </w:r>
-      <w:hyperlink r:id="rId101">
-        <w:r>
-          <w:rPr>
-            <w:lang w:val="sw_KE" w:bidi="sw_KE"/>
-          </w:rPr>
-          <w:rPr>
-            <w:color w:val="0000EE"/>
-            <w:u w:val="single"/>
-          </w:rPr>
-          <w:t>Matendo 1:1</w:t>
-        </w:r>
-      </w:hyperlink>
+      <w:r>
+        <w:rPr>
+          <w:lang w:val="sw_KE" w:bidi="sw_KE"/>
+        </w:rPr>
+        <w:t>Matendo 1:1</w:t>
+      </w:r>
       <w:r>
         <w:rPr>
           <w:lang w:val="sw_KE" w:bidi="sw_KE"/>
         </w:rPr>
         <w:t>). Kwa kuwa Theofilo anaweza kutafsiriwa kama "mpenzi wa Mungu" au "mwenye kupendwa na Mungu," wengi wamependekeza kwamba Theofilo ni cheo badala ya jina halisi na kwamba linaashiria wasikilizaji wa jumla wa vitabu hivyo. Hata hivyo, matumizi ya vyeo vya jumla kama hivyo ni kinyume na desturi ya kawaida ya Agano Jipya. Zaidi ya hayo, kivumishi "mtukufu sana" kwa kawaida kinaashiria mtu binafsi, hasa mwenye cheo cha juu. Paulo alimwita Festo "mtukufu sana," na Klaudio Lisia na Tertulo walimwita Feliksi kwa namna hiyo (</w:t>
       </w:r>
-      <w:hyperlink r:id="rId102">
-        <w:r>
-          <w:rPr>
-            <w:lang w:val="sw_KE" w:bidi="sw_KE"/>
-          </w:rPr>
-          <w:rPr>
-            <w:color w:val="0000EE"/>
-            <w:u w:val="single"/>
-          </w:rPr>
-          <w:t>Matendo 23:26</w:t>
-        </w:r>
-      </w:hyperlink>
+      <w:r>
+        <w:rPr>
+          <w:lang w:val="sw_KE" w:bidi="sw_KE"/>
+        </w:rPr>
+        <w:t>Matendo 23:26</w:t>
+      </w:r>
       <w:r>
         <w:rPr>
           <w:lang w:val="sw_KE" w:bidi="sw_KE"/>
         </w:rPr>
         <w:t xml:space="preserve">; </w:t>
       </w:r>
-      <w:hyperlink r:id="rId103">
-        <w:r>
-          <w:rPr>
-            <w:lang w:val="sw_KE" w:bidi="sw_KE"/>
-          </w:rPr>
-          <w:rPr>
-            <w:color w:val="0000EE"/>
-            <w:u w:val="single"/>
-          </w:rPr>
-          <w:t>24:2–3</w:t>
-        </w:r>
-      </w:hyperlink>
+      <w:r>
+        <w:rPr>
+          <w:lang w:val="sw_KE" w:bidi="sw_KE"/>
+        </w:rPr>
+        <w:t>24:2–3</w:t>
+      </w:r>
       <w:r>
         <w:rPr>
           <w:lang w:val="sw_KE" w:bidi="sw_KE"/>
         </w:rPr>
         <w:t xml:space="preserve">; </w:t>
       </w:r>
-      <w:hyperlink r:id="rId104">
-        <w:r>
-          <w:rPr>
-            <w:lang w:val="sw_KE" w:bidi="sw_KE"/>
-          </w:rPr>
-          <w:rPr>
-            <w:color w:val="0000EE"/>
-            <w:u w:val="single"/>
-          </w:rPr>
-          <w:t>26:25</w:t>
-        </w:r>
-      </w:hyperlink>
+      <w:r>
+        <w:rPr>
+          <w:lang w:val="sw_KE" w:bidi="sw_KE"/>
+        </w:rPr>
+        <w:t>26:25</w:t>
+      </w:r>
       <w:r>
         <w:rPr>
           <w:lang w:val="sw_KE" w:bidi="sw_KE"/>
@@ -3067,18 +2485,12 @@
         </w:rPr>
         <w:t>Masiwi aliyetajwa na Gamalieli katika hotuba yake mbele ya Baraza kama mfano wa ukweli kwamba masihi wa uongo wangeporomoka bila kuingiliwa na yeyote (</w:t>
       </w:r>
-      <w:hyperlink r:id="rId105">
-        <w:r>
-          <w:rPr>
-            <w:lang w:val="sw_KE" w:bidi="sw_KE"/>
-          </w:rPr>
-          <w:rPr>
-            <w:color w:val="0000EE"/>
-            <w:u w:val="single"/>
-          </w:rPr>
-          <w:t>Matendo 5:36</w:t>
-        </w:r>
-      </w:hyperlink>
+      <w:r>
+        <w:rPr>
+          <w:lang w:val="sw_KE" w:bidi="sw_KE"/>
+        </w:rPr>
+        <w:t>Matendo 5:36</w:t>
+      </w:r>
       <w:r>
         <w:rPr>
           <w:lang w:val="sw_KE" w:bidi="sw_KE"/>
@@ -3146,18 +2558,12 @@
         </w:rPr>
         <w:t>Mfalme wa Goimu alipigana na muungano wa Kedorlaoma dhidi ya Sodoma (</w:t>
       </w:r>
-      <w:hyperlink r:id="rId106">
-        <w:r>
-          <w:rPr>
-            <w:lang w:val="sw_KE" w:bidi="sw_KE"/>
-          </w:rPr>
-          <w:rPr>
-            <w:color w:val="0000EE"/>
-            <w:u w:val="single"/>
-          </w:rPr>
-          <w:t>Mwa 14:1–9</w:t>
-        </w:r>
-      </w:hyperlink>
+      <w:r>
+        <w:rPr>
+          <w:lang w:val="sw_KE" w:bidi="sw_KE"/>
+        </w:rPr>
+        <w:t>Mwa 14:1–9</w:t>
+      </w:r>
       <w:r>
         <w:rPr>
           <w:lang w:val="sw_KE" w:bidi="sw_KE"/>
@@ -3212,18 +2618,12 @@
         </w:rPr>
         <w:t>Mmoja wa waumini waliomsindikiza Paulo katika safari yake ya kukusanya na kupeleka sadaka kwa kanisa la Yerusalemu (</w:t>
       </w:r>
-      <w:hyperlink r:id="rId107">
-        <w:r>
-          <w:rPr>
-            <w:lang w:val="sw_KE" w:bidi="sw_KE"/>
-          </w:rPr>
-          <w:rPr>
-            <w:color w:val="0000EE"/>
-            <w:u w:val="single"/>
-          </w:rPr>
-          <w:t>Matendo 20:4</w:t>
-        </w:r>
-      </w:hyperlink>
+      <w:r>
+        <w:rPr>
+          <w:lang w:val="sw_KE" w:bidi="sw_KE"/>
+        </w:rPr>
+        <w:t>Matendo 20:4</w:t>
+      </w:r>
       <w:r>
         <w:rPr>
           <w:lang w:val="sw_KE" w:bidi="sw_KE"/>
@@ -3244,54 +2644,36 @@
         </w:rPr>
         <w:t>Tikiko alileta barua ya Paulo kwa Waefeso (</w:t>
       </w:r>
-      <w:hyperlink r:id="rId108">
-        <w:r>
-          <w:rPr>
-            <w:lang w:val="sw_KE" w:bidi="sw_KE"/>
-          </w:rPr>
-          <w:rPr>
-            <w:color w:val="0000EE"/>
-            <w:u w:val="single"/>
-          </w:rPr>
-          <w:t>Waefeso 6:21</w:t>
-        </w:r>
-      </w:hyperlink>
+      <w:r>
+        <w:rPr>
+          <w:lang w:val="sw_KE" w:bidi="sw_KE"/>
+        </w:rPr>
+        <w:t>Waefeso 6:21</w:t>
+      </w:r>
       <w:r>
         <w:rPr>
           <w:lang w:val="sw_KE" w:bidi="sw_KE"/>
         </w:rPr>
         <w:t>) pamoja na barua za Paulo kwa Filemoni na Wakolosai (</w:t>
       </w:r>
-      <w:hyperlink r:id="rId109">
-        <w:r>
-          <w:rPr>
-            <w:lang w:val="sw_KE" w:bidi="sw_KE"/>
-          </w:rPr>
-          <w:rPr>
-            <w:color w:val="0000EE"/>
-            <w:u w:val="single"/>
-          </w:rPr>
-          <w:t>Wakolosai 4:7</w:t>
-        </w:r>
-      </w:hyperlink>
+      <w:r>
+        <w:rPr>
+          <w:lang w:val="sw_KE" w:bidi="sw_KE"/>
+        </w:rPr>
+        <w:t>Wakolosai 4:7</w:t>
+      </w:r>
       <w:r>
         <w:rPr>
           <w:lang w:val="sw_KE" w:bidi="sw_KE"/>
         </w:rPr>
         <w:t>). Wengi wanaamini kwamba pia alikuwa mmoja wa Wakristo wawili (pamoja na Trofimo) waliomsindikiza Tito katika kupeleka 2 Wakorintho (</w:t>
       </w:r>
-      <w:hyperlink r:id="rId110">
-        <w:r>
-          <w:rPr>
-            <w:lang w:val="sw_KE" w:bidi="sw_KE"/>
-          </w:rPr>
-          <w:rPr>
-            <w:color w:val="0000EE"/>
-            <w:u w:val="single"/>
-          </w:rPr>
-          <w:t>2 Wakorintho 8:16–24</w:t>
-        </w:r>
-      </w:hyperlink>
+      <w:r>
+        <w:rPr>
+          <w:lang w:val="sw_KE" w:bidi="sw_KE"/>
+        </w:rPr>
+        <w:t>2 Wakorintho 8:16–24</w:t>
+      </w:r>
       <w:r>
         <w:rPr>
           <w:lang w:val="sw_KE" w:bidi="sw_KE"/>
@@ -3312,36 +2694,24 @@
         </w:rPr>
         <w:t>Paulo alimtaja Tikiko mara mbili katika barua zake za baadaye, kwanza akimtuma kwenda Krete kuwa na Tito (</w:t>
       </w:r>
-      <w:hyperlink r:id="rId111">
-        <w:r>
-          <w:rPr>
-            <w:lang w:val="sw_KE" w:bidi="sw_KE"/>
-          </w:rPr>
-          <w:rPr>
-            <w:color w:val="0000EE"/>
-            <w:u w:val="single"/>
-          </w:rPr>
-          <w:t>Tito 3:12</w:t>
-        </w:r>
-      </w:hyperlink>
+      <w:r>
+        <w:rPr>
+          <w:lang w:val="sw_KE" w:bidi="sw_KE"/>
+        </w:rPr>
+        <w:t>Tito 3:12</w:t>
+      </w:r>
       <w:r>
         <w:rPr>
           <w:lang w:val="sw_KE" w:bidi="sw_KE"/>
         </w:rPr>
         <w:t>). Baadaye alimwambia Timotheo kwamba alikuwa amemtuma Tikiko kwenda Efeso (</w:t>
       </w:r>
-      <w:hyperlink r:id="rId112">
-        <w:r>
-          <w:rPr>
-            <w:lang w:val="sw_KE" w:bidi="sw_KE"/>
-          </w:rPr>
-          <w:rPr>
-            <w:color w:val="0000EE"/>
-            <w:u w:val="single"/>
-          </w:rPr>
-          <w:t>2 Timotheo 4:12</w:t>
-        </w:r>
-      </w:hyperlink>
+      <w:r>
+        <w:rPr>
+          <w:lang w:val="sw_KE" w:bidi="sw_KE"/>
+        </w:rPr>
+        <w:t>2 Timotheo 4:12</w:t>
+      </w:r>
       <w:r>
         <w:rPr>
           <w:lang w:val="sw_KE" w:bidi="sw_KE"/>
@@ -3629,18 +2999,12 @@
         </w:rPr>
         <w:t xml:space="preserve">Hata hivyo, wazee walikuwepo katika nyakati za Aganao ya Kale (AK) na maaskofu, kama maafisa ndani ya makanisa ya mahali, karibu hakika ni sawa na wazee. Aidha, Paulo anarejelea mashemasi mahali pengine katika barua zake, kama vile </w:t>
       </w:r>
-      <w:hyperlink r:id="rId113">
-        <w:r>
-          <w:rPr>
-            <w:lang w:val="sw_KE" w:bidi="sw_KE"/>
-          </w:rPr>
-          <w:rPr>
-            <w:color w:val="0000EE"/>
-            <w:u w:val="single"/>
-          </w:rPr>
-          <w:t>Wafilipi 1:1</w:t>
-        </w:r>
-      </w:hyperlink>
+      <w:r>
+        <w:rPr>
+          <w:lang w:val="sw_KE" w:bidi="sw_KE"/>
+        </w:rPr>
+        <w:t>Wafilipi 1:1</w:t>
+      </w:r>
       <w:r>
         <w:rPr>
           <w:lang w:val="sw_KE" w:bidi="sw_KE"/>
@@ -3686,18 +3050,12 @@
         </w:rPr>
         <w:t>Ikikisiwa kwamba Paulo aliandika Barua za Kichungaji, 1 Timotheo ingeandikwa baada ya kuachiliwa kwake kutoka kifungo cha kwanza cha Kirumi, karibu mwaka wa 61 au 62 BK, na kabla ya kifungo chake cha pili cha Kirumi, mahali fulani kati ya 64 na 67, tarehe ya kifo cha Nero. Kuhusu mahali, Paulo alimwacha Timotheo huko Efeso na kisha akaenda Makedonia (</w:t>
       </w:r>
-      <w:hyperlink r:id="rId114">
-        <w:r>
-          <w:rPr>
-            <w:lang w:val="sw_KE" w:bidi="sw_KE"/>
-          </w:rPr>
-          <w:rPr>
-            <w:color w:val="0000EE"/>
-            <w:u w:val="single"/>
-          </w:rPr>
-          <w:t>1 Tm 1:3</w:t>
-        </w:r>
-      </w:hyperlink>
+      <w:r>
+        <w:rPr>
+          <w:lang w:val="sw_KE" w:bidi="sw_KE"/>
+        </w:rPr>
+        <w:t>1 Tm 1:3</w:t>
+      </w:r>
       <w:r>
         <w:rPr>
           <w:lang w:val="sw_KE" w:bidi="sw_KE"/>
@@ -3729,72 +3087,48 @@
         </w:rPr>
         <w:t>Paulo alimuacha Timotheo akisimamia kanisa huko Efeso (</w:t>
       </w:r>
-      <w:hyperlink r:id="rId115">
-        <w:r>
-          <w:rPr>
-            <w:lang w:val="sw_KE" w:bidi="sw_KE"/>
-          </w:rPr>
-          <w:rPr>
-            <w:color w:val="0000EE"/>
-            <w:u w:val="single"/>
-          </w:rPr>
-          <w:t>1:2–3</w:t>
-        </w:r>
-      </w:hyperlink>
+      <w:r>
+        <w:rPr>
+          <w:lang w:val="sw_KE" w:bidi="sw_KE"/>
+        </w:rPr>
+        <w:t>1:2–3</w:t>
+      </w:r>
       <w:r>
         <w:rPr>
           <w:lang w:val="sw_KE" w:bidi="sw_KE"/>
         </w:rPr>
         <w:t>). Paulo alitaka kwenda katika jimbo la Kirumi la Asia, ambapo Efeso ilikuwa mji mkuu, katika safari yake ya pili ya umisionari, lakini Roho hakumruhusu kufanya hivyo. Aliendelea kwenda Makedonia na Ugiriki (</w:t>
       </w:r>
-      <w:hyperlink r:id="rId116">
-        <w:r>
-          <w:rPr>
-            <w:lang w:val="sw_KE" w:bidi="sw_KE"/>
-          </w:rPr>
-          <w:rPr>
-            <w:color w:val="0000EE"/>
-            <w:u w:val="single"/>
-          </w:rPr>
-          <w:t>Matendo 16:6</w:t>
-        </w:r>
-      </w:hyperlink>
+      <w:r>
+        <w:rPr>
+          <w:lang w:val="sw_KE" w:bidi="sw_KE"/>
+        </w:rPr>
+        <w:t>Matendo 16:6</w:t>
+      </w:r>
       <w:r>
         <w:rPr>
           <w:lang w:val="sw_KE" w:bidi="sw_KE"/>
         </w:rPr>
         <w:t>). Alitembelea kwa kifupi Efeso alipokuwa akimalizia safari yake ya pili (</w:t>
       </w:r>
-      <w:hyperlink r:id="rId117">
-        <w:r>
-          <w:rPr>
-            <w:lang w:val="sw_KE" w:bidi="sw_KE"/>
-          </w:rPr>
-          <w:rPr>
-            <w:color w:val="0000EE"/>
-            <w:u w:val="single"/>
-          </w:rPr>
-          <w:t>18:19–20</w:t>
-        </w:r>
-      </w:hyperlink>
+      <w:r>
+        <w:rPr>
+          <w:lang w:val="sw_KE" w:bidi="sw_KE"/>
+        </w:rPr>
+        <w:t>18:19–20</w:t>
+      </w:r>
       <w:r>
         <w:rPr>
           <w:lang w:val="sw_KE" w:bidi="sw_KE"/>
         </w:rPr>
         <w:t>). Kisha katika safari yake ya tatu alifanya Efeso kuwa kitovu cha shughuli zake na alikaa huko kwa miaka mitatu (</w:t>
       </w:r>
-      <w:hyperlink r:id="rId118">
-        <w:r>
-          <w:rPr>
-            <w:lang w:val="sw_KE" w:bidi="sw_KE"/>
-          </w:rPr>
-          <w:rPr>
-            <w:color w:val="0000EE"/>
-            <w:u w:val="single"/>
-          </w:rPr>
-          <w:t>19:1–20:1</w:t>
-        </w:r>
-      </w:hyperlink>
+      <w:r>
+        <w:rPr>
+          <w:lang w:val="sw_KE" w:bidi="sw_KE"/>
+        </w:rPr>
+        <w:t>19:1–20:1</w:t>
+      </w:r>
       <w:r>
         <w:rPr>
           <w:lang w:val="sw_KE" w:bidi="sw_KE"/>
@@ -3862,18 +3196,12 @@
         </w:rPr>
         <w:t>Salamu (</w:t>
       </w:r>
-      <w:hyperlink r:id="rId119">
-        <w:r>
-          <w:rPr>
-            <w:lang w:val="sw_KE" w:bidi="sw_KE"/>
-          </w:rPr>
-          <w:rPr>
-            <w:color w:val="0000EE"/>
-            <w:u w:val="single"/>
-          </w:rPr>
-          <w:t>1:1–2</w:t>
-        </w:r>
-      </w:hyperlink>
+      <w:r>
+        <w:rPr>
+          <w:lang w:val="sw_KE" w:bidi="sw_KE"/>
+        </w:rPr>
+        <w:t>1:1–2</w:t>
+      </w:r>
       <w:r>
         <w:rPr>
           <w:lang w:val="sw_KE" w:bidi="sw_KE"/>
@@ -3919,18 +3247,12 @@
         </w:rPr>
         <w:t>Kukabiliana na Uzushi (</w:t>
       </w:r>
-      <w:hyperlink r:id="rId120">
-        <w:r>
-          <w:rPr>
-            <w:lang w:val="sw_KE" w:bidi="sw_KE"/>
-          </w:rPr>
-          <w:rPr>
-            <w:color w:val="0000EE"/>
-            <w:u w:val="single"/>
-          </w:rPr>
-          <w:t>1:3–20</w:t>
-        </w:r>
-      </w:hyperlink>
+      <w:r>
+        <w:rPr>
+          <w:lang w:val="sw_KE" w:bidi="sw_KE"/>
+        </w:rPr>
+        <w:t>1:3–20</w:t>
+      </w:r>
       <w:r>
         <w:rPr>
           <w:lang w:val="sw_KE" w:bidi="sw_KE"/>
@@ -3951,18 +3273,12 @@
         </w:rPr>
         <w:t>Mojawapo ya sababu ambazo Paulo alimwacha Timotheo huko Efeso ni kwamba alitaka amuepushe na “wale wanaofundisha mafundisho potofu” (</w:t>
       </w:r>
-      <w:hyperlink r:id="rId114">
-        <w:r>
-          <w:rPr>
-            <w:lang w:val="sw_KE" w:bidi="sw_KE"/>
-          </w:rPr>
-          <w:rPr>
-            <w:color w:val="0000EE"/>
-            <w:u w:val="single"/>
-          </w:rPr>
-          <w:t>1:3</w:t>
-        </w:r>
-      </w:hyperlink>
+      <w:r>
+        <w:rPr>
+          <w:lang w:val="sw_KE" w:bidi="sw_KE"/>
+        </w:rPr>
+        <w:t>1:3</w:t>
+      </w:r>
       <w:r>
         <w:rPr>
           <w:lang w:val="sw_KE" w:bidi="sw_KE"/>
@@ -3994,18 +3310,12 @@
         </w:rPr>
         <w:t>Ibada Sahihi Kanisani (</w:t>
       </w:r>
-      <w:hyperlink r:id="rId121">
-        <w:r>
-          <w:rPr>
-            <w:lang w:val="sw_KE" w:bidi="sw_KE"/>
-          </w:rPr>
-          <w:rPr>
-            <w:color w:val="0000EE"/>
-            <w:u w:val="single"/>
-          </w:rPr>
-          <w:t>2:1–15</w:t>
-        </w:r>
-      </w:hyperlink>
+      <w:r>
+        <w:rPr>
+          <w:lang w:val="sw_KE" w:bidi="sw_KE"/>
+        </w:rPr>
+        <w:t>2:1–15</w:t>
+      </w:r>
       <w:r>
         <w:rPr>
           <w:lang w:val="sw_KE" w:bidi="sw_KE"/>
@@ -4026,54 +3336,36 @@
         </w:rPr>
         <w:t>“Nawasihi dua, sala, maombezi, na shukrani zifanywe kwa watu wote” (</w:t>
       </w:r>
-      <w:hyperlink r:id="rId122">
-        <w:r>
-          <w:rPr>
-            <w:lang w:val="sw_KE" w:bidi="sw_KE"/>
-          </w:rPr>
-          <w:rPr>
-            <w:color w:val="0000EE"/>
-            <w:u w:val="single"/>
-          </w:rPr>
-          <w:t>2:1</w:t>
-        </w:r>
-      </w:hyperlink>
+      <w:r>
+        <w:rPr>
+          <w:lang w:val="sw_KE" w:bidi="sw_KE"/>
+        </w:rPr>
+        <w:t>2:1</w:t>
+      </w:r>
       <w:r>
         <w:rPr>
           <w:lang w:val="sw_KE" w:bidi="sw_KE"/>
         </w:rPr>
         <w:t xml:space="preserve">, rsv). Sala ni sehemu muhimu sana ya ibada ya kanisa la Kikristo. Paulo alisisitiza umuhimu wa sala maalumu kwa watu walio katika nafasi za juu za mamlaka katika serikali (hata kama serikali ilikuwa Dola ya Kirumi na Nero akiwa mfalme wake). Paulo alikuwa amefundisha hili wazi katika </w:t>
       </w:r>
-      <w:hyperlink r:id="rId123">
-        <w:r>
-          <w:rPr>
-            <w:lang w:val="sw_KE" w:bidi="sw_KE"/>
-          </w:rPr>
-          <w:rPr>
-            <w:color w:val="0000EE"/>
-            <w:u w:val="single"/>
-          </w:rPr>
-          <w:t>Warumi 13</w:t>
-        </w:r>
-      </w:hyperlink>
+      <w:r>
+        <w:rPr>
+          <w:lang w:val="sw_KE" w:bidi="sw_KE"/>
+        </w:rPr>
+        <w:t>Warumi 13</w:t>
+      </w:r>
       <w:r>
         <w:rPr>
           <w:lang w:val="sw_KE" w:bidi="sw_KE"/>
         </w:rPr>
         <w:t>, na Yesu alikuwa amewaambia wanafunzi wake watoe kwa Kaisari vitu vilivyokuwa vya kwake (</w:t>
       </w:r>
-      <w:hyperlink r:id="rId124">
-        <w:r>
-          <w:rPr>
-            <w:lang w:val="sw_KE" w:bidi="sw_KE"/>
-          </w:rPr>
-          <w:rPr>
-            <w:color w:val="0000EE"/>
-            <w:u w:val="single"/>
-          </w:rPr>
-          <w:t>Mt 22:17</w:t>
-        </w:r>
-      </w:hyperlink>
+      <w:r>
+        <w:rPr>
+          <w:lang w:val="sw_KE" w:bidi="sw_KE"/>
+        </w:rPr>
+        <w:t>Mt 22:17</w:t>
+      </w:r>
       <w:r>
         <w:rPr>
           <w:lang w:val="sw_KE" w:bidi="sw_KE"/>
@@ -4094,36 +3386,24 @@
         </w:rPr>
         <w:t>Wanaume na wanawake Wakristo wanapaswa kumwomba Mungu, wakimwinulia mikono mitakatifu, mikono isiyo na dhambi, hasira, na kinyongo. Paulo aliwasihi dada kwa kusema: “Nataka wanawake wawe na kiasi katika mwonekano wao. Wanapaswa kuvaa mavazi ya heshima na yanayofaa na wasijivutie kwa jinsi wanavyotengeneza nywele zao au kwa kuvaa dhahabu au lulu au nguo za gharama kubwa. Kwa maana wanawake wanaodai kuwa wamejitolea kwa Mungu wanapaswa kujipamba kwa mambo mema wanayofanya” (</w:t>
       </w:r>
-      <w:hyperlink r:id="rId125">
-        <w:r>
-          <w:rPr>
-            <w:lang w:val="sw_KE" w:bidi="sw_KE"/>
-          </w:rPr>
-          <w:rPr>
-            <w:color w:val="0000EE"/>
-            <w:u w:val="single"/>
-          </w:rPr>
-          <w:t>1 Tm 2:9–10</w:t>
-        </w:r>
-      </w:hyperlink>
+      <w:r>
+        <w:rPr>
+          <w:lang w:val="sw_KE" w:bidi="sw_KE"/>
+        </w:rPr>
+        <w:t>1 Tm 2:9–10</w:t>
+      </w:r>
       <w:r>
         <w:rPr>
           <w:lang w:val="sw_KE" w:bidi="sw_KE"/>
         </w:rPr>
         <w:t xml:space="preserve">, nlt). Kisha Paulo alisema, “Siwaruhusu wanawake kuwafundisha wanaume au kuwa na mamlaka juu yao” (v </w:t>
       </w:r>
-      <w:hyperlink r:id="rId126">
-        <w:r>
-          <w:rPr>
-            <w:lang w:val="sw_KE" w:bidi="sw_KE"/>
-          </w:rPr>
-          <w:rPr>
-            <w:color w:val="0000EE"/>
-            <w:u w:val="single"/>
-          </w:rPr>
-          <w:t>12</w:t>
-        </w:r>
-      </w:hyperlink>
+      <w:r>
+        <w:rPr>
+          <w:lang w:val="sw_KE" w:bidi="sw_KE"/>
+        </w:rPr>
+        <w:t>12</w:t>
+      </w:r>
       <w:r>
         <w:rPr>
           <w:lang w:val="sw_KE" w:bidi="sw_KE"/>
@@ -4141,18 +3421,12 @@
         </w:rPr>
         <w:t>Mpangilio Sahihi Kanisani (</w:t>
       </w:r>
-      <w:hyperlink r:id="rId127">
-        <w:r>
-          <w:rPr>
-            <w:lang w:val="sw_KE" w:bidi="sw_KE"/>
-          </w:rPr>
-          <w:rPr>
-            <w:color w:val="0000EE"/>
-            <w:u w:val="single"/>
-          </w:rPr>
-          <w:t>3:1–5:25</w:t>
-        </w:r>
-      </w:hyperlink>
+      <w:r>
+        <w:rPr>
+          <w:lang w:val="sw_KE" w:bidi="sw_KE"/>
+        </w:rPr>
+        <w:t>3:1–5:25</w:t>
+      </w:r>
       <w:r>
         <w:rPr>
           <w:lang w:val="sw_KE" w:bidi="sw_KE"/>
@@ -4173,36 +3447,24 @@
         </w:rPr>
         <w:t>Suala la kwanza la kutatua kuhusu mpangilio wa kanisa la awali lilihusiana na kile mabacho maaskofu walikuwa. Mstari wa kwanza wa sehemu hii unasema, “Kama mtu yeyote anatamani kazi ya askofu, anatamani kazi nzuri” (</w:t>
       </w:r>
-      <w:hyperlink r:id="rId128">
-        <w:r>
-          <w:rPr>
-            <w:lang w:val="sw_KE" w:bidi="sw_KE"/>
-          </w:rPr>
-          <w:rPr>
-            <w:color w:val="0000EE"/>
-            <w:u w:val="single"/>
-          </w:rPr>
-          <w:t>3:1</w:t>
-        </w:r>
-      </w:hyperlink>
+      <w:r>
+        <w:rPr>
+          <w:lang w:val="sw_KE" w:bidi="sw_KE"/>
+        </w:rPr>
+        <w:t>3:1</w:t>
+      </w:r>
       <w:r>
         <w:rPr>
           <w:lang w:val="sw_KE" w:bidi="sw_KE"/>
         </w:rPr>
         <w:t xml:space="preserve">, rsv). Katika nyaraka zote za Kichungaji, askofu ni wazi ni afisa ndani ya kanisa la mtaa badala ya afisa juu ya kundi la makanisa, kama vile ofisi ya askofu wa kiaskofu, ambayo ilikua mwanzoni mwa karne ya pili. Na kwa kuzingatia </w:t>
       </w:r>
-      <w:hyperlink r:id="rId129">
-        <w:r>
-          <w:rPr>
-            <w:lang w:val="sw_KE" w:bidi="sw_KE"/>
-          </w:rPr>
-          <w:rPr>
-            <w:color w:val="0000EE"/>
-            <w:u w:val="single"/>
-          </w:rPr>
-          <w:t>Tito 1:4–6</w:t>
-        </w:r>
-      </w:hyperlink>
+      <w:r>
+        <w:rPr>
+          <w:lang w:val="sw_KE" w:bidi="sw_KE"/>
+        </w:rPr>
+        <w:t>Tito 1:4–6</w:t>
+      </w:r>
       <w:r>
         <w:rPr>
           <w:lang w:val="sw_KE" w:bidi="sw_KE"/>
@@ -4237,18 +3499,12 @@
         </w:rPr>
         <w:t>“Sasa askofu lazima awe juu ya lawama, mume wa mke mmoja” (</w:t>
       </w:r>
-      <w:hyperlink r:id="rId130">
-        <w:r>
-          <w:rPr>
-            <w:lang w:val="sw_KE" w:bidi="sw_KE"/>
-          </w:rPr>
-          <w:rPr>
-            <w:color w:val="0000EE"/>
-            <w:u w:val="single"/>
-          </w:rPr>
-          <w:t>3:2</w:t>
-        </w:r>
-      </w:hyperlink>
+      <w:r>
+        <w:rPr>
+          <w:lang w:val="sw_KE" w:bidi="sw_KE"/>
+        </w:rPr>
+        <w:t>3:2</w:t>
+      </w:r>
       <w:r>
         <w:rPr>
           <w:lang w:val="sw_KE" w:bidi="sw_KE"/>
@@ -4283,54 +3539,36 @@
         </w:rPr>
         <w:t>Kisha Paulo aliendelea kuzungumzia kazi ya shemasi: “Vivyo hivyo, mashemasi lazima wawe watu wanaoheshimiwa na wenye uadilifu” (</w:t>
       </w:r>
-      <w:hyperlink r:id="rId131">
-        <w:r>
-          <w:rPr>
-            <w:lang w:val="sw_KE" w:bidi="sw_KE"/>
-          </w:rPr>
-          <w:rPr>
-            <w:color w:val="0000EE"/>
-            <w:u w:val="single"/>
-          </w:rPr>
-          <w:t>3:8</w:t>
-        </w:r>
-      </w:hyperlink>
+      <w:r>
+        <w:rPr>
+          <w:lang w:val="sw_KE" w:bidi="sw_KE"/>
+        </w:rPr>
+        <w:t>3:8</w:t>
+      </w:r>
       <w:r>
         <w:rPr>
           <w:lang w:val="sw_KE" w:bidi="sw_KE"/>
         </w:rPr>
         <w:t xml:space="preserve">, nlt). Sifa za mashemasi ni karibu sawa na zile za wazee. Kabla ya kuchaguliwa kuwa mashemasi, wanapaswa kuwa na uzoefu katika kazi ya kanisa. </w:t>
       </w:r>
-      <w:hyperlink r:id="rId132">
-        <w:r>
-          <w:rPr>
-            <w:lang w:val="sw_KE" w:bidi="sw_KE"/>
-          </w:rPr>
-          <w:rPr>
-            <w:color w:val="0000EE"/>
-            <w:u w:val="single"/>
-          </w:rPr>
-          <w:t>Timotheo wa Kwanza 3:11</w:t>
-        </w:r>
-      </w:hyperlink>
+      <w:r>
+        <w:rPr>
+          <w:lang w:val="sw_KE" w:bidi="sw_KE"/>
+        </w:rPr>
+        <w:t>Timotheo wa Kwanza 3:11</w:t>
+      </w:r>
       <w:r>
         <w:rPr>
           <w:lang w:val="sw_KE" w:bidi="sw_KE"/>
         </w:rPr>
         <w:t xml:space="preserve"> inatumia sifa zile zile kwa wanawake wanaotamani kuwa mashemasi na/au kwa wake wa mashemasi (nlt mg). Aya ya </w:t>
       </w:r>
-      <w:hyperlink r:id="rId133">
-        <w:r>
-          <w:rPr>
-            <w:lang w:val="sw_KE" w:bidi="sw_KE"/>
-          </w:rPr>
-          <w:rPr>
-            <w:color w:val="0000EE"/>
-            <w:u w:val="single"/>
-          </w:rPr>
-          <w:t>12</w:t>
-        </w:r>
-      </w:hyperlink>
+      <w:r>
+        <w:rPr>
+          <w:lang w:val="sw_KE" w:bidi="sw_KE"/>
+        </w:rPr>
+        <w:t>12</w:t>
+      </w:r>
       <w:r>
         <w:rPr>
           <w:lang w:val="sw_KE" w:bidi="sw_KE"/>
@@ -4351,36 +3589,24 @@
         </w:rPr>
         <w:t xml:space="preserve">Kwenye sura </w:t>
       </w:r>
-      <w:hyperlink r:id="rId134">
-        <w:r>
-          <w:rPr>
-            <w:lang w:val="sw_KE" w:bidi="sw_KE"/>
-          </w:rPr>
-          <w:rPr>
-            <w:color w:val="0000EE"/>
-            <w:u w:val="single"/>
-          </w:rPr>
-          <w:t>4</w:t>
-        </w:r>
-      </w:hyperlink>
+      <w:r>
+        <w:rPr>
+          <w:lang w:val="sw_KE" w:bidi="sw_KE"/>
+        </w:rPr>
+        <w:t>4</w:t>
+      </w:r>
       <w:r>
         <w:rPr>
           <w:lang w:val="sw_KE" w:bidi="sw_KE"/>
         </w:rPr>
         <w:t xml:space="preserve"> Paulo anamhimiza Timotheo kutumia uongozi wake kanisani, hasa katika uhusiano wake na wazushi. Baadhi ya wazushi wa nostiki walifundisha aina ya uongo ya kujinyima, wakikataza ndoa na kula vyakula mbalimbali. Lakini Mungu ametoa vitu hivi vitumike na kuthaminiwa kwa utukufu wa Mungu. Wajibu wa kichungaji wa Timotheo ulikuwa kuwafundisha watu wake ukweli wa Mungu na kutoruhusu kujihusisha na mabishano kuhusu hadithi za kipuuzi na zisizo na Mungu za wazushi (</w:t>
       </w:r>
-      <w:hyperlink r:id="rId135">
-        <w:r>
-          <w:rPr>
-            <w:lang w:val="sw_KE" w:bidi="sw_KE"/>
-          </w:rPr>
-          <w:rPr>
-            <w:color w:val="0000EE"/>
-            <w:u w:val="single"/>
-          </w:rPr>
-          <w:t>4:7</w:t>
-        </w:r>
-      </w:hyperlink>
+      <w:r>
+        <w:rPr>
+          <w:lang w:val="sw_KE" w:bidi="sw_KE"/>
+        </w:rPr>
+        <w:t>4:7</w:t>
+      </w:r>
       <w:r>
         <w:rPr>
           <w:lang w:val="sw_KE" w:bidi="sw_KE"/>
@@ -4401,18 +3627,12 @@
         </w:rPr>
         <w:t>Paulo alitambua kwamba Timotheo alikuwa kijana, na kwamba baadhi ya Wakristo wazee wangeweza kushawishika kumdharau kwa sababu ya ujana wake. Timotheo anapaswa kujitahidi hata zaidi kustahili heshima yao—“katika usemi na mwenendo, katika upendo, katika imani, katika usafi” (</w:t>
       </w:r>
-      <w:hyperlink r:id="rId136">
-        <w:r>
-          <w:rPr>
-            <w:lang w:val="sw_KE" w:bidi="sw_KE"/>
-          </w:rPr>
-          <w:rPr>
-            <w:color w:val="0000EE"/>
-            <w:u w:val="single"/>
-          </w:rPr>
-          <w:t>4:12</w:t>
-        </w:r>
-      </w:hyperlink>
+      <w:r>
+        <w:rPr>
+          <w:lang w:val="sw_KE" w:bidi="sw_KE"/>
+        </w:rPr>
+        <w:t>4:12</w:t>
+      </w:r>
       <w:r>
         <w:rPr>
           <w:lang w:val="sw_KE" w:bidi="sw_KE"/>
@@ -4433,18 +3653,12 @@
         </w:rPr>
         <w:t>Paul alimpa Timotheo ushauri wa vitendo kuhusu jinsi mhubiri kijana anavyopaswa kushughulika na makundi ya umri na jinsia tofauti kanisani. Anapaswa kuwachukulia wanaume wazee kama baba yake mwenyewe, wanawake wazee kama mama yake, wanaume vijana kama ndugu zake, na wanawake vijana kama dada zake—akiongeza kwa umuhimu, “katika usafi wote” (</w:t>
       </w:r>
-      <w:hyperlink r:id="rId137">
-        <w:r>
-          <w:rPr>
-            <w:lang w:val="sw_KE" w:bidi="sw_KE"/>
-          </w:rPr>
-          <w:rPr>
-            <w:color w:val="0000EE"/>
-            <w:u w:val="single"/>
-          </w:rPr>
-          <w:t>5:2</w:t>
-        </w:r>
-      </w:hyperlink>
+      <w:r>
+        <w:rPr>
+          <w:lang w:val="sw_KE" w:bidi="sw_KE"/>
+        </w:rPr>
+        <w:t>5:2</w:t>
+      </w:r>
       <w:r>
         <w:rPr>
           <w:lang w:val="sw_KE" w:bidi="sw_KE"/>
@@ -4479,36 +3693,24 @@
         </w:rPr>
         <w:t>Hata katika kanisa la mwanzo, viongozi wa kanisa walilipwa kwa kazi yao. Paulo alisema kwamba wanapaswa "kuhesabiwa kuwa wanastahili heshima mara mbili" (</w:t>
       </w:r>
-      <w:hyperlink r:id="rId138">
-        <w:r>
-          <w:rPr>
-            <w:lang w:val="sw_KE" w:bidi="sw_KE"/>
-          </w:rPr>
-          <w:rPr>
-            <w:color w:val="0000EE"/>
-            <w:u w:val="single"/>
-          </w:rPr>
-          <w:t>5:17</w:t>
-        </w:r>
-      </w:hyperlink>
+      <w:r>
+        <w:rPr>
+          <w:lang w:val="sw_KE" w:bidi="sw_KE"/>
+        </w:rPr>
+        <w:t>5:17</w:t>
+      </w:r>
       <w:r>
         <w:rPr>
           <w:lang w:val="sw_KE" w:bidi="sw_KE"/>
         </w:rPr>
         <w:t xml:space="preserve">). Viongozi wa kanisa hawapaswi kuchaguliwa au kuwekwa wakfu haraka. Dhambi zao hazipaswi kupuuzwa. Hata Timotheo mwenyewe alionya kujiepusha na dhambi. Sehemu hii inamalizika na mazungumzo mengine juu ya dhambi za viongozi wa kanisa (vv </w:t>
       </w:r>
-      <w:hyperlink r:id="rId139">
-        <w:r>
-          <w:rPr>
-            <w:lang w:val="sw_KE" w:bidi="sw_KE"/>
-          </w:rPr>
-          <w:rPr>
-            <w:color w:val="0000EE"/>
-            <w:u w:val="single"/>
-          </w:rPr>
-          <w:t>24–25</w:t>
-        </w:r>
-      </w:hyperlink>
+      <w:r>
+        <w:rPr>
+          <w:lang w:val="sw_KE" w:bidi="sw_KE"/>
+        </w:rPr>
+        <w:t>24–25</w:t>
+      </w:r>
       <w:r>
         <w:rPr>
           <w:lang w:val="sw_KE" w:bidi="sw_KE"/>
@@ -4526,18 +3728,12 @@
         </w:rPr>
         <w:t>Baadhi ya Mafundisho ya Kivitendo kuhusu Maisha ya Kikristo (</w:t>
       </w:r>
-      <w:hyperlink r:id="rId140">
-        <w:r>
-          <w:rPr>
-            <w:lang w:val="sw_KE" w:bidi="sw_KE"/>
-          </w:rPr>
-          <w:rPr>
-            <w:color w:val="0000EE"/>
-            <w:u w:val="single"/>
-          </w:rPr>
-          <w:t>6:1–21</w:t>
-        </w:r>
-      </w:hyperlink>
+      <w:r>
+        <w:rPr>
+          <w:lang w:val="sw_KE" w:bidi="sw_KE"/>
+        </w:rPr>
+        <w:t>6:1–21</w:t>
+      </w:r>
       <w:r>
         <w:rPr>
           <w:lang w:val="sw_KE" w:bidi="sw_KE"/>
@@ -4586,18 +3782,12 @@
         </w:rPr>
         <w:t>Sehemu mbili (</w:t>
       </w:r>
-      <w:hyperlink r:id="rId141">
-        <w:r>
-          <w:rPr>
-            <w:lang w:val="sw_KE" w:bidi="sw_KE"/>
-          </w:rPr>
-          <w:rPr>
-            <w:color w:val="0000EE"/>
-            <w:u w:val="single"/>
-          </w:rPr>
-          <w:t>6:6–10, 17–19</w:t>
-        </w:r>
-      </w:hyperlink>
+      <w:r>
+        <w:rPr>
+          <w:lang w:val="sw_KE" w:bidi="sw_KE"/>
+        </w:rPr>
+        <w:t>6:6–10, 17–19</w:t>
+      </w:r>
       <w:r>
         <w:rPr>
           <w:lang w:val="sw_KE" w:bidi="sw_KE"/>
@@ -4618,18 +3808,12 @@
         </w:rPr>
         <w:t>Hatimaye, katika sehemu mbili (</w:t>
       </w:r>
-      <w:hyperlink r:id="rId142">
-        <w:r>
-          <w:rPr>
-            <w:lang w:val="sw_KE" w:bidi="sw_KE"/>
-          </w:rPr>
-          <w:rPr>
-            <w:color w:val="0000EE"/>
-            <w:u w:val="single"/>
-          </w:rPr>
-          <w:t>6:11–16, 20–21</w:t>
-        </w:r>
-      </w:hyperlink>
+      <w:r>
+        <w:rPr>
+          <w:lang w:val="sw_KE" w:bidi="sw_KE"/>
+        </w:rPr>
+        <w:t>6:11–16, 20–21</w:t>
+      </w:r>
       <w:r>
         <w:rPr>
           <w:lang w:val="sw_KE" w:bidi="sw_KE"/>
@@ -4744,36 +3928,24 @@
         </w:rPr>
         <w:t>Mwana wa saba wa Yafethi aliyeorodheshwa katika "jedwali la mataifa" (</w:t>
       </w:r>
-      <w:hyperlink r:id="rId143">
-        <w:r>
-          <w:rPr>
-            <w:lang w:val="sw_KE" w:bidi="sw_KE"/>
-          </w:rPr>
-          <w:rPr>
-            <w:color w:val="0000EE"/>
-            <w:u w:val="single"/>
-          </w:rPr>
-          <w:t>Mwa 10:2</w:t>
-        </w:r>
-      </w:hyperlink>
+      <w:r>
+        <w:rPr>
+          <w:lang w:val="sw_KE" w:bidi="sw_KE"/>
+        </w:rPr>
+        <w:t>Mwa 10:2</w:t>
+      </w:r>
       <w:r>
         <w:rPr>
           <w:lang w:val="sw_KE" w:bidi="sw_KE"/>
         </w:rPr>
         <w:t xml:space="preserve">; </w:t>
       </w:r>
-      <w:hyperlink r:id="rId144">
-        <w:r>
-          <w:rPr>
-            <w:lang w:val="sw_KE" w:bidi="sw_KE"/>
-          </w:rPr>
-          <w:rPr>
-            <w:color w:val="0000EE"/>
-            <w:u w:val="single"/>
-          </w:rPr>
-          <w:t>1 Nya 1:5</w:t>
-        </w:r>
-      </w:hyperlink>
+      <w:r>
+        <w:rPr>
+          <w:lang w:val="sw_KE" w:bidi="sw_KE"/>
+        </w:rPr>
+        <w:t>1 Nya 1:5</w:t>
+      </w:r>
       <w:r>
         <w:rPr>
           <w:lang w:val="sw_KE" w:bidi="sw_KE"/>
@@ -4962,126 +4134,84 @@
         </w:rPr>
         <w:t>Tito anaonekana kuwa mmoja wa wafanyakazi wenzake Paulo waliomwamini na wenye thamani kubwa. Paulo anazungumza juu yake (</w:t>
       </w:r>
-      <w:hyperlink r:id="rId145">
-        <w:r>
-          <w:rPr>
-            <w:lang w:val="sw_KE" w:bidi="sw_KE"/>
-          </w:rPr>
-          <w:rPr>
-            <w:color w:val="0000EE"/>
-            <w:u w:val="single"/>
-          </w:rPr>
-          <w:t>2 Wakorintho 8:23</w:t>
-        </w:r>
-      </w:hyperlink>
+      <w:r>
+        <w:rPr>
+          <w:lang w:val="sw_KE" w:bidi="sw_KE"/>
+        </w:rPr>
+        <w:t>2 Wakorintho 8:23</w:t>
+      </w:r>
       <w:r>
         <w:rPr>
           <w:lang w:val="sw_KE" w:bidi="sw_KE"/>
         </w:rPr>
         <w:t xml:space="preserve">) kama "mshirika wangu na mfanyakazi mwenzangu." Kulingana na </w:t>
       </w:r>
-      <w:hyperlink r:id="rId146">
-        <w:r>
-          <w:rPr>
-            <w:lang w:val="sw_KE" w:bidi="sw_KE"/>
-          </w:rPr>
-          <w:rPr>
-            <w:color w:val="0000EE"/>
-            <w:u w:val="single"/>
-          </w:rPr>
-          <w:t>Tito 1:4</w:t>
-        </w:r>
-      </w:hyperlink>
+      <w:r>
+        <w:rPr>
+          <w:lang w:val="sw_KE" w:bidi="sw_KE"/>
+        </w:rPr>
+        <w:t>Tito 1:4</w:t>
+      </w:r>
       <w:r>
         <w:rPr>
           <w:lang w:val="sw_KE" w:bidi="sw_KE"/>
         </w:rPr>
         <w:t xml:space="preserve">, alikubali imani kupitia Paulo. Ni wazi kutoka </w:t>
       </w:r>
-      <w:hyperlink r:id="rId147">
-        <w:r>
-          <w:rPr>
-            <w:lang w:val="sw_KE" w:bidi="sw_KE"/>
-          </w:rPr>
-          <w:rPr>
-            <w:color w:val="0000EE"/>
-            <w:u w:val="single"/>
-          </w:rPr>
-          <w:t>Wagalatia 2:1–4</w:t>
-        </w:r>
-      </w:hyperlink>
+      <w:r>
+        <w:rPr>
+          <w:lang w:val="sw_KE" w:bidi="sw_KE"/>
+        </w:rPr>
+        <w:t>Wagalatia 2:1–4</w:t>
+      </w:r>
       <w:r>
         <w:rPr>
           <w:lang w:val="sw_KE" w:bidi="sw_KE"/>
         </w:rPr>
         <w:t xml:space="preserve"> kwamba alikuwa ni mtu wa Mataifa, kwani alikuwa mfano wa majaribio ikiwa Wakristo wa Mataifa wanapaswa kulazimishwa kutahiriwa. Wakati huo Tito alikuwa na Paulo na Barnaba huko Yerusalemu. Baadaye sana, wakati wa safari ya tatu ya umishonari ya Paulo, alikuwa na misheni mbili nyeti za kutekeleza kwa ajili ya Paulo huko Korintho: ya kwanza ilihusiana na uhusiano uliovurugika kati ya mtume na Wakristo wa Korintho; ya pili ilihusiana na ukusanyaji wa watu wa Mataifa kwa ajili ya kanisa la Yerusalemu (</w:t>
       </w:r>
-      <w:hyperlink r:id="rId148">
-        <w:r>
-          <w:rPr>
-            <w:lang w:val="sw_KE" w:bidi="sw_KE"/>
-          </w:rPr>
-          <w:rPr>
-            <w:color w:val="0000EE"/>
-            <w:u w:val="single"/>
-          </w:rPr>
-          <w:t>2 Wakorintho 2:12–13</w:t>
-        </w:r>
-      </w:hyperlink>
+      <w:r>
+        <w:rPr>
+          <w:lang w:val="sw_KE" w:bidi="sw_KE"/>
+        </w:rPr>
+        <w:t>2 Wakorintho 2:12–13</w:t>
+      </w:r>
       <w:r>
         <w:rPr>
           <w:lang w:val="sw_KE" w:bidi="sw_KE"/>
         </w:rPr>
         <w:t xml:space="preserve">; </w:t>
       </w:r>
-      <w:hyperlink r:id="rId149">
-        <w:r>
-          <w:rPr>
-            <w:lang w:val="sw_KE" w:bidi="sw_KE"/>
-          </w:rPr>
-          <w:rPr>
-            <w:color w:val="0000EE"/>
-            <w:u w:val="single"/>
-          </w:rPr>
-          <w:t>7:5–16</w:t>
-        </w:r>
-      </w:hyperlink>
+      <w:r>
+        <w:rPr>
+          <w:lang w:val="sw_KE" w:bidi="sw_KE"/>
+        </w:rPr>
+        <w:t>7:5–16</w:t>
+      </w:r>
       <w:r>
         <w:rPr>
           <w:lang w:val="sw_KE" w:bidi="sw_KE"/>
         </w:rPr>
         <w:t xml:space="preserve">; </w:t>
       </w:r>
-      <w:hyperlink r:id="rId150">
-        <w:r>
-          <w:rPr>
-            <w:lang w:val="sw_KE" w:bidi="sw_KE"/>
-          </w:rPr>
-          <w:rPr>
-            <w:color w:val="0000EE"/>
-            <w:u w:val="single"/>
-          </w:rPr>
-          <w:t>8:1–24</w:t>
-        </w:r>
-      </w:hyperlink>
+      <w:r>
+        <w:rPr>
+          <w:lang w:val="sw_KE" w:bidi="sw_KE"/>
+        </w:rPr>
+        <w:t>8:1–24</w:t>
+      </w:r>
       <w:r>
         <w:rPr>
           <w:lang w:val="sw_KE" w:bidi="sw_KE"/>
         </w:rPr>
         <w:t xml:space="preserve">). Ikiwa </w:t>
       </w:r>
-      <w:hyperlink r:id="rId151">
-        <w:r>
-          <w:rPr>
-            <w:lang w:val="sw_KE" w:bidi="sw_KE"/>
-          </w:rPr>
-          <w:rPr>
-            <w:color w:val="0000EE"/>
-            <w:u w:val="single"/>
-          </w:rPr>
-          <w:t>2 Timotheo 4:9–18</w:t>
-        </w:r>
-      </w:hyperlink>
+      <w:r>
+        <w:rPr>
+          <w:lang w:val="sw_KE" w:bidi="sw_KE"/>
+        </w:rPr>
+        <w:t>2 Timotheo 4:9–18</w:t>
+      </w:r>
       <w:r>
         <w:rPr>
           <w:lang w:val="sw_KE" w:bidi="sw_KE"/>
@@ -5113,72 +4243,48 @@
         </w:rPr>
         <w:t>Kuhusu tarehe ya barua hii kwa usahihi ni vigumu. Tito aliachwa na mtume huko Krete kuendeleza kazi yake (</w:t>
       </w:r>
-      <w:hyperlink r:id="rId152">
-        <w:r>
-          <w:rPr>
-            <w:lang w:val="sw_KE" w:bidi="sw_KE"/>
-          </w:rPr>
-          <w:rPr>
-            <w:color w:val="0000EE"/>
-            <w:u w:val="single"/>
-          </w:rPr>
-          <w:t>Tito 1:5</w:t>
-        </w:r>
-      </w:hyperlink>
+      <w:r>
+        <w:rPr>
+          <w:lang w:val="sw_KE" w:bidi="sw_KE"/>
+        </w:rPr>
+        <w:t>Tito 1:5</w:t>
+      </w:r>
       <w:r>
         <w:rPr>
           <w:lang w:val="sw_KE" w:bidi="sw_KE"/>
         </w:rPr>
         <w:t>). Paulo alikuwa Krete kwa muda mfupi katika safari yake ya kwenda Roma (</w:t>
       </w:r>
-      <w:hyperlink r:id="rId153">
-        <w:r>
-          <w:rPr>
-            <w:lang w:val="sw_KE" w:bidi="sw_KE"/>
-          </w:rPr>
-          <w:rPr>
-            <w:color w:val="0000EE"/>
-            <w:u w:val="single"/>
-          </w:rPr>
-          <w:t>Matendo 27:7–13</w:t>
-        </w:r>
-      </w:hyperlink>
+      <w:r>
+        <w:rPr>
+          <w:lang w:val="sw_KE" w:bidi="sw_KE"/>
+        </w:rPr>
+        <w:t>Matendo 27:7–13</w:t>
+      </w:r>
       <w:r>
         <w:rPr>
           <w:lang w:val="sw_KE" w:bidi="sw_KE"/>
         </w:rPr>
         <w:t xml:space="preserve">), lakini hiyo haiwezi kuwa tukio lililotajwa. Katika </w:t>
       </w:r>
-      <w:hyperlink r:id="rId111">
-        <w:r>
-          <w:rPr>
-            <w:lang w:val="sw_KE" w:bidi="sw_KE"/>
-          </w:rPr>
-          <w:rPr>
-            <w:color w:val="0000EE"/>
-            <w:u w:val="single"/>
-          </w:rPr>
-          <w:t>3:12</w:t>
-        </w:r>
-      </w:hyperlink>
+      <w:r>
+        <w:rPr>
+          <w:lang w:val="sw_KE" w:bidi="sw_KE"/>
+        </w:rPr>
+        <w:t>3:12</w:t>
+      </w:r>
       <w:r>
         <w:rPr>
           <w:lang w:val="sw_KE" w:bidi="sw_KE"/>
         </w:rPr>
         <w:t xml:space="preserve"> Tito anaitwa aje Nikopoli (labda Nikopoli huko Epirus nchini Ugiriki), kama Paulo alivyokuwa ameamua kukaa huko wakati wa baridi. Wengi wameunga mkono mtazamo kwamba baada ya kifungo cha kwanza cha Paulo huko Roma (</w:t>
       </w:r>
-      <w:hyperlink r:id="rId154">
-        <w:r>
-          <w:rPr>
-            <w:lang w:val="sw_KE" w:bidi="sw_KE"/>
-          </w:rPr>
-          <w:rPr>
-            <w:color w:val="0000EE"/>
-            <w:u w:val="single"/>
-          </w:rPr>
-          <w:t>Matendo 28:16–31</w:t>
-        </w:r>
-      </w:hyperlink>
+      <w:r>
+        <w:rPr>
+          <w:lang w:val="sw_KE" w:bidi="sw_KE"/>
+        </w:rPr>
+        <w:t>Matendo 28:16–31</w:t>
+      </w:r>
       <w:r>
         <w:rPr>
           <w:lang w:val="sw_KE" w:bidi="sw_KE"/>
@@ -5210,54 +4316,36 @@
         </w:rPr>
         <w:t>Ingawa barua hii imeandikwa kwa mwenzake mmoja wa mtume, ina marejeleo na maonyo machache ya kibinafsi. Makanisa yanayokua na kuendelea huko Krete yalikuwa wasiwasi mkuu wa Paulo. Walikuwa wakisumbuliwa na mafundisho ya uongo ambayo yanaonekana kuwa na vipengele vya Kiyahudi, msisitizo wa kujinyima, na mjadala mwingi wa kubahatisha (</w:t>
       </w:r>
-      <w:hyperlink r:id="rId155">
-        <w:r>
-          <w:rPr>
-            <w:lang w:val="sw_KE" w:bidi="sw_KE"/>
-          </w:rPr>
-          <w:rPr>
-            <w:color w:val="0000EE"/>
-            <w:u w:val="single"/>
-          </w:rPr>
-          <w:t>Tito 1:10, 14–15</w:t>
-        </w:r>
-      </w:hyperlink>
+      <w:r>
+        <w:rPr>
+          <w:lang w:val="sw_KE" w:bidi="sw_KE"/>
+        </w:rPr>
+        <w:t>Tito 1:10, 14–15</w:t>
+      </w:r>
       <w:r>
         <w:rPr>
           <w:lang w:val="sw_KE" w:bidi="sw_KE"/>
         </w:rPr>
         <w:t xml:space="preserve">: </w:t>
       </w:r>
-      <w:hyperlink r:id="rId156">
-        <w:r>
-          <w:rPr>
-            <w:lang w:val="sw_KE" w:bidi="sw_KE"/>
-          </w:rPr>
-          <w:rPr>
-            <w:color w:val="0000EE"/>
-            <w:u w:val="single"/>
-          </w:rPr>
-          <w:t>3:9</w:t>
-        </w:r>
-      </w:hyperlink>
+      <w:r>
+        <w:rPr>
+          <w:lang w:val="sw_KE" w:bidi="sw_KE"/>
+        </w:rPr>
+        <w:t>3:9</w:t>
+      </w:r>
       <w:r>
         <w:rPr>
           <w:lang w:val="sw_KE" w:bidi="sw_KE"/>
         </w:rPr>
         <w:t>). Kwa kifupi, inaonekana walikuwa wakikabiliana na aina ya mapema ya Gnosis ya Kiyahudi. Wafuasi wake walieneza mafundisho haya “kwa faida ya msingi” (</w:t>
       </w:r>
-      <w:hyperlink r:id="rId157">
-        <w:r>
-          <w:rPr>
-            <w:lang w:val="sw_KE" w:bidi="sw_KE"/>
-          </w:rPr>
-          <w:rPr>
-            <w:color w:val="0000EE"/>
-            <w:u w:val="single"/>
-          </w:rPr>
-          <w:t>1:11</w:t>
-        </w:r>
-      </w:hyperlink>
+      <w:r>
+        <w:rPr>
+          <w:lang w:val="sw_KE" w:bidi="sw_KE"/>
+        </w:rPr>
+        <w:t>1:11</w:t>
+      </w:r>
       <w:r>
         <w:rPr>
           <w:lang w:val="sw_KE" w:bidi="sw_KE"/>
@@ -5277,54 +4365,36 @@
         </w:rPr>
         <w:t xml:space="preserve">). Tito na wale ambao angewaweka kama wazee waliitwa kukataa mafundisho mabaya na kuwapa waumini mafundisho yenye afya (sura </w:t>
       </w:r>
-      <w:hyperlink r:id="rId158">
-        <w:r>
-          <w:rPr>
-            <w:lang w:val="sw_KE" w:bidi="sw_KE"/>
-          </w:rPr>
-          <w:rPr>
-            <w:color w:val="0000EE"/>
-            <w:u w:val="single"/>
-          </w:rPr>
-          <w:t>9</w:t>
-        </w:r>
-      </w:hyperlink>
+      <w:r>
+        <w:rPr>
+          <w:lang w:val="sw_KE" w:bidi="sw_KE"/>
+        </w:rPr>
+        <w:t>9</w:t>
+      </w:r>
       <w:r>
         <w:rPr>
           <w:lang w:val="sw_KE" w:bidi="sw_KE"/>
         </w:rPr>
         <w:t>). Ingawa mafundisho haya yenye afya hayajaainishwa, lazima yalihusiana na neema ya wokovu ya Mungu katika Kristo, kazi ya upyaisho ya Roho Mtakatifu, na kuja kwa siku zijazo kwa Bwana Yesu (</w:t>
       </w:r>
-      <w:hyperlink r:id="rId159">
-        <w:r>
-          <w:rPr>
-            <w:lang w:val="sw_KE" w:bidi="sw_KE"/>
-          </w:rPr>
-          <w:rPr>
-            <w:color w:val="0000EE"/>
-            <w:u w:val="single"/>
-          </w:rPr>
-          <w:t>2:11–13</w:t>
-        </w:r>
-      </w:hyperlink>
+      <w:r>
+        <w:rPr>
+          <w:lang w:val="sw_KE" w:bidi="sw_KE"/>
+        </w:rPr>
+        <w:t>2:11–13</w:t>
+      </w:r>
       <w:r>
         <w:rPr>
           <w:lang w:val="sw_KE" w:bidi="sw_KE"/>
         </w:rPr>
         <w:t xml:space="preserve">; </w:t>
       </w:r>
-      <w:hyperlink r:id="rId160">
-        <w:r>
-          <w:rPr>
-            <w:lang w:val="sw_KE" w:bidi="sw_KE"/>
-          </w:rPr>
-          <w:rPr>
-            <w:color w:val="0000EE"/>
-            <w:u w:val="single"/>
-          </w:rPr>
-          <w:t>3:4–7</w:t>
-        </w:r>
-      </w:hyperlink>
+      <w:r>
+        <w:rPr>
+          <w:lang w:val="sw_KE" w:bidi="sw_KE"/>
+        </w:rPr>
+        <w:t>3:4–7</w:t>
+      </w:r>
       <w:r>
         <w:rPr>
           <w:lang w:val="sw_KE" w:bidi="sw_KE"/>
@@ -5353,18 +4423,12 @@
         </w:rPr>
         <w:t>Salamu (</w:t>
       </w:r>
-      <w:hyperlink r:id="rId161">
-        <w:r>
-          <w:rPr>
-            <w:lang w:val="sw_KE" w:bidi="sw_KE"/>
-          </w:rPr>
-          <w:rPr>
-            <w:color w:val="0000EE"/>
-            <w:u w:val="single"/>
-          </w:rPr>
-          <w:t>1:1–4</w:t>
-        </w:r>
-      </w:hyperlink>
+      <w:r>
+        <w:rPr>
+          <w:lang w:val="sw_KE" w:bidi="sw_KE"/>
+        </w:rPr>
+        <w:t>1:1–4</w:t>
+      </w:r>
       <w:r>
         <w:rPr>
           <w:lang w:val="sw_KE" w:bidi="sw_KE"/>
@@ -5396,18 +4460,12 @@
         </w:rPr>
         <w:t>Kazi ya Tito huko Krete (</w:t>
       </w:r>
-      <w:hyperlink r:id="rId162">
-        <w:r>
-          <w:rPr>
-            <w:lang w:val="sw_KE" w:bidi="sw_KE"/>
-          </w:rPr>
-          <w:rPr>
-            <w:color w:val="0000EE"/>
-            <w:u w:val="single"/>
-          </w:rPr>
-          <w:t>1:5–9</w:t>
-        </w:r>
-      </w:hyperlink>
+      <w:r>
+        <w:rPr>
+          <w:lang w:val="sw_KE" w:bidi="sw_KE"/>
+        </w:rPr>
+        <w:t>1:5–9</w:t>
+      </w:r>
       <w:r>
         <w:rPr>
           <w:lang w:val="sw_KE" w:bidi="sw_KE"/>
@@ -5428,54 +4486,36 @@
         </w:rPr>
         <w:t xml:space="preserve">Tito alibaki Krete ili kuendeleza kazi ya Paulo na kuteua wazee katika kila kanisa (linganisha </w:t>
       </w:r>
-      <w:hyperlink r:id="rId163">
-        <w:r>
-          <w:rPr>
-            <w:lang w:val="sw_KE" w:bidi="sw_KE"/>
-          </w:rPr>
-          <w:rPr>
-            <w:color w:val="0000EE"/>
-            <w:u w:val="single"/>
-          </w:rPr>
-          <w:t>Matendo 14:23</w:t>
-        </w:r>
-      </w:hyperlink>
+      <w:r>
+        <w:rPr>
+          <w:lang w:val="sw_KE" w:bidi="sw_KE"/>
+        </w:rPr>
+        <w:t>Matendo 14:23</w:t>
+      </w:r>
       <w:r>
         <w:rPr>
           <w:lang w:val="sw_KE" w:bidi="sw_KE"/>
         </w:rPr>
         <w:t xml:space="preserve">). Wazee hawa pia wanaitwa maaskofu (linganisha </w:t>
       </w:r>
-      <w:hyperlink r:id="rId164">
-        <w:r>
-          <w:rPr>
-            <w:lang w:val="sw_KE" w:bidi="sw_KE"/>
-          </w:rPr>
-          <w:rPr>
-            <w:color w:val="0000EE"/>
-            <w:u w:val="single"/>
-          </w:rPr>
-          <w:t>20:17, 28</w:t>
-        </w:r>
-      </w:hyperlink>
+      <w:r>
+        <w:rPr>
+          <w:lang w:val="sw_KE" w:bidi="sw_KE"/>
+        </w:rPr>
+        <w:t>20:17, 28</w:t>
+      </w:r>
       <w:r>
         <w:rPr>
           <w:lang w:val="sw_KE" w:bidi="sw_KE"/>
         </w:rPr>
         <w:t xml:space="preserve">)—yaani, wale wenye usimamizi wa kanisa. Sifa muhimu za maisha kwa nafasi hizi zimeelezewa (linganisha </w:t>
       </w:r>
-      <w:hyperlink r:id="rId165">
-        <w:r>
-          <w:rPr>
-            <w:lang w:val="sw_KE" w:bidi="sw_KE"/>
-          </w:rPr>
-          <w:rPr>
-            <w:color w:val="0000EE"/>
-            <w:u w:val="single"/>
-          </w:rPr>
-          <w:t>1 Timotheo 3:2–7</w:t>
-        </w:r>
-      </w:hyperlink>
+      <w:r>
+        <w:rPr>
+          <w:lang w:val="sw_KE" w:bidi="sw_KE"/>
+        </w:rPr>
+        <w:t>1 Timotheo 3:2–7</w:t>
+      </w:r>
       <w:r>
         <w:rPr>
           <w:lang w:val="sw_KE" w:bidi="sw_KE"/>
@@ -5493,18 +4533,12 @@
         </w:rPr>
         <w:t>Kukabiliana na Mafundisho ya Uongo (</w:t>
       </w:r>
-      <w:hyperlink r:id="rId166">
-        <w:r>
-          <w:rPr>
-            <w:lang w:val="sw_KE" w:bidi="sw_KE"/>
-          </w:rPr>
-          <w:rPr>
-            <w:color w:val="0000EE"/>
-            <w:u w:val="single"/>
-          </w:rPr>
-          <w:t>1:10–16</w:t>
-        </w:r>
-      </w:hyperlink>
+      <w:r>
+        <w:rPr>
+          <w:lang w:val="sw_KE" w:bidi="sw_KE"/>
+        </w:rPr>
+        <w:t>1:10–16</w:t>
+      </w:r>
       <w:r>
         <w:rPr>
           <w:lang w:val="sw_KE" w:bidi="sw_KE"/>
@@ -5536,18 +4570,12 @@
         </w:rPr>
         <w:t>Kukuza Mafundisho Sahihi (</w:t>
       </w:r>
-      <w:hyperlink r:id="rId167">
-        <w:r>
-          <w:rPr>
-            <w:lang w:val="sw_KE" w:bidi="sw_KE"/>
-          </w:rPr>
-          <w:rPr>
-            <w:color w:val="0000EE"/>
-            <w:u w:val="single"/>
-          </w:rPr>
-          <w:t>2:1–10</w:t>
-        </w:r>
-      </w:hyperlink>
+      <w:r>
+        <w:rPr>
+          <w:lang w:val="sw_KE" w:bidi="sw_KE"/>
+        </w:rPr>
+        <w:t>2:1–10</w:t>
+      </w:r>
       <w:r>
         <w:rPr>
           <w:lang w:val="sw_KE" w:bidi="sw_KE"/>
@@ -5568,108 +4596,72 @@
         </w:rPr>
         <w:t>Tito alikuwa na jukumu maalum la "kuendeleza aina ya maisha yanayoakisi mafundisho sahihi." Aliagizwa kuwasihi wanaume wazee kuwa na kiasi (</w:t>
       </w:r>
-      <w:hyperlink r:id="rId168">
-        <w:r>
-          <w:rPr>
-            <w:lang w:val="sw_KE" w:bidi="sw_KE"/>
-          </w:rPr>
-          <w:rPr>
-            <w:color w:val="0000EE"/>
-            <w:u w:val="single"/>
-          </w:rPr>
-          <w:t>2:2</w:t>
-        </w:r>
-      </w:hyperlink>
+      <w:r>
+        <w:rPr>
+          <w:lang w:val="sw_KE" w:bidi="sw_KE"/>
+        </w:rPr>
+        <w:t>2:2</w:t>
+      </w:r>
       <w:r>
         <w:rPr>
           <w:lang w:val="sw_KE" w:bidi="sw_KE"/>
         </w:rPr>
         <w:t xml:space="preserve">), na alipaswa kuwafundisha wanawake wazee kuishi maisha ya kumcha Mungu (sura </w:t>
       </w:r>
-      <w:hyperlink r:id="rId169">
-        <w:r>
-          <w:rPr>
-            <w:lang w:val="sw_KE" w:bidi="sw_KE"/>
-          </w:rPr>
-          <w:rPr>
-            <w:color w:val="0000EE"/>
-            <w:u w:val="single"/>
-          </w:rPr>
-          <w:t>3</w:t>
-        </w:r>
-      </w:hyperlink>
+      <w:r>
+        <w:rPr>
+          <w:lang w:val="sw_KE" w:bidi="sw_KE"/>
+        </w:rPr>
+        <w:t>3</w:t>
+      </w:r>
       <w:r>
         <w:rPr>
           <w:lang w:val="sw_KE" w:bidi="sw_KE"/>
         </w:rPr>
         <w:t xml:space="preserve">). Kwa upande wao, wanawake hawa walipaswa kuwafundisha wanawake vijana kuishi maisha safi na yenye upendo katika nyumba zao ili hakuna mtu atakayepotosha neno la Mungu (sura </w:t>
       </w:r>
-      <w:hyperlink r:id="rId170">
-        <w:r>
-          <w:rPr>
-            <w:lang w:val="sw_KE" w:bidi="sw_KE"/>
-          </w:rPr>
-          <w:rPr>
-            <w:color w:val="0000EE"/>
-            <w:u w:val="single"/>
-          </w:rPr>
-          <w:t>4–5</w:t>
-        </w:r>
-      </w:hyperlink>
+      <w:r>
+        <w:rPr>
+          <w:lang w:val="sw_KE" w:bidi="sw_KE"/>
+        </w:rPr>
+        <w:t>4–5</w:t>
+      </w:r>
       <w:r>
         <w:rPr>
           <w:lang w:val="sw_KE" w:bidi="sw_KE"/>
         </w:rPr>
         <w:t xml:space="preserve">). Wanaume vijana walipaswa kuonyesha kiasi (sura </w:t>
       </w:r>
-      <w:hyperlink r:id="rId171">
-        <w:r>
-          <w:rPr>
-            <w:lang w:val="sw_KE" w:bidi="sw_KE"/>
-          </w:rPr>
-          <w:rPr>
-            <w:color w:val="0000EE"/>
-            <w:u w:val="single"/>
-          </w:rPr>
-          <w:t>6</w:t>
-        </w:r>
-      </w:hyperlink>
+      <w:r>
+        <w:rPr>
+          <w:lang w:val="sw_KE" w:bidi="sw_KE"/>
+        </w:rPr>
+        <w:t>6</w:t>
+      </w:r>
       <w:r>
         <w:rPr>
           <w:lang w:val="sw_KE" w:bidi="sw_KE"/>
         </w:rPr>
         <w:t xml:space="preserve">), na Tito mwenyewe alipaswa kuwa mfano katika neno na maisha ili wapinzani wasiwe na lolote baya la kusema kuhusu Wakristo (sura </w:t>
       </w:r>
-      <w:hyperlink r:id="rId172">
-        <w:r>
-          <w:rPr>
-            <w:lang w:val="sw_KE" w:bidi="sw_KE"/>
-          </w:rPr>
-          <w:rPr>
-            <w:color w:val="0000EE"/>
-            <w:u w:val="single"/>
-          </w:rPr>
-          <w:t>7–8</w:t>
-        </w:r>
-      </w:hyperlink>
+      <w:r>
+        <w:rPr>
+          <w:lang w:val="sw_KE" w:bidi="sw_KE"/>
+        </w:rPr>
+        <w:t>7–8</w:t>
+      </w:r>
       <w:r>
         <w:rPr>
           <w:lang w:val="sw_KE" w:bidi="sw_KE"/>
         </w:rPr>
         <w:t xml:space="preserve">). Hatimaye, katika sehemu hii watumwa wanafundishwa kutii mabwana wao, kutoa huduma nzuri na ya uaminifu kwa nia kwamba "basi watafanya mafundisho kuhusu Mungu Mwokozi wetu yawe ya kuvutia kwa kila njia" (sura </w:t>
       </w:r>
-      <w:hyperlink r:id="rId173">
-        <w:r>
-          <w:rPr>
-            <w:lang w:val="sw_KE" w:bidi="sw_KE"/>
-          </w:rPr>
-          <w:rPr>
-            <w:color w:val="0000EE"/>
-            <w:u w:val="single"/>
-          </w:rPr>
-          <w:t>10</w:t>
-        </w:r>
-      </w:hyperlink>
+      <w:r>
+        <w:rPr>
+          <w:lang w:val="sw_KE" w:bidi="sw_KE"/>
+        </w:rPr>
+        <w:t>10</w:t>
+      </w:r>
       <w:r>
         <w:rPr>
           <w:lang w:val="sw_KE" w:bidi="sw_KE"/>
@@ -5687,18 +4679,12 @@
         </w:rPr>
         <w:t>Neema ya Mungu (</w:t>
       </w:r>
-      <w:hyperlink r:id="rId174">
-        <w:r>
-          <w:rPr>
-            <w:lang w:val="sw_KE" w:bidi="sw_KE"/>
-          </w:rPr>
-          <w:rPr>
-            <w:color w:val="0000EE"/>
-            <w:u w:val="single"/>
-          </w:rPr>
-          <w:t>2:11–15</w:t>
-        </w:r>
-      </w:hyperlink>
+      <w:r>
+        <w:rPr>
+          <w:lang w:val="sw_KE" w:bidi="sw_KE"/>
+        </w:rPr>
+        <w:t>2:11–15</w:t>
+      </w:r>
       <w:r>
         <w:rPr>
           <w:lang w:val="sw_KE" w:bidi="sw_KE"/>
@@ -5730,18 +4716,12 @@
         </w:rPr>
         <w:t>Kufanya Kile Kilicho Kizuri (</w:t>
       </w:r>
-      <w:hyperlink r:id="rId175">
-        <w:r>
-          <w:rPr>
-            <w:lang w:val="sw_KE" w:bidi="sw_KE"/>
-          </w:rPr>
-          <w:rPr>
-            <w:color w:val="0000EE"/>
-            <w:u w:val="single"/>
-          </w:rPr>
-          <w:t>3:1–8</w:t>
-        </w:r>
-      </w:hyperlink>
+      <w:r>
+        <w:rPr>
+          <w:lang w:val="sw_KE" w:bidi="sw_KE"/>
+        </w:rPr>
+        <w:t>3:1–8</w:t>
+      </w:r>
       <w:r>
         <w:rPr>
           <w:lang w:val="sw_KE" w:bidi="sw_KE"/>
@@ -5762,36 +4742,24 @@
         </w:rPr>
         <w:t xml:space="preserve">Kwenye sehemu hii, Paulo anamhimiza Tito kuwaambia Wakristo wa Krete kwamba ni wajibu wao kutii watawala (tazama </w:t>
       </w:r>
-      <w:hyperlink r:id="rId176">
-        <w:r>
-          <w:rPr>
-            <w:lang w:val="sw_KE" w:bidi="sw_KE"/>
-          </w:rPr>
-          <w:rPr>
-            <w:color w:val="0000EE"/>
-            <w:u w:val="single"/>
-          </w:rPr>
-          <w:t>Warumi 13:1–7</w:t>
-        </w:r>
-      </w:hyperlink>
+      <w:r>
+        <w:rPr>
+          <w:lang w:val="sw_KE" w:bidi="sw_KE"/>
+        </w:rPr>
+        <w:t>Warumi 13:1–7</w:t>
+      </w:r>
       <w:r>
         <w:rPr>
           <w:lang w:val="sw_KE" w:bidi="sw_KE"/>
         </w:rPr>
         <w:t xml:space="preserve">; </w:t>
       </w:r>
-      <w:hyperlink r:id="rId177">
-        <w:r>
-          <w:rPr>
-            <w:lang w:val="sw_KE" w:bidi="sw_KE"/>
-          </w:rPr>
-          <w:rPr>
-            <w:color w:val="0000EE"/>
-            <w:u w:val="single"/>
-          </w:rPr>
-          <w:t>1 Petro 2:13–17</w:t>
-        </w:r>
-      </w:hyperlink>
+      <w:r>
+        <w:rPr>
+          <w:lang w:val="sw_KE" w:bidi="sw_KE"/>
+        </w:rPr>
+        <w:t>1 Petro 2:13–17</w:t>
+      </w:r>
       <w:r>
         <w:rPr>
           <w:lang w:val="sw_KE" w:bidi="sw_KE"/>
@@ -5809,18 +4777,12 @@
         </w:rPr>
         <w:t>Maoni na Salamu za Mwisho za Paulo (</w:t>
       </w:r>
-      <w:hyperlink r:id="rId178">
-        <w:r>
-          <w:rPr>
-            <w:lang w:val="sw_KE" w:bidi="sw_KE"/>
-          </w:rPr>
-          <w:rPr>
-            <w:color w:val="0000EE"/>
-            <w:u w:val="single"/>
-          </w:rPr>
-          <w:t>3:9–15</w:t>
-        </w:r>
-      </w:hyperlink>
+      <w:r>
+        <w:rPr>
+          <w:lang w:val="sw_KE" w:bidi="sw_KE"/>
+        </w:rPr>
+        <w:t>3:9–15</w:t>
+      </w:r>
       <w:r>
         <w:rPr>
           <w:lang w:val="sw_KE" w:bidi="sw_KE"/>
@@ -5994,72 +4956,48 @@
         </w:rPr>
         <w:t>Mmoja wa wafuasi wa Paulo—“mtoto wangu wa kweli katika imani yetu ya pamoja” (</w:t>
       </w:r>
-      <w:hyperlink r:id="rId146">
-        <w:r>
-          <w:rPr>
-            <w:lang w:val="sw_KE" w:bidi="sw_KE"/>
-          </w:rPr>
-          <w:rPr>
-            <w:color w:val="0000EE"/>
-            <w:u w:val="single"/>
-          </w:rPr>
-          <w:t>Timotheo 1:4</w:t>
-        </w:r>
-      </w:hyperlink>
+      <w:r>
+        <w:rPr>
+          <w:lang w:val="sw_KE" w:bidi="sw_KE"/>
+        </w:rPr>
+        <w:t>Timotheo 1:4</w:t>
+      </w:r>
       <w:r>
         <w:rPr>
           <w:lang w:val="sw_KE" w:bidi="sw_KE"/>
         </w:rPr>
         <w:t>). Tito alikuwa mmoja wa wafuasi na rafiki wa karibu wa Paulo ambaye alimsaidia kueneza Ukristo katika ulimwengu wa Mediterania (</w:t>
       </w:r>
-      <w:hyperlink r:id="rId145">
-        <w:r>
-          <w:rPr>
-            <w:lang w:val="sw_KE" w:bidi="sw_KE"/>
-          </w:rPr>
-          <w:rPr>
-            <w:color w:val="0000EE"/>
-            <w:u w:val="single"/>
-          </w:rPr>
-          <w:t>2 Wakorintho 8:23</w:t>
-        </w:r>
-      </w:hyperlink>
+      <w:r>
+        <w:rPr>
+          <w:lang w:val="sw_KE" w:bidi="sw_KE"/>
+        </w:rPr>
+        <w:t>2 Wakorintho 8:23</w:t>
+      </w:r>
       <w:r>
         <w:rPr>
           <w:lang w:val="sw_KE" w:bidi="sw_KE"/>
         </w:rPr>
         <w:t xml:space="preserve">; </w:t>
       </w:r>
-      <w:hyperlink r:id="rId179">
-        <w:r>
-          <w:rPr>
-            <w:lang w:val="sw_KE" w:bidi="sw_KE"/>
-          </w:rPr>
-          <w:rPr>
-            <w:color w:val="0000EE"/>
-            <w:u w:val="single"/>
-          </w:rPr>
-          <w:t>2 Timotheo 4:10</w:t>
-        </w:r>
-      </w:hyperlink>
+      <w:r>
+        <w:rPr>
+          <w:lang w:val="sw_KE" w:bidi="sw_KE"/>
+        </w:rPr>
+        <w:t>2 Timotheo 4:10</w:t>
+      </w:r>
       <w:r>
         <w:rPr>
           <w:lang w:val="sw_KE" w:bidi="sw_KE"/>
         </w:rPr>
         <w:t xml:space="preserve">; </w:t>
       </w:r>
-      <w:hyperlink r:id="rId180">
-        <w:r>
-          <w:rPr>
-            <w:lang w:val="sw_KE" w:bidi="sw_KE"/>
-          </w:rPr>
-          <w:rPr>
-            <w:color w:val="0000EE"/>
-            <w:u w:val="single"/>
-          </w:rPr>
-          <w:t>Tito 1:4–5</w:t>
-        </w:r>
-      </w:hyperlink>
+      <w:r>
+        <w:rPr>
+          <w:lang w:val="sw_KE" w:bidi="sw_KE"/>
+        </w:rPr>
+        <w:t>Tito 1:4–5</w:t>
+      </w:r>
       <w:r>
         <w:rPr>
           <w:lang w:val="sw_KE" w:bidi="sw_KE"/>
@@ -6073,36 +5011,24 @@
         </w:rPr>
         <w:t>Tofauti na Timotheo, ambaye alikuwa na mzazi mmoja Myahudi, Tito alizaliwa na wazazi wasio Wayahudi. Hatufahamu jinsi Tito alivyokuwa Mkristo au alivyokutana na Paulo. Mara ya kwanza tunaposikia kuhusu Tito ni alipokwenda na Paulo na Barnaba kwenda Yerusalemu (</w:t>
       </w:r>
-      <w:hyperlink r:id="rId181">
-        <w:r>
-          <w:rPr>
-            <w:lang w:val="sw_KE" w:bidi="sw_KE"/>
-          </w:rPr>
-          <w:rPr>
-            <w:color w:val="0000EE"/>
-            <w:u w:val="single"/>
-          </w:rPr>
-          <w:t>Wagalatia 2:3</w:t>
-        </w:r>
-      </w:hyperlink>
+      <w:r>
+        <w:rPr>
+          <w:lang w:val="sw_KE" w:bidi="sw_KE"/>
+        </w:rPr>
+        <w:t>Wagalatia 2:3</w:t>
+      </w:r>
       <w:r>
         <w:rPr>
           <w:lang w:val="sw_KE" w:bidi="sw_KE"/>
         </w:rPr>
         <w:t>). Hii ilikuwa pengine karibu na 50 Baada ya Kristo (BK), wakati viongozi wa kanisa walipokutana kujadili masuala muhimu katika Baraza la Yerusalemu (</w:t>
       </w:r>
-      <w:hyperlink r:id="rId182">
-        <w:r>
-          <w:rPr>
-            <w:lang w:val="sw_KE" w:bidi="sw_KE"/>
-          </w:rPr>
-          <w:rPr>
-            <w:color w:val="0000EE"/>
-            <w:u w:val="single"/>
-          </w:rPr>
-          <w:t>Matendo 15</w:t>
-        </w:r>
-      </w:hyperlink>
+      <w:r>
+        <w:rPr>
+          <w:lang w:val="sw_KE" w:bidi="sw_KE"/>
+        </w:rPr>
+        <w:t>Matendo 15</w:t>
+      </w:r>
       <w:r>
         <w:rPr>
           <w:lang w:val="sw_KE" w:bidi="sw_KE"/>
@@ -6131,54 +5057,36 @@
         </w:rPr>
         <w:t>Kulingana na 2 Wakorintho, Paulo alikuwa akifundisha huko Efeso kwa muda mrefu. Wakati huu, alisikia kwamba Wakristo wa Korintho walikuwa na hasira naye. Hawakumkubali tena Paulo kama kiongozi aliyechaguliwa na Mungu (mtume). Paulo alijaribu kufanya amani nao, lakini haikufaulu. Kwa hiyo, Paulo alimtuma Tito kwenda Korintho kusaidia kurekebisha uhusiano. Baadaye, Tito alikutana na Paulo huko Makedonia (eneo la Ugiriki) na akaleta habari njema. Alisema Wakristo wa Korintho walikuwa wamebadilisha mawazo yao. Sasa walimpenda na kumheshimu Paulo tena (</w:t>
       </w:r>
-      <w:hyperlink r:id="rId183">
-        <w:r>
-          <w:rPr>
-            <w:lang w:val="sw_KE" w:bidi="sw_KE"/>
-          </w:rPr>
-          <w:rPr>
-            <w:color w:val="0000EE"/>
-            <w:u w:val="single"/>
-          </w:rPr>
-          <w:t>2 Wakorintho 7:6–7</w:t>
-        </w:r>
-      </w:hyperlink>
+      <w:r>
+        <w:rPr>
+          <w:lang w:val="sw_KE" w:bidi="sw_KE"/>
+        </w:rPr>
+        <w:t>2 Wakorintho 7:6–7</w:t>
+      </w:r>
       <w:r>
         <w:rPr>
           <w:lang w:val="sw_KE" w:bidi="sw_KE"/>
         </w:rPr>
         <w:t>). Kwa sababu hii, Paulo alimtuma Tito kurudi Korintho na barua yake ya pili kwa Wakorintho. Barua hii ilijumuisha maagizo ya kukusanya pesa kwa ajili ya Wakristo maskini wa Kiyahudi wa Yudea (</w:t>
       </w:r>
-      <w:hyperlink r:id="rId184">
-        <w:r>
-          <w:rPr>
-            <w:lang w:val="sw_KE" w:bidi="sw_KE"/>
-          </w:rPr>
-          <w:rPr>
-            <w:color w:val="0000EE"/>
-            <w:u w:val="single"/>
-          </w:rPr>
-          <w:t>8:6, 16</w:t>
-        </w:r>
-      </w:hyperlink>
+      <w:r>
+        <w:rPr>
+          <w:lang w:val="sw_KE" w:bidi="sw_KE"/>
+        </w:rPr>
+        <w:t>8:6, 16</w:t>
+      </w:r>
       <w:r>
         <w:rPr>
           <w:lang w:val="sw_KE" w:bidi="sw_KE"/>
         </w:rPr>
         <w:t>). Tito alifanikiwa katika kazi hii pia (</w:t>
       </w:r>
-      <w:hyperlink r:id="rId185">
-        <w:r>
-          <w:rPr>
-            <w:lang w:val="sw_KE" w:bidi="sw_KE"/>
-          </w:rPr>
-          <w:rPr>
-            <w:color w:val="0000EE"/>
-            <w:u w:val="single"/>
-          </w:rPr>
-          <w:t>Warumi 15:25-–6</w:t>
-        </w:r>
-      </w:hyperlink>
+      <w:r>
+        <w:rPr>
+          <w:lang w:val="sw_KE" w:bidi="sw_KE"/>
+        </w:rPr>
+        <w:t>Warumi 15:25-–6</w:t>
+      </w:r>
       <w:r>
         <w:rPr>
           <w:lang w:val="sw_KE" w:bidi="sw_KE"/>
@@ -6192,36 +5100,24 @@
         </w:rPr>
         <w:t>Watu wengine wanafikiri Paulo aliachiliwa baada ya kuwa gerezani Roma. Ikiwa hii ni kweli, inaonekana Tito alienda na Paulo kwenye kisiwa cha Krete. Paulo alipoondoka Krete, alimwomba Tito abaki na kusaidia vikundi vipya vya Wakristo huko kukua na kuwa na nguvu (</w:t>
       </w:r>
-      <w:hyperlink r:id="rId152">
-        <w:r>
-          <w:rPr>
-            <w:lang w:val="sw_KE" w:bidi="sw_KE"/>
-          </w:rPr>
-          <w:rPr>
-            <w:color w:val="0000EE"/>
-            <w:u w:val="single"/>
-          </w:rPr>
-          <w:t>Tito 1:5</w:t>
-        </w:r>
-      </w:hyperlink>
+      <w:r>
+        <w:rPr>
+          <w:lang w:val="sw_KE" w:bidi="sw_KE"/>
+        </w:rPr>
+        <w:t>Tito 1:5</w:t>
+      </w:r>
       <w:r>
         <w:rPr>
           <w:lang w:val="sw_KE" w:bidi="sw_KE"/>
         </w:rPr>
         <w:t xml:space="preserve">). Kazi hii haikuwa rahisi. Watu wa Krete walikuwa wagumu kusimamia, na tayari kulikuwa na walimu wa uongo waliokuwa wakisababisha matatizo kwa Wakristo wapya (mistari </w:t>
       </w:r>
-      <w:hyperlink r:id="rId166">
-        <w:r>
-          <w:rPr>
-            <w:lang w:val="sw_KE" w:bidi="sw_KE"/>
-          </w:rPr>
-          <w:rPr>
-            <w:color w:val="0000EE"/>
-            <w:u w:val="single"/>
-          </w:rPr>
-          <w:t>10–16</w:t>
-        </w:r>
-      </w:hyperlink>
+      <w:r>
+        <w:rPr>
+          <w:lang w:val="sw_KE" w:bidi="sw_KE"/>
+        </w:rPr>
+        <w:t>10–16</w:t>
+      </w:r>
       <w:r>
         <w:rPr>
           <w:lang w:val="sw_KE" w:bidi="sw_KE"/>
@@ -6235,36 +5131,24 @@
         </w:rPr>
         <w:t>Baadaye, Paulo aliandika barua kwa Tito. Barua hii ni mojawapo ya Barua za uchungaji za Paulo (barua zilizoandikwa kuongoza viongozi wa kanisa). Paulo aliandika ili kumtia moyo Tito katika kazi yake na Wakristo wa Krete. Barua inamalizika na Paulo akimwomba Tito ajiunge naye huko Nikopoli, mji ulioko pwani ya magharibi ya Ugiriki, ambako alipanga kukaa katika majira ya baridi (</w:t>
       </w:r>
-      <w:hyperlink r:id="rId111">
-        <w:r>
-          <w:rPr>
-            <w:lang w:val="sw_KE" w:bidi="sw_KE"/>
-          </w:rPr>
-          <w:rPr>
-            <w:color w:val="0000EE"/>
-            <w:u w:val="single"/>
-          </w:rPr>
-          <w:t>Tito 3:12</w:t>
-        </w:r>
-      </w:hyperlink>
+      <w:r>
+        <w:rPr>
+          <w:lang w:val="sw_KE" w:bidi="sw_KE"/>
+        </w:rPr>
+        <w:t>Tito 3:12</w:t>
+      </w:r>
       <w:r>
         <w:rPr>
           <w:lang w:val="sw_KE" w:bidi="sw_KE"/>
         </w:rPr>
         <w:t xml:space="preserve">). Paulo labda alimtuma Tito kwenye misheni kwenda Dalmatia kutoka Nikopoli. Au huenda alimtuma baadaye kutoka Roma, ambako Paulo alikuwa gerezani tena (angalia </w:t>
       </w:r>
-      <w:hyperlink r:id="rId179">
-        <w:r>
-          <w:rPr>
-            <w:lang w:val="sw_KE" w:bidi="sw_KE"/>
-          </w:rPr>
-          <w:rPr>
-            <w:color w:val="0000EE"/>
-            <w:u w:val="single"/>
-          </w:rPr>
-          <w:t>2 Timotheo 4:10</w:t>
-        </w:r>
-      </w:hyperlink>
+      <w:r>
+        <w:rPr>
+          <w:lang w:val="sw_KE" w:bidi="sw_KE"/>
+        </w:rPr>
+        <w:t>2 Timotheo 4:10</w:t>
+      </w:r>
       <w:r>
         <w:rPr>
           <w:lang w:val="sw_KE" w:bidi="sw_KE"/>
@@ -6315,18 +5199,12 @@
         </w:rPr>
         <w:t>Herufi mbadala ya jina la Mtu wa Mataifa aliyebadili dini huko Korintho. Paulo alikwenda nyumbani kwake baada ya jamii ya Kiyahudi kukataa ujumbe wake (</w:t>
       </w:r>
-      <w:hyperlink r:id="rId186">
-        <w:r>
-          <w:rPr>
-            <w:lang w:val="sw_KE" w:bidi="sw_KE"/>
-          </w:rPr>
-          <w:rPr>
-            <w:color w:val="0000EE"/>
-            <w:u w:val="single"/>
-          </w:rPr>
-          <w:t>Matendo 18:7</w:t>
-        </w:r>
-      </w:hyperlink>
+      <w:r>
+        <w:rPr>
+          <w:lang w:val="sw_KE" w:bidi="sw_KE"/>
+        </w:rPr>
+        <w:t>Matendo 18:7</w:t>
+      </w:r>
       <w:r>
         <w:rPr>
           <w:lang w:val="sw_KE" w:bidi="sw_KE"/>
@@ -6449,18 +5327,12 @@
         </w:rPr>
         <w:t>Mabadiliko ya mawazo au mtazamo kuhusu Mungu. Wakati mtu anapotubu, anatambua kuwa amekosea na anachagua kumwamini Yesu badala yake. Mabadiliko haya ya mawazo husababisha mabadiliko katika jinsi wanavyoishi (</w:t>
       </w:r>
-      <w:hyperlink r:id="rId187">
-        <w:r>
-          <w:rPr>
-            <w:lang w:val="sw_KE" w:bidi="sw_KE"/>
-          </w:rPr>
-          <w:rPr>
-            <w:color w:val="0000EE"/>
-            <w:u w:val="single"/>
-          </w:rPr>
-          <w:t>Matendo 20:21</w:t>
-        </w:r>
-      </w:hyperlink>
+      <w:r>
+        <w:rPr>
+          <w:lang w:val="sw_KE" w:bidi="sw_KE"/>
+        </w:rPr>
+        <w:t>Matendo 20:21</w:t>
+      </w:r>
       <w:r>
         <w:rPr>
           <w:lang w:val="sw_KE" w:bidi="sw_KE"/>
@@ -6492,36 +5364,24 @@
         </w:rPr>
         <w:t>Kumwamini Yesu (imani) na kubadilisha mawazo yako kuhusu Mungu (toba) huenda pamoja. Biblia inafundisha kwamba vyote ni muhimu wakati mtu anapokuwa mfuasi wa Yesu. Wakati mwingine, walimu huzingatia zaidi kuelezea toba kwa sababu inawasaidia watu kuelewa jinsi ya kumfuata Yesu. Kwa mfano, Yesu alisema kuna furaha mbinguni miongoni mwa malaika juu ya mwenye dhambi mmoja anayetubu (</w:t>
       </w:r>
-      <w:hyperlink r:id="rId188">
-        <w:r>
-          <w:rPr>
-            <w:lang w:val="sw_KE" w:bidi="sw_KE"/>
-          </w:rPr>
-          <w:rPr>
-            <w:color w:val="0000EE"/>
-            <w:u w:val="single"/>
-          </w:rPr>
-          <w:t>Luka 15:7</w:t>
-        </w:r>
-      </w:hyperlink>
+      <w:r>
+        <w:rPr>
+          <w:lang w:val="sw_KE" w:bidi="sw_KE"/>
+        </w:rPr>
+        <w:t>Luka 15:7</w:t>
+      </w:r>
       <w:r>
         <w:rPr>
           <w:lang w:val="sw_KE" w:bidi="sw_KE"/>
         </w:rPr>
         <w:t>). Mitume walielezea uongofu wa Mataifa kuwa Ukristo kama Mungu kuwapa "toba ya uzima" (</w:t>
       </w:r>
-      <w:hyperlink r:id="rId189">
-        <w:r>
-          <w:rPr>
-            <w:lang w:val="sw_KE" w:bidi="sw_KE"/>
-          </w:rPr>
-          <w:rPr>
-            <w:color w:val="0000EE"/>
-            <w:u w:val="single"/>
-          </w:rPr>
-          <w:t>Matendo 11:18</w:t>
-        </w:r>
-      </w:hyperlink>
+      <w:r>
+        <w:rPr>
+          <w:lang w:val="sw_KE" w:bidi="sw_KE"/>
+        </w:rPr>
+        <w:t>Matendo 11:18</w:t>
+      </w:r>
       <w:r>
         <w:rPr>
           <w:lang w:val="sw_KE" w:bidi="sw_KE"/>
@@ -6567,54 +5427,36 @@
         </w:rPr>
         <w:t>Hadithi ya Daudi kuhusu uzinzi wake na Bathsheba inatoa mojawapo ya mifano bora ya maonyesho ya toba (</w:t>
       </w:r>
-      <w:hyperlink r:id="rId190">
-        <w:r>
-          <w:rPr>
-            <w:lang w:val="sw_KE" w:bidi="sw_KE"/>
-          </w:rPr>
-          <w:rPr>
-            <w:color w:val="0000EE"/>
-            <w:u w:val="single"/>
-          </w:rPr>
-          <w:t>Zaburi 51</w:t>
-        </w:r>
-      </w:hyperlink>
+      <w:r>
+        <w:rPr>
+          <w:lang w:val="sw_KE" w:bidi="sw_KE"/>
+        </w:rPr>
+        <w:t>Zaburi 51</w:t>
+      </w:r>
       <w:r>
         <w:rPr>
           <w:lang w:val="sw_KE" w:bidi="sw_KE"/>
         </w:rPr>
         <w:t>). Makanisa yote au vikundi vya watu wakati mwingine hualikwa kutubu pamoja (</w:t>
       </w:r>
-      <w:hyperlink r:id="rId191">
-        <w:r>
-          <w:rPr>
-            <w:lang w:val="sw_KE" w:bidi="sw_KE"/>
-          </w:rPr>
-          <w:rPr>
-            <w:color w:val="0000EE"/>
-            <w:u w:val="single"/>
-          </w:rPr>
-          <w:t>Ufunuo 2:5</w:t>
-        </w:r>
-      </w:hyperlink>
+      <w:r>
+        <w:rPr>
+          <w:lang w:val="sw_KE" w:bidi="sw_KE"/>
+        </w:rPr>
+        <w:t>Ufunuo 2:5</w:t>
+      </w:r>
       <w:r>
         <w:rPr>
           <w:lang w:val="sw_KE" w:bidi="sw_KE"/>
         </w:rPr>
         <w:t xml:space="preserve">). </w:t>
       </w:r>
-      <w:hyperlink r:id="rId192">
-        <w:r>
-          <w:rPr>
-            <w:lang w:val="sw_KE" w:bidi="sw_KE"/>
-          </w:rPr>
-          <w:rPr>
-            <w:color w:val="0000EE"/>
-            <w:u w:val="single"/>
-          </w:rPr>
-          <w:t>Pili Wakorintho 7</w:t>
-        </w:r>
-      </w:hyperlink>
+      <w:r>
+        <w:rPr>
+          <w:lang w:val="sw_KE" w:bidi="sw_KE"/>
+        </w:rPr>
+        <w:t>Pili Wakorintho 7</w:t>
+      </w:r>
       <w:r>
         <w:rPr>
           <w:lang w:val="sw_KE" w:bidi="sw_KE"/>
@@ -6714,90 +5556,60 @@
         </w:rPr>
         <w:t>Yohana Mbatizaji na Yesu Kristo wote wawili walihubiri toba (</w:t>
       </w:r>
-      <w:hyperlink r:id="rId193">
-        <w:r>
-          <w:rPr>
-            <w:lang w:val="sw_KE" w:bidi="sw_KE"/>
-          </w:rPr>
-          <w:rPr>
-            <w:color w:val="0000EE"/>
-            <w:u w:val="single"/>
-          </w:rPr>
-          <w:t>Mathayo 3:2</w:t>
-        </w:r>
-      </w:hyperlink>
+      <w:r>
+        <w:rPr>
+          <w:lang w:val="sw_KE" w:bidi="sw_KE"/>
+        </w:rPr>
+        <w:t>Mathayo 3:2</w:t>
+      </w:r>
       <w:r>
         <w:rPr>
           <w:lang w:val="sw_KE" w:bidi="sw_KE"/>
         </w:rPr>
         <w:t xml:space="preserve">; </w:t>
       </w:r>
-      <w:hyperlink r:id="rId194">
-        <w:r>
-          <w:rPr>
-            <w:lang w:val="sw_KE" w:bidi="sw_KE"/>
-          </w:rPr>
-          <w:rPr>
-            <w:color w:val="0000EE"/>
-            <w:u w:val="single"/>
-          </w:rPr>
-          <w:t>Marko 1:4</w:t>
-        </w:r>
-      </w:hyperlink>
+      <w:r>
+        <w:rPr>
+          <w:lang w:val="sw_KE" w:bidi="sw_KE"/>
+        </w:rPr>
+        <w:t>Marko 1:4</w:t>
+      </w:r>
       <w:r>
         <w:rPr>
           <w:lang w:val="sw_KE" w:bidi="sw_KE"/>
         </w:rPr>
         <w:t xml:space="preserve">; </w:t>
       </w:r>
-      <w:hyperlink r:id="rId195">
-        <w:r>
-          <w:rPr>
-            <w:lang w:val="sw_KE" w:bidi="sw_KE"/>
-          </w:rPr>
-          <w:rPr>
-            <w:color w:val="0000EE"/>
-            <w:u w:val="single"/>
-          </w:rPr>
-          <w:t>1:15</w:t>
-        </w:r>
-      </w:hyperlink>
+      <w:r>
+        <w:rPr>
+          <w:lang w:val="sw_KE" w:bidi="sw_KE"/>
+        </w:rPr>
+        <w:t>1:15</w:t>
+      </w:r>
       <w:r>
         <w:rPr>
           <w:lang w:val="sw_KE" w:bidi="sw_KE"/>
         </w:rPr>
         <w:t>). Kabla ya Yesu kupaa mbinguni, aliwaambia wafuasi wake wa karibu kusambaza ujumbe wake kwa kila mtu (</w:t>
       </w:r>
-      <w:hyperlink r:id="rId196">
-        <w:r>
-          <w:rPr>
-            <w:lang w:val="sw_KE" w:bidi="sw_KE"/>
-          </w:rPr>
-          <w:rPr>
-            <w:color w:val="0000EE"/>
-            <w:u w:val="single"/>
-          </w:rPr>
-          <w:t>Luka 24:44–49</w:t>
-        </w:r>
-      </w:hyperlink>
+      <w:r>
+        <w:rPr>
+          <w:lang w:val="sw_KE" w:bidi="sw_KE"/>
+        </w:rPr>
+        <w:t>Luka 24:44–49</w:t>
+      </w:r>
       <w:r>
         <w:rPr>
           <w:lang w:val="sw_KE" w:bidi="sw_KE"/>
         </w:rPr>
         <w:t xml:space="preserve">). Hii inajulikana kama Agizo Kuu. Mitume waliendelea na aina hiyo ya mahubiri. Tunaweza kuona hili katika </w:t>
       </w:r>
-      <w:hyperlink r:id="rId197">
-        <w:r>
-          <w:rPr>
-            <w:lang w:val="sw_KE" w:bidi="sw_KE"/>
-          </w:rPr>
-          <w:rPr>
-            <w:color w:val="0000EE"/>
-            <w:u w:val="single"/>
-          </w:rPr>
-          <w:t>Matendo 2</w:t>
-        </w:r>
-      </w:hyperlink>
+      <w:r>
+        <w:rPr>
+          <w:lang w:val="sw_KE" w:bidi="sw_KE"/>
+        </w:rPr>
+        <w:t>Matendo 2</w:t>
+      </w:r>
       <w:r>
         <w:rPr>
           <w:lang w:val="sw_KE" w:bidi="sw_KE"/>
@@ -6933,90 +5745,60 @@
         </w:rPr>
         <w:t>Mwana wa tatu wa Gomeri, mzao wa Yafethi (</w:t>
       </w:r>
-      <w:hyperlink r:id="rId198">
-        <w:r>
-          <w:rPr>
-            <w:lang w:val="sw_KE" w:bidi="sw_KE"/>
-          </w:rPr>
-          <w:rPr>
-            <w:color w:val="0000EE"/>
-            <w:u w:val="single"/>
-          </w:rPr>
-          <w:t>Mwa 10:3</w:t>
-        </w:r>
-      </w:hyperlink>
+      <w:r>
+        <w:rPr>
+          <w:lang w:val="sw_KE" w:bidi="sw_KE"/>
+        </w:rPr>
+        <w:t>Mwa 10:3</w:t>
+      </w:r>
       <w:r>
         <w:rPr>
           <w:lang w:val="sw_KE" w:bidi="sw_KE"/>
         </w:rPr>
         <w:t xml:space="preserve">; </w:t>
       </w:r>
-      <w:hyperlink r:id="rId199">
-        <w:r>
-          <w:rPr>
-            <w:lang w:val="sw_KE" w:bidi="sw_KE"/>
-          </w:rPr>
-          <w:rPr>
-            <w:color w:val="0000EE"/>
-            <w:u w:val="single"/>
-          </w:rPr>
-          <w:t>1 Mambo 1:6</w:t>
-        </w:r>
-      </w:hyperlink>
+      <w:r>
+        <w:rPr>
+          <w:lang w:val="sw_KE" w:bidi="sw_KE"/>
+        </w:rPr>
+        <w:t>1 Mambo 1:6</w:t>
+      </w:r>
       <w:r>
         <w:rPr>
           <w:lang w:val="sw_KE" w:bidi="sw_KE"/>
         </w:rPr>
         <w:t>). Nyumba ("nyumba ya Togarma") inaonekana katika unabii wa Ezekieli dhidi ya mataifa yaliyopinga Israeli (</w:t>
       </w:r>
-      <w:hyperlink r:id="rId200">
-        <w:r>
-          <w:rPr>
-            <w:lang w:val="sw_KE" w:bidi="sw_KE"/>
-          </w:rPr>
-          <w:rPr>
-            <w:color w:val="0000EE"/>
-            <w:u w:val="single"/>
-          </w:rPr>
-          <w:t>Eze 27:14</w:t>
-        </w:r>
-      </w:hyperlink>
+      <w:r>
+        <w:rPr>
+          <w:lang w:val="sw_KE" w:bidi="sw_KE"/>
+        </w:rPr>
+        <w:t>Eze 27:14</w:t>
+      </w:r>
       <w:r>
         <w:rPr>
           <w:lang w:val="sw_KE" w:bidi="sw_KE"/>
         </w:rPr>
         <w:t xml:space="preserve">; </w:t>
       </w:r>
-      <w:hyperlink r:id="rId201">
-        <w:r>
-          <w:rPr>
-            <w:lang w:val="sw_KE" w:bidi="sw_KE"/>
-          </w:rPr>
-          <w:rPr>
-            <w:color w:val="0000EE"/>
-            <w:u w:val="single"/>
-          </w:rPr>
-          <w:t>38:6</w:t>
-        </w:r>
-      </w:hyperlink>
+      <w:r>
+        <w:rPr>
+          <w:lang w:val="sw_KE" w:bidi="sw_KE"/>
+        </w:rPr>
+        <w:t>38:6</w:t>
+      </w:r>
       <w:r>
         <w:rPr>
           <w:lang w:val="sw_KE" w:bidi="sw_KE"/>
         </w:rPr>
         <w:t xml:space="preserve">). Beth Togarma ilikuwa mmoja wa washirika wakuu wa biashara wa Tiro, ikitoa farasi wa vita na nyumbu. Kwa kuwa Togarma inahusishwa mara kwa mara na Yavani, Tubali, Mesheki, Dedani, na Tarshishi, Ezekieli pengine alikuwa akifikiria orodha za kabila za </w:t>
       </w:r>
-      <w:hyperlink r:id="rId202">
-        <w:r>
-          <w:rPr>
-            <w:lang w:val="sw_KE" w:bidi="sw_KE"/>
-          </w:rPr>
-          <w:rPr>
-            <w:color w:val="0000EE"/>
-            <w:u w:val="single"/>
-          </w:rPr>
-          <w:t>Mwanzo 10</w:t>
-        </w:r>
-      </w:hyperlink>
+      <w:r>
+        <w:rPr>
+          <w:lang w:val="sw_KE" w:bidi="sw_KE"/>
+        </w:rPr>
+        <w:t>Mwanzo 10</w:t>
+      </w:r>
       <w:r>
         <w:rPr>
           <w:lang w:val="sw_KE" w:bidi="sw_KE"/>
@@ -7071,18 +5853,12 @@
         </w:rPr>
         <w:t>Kuondolewa kwa upasuaji kwa govi la kiungo cha uzazi cha kiume. Katika nyakati za Biblia, tohara ilikuwa muhuri wa agano la Mungu na Abrahamu (</w:t>
       </w:r>
-      <w:hyperlink r:id="rId203">
-        <w:r>
-          <w:rPr>
-            <w:lang w:val="sw_KE" w:bidi="sw_KE"/>
-          </w:rPr>
-          <w:rPr>
-            <w:color w:val="0000EE"/>
-            <w:u w:val="single"/>
-          </w:rPr>
-          <w:t>Mwanzo 17:1–14</w:t>
-        </w:r>
-      </w:hyperlink>
+      <w:r>
+        <w:rPr>
+          <w:lang w:val="sw_KE" w:bidi="sw_KE"/>
+        </w:rPr>
+        <w:t>Mwanzo 17:1–14</w:t>
+      </w:r>
       <w:r>
         <w:rPr>
           <w:lang w:val="sw_KE" w:bidi="sw_KE"/>
@@ -7194,36 +5970,24 @@
         </w:rPr>
         <w:t xml:space="preserve"> kupitia Ishmaeli (</w:t>
       </w:r>
-      <w:hyperlink r:id="rId204">
-        <w:r>
-          <w:rPr>
-            <w:lang w:val="sw_KE" w:bidi="sw_KE"/>
-          </w:rPr>
-          <w:rPr>
-            <w:color w:val="0000EE"/>
-            <w:u w:val="single"/>
-          </w:rPr>
-          <w:t>Mwanzo 17:20</w:t>
-        </w:r>
-      </w:hyperlink>
+      <w:r>
+        <w:rPr>
+          <w:lang w:val="sw_KE" w:bidi="sw_KE"/>
+        </w:rPr>
+        <w:t>Mwanzo 17:20</w:t>
+      </w:r>
       <w:r>
         <w:rPr>
           <w:lang w:val="sw_KE" w:bidi="sw_KE"/>
         </w:rPr>
         <w:t xml:space="preserve">), hivyo umri wa kawaida wa tohara kwa Waislamu ni miaka kumi na tatu, kwa sababu Ishmaeli alitahiriwa katika umri huo (v </w:t>
       </w:r>
-      <w:hyperlink r:id="rId205">
-        <w:r>
-          <w:rPr>
-            <w:lang w:val="sw_KE" w:bidi="sw_KE"/>
-          </w:rPr>
-          <w:rPr>
-            <w:color w:val="0000EE"/>
-            <w:u w:val="single"/>
-          </w:rPr>
-          <w:t>25</w:t>
-        </w:r>
-      </w:hyperlink>
+      <w:r>
+        <w:rPr>
+          <w:lang w:val="sw_KE" w:bidi="sw_KE"/>
+        </w:rPr>
+        <w:t>25</w:t>
+      </w:r>
       <w:r>
         <w:rPr>
           <w:lang w:val="sw_KE" w:bidi="sw_KE"/>
@@ -7244,180 +6008,120 @@
         </w:rPr>
         <w:t>Miongoni mwa watu wa Semiti wa Magharibi, Waamoni, Waedomi, Wamidiani, Wamoabi, na Wafinisia wote walifanya tohara (</w:t>
       </w:r>
-      <w:hyperlink r:id="rId206">
-        <w:r>
-          <w:rPr>
-            <w:lang w:val="sw_KE" w:bidi="sw_KE"/>
-          </w:rPr>
-          <w:rPr>
-            <w:color w:val="0000EE"/>
-            <w:u w:val="single"/>
-          </w:rPr>
-          <w:t>Yeremia 9:25–26</w:t>
-        </w:r>
-      </w:hyperlink>
+      <w:r>
+        <w:rPr>
+          <w:lang w:val="sw_KE" w:bidi="sw_KE"/>
+        </w:rPr>
+        <w:t>Yeremia 9:25–26</w:t>
+      </w:r>
       <w:r>
         <w:rPr>
           <w:lang w:val="sw_KE" w:bidi="sw_KE"/>
         </w:rPr>
         <w:t>). Wafilisti, hata hivyo, hawakufanya (</w:t>
       </w:r>
-      <w:hyperlink r:id="rId207">
-        <w:r>
-          <w:rPr>
-            <w:lang w:val="sw_KE" w:bidi="sw_KE"/>
-          </w:rPr>
-          <w:rPr>
-            <w:color w:val="0000EE"/>
-            <w:u w:val="single"/>
-          </w:rPr>
-          <w:t>Waamuzi 14:3</w:t>
-        </w:r>
-      </w:hyperlink>
+      <w:r>
+        <w:rPr>
+          <w:lang w:val="sw_KE" w:bidi="sw_KE"/>
+        </w:rPr>
+        <w:t>Waamuzi 14:3</w:t>
+      </w:r>
       <w:r>
         <w:rPr>
           <w:lang w:val="sw_KE" w:bidi="sw_KE"/>
         </w:rPr>
         <w:t xml:space="preserve">; </w:t>
       </w:r>
-      <w:hyperlink r:id="rId208">
-        <w:r>
-          <w:rPr>
-            <w:lang w:val="sw_KE" w:bidi="sw_KE"/>
-          </w:rPr>
-          <w:rPr>
-            <w:color w:val="0000EE"/>
-            <w:u w:val="single"/>
-          </w:rPr>
-          <w:t>15:18</w:t>
-        </w:r>
-      </w:hyperlink>
+      <w:r>
+        <w:rPr>
+          <w:lang w:val="sw_KE" w:bidi="sw_KE"/>
+        </w:rPr>
+        <w:t>15:18</w:t>
+      </w:r>
       <w:r>
         <w:rPr>
           <w:lang w:val="sw_KE" w:bidi="sw_KE"/>
         </w:rPr>
         <w:t xml:space="preserve">; </w:t>
       </w:r>
-      <w:hyperlink r:id="rId209">
-        <w:r>
-          <w:rPr>
-            <w:lang w:val="sw_KE" w:bidi="sw_KE"/>
-          </w:rPr>
-          <w:rPr>
-            <w:color w:val="0000EE"/>
-            <w:u w:val="single"/>
-          </w:rPr>
-          <w:t>1 Samweli 14:6</w:t>
-        </w:r>
-      </w:hyperlink>
+      <w:r>
+        <w:rPr>
+          <w:lang w:val="sw_KE" w:bidi="sw_KE"/>
+        </w:rPr>
+        <w:t>1 Samweli 14:6</w:t>
+      </w:r>
       <w:r>
         <w:rPr>
           <w:lang w:val="sw_KE" w:bidi="sw_KE"/>
         </w:rPr>
         <w:t xml:space="preserve">; </w:t>
       </w:r>
-      <w:hyperlink r:id="rId210">
-        <w:r>
-          <w:rPr>
-            <w:lang w:val="sw_KE" w:bidi="sw_KE"/>
-          </w:rPr>
-          <w:rPr>
-            <w:color w:val="0000EE"/>
-            <w:u w:val="single"/>
-          </w:rPr>
-          <w:t>17:26, 36</w:t>
-        </w:r>
-      </w:hyperlink>
+      <w:r>
+        <w:rPr>
+          <w:lang w:val="sw_KE" w:bidi="sw_KE"/>
+        </w:rPr>
+        <w:t>17:26, 36</w:t>
+      </w:r>
       <w:r>
         <w:rPr>
           <w:lang w:val="sw_KE" w:bidi="sw_KE"/>
         </w:rPr>
         <w:t xml:space="preserve">; </w:t>
       </w:r>
-      <w:hyperlink r:id="rId211">
-        <w:r>
-          <w:rPr>
-            <w:lang w:val="sw_KE" w:bidi="sw_KE"/>
-          </w:rPr>
-          <w:rPr>
-            <w:color w:val="0000EE"/>
-            <w:u w:val="single"/>
-          </w:rPr>
-          <w:t>18:25, 27</w:t>
-        </w:r>
-      </w:hyperlink>
+      <w:r>
+        <w:rPr>
+          <w:lang w:val="sw_KE" w:bidi="sw_KE"/>
+        </w:rPr>
+        <w:t>18:25, 27</w:t>
+      </w:r>
       <w:r>
         <w:rPr>
           <w:lang w:val="sw_KE" w:bidi="sw_KE"/>
         </w:rPr>
         <w:t xml:space="preserve">; </w:t>
       </w:r>
-      <w:hyperlink r:id="rId212">
-        <w:r>
-          <w:rPr>
-            <w:lang w:val="sw_KE" w:bidi="sw_KE"/>
-          </w:rPr>
-          <w:rPr>
-            <w:color w:val="0000EE"/>
-            <w:u w:val="single"/>
-          </w:rPr>
-          <w:t>31:4</w:t>
-        </w:r>
-      </w:hyperlink>
+      <w:r>
+        <w:rPr>
+          <w:lang w:val="sw_KE" w:bidi="sw_KE"/>
+        </w:rPr>
+        <w:t>31:4</w:t>
+      </w:r>
       <w:r>
         <w:rPr>
           <w:lang w:val="sw_KE" w:bidi="sw_KE"/>
         </w:rPr>
         <w:t xml:space="preserve">; </w:t>
       </w:r>
-      <w:hyperlink r:id="rId213">
-        <w:r>
-          <w:rPr>
-            <w:lang w:val="sw_KE" w:bidi="sw_KE"/>
-          </w:rPr>
-          <w:rPr>
-            <w:color w:val="0000EE"/>
-            <w:u w:val="single"/>
-          </w:rPr>
-          <w:t>2 Samweli 1:20</w:t>
-        </w:r>
-      </w:hyperlink>
+      <w:r>
+        <w:rPr>
+          <w:lang w:val="sw_KE" w:bidi="sw_KE"/>
+        </w:rPr>
+        <w:t>2 Samweli 1:20</w:t>
+      </w:r>
       <w:r>
         <w:rPr>
           <w:lang w:val="sw_KE" w:bidi="sw_KE"/>
         </w:rPr>
         <w:t xml:space="preserve">; </w:t>
       </w:r>
-      <w:hyperlink r:id="rId214">
-        <w:r>
-          <w:rPr>
-            <w:lang w:val="sw_KE" w:bidi="sw_KE"/>
-          </w:rPr>
-          <w:rPr>
-            <w:color w:val="0000EE"/>
-            <w:u w:val="single"/>
-          </w:rPr>
-          <w:t>3:14</w:t>
-        </w:r>
-      </w:hyperlink>
+      <w:r>
+        <w:rPr>
+          <w:lang w:val="sw_KE" w:bidi="sw_KE"/>
+        </w:rPr>
+        <w:t>3:14</w:t>
+      </w:r>
       <w:r>
         <w:rPr>
           <w:lang w:val="sw_KE" w:bidi="sw_KE"/>
         </w:rPr>
         <w:t xml:space="preserve">; </w:t>
       </w:r>
-      <w:hyperlink r:id="rId215">
-        <w:r>
-          <w:rPr>
-            <w:lang w:val="sw_KE" w:bidi="sw_KE"/>
-          </w:rPr>
-          <w:rPr>
-            <w:color w:val="0000EE"/>
-            <w:u w:val="single"/>
-          </w:rPr>
-          <w:t>1 Mambo ya Nyakati 10:4</w:t>
-        </w:r>
-      </w:hyperlink>
+      <w:r>
+        <w:rPr>
+          <w:lang w:val="sw_KE" w:bidi="sw_KE"/>
+        </w:rPr>
+        <w:t>1 Mambo ya Nyakati 10:4</w:t>
+      </w:r>
       <w:r>
         <w:rPr>
           <w:lang w:val="sw_KE" w:bidi="sw_KE"/>
@@ -7463,72 +6167,48 @@
         </w:rPr>
         <w:t xml:space="preserve">Kwenye Biblia, desturi ya tohara ilianza katika </w:t>
       </w:r>
-      <w:hyperlink r:id="rId216">
-        <w:r>
-          <w:rPr>
-            <w:lang w:val="sw_KE" w:bidi="sw_KE"/>
-          </w:rPr>
-          <w:rPr>
-            <w:color w:val="0000EE"/>
-            <w:u w:val="single"/>
-          </w:rPr>
-          <w:t>Mwanzo 17</w:t>
-        </w:r>
-      </w:hyperlink>
+      <w:r>
+        <w:rPr>
+          <w:lang w:val="sw_KE" w:bidi="sw_KE"/>
+        </w:rPr>
+        <w:t>Mwanzo 17</w:t>
+      </w:r>
       <w:r>
         <w:rPr>
           <w:lang w:val="sw_KE" w:bidi="sw_KE"/>
         </w:rPr>
         <w:t xml:space="preserve"> kama ishara ya agano kati ya Mungu na Abrahamu. Mungu alimuahidi Abrahamu nchi na, kupitia mwana ambaye bado hajazaliwa, uzao mwingi, ambao wafalme wangetoka. Baraka zingemjia Abrahamu na kupitia yeye kwa mataifa yote (</w:t>
       </w:r>
-      <w:hyperlink r:id="rId217">
-        <w:r>
-          <w:rPr>
-            <w:lang w:val="sw_KE" w:bidi="sw_KE"/>
-          </w:rPr>
-          <w:rPr>
-            <w:color w:val="0000EE"/>
-            <w:u w:val="single"/>
-          </w:rPr>
-          <w:t>Mwanzo 12:1–3</w:t>
-        </w:r>
-      </w:hyperlink>
+      <w:r>
+        <w:rPr>
+          <w:lang w:val="sw_KE" w:bidi="sw_KE"/>
+        </w:rPr>
+        <w:t>Mwanzo 12:1–3</w:t>
+      </w:r>
       <w:r>
         <w:rPr>
           <w:lang w:val="sw_KE" w:bidi="sw_KE"/>
         </w:rPr>
         <w:t xml:space="preserve">). Baada ya agano kuzinduliwa rasmi (mlango wa </w:t>
       </w:r>
-      <w:hyperlink r:id="rId218">
-        <w:r>
-          <w:rPr>
-            <w:lang w:val="sw_KE" w:bidi="sw_KE"/>
-          </w:rPr>
-          <w:rPr>
-            <w:color w:val="0000EE"/>
-            <w:u w:val="single"/>
-          </w:rPr>
-          <w:t>15</w:t>
-        </w:r>
-      </w:hyperlink>
+      <w:r>
+        <w:rPr>
+          <w:lang w:val="sw_KE" w:bidi="sw_KE"/>
+        </w:rPr>
+        <w:t>15</w:t>
+      </w:r>
       <w:r>
         <w:rPr>
           <w:lang w:val="sw_KE" w:bidi="sw_KE"/>
         </w:rPr>
         <w:t xml:space="preserve">), Mungu alilithibitisha, akimwamuru Abrahamu kutahiriwa pamoja na wanaume wote katika nyumba yake (Mwanzo </w:t>
       </w:r>
-      <w:hyperlink r:id="rId219">
-        <w:r>
-          <w:rPr>
-            <w:lang w:val="sw_KE" w:bidi="sw_KE"/>
-          </w:rPr>
-          <w:rPr>
-            <w:color w:val="0000EE"/>
-            <w:u w:val="single"/>
-          </w:rPr>
-          <w:t>17:9–13</w:t>
-        </w:r>
-      </w:hyperlink>
+      <w:r>
+        <w:rPr>
+          <w:lang w:val="sw_KE" w:bidi="sw_KE"/>
+        </w:rPr>
+        <w:t>17:9–13</w:t>
+      </w:r>
       <w:r>
         <w:rPr>
           <w:lang w:val="sw_KE" w:bidi="sw_KE"/>
@@ -7549,90 +6229,60 @@
         </w:rPr>
         <w:t>Tohara ilikuwa ni ishara ya imani kwamba ahadi za Mungu zingetimia. Kwa sababu imani ya Abrahamu ilipungua (</w:t>
       </w:r>
-      <w:hyperlink r:id="rId220">
-        <w:r>
-          <w:rPr>
-            <w:lang w:val="sw_KE" w:bidi="sw_KE"/>
-          </w:rPr>
-          <w:rPr>
-            <w:color w:val="0000EE"/>
-            <w:u w:val="single"/>
-          </w:rPr>
-          <w:t>Mwanzo 16</w:t>
-        </w:r>
-      </w:hyperlink>
+      <w:r>
+        <w:rPr>
+          <w:lang w:val="sw_KE" w:bidi="sw_KE"/>
+        </w:rPr>
+        <w:t>Mwanzo 16</w:t>
+      </w:r>
       <w:r>
         <w:rPr>
           <w:lang w:val="sw_KE" w:bidi="sw_KE"/>
         </w:rPr>
         <w:t>) hata baada ya kuona maonyesho makuu ya utukufu wa Mungu (</w:t>
       </w:r>
-      <w:hyperlink r:id="rId221">
-        <w:r>
-          <w:rPr>
-            <w:lang w:val="sw_KE" w:bidi="sw_KE"/>
-          </w:rPr>
-          <w:rPr>
-            <w:color w:val="0000EE"/>
-            <w:u w:val="single"/>
-          </w:rPr>
-          <w:t>15:9–17</w:t>
-        </w:r>
-      </w:hyperlink>
+      <w:r>
+        <w:rPr>
+          <w:lang w:val="sw_KE" w:bidi="sw_KE"/>
+        </w:rPr>
+        <w:t>15:9–17</w:t>
+      </w:r>
       <w:r>
         <w:rPr>
           <w:lang w:val="sw_KE" w:bidi="sw_KE"/>
         </w:rPr>
         <w:t>), kumbukumbu ya kudumu ya ahadi za agano la Mungu iliwekwa kwenye mwili wake na miili ya wazao wake wa kiume (</w:t>
       </w:r>
-      <w:hyperlink r:id="rId222">
-        <w:r>
-          <w:rPr>
-            <w:lang w:val="sw_KE" w:bidi="sw_KE"/>
-          </w:rPr>
-          <w:rPr>
-            <w:color w:val="0000EE"/>
-            <w:u w:val="single"/>
-          </w:rPr>
-          <w:t>17:11</w:t>
-        </w:r>
-      </w:hyperlink>
+      <w:r>
+        <w:rPr>
+          <w:lang w:val="sw_KE" w:bidi="sw_KE"/>
+        </w:rPr>
+        <w:t>17:11</w:t>
+      </w:r>
       <w:r>
         <w:rPr>
           <w:lang w:val="sw_KE" w:bidi="sw_KE"/>
         </w:rPr>
         <w:t>). Ishara hii ilikuwa imehusishwa sana na ahadi ya agano la Mungu kiasi kwamba ibada yenyewe ingeweza kuitwa "agano" (</w:t>
       </w:r>
-      <w:hyperlink r:id="rId223">
-        <w:r>
-          <w:rPr>
-            <w:lang w:val="sw_KE" w:bidi="sw_KE"/>
-          </w:rPr>
-          <w:rPr>
-            <w:color w:val="0000EE"/>
-            <w:u w:val="single"/>
-          </w:rPr>
-          <w:t>Mwanzo 17:10</w:t>
-        </w:r>
-      </w:hyperlink>
+      <w:r>
+        <w:rPr>
+          <w:lang w:val="sw_KE" w:bidi="sw_KE"/>
+        </w:rPr>
+        <w:t>Mwanzo 17:10</w:t>
+      </w:r>
       <w:r>
         <w:rPr>
           <w:lang w:val="sw_KE" w:bidi="sw_KE"/>
         </w:rPr>
         <w:t xml:space="preserve">; </w:t>
       </w:r>
-      <w:hyperlink r:id="rId224">
-        <w:r>
-          <w:rPr>
-            <w:lang w:val="sw_KE" w:bidi="sw_KE"/>
-          </w:rPr>
-          <w:rPr>
-            <w:color w:val="0000EE"/>
-            <w:u w:val="single"/>
-          </w:rPr>
-          <w:t>Matendo 7:8</w:t>
-        </w:r>
-      </w:hyperlink>
+      <w:r>
+        <w:rPr>
+          <w:lang w:val="sw_KE" w:bidi="sw_KE"/>
+        </w:rPr>
+        <w:t>Matendo 7:8</w:t>
+      </w:r>
       <w:r>
         <w:rPr>
           <w:lang w:val="sw_KE" w:bidi="sw_KE"/>
@@ -7653,252 +6303,168 @@
         </w:rPr>
         <w:t>Tohara ilifanyika siku ya nane baada ya kuzaliwa (</w:t>
       </w:r>
-      <w:hyperlink r:id="rId225">
-        <w:r>
-          <w:rPr>
-            <w:lang w:val="sw_KE" w:bidi="sw_KE"/>
-          </w:rPr>
-          <w:rPr>
-            <w:color w:val="0000EE"/>
-            <w:u w:val="single"/>
-          </w:rPr>
-          <w:t>Mwanzo 17:12</w:t>
-        </w:r>
-      </w:hyperlink>
+      <w:r>
+        <w:rPr>
+          <w:lang w:val="sw_KE" w:bidi="sw_KE"/>
+        </w:rPr>
+        <w:t>Mwanzo 17:12</w:t>
+      </w:r>
       <w:r>
         <w:rPr>
           <w:lang w:val="sw_KE" w:bidi="sw_KE"/>
         </w:rPr>
         <w:t xml:space="preserve">; </w:t>
       </w:r>
-      <w:hyperlink r:id="rId226">
-        <w:r>
-          <w:rPr>
-            <w:lang w:val="sw_KE" w:bidi="sw_KE"/>
-          </w:rPr>
-          <w:rPr>
-            <w:color w:val="0000EE"/>
-            <w:u w:val="single"/>
-          </w:rPr>
-          <w:t>Law 12:1–3</w:t>
-        </w:r>
-      </w:hyperlink>
+      <w:r>
+        <w:rPr>
+          <w:lang w:val="sw_KE" w:bidi="sw_KE"/>
+        </w:rPr>
+        <w:t>Law 12:1–3</w:t>
+      </w:r>
       <w:r>
         <w:rPr>
           <w:lang w:val="sw_KE" w:bidi="sw_KE"/>
         </w:rPr>
         <w:t xml:space="preserve">; tazama </w:t>
       </w:r>
-      <w:hyperlink r:id="rId227">
-        <w:r>
-          <w:rPr>
-            <w:lang w:val="sw_KE" w:bidi="sw_KE"/>
-          </w:rPr>
-          <w:rPr>
-            <w:color w:val="0000EE"/>
-            <w:u w:val="single"/>
-          </w:rPr>
-          <w:t>Mwanzo 21:4</w:t>
-        </w:r>
-      </w:hyperlink>
+      <w:r>
+        <w:rPr>
+          <w:lang w:val="sw_KE" w:bidi="sw_KE"/>
+        </w:rPr>
+        <w:t>Mwanzo 21:4</w:t>
+      </w:r>
       <w:r>
         <w:rPr>
           <w:lang w:val="sw_KE" w:bidi="sw_KE"/>
         </w:rPr>
         <w:t xml:space="preserve">; </w:t>
       </w:r>
-      <w:hyperlink r:id="rId228">
-        <w:r>
-          <w:rPr>
-            <w:lang w:val="sw_KE" w:bidi="sw_KE"/>
-          </w:rPr>
-          <w:rPr>
-            <w:color w:val="0000EE"/>
-            <w:u w:val="single"/>
-          </w:rPr>
-          <w:t>Lk 1:59</w:t>
-        </w:r>
-      </w:hyperlink>
+      <w:r>
+        <w:rPr>
+          <w:lang w:val="sw_KE" w:bidi="sw_KE"/>
+        </w:rPr>
+        <w:t>Lk 1:59</w:t>
+      </w:r>
       <w:r>
         <w:rPr>
           <w:lang w:val="sw_KE" w:bidi="sw_KE"/>
         </w:rPr>
         <w:t xml:space="preserve">; </w:t>
       </w:r>
-      <w:hyperlink r:id="rId229">
-        <w:r>
-          <w:rPr>
-            <w:lang w:val="sw_KE" w:bidi="sw_KE"/>
-          </w:rPr>
-          <w:rPr>
-            <w:color w:val="0000EE"/>
-            <w:u w:val="single"/>
-          </w:rPr>
-          <w:t>2:21</w:t>
-        </w:r>
-      </w:hyperlink>
+      <w:r>
+        <w:rPr>
+          <w:lang w:val="sw_KE" w:bidi="sw_KE"/>
+        </w:rPr>
+        <w:t>2:21</w:t>
+      </w:r>
       <w:r>
         <w:rPr>
           <w:lang w:val="sw_KE" w:bidi="sw_KE"/>
         </w:rPr>
         <w:t xml:space="preserve">; </w:t>
       </w:r>
-      <w:hyperlink r:id="rId224">
-        <w:r>
-          <w:rPr>
-            <w:lang w:val="sw_KE" w:bidi="sw_KE"/>
-          </w:rPr>
-          <w:rPr>
-            <w:color w:val="0000EE"/>
-            <w:u w:val="single"/>
-          </w:rPr>
-          <w:t>Matendo 7:8</w:t>
-        </w:r>
-      </w:hyperlink>
+      <w:r>
+        <w:rPr>
+          <w:lang w:val="sw_KE" w:bidi="sw_KE"/>
+        </w:rPr>
+        <w:t>Matendo 7:8</w:t>
+      </w:r>
       <w:r>
         <w:rPr>
           <w:lang w:val="sw_KE" w:bidi="sw_KE"/>
         </w:rPr>
         <w:t xml:space="preserve">; </w:t>
       </w:r>
-      <w:hyperlink r:id="rId230">
-        <w:r>
-          <w:rPr>
-            <w:lang w:val="sw_KE" w:bidi="sw_KE"/>
-          </w:rPr>
-          <w:rPr>
-            <w:color w:val="0000EE"/>
-            <w:u w:val="single"/>
-          </w:rPr>
-          <w:t>Wafilipi 3:5</w:t>
-        </w:r>
-      </w:hyperlink>
+      <w:r>
+        <w:rPr>
+          <w:lang w:val="sw_KE" w:bidi="sw_KE"/>
+        </w:rPr>
+        <w:t>Wafilipi 3:5</w:t>
+      </w:r>
       <w:r>
         <w:rPr>
           <w:lang w:val="sw_KE" w:bidi="sw_KE"/>
         </w:rPr>
         <w:t>), kwa kawaida na baba wa mvulana (</w:t>
       </w:r>
-      <w:hyperlink r:id="rId231">
-        <w:r>
-          <w:rPr>
-            <w:lang w:val="sw_KE" w:bidi="sw_KE"/>
-          </w:rPr>
-          <w:rPr>
-            <w:color w:val="0000EE"/>
-            <w:u w:val="single"/>
-          </w:rPr>
-          <w:t>Mwanzo 17:23</w:t>
-        </w:r>
-      </w:hyperlink>
+      <w:r>
+        <w:rPr>
+          <w:lang w:val="sw_KE" w:bidi="sw_KE"/>
+        </w:rPr>
+        <w:t>Mwanzo 17:23</w:t>
+      </w:r>
       <w:r>
         <w:rPr>
           <w:lang w:val="sw_KE" w:bidi="sw_KE"/>
         </w:rPr>
         <w:t xml:space="preserve">; </w:t>
       </w:r>
-      <w:hyperlink r:id="rId227">
-        <w:r>
-          <w:rPr>
-            <w:lang w:val="sw_KE" w:bidi="sw_KE"/>
-          </w:rPr>
-          <w:rPr>
-            <w:color w:val="0000EE"/>
-            <w:u w:val="single"/>
-          </w:rPr>
-          <w:t>21:4</w:t>
-        </w:r>
-      </w:hyperlink>
+      <w:r>
+        <w:rPr>
+          <w:lang w:val="sw_KE" w:bidi="sw_KE"/>
+        </w:rPr>
+        <w:t>21:4</w:t>
+      </w:r>
       <w:r>
         <w:rPr>
           <w:lang w:val="sw_KE" w:bidi="sw_KE"/>
         </w:rPr>
         <w:t xml:space="preserve">; </w:t>
       </w:r>
-      <w:hyperlink r:id="rId224">
-        <w:r>
-          <w:rPr>
-            <w:lang w:val="sw_KE" w:bidi="sw_KE"/>
-          </w:rPr>
-          <w:rPr>
-            <w:color w:val="0000EE"/>
-            <w:u w:val="single"/>
-          </w:rPr>
-          <w:t>Matendo 7:8</w:t>
-        </w:r>
-      </w:hyperlink>
+      <w:r>
+        <w:rPr>
+          <w:lang w:val="sw_KE" w:bidi="sw_KE"/>
+        </w:rPr>
+        <w:t>Matendo 7:8</w:t>
+      </w:r>
       <w:r>
         <w:rPr>
           <w:lang w:val="sw_KE" w:bidi="sw_KE"/>
         </w:rPr>
         <w:t>), wakati ambapo jina lingetolewa (</w:t>
       </w:r>
-      <w:hyperlink r:id="rId228">
-        <w:r>
-          <w:rPr>
-            <w:lang w:val="sw_KE" w:bidi="sw_KE"/>
-          </w:rPr>
-          <w:rPr>
-            <w:color w:val="0000EE"/>
-            <w:u w:val="single"/>
-          </w:rPr>
-          <w:t>Luka 1:59</w:t>
-        </w:r>
-      </w:hyperlink>
+      <w:r>
+        <w:rPr>
+          <w:lang w:val="sw_KE" w:bidi="sw_KE"/>
+        </w:rPr>
+        <w:t>Luka 1:59</w:t>
+      </w:r>
       <w:r>
         <w:rPr>
           <w:lang w:val="sw_KE" w:bidi="sw_KE"/>
         </w:rPr>
         <w:t xml:space="preserve">; </w:t>
       </w:r>
-      <w:hyperlink r:id="rId229">
-        <w:r>
-          <w:rPr>
-            <w:lang w:val="sw_KE" w:bidi="sw_KE"/>
-          </w:rPr>
-          <w:rPr>
-            <w:color w:val="0000EE"/>
-            <w:u w:val="single"/>
-          </w:rPr>
-          <w:t>2:21</w:t>
-        </w:r>
-      </w:hyperlink>
+      <w:r>
+        <w:rPr>
+          <w:lang w:val="sw_KE" w:bidi="sw_KE"/>
+        </w:rPr>
+        <w:t>2:21</w:t>
+      </w:r>
       <w:r>
         <w:rPr>
           <w:lang w:val="sw_KE" w:bidi="sw_KE"/>
         </w:rPr>
         <w:t>). Visu vya jiwe vilitumika katika siku za mwanzo (</w:t>
       </w:r>
-      <w:hyperlink r:id="rId232">
-        <w:r>
-          <w:rPr>
-            <w:lang w:val="sw_KE" w:bidi="sw_KE"/>
-          </w:rPr>
-          <w:rPr>
-            <w:color w:val="0000EE"/>
-            <w:u w:val="single"/>
-          </w:rPr>
-          <w:t>Kutoka 4:25</w:t>
-        </w:r>
-      </w:hyperlink>
+      <w:r>
+        <w:rPr>
+          <w:lang w:val="sw_KE" w:bidi="sw_KE"/>
+        </w:rPr>
+        <w:t>Kutoka 4:25</w:t>
+      </w:r>
       <w:r>
         <w:rPr>
           <w:lang w:val="sw_KE" w:bidi="sw_KE"/>
         </w:rPr>
         <w:t xml:space="preserve">; </w:t>
       </w:r>
-      <w:hyperlink r:id="rId233">
-        <w:r>
-          <w:rPr>
-            <w:lang w:val="sw_KE" w:bidi="sw_KE"/>
-          </w:rPr>
-          <w:rPr>
-            <w:color w:val="0000EE"/>
-            <w:u w:val="single"/>
-          </w:rPr>
-          <w:t>Yoshua 5:2–3</w:t>
-        </w:r>
-      </w:hyperlink>
+      <w:r>
+        <w:rPr>
+          <w:lang w:val="sw_KE" w:bidi="sw_KE"/>
+        </w:rPr>
+        <w:t>Yoshua 5:2–3</w:t>
+      </w:r>
       <w:r>
         <w:rPr>
           <w:lang w:val="sw_KE" w:bidi="sw_KE"/>
@@ -7943,36 +6509,24 @@
         </w:rPr>
         <w:t>Tohara ilikuwa na uhusiano na utimilifu wa ahadi ya Mungu kuhusu wazao wa Abrahamu (</w:t>
       </w:r>
-      <w:hyperlink r:id="rId234">
-        <w:r>
-          <w:rPr>
-            <w:lang w:val="sw_KE" w:bidi="sw_KE"/>
-          </w:rPr>
-          <w:rPr>
-            <w:color w:val="0000EE"/>
-            <w:u w:val="single"/>
-          </w:rPr>
-          <w:t>Mwanzo 17:9–12</w:t>
-        </w:r>
-      </w:hyperlink>
+      <w:r>
+        <w:rPr>
+          <w:lang w:val="sw_KE" w:bidi="sw_KE"/>
+        </w:rPr>
+        <w:t>Mwanzo 17:9–12</w:t>
+      </w:r>
       <w:r>
         <w:rPr>
           <w:lang w:val="sw_KE" w:bidi="sw_KE"/>
         </w:rPr>
         <w:t>). Kwa sababu ilitumika kwenye kiungo cha uzazi, ishara hiyo ilihusisha kuendeleza kizazi. Matumizi yake kwa mtoto wa siku nane yanaonyesha tabia ya neema ya ahadi ya Mungu kwa wazao wa Abrahamu na inaonyesha kwamba watu wa Mungu wanahitaji neema ya utakaso tangu kuzaliwa (</w:t>
       </w:r>
-      <w:hyperlink r:id="rId226">
-        <w:r>
-          <w:rPr>
-            <w:lang w:val="sw_KE" w:bidi="sw_KE"/>
-          </w:rPr>
-          <w:rPr>
-            <w:color w:val="0000EE"/>
-            <w:u w:val="single"/>
-          </w:rPr>
-          <w:t>Mambo ya Walawi 12:1–3</w:t>
-        </w:r>
-      </w:hyperlink>
+      <w:r>
+        <w:rPr>
+          <w:lang w:val="sw_KE" w:bidi="sw_KE"/>
+        </w:rPr>
+        <w:t>Mambo ya Walawi 12:1–3</w:t>
+      </w:r>
       <w:r>
         <w:rPr>
           <w:lang w:val="sw_KE" w:bidi="sw_KE"/>
@@ -7993,36 +6547,24 @@
         </w:rPr>
         <w:t>Tohara pia ilikuwa na uhusiano na utimilifu wa ahadi ya Mungu kuhusu nchi (</w:t>
       </w:r>
-      <w:hyperlink r:id="rId235">
-        <w:r>
-          <w:rPr>
-            <w:lang w:val="sw_KE" w:bidi="sw_KE"/>
-          </w:rPr>
-          <w:rPr>
-            <w:color w:val="0000EE"/>
-            <w:u w:val="single"/>
-          </w:rPr>
-          <w:t>Mwanzo 17:8</w:t>
-        </w:r>
-      </w:hyperlink>
+      <w:r>
+        <w:rPr>
+          <w:lang w:val="sw_KE" w:bidi="sw_KE"/>
+        </w:rPr>
+        <w:t>Mwanzo 17:8</w:t>
+      </w:r>
       <w:r>
         <w:rPr>
           <w:lang w:val="sw_KE" w:bidi="sw_KE"/>
         </w:rPr>
         <w:t>). Nchi ilikuwa mali takatifu ya Mungu, na Waisraeli walipaswa kuwa watakatifu ili kuimiliki. Wakati Yosefu na wazao wake walipokuwa Misri, waliendelea kuwatahiri wana wao. Lakini kufuatia dhambi kubwa katika Mlima Sinai baada ya kutoka, Waisraeli wasioamini walishindwa kuweka ishara ya agano juu ya watoto wao walipokuwa wakizunguka jangwani. Kwa sababu kizazi kipya hakikuwa kimefanyiwa tohara, watu hawakuwa tayari kuingia katika Nchi ya Ahadi. Kwa hiyo, Mungu alimwamuru Yoshua kuwatahiri wanaume wa Israeli. Jibu la utiifu la watu lilikuwa tendo la imani, kwani majeshi ya adui yalikuwa yamepiga kambi karibu wakati wapiganaji wa Israeli walipokuwa wamelemazwa na upasuaji (</w:t>
       </w:r>
-      <w:hyperlink r:id="rId236">
-        <w:r>
-          <w:rPr>
-            <w:lang w:val="sw_KE" w:bidi="sw_KE"/>
-          </w:rPr>
-          <w:rPr>
-            <w:color w:val="0000EE"/>
-            <w:u w:val="single"/>
-          </w:rPr>
-          <w:t>Yoshua 5:2–9</w:t>
-        </w:r>
-      </w:hyperlink>
+      <w:r>
+        <w:rPr>
+          <w:lang w:val="sw_KE" w:bidi="sw_KE"/>
+        </w:rPr>
+        <w:t>Yoshua 5:2–9</w:t>
+      </w:r>
       <w:r>
         <w:rPr>
           <w:lang w:val="sw_KE" w:bidi="sw_KE"/>
@@ -8043,36 +6585,24 @@
         </w:rPr>
         <w:t>Tangu mwanzo, ushiriki katika ahadi za agano ulikuwa wazi kwa watu nje ya nyumba ya Abrahamu (</w:t>
       </w:r>
-      <w:hyperlink r:id="rId237">
-        <w:r>
-          <w:rPr>
-            <w:lang w:val="sw_KE" w:bidi="sw_KE"/>
-          </w:rPr>
-          <w:rPr>
-            <w:color w:val="0000EE"/>
-            <w:u w:val="single"/>
-          </w:rPr>
-          <w:t>Mwanzo 17:12–13</w:t>
-        </w:r>
-      </w:hyperlink>
+      <w:r>
+        <w:rPr>
+          <w:lang w:val="sw_KE" w:bidi="sw_KE"/>
+        </w:rPr>
+        <w:t>Mwanzo 17:12–13</w:t>
+      </w:r>
       <w:r>
         <w:rPr>
           <w:lang w:val="sw_KE" w:bidi="sw_KE"/>
         </w:rPr>
         <w:t xml:space="preserve">). </w:t>
       </w:r>
-      <w:hyperlink r:id="rId238">
-        <w:r>
-          <w:rPr>
-            <w:lang w:val="sw_KE" w:bidi="sw_KE"/>
-          </w:rPr>
-          <w:rPr>
-            <w:color w:val="0000EE"/>
-            <w:u w:val="single"/>
-          </w:rPr>
-          <w:t>Kutoka 12:43–49</w:t>
-        </w:r>
-      </w:hyperlink>
+      <w:r>
+        <w:rPr>
+          <w:lang w:val="sw_KE" w:bidi="sw_KE"/>
+        </w:rPr>
+        <w:t>Kutoka 12:43–49</w:t>
+      </w:r>
       <w:r>
         <w:rPr>
           <w:lang w:val="sw_KE" w:bidi="sw_KE"/>
@@ -8104,90 +6634,60 @@
         </w:rPr>
         <w:t>Yohana Mbatizaji alitahiriwa, kama vile Yesu na Paulo (</w:t>
       </w:r>
-      <w:hyperlink r:id="rId228">
-        <w:r>
-          <w:rPr>
-            <w:lang w:val="sw_KE" w:bidi="sw_KE"/>
-          </w:rPr>
-          <w:rPr>
-            <w:color w:val="0000EE"/>
-            <w:u w:val="single"/>
-          </w:rPr>
-          <w:t>Luka 1:59</w:t>
-        </w:r>
-      </w:hyperlink>
+      <w:r>
+        <w:rPr>
+          <w:lang w:val="sw_KE" w:bidi="sw_KE"/>
+        </w:rPr>
+        <w:t>Luka 1:59</w:t>
+      </w:r>
       <w:r>
         <w:rPr>
           <w:lang w:val="sw_KE" w:bidi="sw_KE"/>
         </w:rPr>
         <w:t xml:space="preserve">; </w:t>
       </w:r>
-      <w:hyperlink r:id="rId229">
-        <w:r>
-          <w:rPr>
-            <w:lang w:val="sw_KE" w:bidi="sw_KE"/>
-          </w:rPr>
-          <w:rPr>
-            <w:color w:val="0000EE"/>
-            <w:u w:val="single"/>
-          </w:rPr>
-          <w:t>2:21</w:t>
-        </w:r>
-      </w:hyperlink>
+      <w:r>
+        <w:rPr>
+          <w:lang w:val="sw_KE" w:bidi="sw_KE"/>
+        </w:rPr>
+        <w:t>2:21</w:t>
+      </w:r>
       <w:r>
         <w:rPr>
           <w:lang w:val="sw_KE" w:bidi="sw_KE"/>
         </w:rPr>
         <w:t xml:space="preserve">; </w:t>
       </w:r>
-      <w:hyperlink r:id="rId230">
-        <w:r>
-          <w:rPr>
-            <w:lang w:val="sw_KE" w:bidi="sw_KE"/>
-          </w:rPr>
-          <w:rPr>
-            <w:color w:val="0000EE"/>
-            <w:u w:val="single"/>
-          </w:rPr>
-          <w:t>Wafilipi 3:5</w:t>
-        </w:r>
-      </w:hyperlink>
+      <w:r>
+        <w:rPr>
+          <w:lang w:val="sw_KE" w:bidi="sw_KE"/>
+        </w:rPr>
+        <w:t>Wafilipi 3:5</w:t>
+      </w:r>
       <w:r>
         <w:rPr>
           <w:lang w:val="sw_KE" w:bidi="sw_KE"/>
         </w:rPr>
         <w:t>). Yesu alitambua umuhimu wa utakaso wa tohara (</w:t>
       </w:r>
-      <w:hyperlink r:id="rId239">
-        <w:r>
-          <w:rPr>
-            <w:lang w:val="sw_KE" w:bidi="sw_KE"/>
-          </w:rPr>
-          <w:rPr>
-            <w:color w:val="0000EE"/>
-            <w:u w:val="single"/>
-          </w:rPr>
-          <w:t>Yohana 7:22–23</w:t>
-        </w:r>
-      </w:hyperlink>
+      <w:r>
+        <w:rPr>
+          <w:lang w:val="sw_KE" w:bidi="sw_KE"/>
+        </w:rPr>
+        <w:t>Yohana 7:22–23</w:t>
+      </w:r>
       <w:r>
         <w:rPr>
           <w:lang w:val="sw_KE" w:bidi="sw_KE"/>
         </w:rPr>
         <w:t>), akilinganisha desturi hiyo na huduma yake ya uponyaji ambayo ilimfanya mtu kuwa mzima kabisa na hivyo kuwa “msafi” kiibada. Kabla tu ya kupigwa mawe, Stefano alirejelea agano la tohara na kuwalaumu washtaki wake Wayahudi kwa kuwa, kama mababu zao, wenye shingo ngumu na wasiotahiriwa mioyo na masikio, na kwa daima kumpinga Roho Mtakatifu (</w:t>
       </w:r>
-      <w:hyperlink r:id="rId240">
-        <w:r>
-          <w:rPr>
-            <w:lang w:val="sw_KE" w:bidi="sw_KE"/>
-          </w:rPr>
-          <w:rPr>
-            <w:color w:val="0000EE"/>
-            <w:u w:val="single"/>
-          </w:rPr>
-          <w:t>Matendo 7:8, 51</w:t>
-        </w:r>
-      </w:hyperlink>
+      <w:r>
+        <w:rPr>
+          <w:lang w:val="sw_KE" w:bidi="sw_KE"/>
+        </w:rPr>
+        <w:t>Matendo 7:8, 51</w:t>
+      </w:r>
       <w:r>
         <w:rPr>
           <w:lang w:val="sw_KE" w:bidi="sw_KE"/>
@@ -8208,36 +6708,24 @@
         </w:rPr>
         <w:t>Kwa muda, Wakristo wa kwanza waliendelea kushiriki katika desturi na mila za Kiyahudi, hata kuhudhuria ibada za hekalu (</w:t>
       </w:r>
-      <w:hyperlink r:id="rId241">
-        <w:r>
-          <w:rPr>
-            <w:lang w:val="sw_KE" w:bidi="sw_KE"/>
-          </w:rPr>
-          <w:rPr>
-            <w:color w:val="0000EE"/>
-            <w:u w:val="single"/>
-          </w:rPr>
-          <w:t>Matendo 3:1</w:t>
-        </w:r>
-      </w:hyperlink>
+      <w:r>
+        <w:rPr>
+          <w:lang w:val="sw_KE" w:bidi="sw_KE"/>
+        </w:rPr>
+        <w:t>Matendo 3:1</w:t>
+      </w:r>
       <w:r>
         <w:rPr>
           <w:lang w:val="sw_KE" w:bidi="sw_KE"/>
         </w:rPr>
         <w:t xml:space="preserve">; </w:t>
       </w:r>
-      <w:hyperlink r:id="rId242">
-        <w:r>
-          <w:rPr>
-            <w:lang w:val="sw_KE" w:bidi="sw_KE"/>
-          </w:rPr>
-          <w:rPr>
-            <w:color w:val="0000EE"/>
-            <w:u w:val="single"/>
-          </w:rPr>
-          <w:t>5:21, 42</w:t>
-        </w:r>
-      </w:hyperlink>
+      <w:r>
+        <w:rPr>
+          <w:lang w:val="sw_KE" w:bidi="sw_KE"/>
+        </w:rPr>
+        <w:t>5:21, 42</w:t>
+      </w:r>
       <w:r>
         <w:rPr>
           <w:lang w:val="sw_KE" w:bidi="sw_KE"/>
@@ -8258,252 +6746,168 @@
         </w:rPr>
         <w:t>Wakati wa Kristo, Wayahudi wengi walielewa vibaya umuhimu wa tohara, wakiamini kwamba kitendo cha kimwili kilikuwa muhimu kwa na dhamana ya wokovu. Hivyo kwa Wayahudi, utunzaji huo ukawa sio tu ishara ya upendeleo wa kidini bali pia chanzo cha kiburi cha kikabila (</w:t>
       </w:r>
-      <w:hyperlink r:id="rId243">
-        <w:r>
-          <w:rPr>
-            <w:lang w:val="sw_KE" w:bidi="sw_KE"/>
-          </w:rPr>
-          <w:rPr>
-            <w:color w:val="0000EE"/>
-            <w:u w:val="single"/>
-          </w:rPr>
-          <w:t>Wafilipi 3:4–6</w:t>
-        </w:r>
-      </w:hyperlink>
+      <w:r>
+        <w:rPr>
+          <w:lang w:val="sw_KE" w:bidi="sw_KE"/>
+        </w:rPr>
+        <w:t>Wafilipi 3:4–6</w:t>
+      </w:r>
       <w:r>
         <w:rPr>
           <w:lang w:val="sw_KE" w:bidi="sw_KE"/>
         </w:rPr>
         <w:t>). Wayahudi hawa waliunganisha sherehe hiyo na sheria ya Mose badala ya ahadi kwa Abrahamu (</w:t>
       </w:r>
-      <w:hyperlink r:id="rId244">
-        <w:r>
-          <w:rPr>
-            <w:lang w:val="sw_KE" w:bidi="sw_KE"/>
-          </w:rPr>
-          <w:rPr>
-            <w:color w:val="0000EE"/>
-            <w:u w:val="single"/>
-          </w:rPr>
-          <w:t>Yohana 7:22</w:t>
-        </w:r>
-      </w:hyperlink>
+      <w:r>
+        <w:rPr>
+          <w:lang w:val="sw_KE" w:bidi="sw_KE"/>
+        </w:rPr>
+        <w:t>Yohana 7:22</w:t>
+      </w:r>
       <w:r>
         <w:rPr>
           <w:lang w:val="sw_KE" w:bidi="sw_KE"/>
         </w:rPr>
         <w:t xml:space="preserve">; </w:t>
       </w:r>
-      <w:hyperlink r:id="rId245">
-        <w:r>
-          <w:rPr>
-            <w:lang w:val="sw_KE" w:bidi="sw_KE"/>
-          </w:rPr>
-          <w:rPr>
-            <w:color w:val="0000EE"/>
-            <w:u w:val="single"/>
-          </w:rPr>
-          <w:t>Matendo 15:1</w:t>
-        </w:r>
-      </w:hyperlink>
+      <w:r>
+        <w:rPr>
+          <w:lang w:val="sw_KE" w:bidi="sw_KE"/>
+        </w:rPr>
+        <w:t>Matendo 15:1</w:t>
+      </w:r>
       <w:r>
         <w:rPr>
           <w:lang w:val="sw_KE" w:bidi="sw_KE"/>
         </w:rPr>
         <w:t xml:space="preserve">). Kwa sababu Wagiriki na Warumi hawakufanya tohara, Wayahudi walikuja kuitwa "waliotahiriwa" (Toleo la King James </w:t>
       </w:r>
-      <w:hyperlink r:id="rId246">
-        <w:r>
-          <w:rPr>
-            <w:lang w:val="sw_KE" w:bidi="sw_KE"/>
-          </w:rPr>
-          <w:rPr>
-            <w:color w:val="0000EE"/>
-            <w:u w:val="single"/>
-          </w:rPr>
-          <w:t>Matendo 10:45</w:t>
-        </w:r>
-      </w:hyperlink>
+      <w:r>
+        <w:rPr>
+          <w:lang w:val="sw_KE" w:bidi="sw_KE"/>
+        </w:rPr>
+        <w:t>Matendo 10:45</w:t>
+      </w:r>
       <w:r>
         <w:rPr>
           <w:lang w:val="sw_KE" w:bidi="sw_KE"/>
         </w:rPr>
         <w:t xml:space="preserve">; </w:t>
       </w:r>
-      <w:hyperlink r:id="rId247">
-        <w:r>
-          <w:rPr>
-            <w:lang w:val="sw_KE" w:bidi="sw_KE"/>
-          </w:rPr>
-          <w:rPr>
-            <w:color w:val="0000EE"/>
-            <w:u w:val="single"/>
-          </w:rPr>
-          <w:t>11:2</w:t>
-        </w:r>
-      </w:hyperlink>
+      <w:r>
+        <w:rPr>
+          <w:lang w:val="sw_KE" w:bidi="sw_KE"/>
+        </w:rPr>
+        <w:t>11:2</w:t>
+      </w:r>
       <w:r>
         <w:rPr>
           <w:lang w:val="sw_KE" w:bidi="sw_KE"/>
         </w:rPr>
         <w:t xml:space="preserve">; </w:t>
       </w:r>
-      <w:hyperlink r:id="rId248">
-        <w:r>
-          <w:rPr>
-            <w:lang w:val="sw_KE" w:bidi="sw_KE"/>
-          </w:rPr>
-          <w:rPr>
-            <w:color w:val="0000EE"/>
-            <w:u w:val="single"/>
-          </w:rPr>
-          <w:t>Warumi 15:8</w:t>
-        </w:r>
-      </w:hyperlink>
+      <w:r>
+        <w:rPr>
+          <w:lang w:val="sw_KE" w:bidi="sw_KE"/>
+        </w:rPr>
+        <w:t>Warumi 15:8</w:t>
+      </w:r>
       <w:r>
         <w:rPr>
           <w:lang w:val="sw_KE" w:bidi="sw_KE"/>
         </w:rPr>
         <w:t xml:space="preserve">; </w:t>
       </w:r>
-      <w:hyperlink r:id="rId249">
-        <w:r>
-          <w:rPr>
-            <w:lang w:val="sw_KE" w:bidi="sw_KE"/>
-          </w:rPr>
-          <w:rPr>
-            <w:color w:val="0000EE"/>
-            <w:u w:val="single"/>
-          </w:rPr>
-          <w:t>Wagalatia 2:7–9</w:t>
-        </w:r>
-      </w:hyperlink>
+      <w:r>
+        <w:rPr>
+          <w:lang w:val="sw_KE" w:bidi="sw_KE"/>
+        </w:rPr>
+        <w:t>Wagalatia 2:7–9</w:t>
+      </w:r>
       <w:r>
         <w:rPr>
           <w:lang w:val="sw_KE" w:bidi="sw_KE"/>
         </w:rPr>
         <w:t xml:space="preserve">; </w:t>
       </w:r>
-      <w:hyperlink r:id="rId250">
-        <w:r>
-          <w:rPr>
-            <w:lang w:val="sw_KE" w:bidi="sw_KE"/>
-          </w:rPr>
-          <w:rPr>
-            <w:color w:val="0000EE"/>
-            <w:u w:val="single"/>
-          </w:rPr>
-          <w:t>Waefeso 2:11</w:t>
-        </w:r>
-      </w:hyperlink>
+      <w:r>
+        <w:rPr>
+          <w:lang w:val="sw_KE" w:bidi="sw_KE"/>
+        </w:rPr>
+        <w:t>Waefeso 2:11</w:t>
+      </w:r>
       <w:r>
         <w:rPr>
           <w:lang w:val="sw_KE" w:bidi="sw_KE"/>
         </w:rPr>
         <w:t xml:space="preserve">; </w:t>
       </w:r>
-      <w:hyperlink r:id="rId251">
-        <w:r>
-          <w:rPr>
-            <w:lang w:val="sw_KE" w:bidi="sw_KE"/>
-          </w:rPr>
-          <w:rPr>
-            <w:color w:val="0000EE"/>
-            <w:u w:val="single"/>
-          </w:rPr>
-          <w:t>Tito 1:10</w:t>
-        </w:r>
-      </w:hyperlink>
+      <w:r>
+        <w:rPr>
+          <w:lang w:val="sw_KE" w:bidi="sw_KE"/>
+        </w:rPr>
+        <w:t>Tito 1:10</w:t>
+      </w:r>
       <w:r>
         <w:rPr>
           <w:lang w:val="sw_KE" w:bidi="sw_KE"/>
         </w:rPr>
         <w:t>), na kufuatia desturi ya OT (</w:t>
       </w:r>
-      <w:hyperlink r:id="rId252">
-        <w:r>
-          <w:rPr>
-            <w:lang w:val="sw_KE" w:bidi="sw_KE"/>
-          </w:rPr>
-          <w:rPr>
-            <w:color w:val="0000EE"/>
-            <w:u w:val="single"/>
-          </w:rPr>
-          <w:t>Ezekieli 28:10</w:t>
-        </w:r>
-      </w:hyperlink>
+      <w:r>
+        <w:rPr>
+          <w:lang w:val="sw_KE" w:bidi="sw_KE"/>
+        </w:rPr>
+        <w:t>Ezekieli 28:10</w:t>
+      </w:r>
       <w:r>
         <w:rPr>
           <w:lang w:val="sw_KE" w:bidi="sw_KE"/>
         </w:rPr>
         <w:t xml:space="preserve">; </w:t>
       </w:r>
-      <w:hyperlink r:id="rId253">
-        <w:r>
-          <w:rPr>
-            <w:lang w:val="sw_KE" w:bidi="sw_KE"/>
-          </w:rPr>
-          <w:rPr>
-            <w:color w:val="0000EE"/>
-            <w:u w:val="single"/>
-          </w:rPr>
-          <w:t>31:18</w:t>
-        </w:r>
-      </w:hyperlink>
+      <w:r>
+        <w:rPr>
+          <w:lang w:val="sw_KE" w:bidi="sw_KE"/>
+        </w:rPr>
+        <w:t>31:18</w:t>
+      </w:r>
       <w:r>
         <w:rPr>
           <w:lang w:val="sw_KE" w:bidi="sw_KE"/>
         </w:rPr>
         <w:t xml:space="preserve">; </w:t>
       </w:r>
-      <w:hyperlink r:id="rId254">
-        <w:r>
-          <w:rPr>
-            <w:lang w:val="sw_KE" w:bidi="sw_KE"/>
-          </w:rPr>
-          <w:rPr>
-            <w:color w:val="0000EE"/>
-            <w:u w:val="single"/>
-          </w:rPr>
-          <w:t>32:19–32</w:t>
-        </w:r>
-      </w:hyperlink>
+      <w:r>
+        <w:rPr>
+          <w:lang w:val="sw_KE" w:bidi="sw_KE"/>
+        </w:rPr>
+        <w:t>32:19–32</w:t>
+      </w:r>
       <w:r>
         <w:rPr>
           <w:lang w:val="sw_KE" w:bidi="sw_KE"/>
         </w:rPr>
         <w:t xml:space="preserve">), Mataifa waliitwa "wasio tahiriwa" (Toleo la King James </w:t>
       </w:r>
-      <w:hyperlink r:id="rId255">
-        <w:r>
-          <w:rPr>
-            <w:lang w:val="sw_KE" w:bidi="sw_KE"/>
-          </w:rPr>
-          <w:rPr>
-            <w:color w:val="0000EE"/>
-            <w:u w:val="single"/>
-          </w:rPr>
-          <w:t>Wagalatia 2:7</w:t>
-        </w:r>
-      </w:hyperlink>
+      <w:r>
+        <w:rPr>
+          <w:lang w:val="sw_KE" w:bidi="sw_KE"/>
+        </w:rPr>
+        <w:t>Wagalatia 2:7</w:t>
+      </w:r>
       <w:r>
         <w:rPr>
           <w:lang w:val="sw_KE" w:bidi="sw_KE"/>
         </w:rPr>
         <w:t xml:space="preserve">; </w:t>
       </w:r>
-      <w:hyperlink r:id="rId250">
-        <w:r>
-          <w:rPr>
-            <w:lang w:val="sw_KE" w:bidi="sw_KE"/>
-          </w:rPr>
-          <w:rPr>
-            <w:color w:val="0000EE"/>
-            <w:u w:val="single"/>
-          </w:rPr>
-          <w:t>Waefeso 2:11</w:t>
-        </w:r>
-      </w:hyperlink>
+      <w:r>
+        <w:rPr>
+          <w:lang w:val="sw_KE" w:bidi="sw_KE"/>
+        </w:rPr>
+        <w:t>Waefeso 2:11</w:t>
+      </w:r>
       <w:r>
         <w:rPr>
           <w:lang w:val="sw_KE" w:bidi="sw_KE"/>
@@ -8524,90 +6928,60 @@
         </w:rPr>
         <w:t>Wakati wa ziara yao huko Kaisaria, waumini wa Kiyahudi walishangazwa kugundua kwamba Mataifa wasiotahiriwa walipokea zawadi ya utakaso ya Roho Mtakatifu (</w:t>
       </w:r>
-      <w:hyperlink r:id="rId256">
-        <w:r>
-          <w:rPr>
-            <w:lang w:val="sw_KE" w:bidi="sw_KE"/>
-          </w:rPr>
-          <w:rPr>
-            <w:color w:val="0000EE"/>
-            <w:u w:val="single"/>
-          </w:rPr>
-          <w:t>Matendo 10:44–48</w:t>
-        </w:r>
-      </w:hyperlink>
+      <w:r>
+        <w:rPr>
+          <w:lang w:val="sw_KE" w:bidi="sw_KE"/>
+        </w:rPr>
+        <w:t>Matendo 10:44–48</w:t>
+      </w:r>
       <w:r>
         <w:rPr>
           <w:lang w:val="sw_KE" w:bidi="sw_KE"/>
         </w:rPr>
         <w:t>). Mose alikuwa ameahidi kwamba Mungu angezitahiri mioyo ya watu wake ili kumpenda Bwana kwa moyo na roho (</w:t>
       </w:r>
-      <w:hyperlink r:id="rId257">
-        <w:r>
-          <w:rPr>
-            <w:lang w:val="sw_KE" w:bidi="sw_KE"/>
-          </w:rPr>
-          <w:rPr>
-            <w:color w:val="0000EE"/>
-            <w:u w:val="single"/>
-          </w:rPr>
-          <w:t>Kumbukumbu 30:6</w:t>
-        </w:r>
-      </w:hyperlink>
+      <w:r>
+        <w:rPr>
+          <w:lang w:val="sw_KE" w:bidi="sw_KE"/>
+        </w:rPr>
+        <w:t>Kumbukumbu 30:6</w:t>
+      </w:r>
       <w:r>
         <w:rPr>
           <w:lang w:val="sw_KE" w:bidi="sw_KE"/>
         </w:rPr>
         <w:t>). Ezekieli alikuwa ametabiri kwamba Bwana angewanyunyizia watu wake maji safi, akiwapa moyo mpya na kuweka Roho wake ndani yao (</w:t>
       </w:r>
-      <w:hyperlink r:id="rId258">
-        <w:r>
-          <w:rPr>
-            <w:lang w:val="sw_KE" w:bidi="sw_KE"/>
-          </w:rPr>
-          <w:rPr>
-            <w:color w:val="0000EE"/>
-            <w:u w:val="single"/>
-          </w:rPr>
-          <w:t>Ezekieli 36:25–27</w:t>
-        </w:r>
-      </w:hyperlink>
+      <w:r>
+        <w:rPr>
+          <w:lang w:val="sw_KE" w:bidi="sw_KE"/>
+        </w:rPr>
+        <w:t>Ezekieli 36:25–27</w:t>
+      </w:r>
       <w:r>
         <w:rPr>
           <w:lang w:val="sw_KE" w:bidi="sw_KE"/>
         </w:rPr>
         <w:t>). Waumini hawa wa Kiyahudi waliposhuhudia utimilifu wa unabii kwamba Mungu angemimina Roho wake juu ya wote (</w:t>
       </w:r>
-      <w:hyperlink r:id="rId259">
-        <w:r>
-          <w:rPr>
-            <w:lang w:val="sw_KE" w:bidi="sw_KE"/>
-          </w:rPr>
-          <w:rPr>
-            <w:color w:val="0000EE"/>
-            <w:u w:val="single"/>
-          </w:rPr>
-          <w:t>Yoeli 2:28</w:t>
-        </w:r>
-      </w:hyperlink>
+      <w:r>
+        <w:rPr>
+          <w:lang w:val="sw_KE" w:bidi="sw_KE"/>
+        </w:rPr>
+        <w:t>Yoeli 2:28</w:t>
+      </w:r>
       <w:r>
         <w:rPr>
           <w:lang w:val="sw_KE" w:bidi="sw_KE"/>
         </w:rPr>
         <w:t xml:space="preserve">; </w:t>
       </w:r>
-      <w:hyperlink r:id="rId260">
-        <w:r>
-          <w:rPr>
-            <w:lang w:val="sw_KE" w:bidi="sw_KE"/>
-          </w:rPr>
-          <w:rPr>
-            <w:color w:val="0000EE"/>
-            <w:u w:val="single"/>
-          </w:rPr>
-          <w:t>Matendo 2:17</w:t>
-        </w:r>
-      </w:hyperlink>
+      <w:r>
+        <w:rPr>
+          <w:lang w:val="sw_KE" w:bidi="sw_KE"/>
+        </w:rPr>
+        <w:t>Matendo 2:17</w:t>
+      </w:r>
       <w:r>
         <w:rPr>
           <w:lang w:val="sw_KE" w:bidi="sw_KE"/>
@@ -8628,18 +7002,12 @@
         </w:rPr>
         <w:t>Sio waumini wote wa Kiyahudi waliokuwa tayari mara moja kuwakubali Mataifa katika kanisa. Petro aliporudi Yerusalemu baada ya ziara yake Kaisaria, "kundi la tohara" lilimkosoa. Lakini baada ya kueleza jinsi Roho alivyoshuka juu ya Mataifa, Petro alitangaza kwamba hangeweza kusimama dhidi ya Mungu. Kwa hili waumini wa Kiyahudi walinyamaza na kumtukuza Mungu kwamba toba ya uzima ilikuwa imepewa Mataifa (</w:t>
       </w:r>
-      <w:hyperlink r:id="rId261">
-        <w:r>
-          <w:rPr>
-            <w:lang w:val="sw_KE" w:bidi="sw_KE"/>
-          </w:rPr>
-          <w:rPr>
-            <w:color w:val="0000EE"/>
-            <w:u w:val="single"/>
-          </w:rPr>
-          <w:t>Matendo 11:1–3, 15:8</w:t>
-        </w:r>
-      </w:hyperlink>
+      <w:r>
+        <w:rPr>
+          <w:lang w:val="sw_KE" w:bidi="sw_KE"/>
+        </w:rPr>
+        <w:t>Matendo 11:1–3, 15:8</w:t>
+      </w:r>
       <w:r>
         <w:rPr>
           <w:lang w:val="sw_KE" w:bidi="sw_KE"/>
@@ -8660,90 +7028,60 @@
         </w:rPr>
         <w:t>Baadhi ya "Wayahudi" wa chama cha Mafarisayo waliwafundisha Wakristo huko Antiokia kwamba tohara ilikuwa muhimu kwa wokovu (</w:t>
       </w:r>
-      <w:hyperlink r:id="rId262">
-        <w:r>
-          <w:rPr>
-            <w:lang w:val="sw_KE" w:bidi="sw_KE"/>
-          </w:rPr>
-          <w:rPr>
-            <w:color w:val="0000EE"/>
-            <w:u w:val="single"/>
-          </w:rPr>
-          <w:t>Matendo 15:1, 5</w:t>
-        </w:r>
-      </w:hyperlink>
+      <w:r>
+        <w:rPr>
+          <w:lang w:val="sw_KE" w:bidi="sw_KE"/>
+        </w:rPr>
+        <w:t>Matendo 15:1, 5</w:t>
+      </w:r>
       <w:r>
         <w:rPr>
           <w:lang w:val="sw_KE" w:bidi="sw_KE"/>
         </w:rPr>
         <w:t xml:space="preserve">). Baada ya kujadiliana na watu hawa, Paulo na Barnaba walikwenda Yerusalemu kushauriana na mitume na wazee wengine (v </w:t>
       </w:r>
-      <w:hyperlink r:id="rId263">
-        <w:r>
-          <w:rPr>
-            <w:lang w:val="sw_KE" w:bidi="sw_KE"/>
-          </w:rPr>
-          <w:rPr>
-            <w:color w:val="0000EE"/>
-            <w:u w:val="single"/>
-          </w:rPr>
-          <w:t>2</w:t>
-        </w:r>
-      </w:hyperlink>
+      <w:r>
+        <w:rPr>
+          <w:lang w:val="sw_KE" w:bidi="sw_KE"/>
+        </w:rPr>
+        <w:t>2</w:t>
+      </w:r>
       <w:r>
         <w:rPr>
           <w:lang w:val="sw_KE" w:bidi="sw_KE"/>
         </w:rPr>
         <w:t xml:space="preserve">). Petro alibainisha kuwa Mungu alikuwa amewapa Roho Mataifa na "kusafisha mioyo yao kwa imani," akithibitisha kwamba "tunaamini kwamba tutaokolewa kwa neema ya Bwana Yesu, kama wao watakavyookolewa" (vv </w:t>
       </w:r>
-      <w:hyperlink r:id="rId264">
-        <w:r>
-          <w:rPr>
-            <w:lang w:val="sw_KE" w:bidi="sw_KE"/>
-          </w:rPr>
-          <w:rPr>
-            <w:color w:val="0000EE"/>
-            <w:u w:val="single"/>
-          </w:rPr>
-          <w:t>8–9</w:t>
-        </w:r>
-      </w:hyperlink>
+      <w:r>
+        <w:rPr>
+          <w:lang w:val="sw_KE" w:bidi="sw_KE"/>
+        </w:rPr>
+        <w:t>8–9</w:t>
+      </w:r>
       <w:r>
         <w:rPr>
           <w:lang w:val="sw_KE" w:bidi="sw_KE"/>
         </w:rPr>
         <w:t xml:space="preserve">, </w:t>
       </w:r>
-      <w:hyperlink r:id="rId265">
-        <w:r>
-          <w:rPr>
-            <w:lang w:val="sw_KE" w:bidi="sw_KE"/>
-          </w:rPr>
-          <w:rPr>
-            <w:color w:val="0000EE"/>
-            <w:u w:val="single"/>
-          </w:rPr>
-          <w:t>11</w:t>
-        </w:r>
-      </w:hyperlink>
+      <w:r>
+        <w:rPr>
+          <w:lang w:val="sw_KE" w:bidi="sw_KE"/>
+        </w:rPr>
+        <w:t>11</w:t>
+      </w:r>
       <w:r>
         <w:rPr>
           <w:lang w:val="sw_KE" w:bidi="sw_KE"/>
         </w:rPr>
         <w:t xml:space="preserve">, rsv). Kwa hiyo, Yakobo na viongozi wengine wa Yerusalemu walikubaliana kwamba tohara haipaswi kulazimishwa kwa Mataifa (vv </w:t>
       </w:r>
-      <w:hyperlink r:id="rId266">
-        <w:r>
-          <w:rPr>
-            <w:lang w:val="sw_KE" w:bidi="sw_KE"/>
-          </w:rPr>
-          <w:rPr>
-            <w:color w:val="0000EE"/>
-            <w:u w:val="single"/>
-          </w:rPr>
-          <w:t>13–21</w:t>
-        </w:r>
-      </w:hyperlink>
+      <w:r>
+        <w:rPr>
+          <w:lang w:val="sw_KE" w:bidi="sw_KE"/>
+        </w:rPr>
+        <w:t>13–21</w:t>
+      </w:r>
       <w:r>
         <w:rPr>
           <w:lang w:val="sw_KE" w:bidi="sw_KE"/>
@@ -8764,90 +7102,60 @@
         </w:rPr>
         <w:t>Iliamuliwa kwamba Petero, Yakobo, na Yohana wangeaminiwa injili kwa “waliotahiriwa,” wakati Paulo na Barnaba wangehubiri kwa “wasio tahiriwa” (</w:t>
       </w:r>
-      <w:hyperlink r:id="rId249">
-        <w:r>
-          <w:rPr>
-            <w:lang w:val="sw_KE" w:bidi="sw_KE"/>
-          </w:rPr>
-          <w:rPr>
-            <w:color w:val="0000EE"/>
-            <w:u w:val="single"/>
-          </w:rPr>
-          <w:t>Wagalatia 2:7–9</w:t>
-        </w:r>
-      </w:hyperlink>
+      <w:r>
+        <w:rPr>
+          <w:lang w:val="sw_KE" w:bidi="sw_KE"/>
+        </w:rPr>
+        <w:t>Wagalatia 2:7–9</w:t>
+      </w:r>
       <w:r>
         <w:rPr>
           <w:lang w:val="sw_KE" w:bidi="sw_KE"/>
         </w:rPr>
         <w:t>). Kwa sababu ya sera yake ya uinjilisti ya kuwa “kila kitu kwa watu wote” kuhusiana na mambo ya desturi yasiyo na umuhimu wa kiroho (</w:t>
       </w:r>
-      <w:hyperlink r:id="rId267">
-        <w:r>
-          <w:rPr>
-            <w:lang w:val="sw_KE" w:bidi="sw_KE"/>
-          </w:rPr>
-          <w:rPr>
-            <w:color w:val="0000EE"/>
-            <w:u w:val="single"/>
-          </w:rPr>
-          <w:t>1 Wakorintho 9:19–23</w:t>
-        </w:r>
-      </w:hyperlink>
+      <w:r>
+        <w:rPr>
+          <w:lang w:val="sw_KE" w:bidi="sw_KE"/>
+        </w:rPr>
+        <w:t>1 Wakorintho 9:19–23</w:t>
+      </w:r>
       <w:r>
         <w:rPr>
           <w:lang w:val="sw_KE" w:bidi="sw_KE"/>
         </w:rPr>
         <w:t>), Paulo alimfanya Timotheo atahiriwe. Timotheo alihesabiwa na Wayahudi kama mmoja wa jamii yao kwa sababu mama yake alikuwa Myahudi (</w:t>
       </w:r>
-      <w:hyperlink r:id="rId268">
-        <w:r>
-          <w:rPr>
-            <w:lang w:val="sw_KE" w:bidi="sw_KE"/>
-          </w:rPr>
-          <w:rPr>
-            <w:color w:val="0000EE"/>
-            <w:u w:val="single"/>
-          </w:rPr>
-          <w:t>Matendo 16:1–2</w:t>
-        </w:r>
-      </w:hyperlink>
+      <w:r>
+        <w:rPr>
+          <w:lang w:val="sw_KE" w:bidi="sw_KE"/>
+        </w:rPr>
+        <w:t>Matendo 16:1–2</w:t>
+      </w:r>
       <w:r>
         <w:rPr>
           <w:lang w:val="sw_KE" w:bidi="sw_KE"/>
         </w:rPr>
         <w:t>). Lakini Paulo alipinga majaribio ya kumfanya Tito atahiriwe, kwa kuwa alikuwa Myunani (</w:t>
       </w:r>
-      <w:hyperlink r:id="rId181">
-        <w:r>
-          <w:rPr>
-            <w:lang w:val="sw_KE" w:bidi="sw_KE"/>
-          </w:rPr>
-          <w:rPr>
-            <w:color w:val="0000EE"/>
-            <w:u w:val="single"/>
-          </w:rPr>
-          <w:t>Wagalatia 2:3</w:t>
-        </w:r>
-      </w:hyperlink>
+      <w:r>
+        <w:rPr>
+          <w:lang w:val="sw_KE" w:bidi="sw_KE"/>
+        </w:rPr>
+        <w:t>Wagalatia 2:3</w:t>
+      </w:r>
       <w:r>
         <w:rPr>
           <w:lang w:val="sw_KE" w:bidi="sw_KE"/>
         </w:rPr>
         <w:t>). Paulo alionekana kuruhusu waumini Wayahudi kuwatahiri wana wao (</w:t>
       </w:r>
-      <w:hyperlink r:id="rId269">
-        <w:r>
-          <w:rPr>
-            <w:lang w:val="sw_KE" w:bidi="sw_KE"/>
-          </w:rPr>
-          <w:rPr>
-            <w:color w:val="0000EE"/>
-            <w:u w:val="single"/>
-          </w:rPr>
-          <w:t>Matendo 21:21</w:t>
-        </w:r>
-      </w:hyperlink>
+      <w:r>
+        <w:rPr>
+          <w:lang w:val="sw_KE" w:bidi="sw_KE"/>
+        </w:rPr>
+        <w:t>Matendo 21:21</w:t>
+      </w:r>
       <w:r>
         <w:rPr>
           <w:lang w:val="sw_KE" w:bidi="sw_KE"/>
@@ -8868,90 +7176,60 @@
         </w:rPr>
         <w:t>Hata hivyo, Paulo alishutumu kwamba wale waliodai kwamba Wakristo wa Galatia lazima watahiriwe na kushika sheria hawakuitii wao wenyewe bali walitaka kujivunia mwili wa Wagalatia na kuepuka mateso kwa ajili ya msalaba wa Kristo (</w:t>
       </w:r>
-      <w:hyperlink r:id="rId270">
-        <w:r>
-          <w:rPr>
-            <w:lang w:val="sw_KE" w:bidi="sw_KE"/>
-          </w:rPr>
-          <w:rPr>
-            <w:color w:val="0000EE"/>
-            <w:u w:val="single"/>
-          </w:rPr>
-          <w:t>Wagalatia 6:12–13</w:t>
-        </w:r>
-      </w:hyperlink>
+      <w:r>
+        <w:rPr>
+          <w:lang w:val="sw_KE" w:bidi="sw_KE"/>
+        </w:rPr>
+        <w:t>Wagalatia 6:12–13</w:t>
+      </w:r>
       <w:r>
         <w:rPr>
           <w:lang w:val="sw_KE" w:bidi="sw_KE"/>
         </w:rPr>
         <w:t>)—mateso ambayo Paulo alikuwa tayari kuyavumilia (</w:t>
       </w:r>
-      <w:hyperlink r:id="rId271">
-        <w:r>
-          <w:rPr>
-            <w:lang w:val="sw_KE" w:bidi="sw_KE"/>
-          </w:rPr>
-          <w:rPr>
-            <w:color w:val="0000EE"/>
-            <w:u w:val="single"/>
-          </w:rPr>
-          <w:t>5:11</w:t>
-        </w:r>
-      </w:hyperlink>
+      <w:r>
+        <w:rPr>
+          <w:lang w:val="sw_KE" w:bidi="sw_KE"/>
+        </w:rPr>
+        <w:t>5:11</w:t>
+      </w:r>
       <w:r>
         <w:rPr>
           <w:lang w:val="sw_KE" w:bidi="sw_KE"/>
         </w:rPr>
         <w:t xml:space="preserve">). Akikubali kwa ajili ya hoja dhana ya Mafarisayo kwamba wokovu unaweza kupatikana kwa kushika sheria, Paulo alitangaza kwamba wale waliopokea tohara lazima watii kila sheria nyingine ya Kiyahudi (vv </w:t>
       </w:r>
-      <w:hyperlink r:id="rId272">
-        <w:r>
-          <w:rPr>
-            <w:lang w:val="sw_KE" w:bidi="sw_KE"/>
-          </w:rPr>
-          <w:rPr>
-            <w:color w:val="0000EE"/>
-            <w:u w:val="single"/>
-          </w:rPr>
-          <w:t>2–3</w:t>
-        </w:r>
-      </w:hyperlink>
+      <w:r>
+        <w:rPr>
+          <w:lang w:val="sw_KE" w:bidi="sw_KE"/>
+        </w:rPr>
+        <w:t>2–3</w:t>
+      </w:r>
       <w:r>
         <w:rPr>
           <w:lang w:val="sw_KE" w:bidi="sw_KE"/>
         </w:rPr>
         <w:t xml:space="preserve">). Kristo hangekuwa “na faida yoyote” kwa wale ambao “wangetakaswa kwa sheria”; jaribio hili la haki kwa matendo lingethibitisha kwamba Wagalatia walikuwa “wametengwa na Kristo,” wakiwa “wameanguka kutoka neema” (vv </w:t>
       </w:r>
-      <w:hyperlink r:id="rId273">
-        <w:r>
-          <w:rPr>
-            <w:lang w:val="sw_KE" w:bidi="sw_KE"/>
-          </w:rPr>
-          <w:rPr>
-            <w:color w:val="0000EE"/>
-            <w:u w:val="single"/>
-          </w:rPr>
-          <w:t>2–4</w:t>
-        </w:r>
-      </w:hyperlink>
+      <w:r>
+        <w:rPr>
+          <w:lang w:val="sw_KE" w:bidi="sw_KE"/>
+        </w:rPr>
+        <w:t>2–4</w:t>
+      </w:r>
       <w:r>
         <w:rPr>
           <w:lang w:val="sw_KE" w:bidi="sw_KE"/>
         </w:rPr>
         <w:t>). Wakristo hawa walikuwa wakijaribiwa kugeukia “injili tofauti” (</w:t>
       </w:r>
-      <w:hyperlink r:id="rId274">
-        <w:r>
-          <w:rPr>
-            <w:lang w:val="sw_KE" w:bidi="sw_KE"/>
-          </w:rPr>
-          <w:rPr>
-            <w:color w:val="0000EE"/>
-            <w:u w:val="single"/>
-          </w:rPr>
-          <w:t>1:6–7</w:t>
-        </w:r>
-      </w:hyperlink>
+      <w:r>
+        <w:rPr>
+          <w:lang w:val="sw_KE" w:bidi="sw_KE"/>
+        </w:rPr>
+        <w:t>1:6–7</w:t>
+      </w:r>
       <w:r>
         <w:rPr>
           <w:lang w:val="sw_KE" w:bidi="sw_KE"/>
@@ -8972,36 +7250,24 @@
         </w:rPr>
         <w:t>Kutokana na tishio kubwa ambalo Wajuda walileta kwa injili ya neema ya bure, Paulo alitamani wale waliowavuruga Wagalatia “wajikate wenyewe” (</w:t>
       </w:r>
-      <w:hyperlink r:id="rId275">
-        <w:r>
-          <w:rPr>
-            <w:lang w:val="sw_KE" w:bidi="sw_KE"/>
-          </w:rPr>
-          <w:rPr>
-            <w:color w:val="0000EE"/>
-            <w:u w:val="single"/>
-          </w:rPr>
-          <w:t>Wagalatia 5:12</w:t>
-        </w:r>
-      </w:hyperlink>
+      <w:r>
+        <w:rPr>
+          <w:lang w:val="sw_KE" w:bidi="sw_KE"/>
+        </w:rPr>
+        <w:t>Wagalatia 5:12</w:t>
+      </w:r>
       <w:r>
         <w:rPr>
           <w:lang w:val="sw_KE" w:bidi="sw_KE"/>
         </w:rPr>
         <w:t>). Aliwaita Wajuda hao “mbwa” na “watenda maovu” (kjv “kukata”), akisisitiza kwamba Wakristo ni “tahiri ya kweli,” kwa sababu wanamwabudu Mungu katika roho na kujisifu katika Kristo Yesu, bila kuweka tumaini lolote katika kazi za kibinadamu ili kupata wokovu (</w:t>
       </w:r>
-      <w:hyperlink r:id="rId276">
-        <w:r>
-          <w:rPr>
-            <w:lang w:val="sw_KE" w:bidi="sw_KE"/>
-          </w:rPr>
-          <w:rPr>
-            <w:color w:val="0000EE"/>
-            <w:u w:val="single"/>
-          </w:rPr>
-          <w:t>Wafilipi 3:2–3</w:t>
-        </w:r>
-      </w:hyperlink>
+      <w:r>
+        <w:rPr>
+          <w:lang w:val="sw_KE" w:bidi="sw_KE"/>
+        </w:rPr>
+        <w:t>Wafilipi 3:2–3</w:t>
+      </w:r>
       <w:r>
         <w:rPr>
           <w:lang w:val="sw_KE" w:bidi="sw_KE"/>
@@ -9022,72 +7288,48 @@
         </w:rPr>
         <w:t>Paulo alifundisha kwamba tohara ilikuwa na thamani kwa Wayahudi, kwani ilikuwa ni ishara kwamba kwao walikuwa wamekabidhiwa “maneno ya Mungu,” yaani, neno la Mungu kuhusu ahadi ya wokovu (</w:t>
       </w:r>
-      <w:hyperlink r:id="rId277">
-        <w:r>
-          <w:rPr>
-            <w:lang w:val="sw_KE" w:bidi="sw_KE"/>
-          </w:rPr>
-          <w:rPr>
-            <w:color w:val="0000EE"/>
-            <w:u w:val="single"/>
-          </w:rPr>
-          <w:t>Warumi 3:1–3</w:t>
-        </w:r>
-      </w:hyperlink>
+      <w:r>
+        <w:rPr>
+          <w:lang w:val="sw_KE" w:bidi="sw_KE"/>
+        </w:rPr>
+        <w:t>Warumi 3:1–3</w:t>
+      </w:r>
       <w:r>
         <w:rPr>
           <w:lang w:val="sw_KE" w:bidi="sw_KE"/>
         </w:rPr>
         <w:t>). Aliwakumbusha Waefeso wenye kiburi kwamba kama Mataifa walikuwa wakati mmoja “wageni wa maagano ya ahadi,” wasio na ishara ya agano katika miili yao (</w:t>
       </w:r>
-      <w:hyperlink r:id="rId278">
-        <w:r>
-          <w:rPr>
-            <w:lang w:val="sw_KE" w:bidi="sw_KE"/>
-          </w:rPr>
-          <w:rPr>
-            <w:color w:val="0000EE"/>
-            <w:u w:val="single"/>
-          </w:rPr>
-          <w:t>Waefeso 2:11–12</w:t>
-        </w:r>
-      </w:hyperlink>
+      <w:r>
+        <w:rPr>
+          <w:lang w:val="sw_KE" w:bidi="sw_KE"/>
+        </w:rPr>
+        <w:t>Waefeso 2:11–12</w:t>
+      </w:r>
       <w:r>
         <w:rPr>
           <w:lang w:val="sw_KE" w:bidi="sw_KE"/>
         </w:rPr>
         <w:t xml:space="preserve">; tazama </w:t>
       </w:r>
-      <w:hyperlink r:id="rId279">
-        <w:r>
-          <w:rPr>
-            <w:lang w:val="sw_KE" w:bidi="sw_KE"/>
-          </w:rPr>
-          <w:rPr>
-            <w:color w:val="0000EE"/>
-            <w:u w:val="single"/>
-          </w:rPr>
-          <w:t>Wakolosai 2:13</w:t>
-        </w:r>
-      </w:hyperlink>
+      <w:r>
+        <w:rPr>
+          <w:lang w:val="sw_KE" w:bidi="sw_KE"/>
+        </w:rPr>
+        <w:t>Wakolosai 2:13</w:t>
+      </w:r>
       <w:r>
         <w:rPr>
           <w:lang w:val="sw_KE" w:bidi="sw_KE"/>
         </w:rPr>
         <w:t>). Vivyo hivyo, Wayahudi hawakuwa na sababu ya kiburi, kwani kutotii kunaweza kusababisha tohara ya nje kuhesabiwa kama kutokuwa na tohara (</w:t>
       </w:r>
-      <w:hyperlink r:id="rId280">
-        <w:r>
-          <w:rPr>
-            <w:lang w:val="sw_KE" w:bidi="sw_KE"/>
-          </w:rPr>
-          <w:rPr>
-            <w:color w:val="0000EE"/>
-            <w:u w:val="single"/>
-          </w:rPr>
-          <w:t>Warumi 2:25</w:t>
-        </w:r>
-      </w:hyperlink>
+      <w:r>
+        <w:rPr>
+          <w:lang w:val="sw_KE" w:bidi="sw_KE"/>
+        </w:rPr>
+        <w:t>Warumi 2:25</w:t>
+      </w:r>
       <w:r>
         <w:rPr>
           <w:lang w:val="sw_KE" w:bidi="sw_KE"/>
@@ -9108,54 +7350,36 @@
         </w:rPr>
         <w:t>Paulo na mitume wengine walifuata Mose na manabii wa Agano la Kale katika kufundisha kwamba tohara ya kweli ni suala la moyo. Mafundisho ya Agano Jipya yanaenda mbali zaidi kuthibitisha kwamba muumini mwaminifu, ingawa hajatahiriwa kimwili, anachukuliwa na Mungu kama ametahiriwa, “kwa maana yeye si Myahudi wa kweli ambaye ni mmoja kwa nje, wala tohara ya kweli si kitu cha nje na kimwili” (</w:t>
       </w:r>
-      <w:hyperlink r:id="rId281">
-        <w:r>
-          <w:rPr>
-            <w:lang w:val="sw_KE" w:bidi="sw_KE"/>
-          </w:rPr>
-          <w:rPr>
-            <w:color w:val="0000EE"/>
-            <w:u w:val="single"/>
-          </w:rPr>
-          <w:t>Warumi 2:28</w:t>
-        </w:r>
-      </w:hyperlink>
+      <w:r>
+        <w:rPr>
+          <w:lang w:val="sw_KE" w:bidi="sw_KE"/>
+        </w:rPr>
+        <w:t>Warumi 2:28</w:t>
+      </w:r>
       <w:r>
         <w:rPr>
           <w:lang w:val="sw_KE" w:bidi="sw_KE"/>
         </w:rPr>
         <w:t>, Toleo la Kawaida la Marekebisho). Wayahudi na Mataifa wote wanaokolewa kwa neema (</w:t>
       </w:r>
-      <w:hyperlink r:id="rId265">
-        <w:r>
-          <w:rPr>
-            <w:lang w:val="sw_KE" w:bidi="sw_KE"/>
-          </w:rPr>
-          <w:rPr>
-            <w:color w:val="0000EE"/>
-            <w:u w:val="single"/>
-          </w:rPr>
-          <w:t>Matendo 15:11</w:t>
-        </w:r>
-      </w:hyperlink>
+      <w:r>
+        <w:rPr>
+          <w:lang w:val="sw_KE" w:bidi="sw_KE"/>
+        </w:rPr>
+        <w:t>Matendo 15:11</w:t>
+      </w:r>
       <w:r>
         <w:rPr>
           <w:lang w:val="sw_KE" w:bidi="sw_KE"/>
         </w:rPr>
         <w:t>), na waliotahiriwa na wasiotahiriwa wanahesabiwa haki kwa msingi wa imani yao, mbali na matendo ya sheria (</w:t>
       </w:r>
-      <w:hyperlink r:id="rId282">
-        <w:r>
-          <w:rPr>
-            <w:lang w:val="sw_KE" w:bidi="sw_KE"/>
-          </w:rPr>
-          <w:rPr>
-            <w:color w:val="0000EE"/>
-            <w:u w:val="single"/>
-          </w:rPr>
-          <w:t>Warumi 3:28–30</w:t>
-        </w:r>
-      </w:hyperlink>
+      <w:r>
+        <w:rPr>
+          <w:lang w:val="sw_KE" w:bidi="sw_KE"/>
+        </w:rPr>
+        <w:t>Warumi 3:28–30</w:t>
+      </w:r>
       <w:r>
         <w:rPr>
           <w:lang w:val="sw_KE" w:bidi="sw_KE"/>
@@ -9176,72 +7400,48 @@
         </w:rPr>
         <w:t>Abrahamu alitumikia kama mfano wa mtu ambaye imani yake ilihesabiwa kwake kuwa haki (</w:t>
       </w:r>
-      <w:hyperlink r:id="rId283">
-        <w:r>
-          <w:rPr>
-            <w:lang w:val="sw_KE" w:bidi="sw_KE"/>
-          </w:rPr>
-          <w:rPr>
-            <w:color w:val="0000EE"/>
-            <w:u w:val="single"/>
-          </w:rPr>
-          <w:t>Warumi 4:3</w:t>
-        </w:r>
-      </w:hyperlink>
+      <w:r>
+        <w:rPr>
+          <w:lang w:val="sw_KE" w:bidi="sw_KE"/>
+        </w:rPr>
+        <w:t>Warumi 4:3</w:t>
+      </w:r>
       <w:r>
         <w:rPr>
           <w:lang w:val="sw_KE" w:bidi="sw_KE"/>
         </w:rPr>
         <w:t xml:space="preserve">; angalia </w:t>
       </w:r>
-      <w:hyperlink r:id="rId284">
-        <w:r>
-          <w:rPr>
-            <w:lang w:val="sw_KE" w:bidi="sw_KE"/>
-          </w:rPr>
-          <w:rPr>
-            <w:color w:val="0000EE"/>
-            <w:u w:val="single"/>
-          </w:rPr>
-          <w:t>Mwanzo 15:6</w:t>
-        </w:r>
-      </w:hyperlink>
+      <w:r>
+        <w:rPr>
+          <w:lang w:val="sw_KE" w:bidi="sw_KE"/>
+        </w:rPr>
+        <w:t>Mwanzo 15:6</w:t>
+      </w:r>
       <w:r>
         <w:rPr>
           <w:lang w:val="sw_KE" w:bidi="sw_KE"/>
         </w:rPr>
         <w:t>). Paulo alidai kwamba Mataifa na Wayahudi wote wanahesabiwa haki kwa imani, kwa sababu Abrahamu alihesabiwa haki kabla hajatahiriwa. Abrahamu hakupokea tohara ili kupata haki, bali kama ishara au muhuri wa haki aliyokuwa nayo kwa imani alipokuwa bado hajatahiriwa. Hivyo, Abrahamu ni baba wa wote wanaoamini bila kutahiriwa, pamoja na wale waliotahiriwa lakini pia wanaofuata mfano wa imani ya Abrahamu (</w:t>
       </w:r>
-      <w:hyperlink r:id="rId285">
-        <w:r>
-          <w:rPr>
-            <w:lang w:val="sw_KE" w:bidi="sw_KE"/>
-          </w:rPr>
-          <w:rPr>
-            <w:color w:val="0000EE"/>
-            <w:u w:val="single"/>
-          </w:rPr>
-          <w:t>Warumi 4:9–12</w:t>
-        </w:r>
-      </w:hyperlink>
+      <w:r>
+        <w:rPr>
+          <w:lang w:val="sw_KE" w:bidi="sw_KE"/>
+        </w:rPr>
+        <w:t>Warumi 4:9–12</w:t>
+      </w:r>
       <w:r>
         <w:rPr>
           <w:lang w:val="sw_KE" w:bidi="sw_KE"/>
         </w:rPr>
         <w:t xml:space="preserve">; angalia </w:t>
       </w:r>
-      <w:hyperlink r:id="rId286">
-        <w:r>
-          <w:rPr>
-            <w:lang w:val="sw_KE" w:bidi="sw_KE"/>
-          </w:rPr>
-          <w:rPr>
-            <w:color w:val="0000EE"/>
-            <w:u w:val="single"/>
-          </w:rPr>
-          <w:t>Wagalatia 3:6–9</w:t>
-        </w:r>
-      </w:hyperlink>
+      <w:r>
+        <w:rPr>
+          <w:lang w:val="sw_KE" w:bidi="sw_KE"/>
+        </w:rPr>
+        <w:t>Wagalatia 3:6–9</w:t>
+      </w:r>
       <w:r>
         <w:rPr>
           <w:lang w:val="sw_KE" w:bidi="sw_KE"/>
@@ -9366,54 +7566,36 @@
         </w:rPr>
         <w:t xml:space="preserve"> "pacha"); jina hili linaonekana mara tatu katika Yohana (</w:t>
       </w:r>
-      <w:hyperlink r:id="rId287">
-        <w:r>
-          <w:rPr>
-            <w:lang w:val="sw_KE" w:bidi="sw_KE"/>
-          </w:rPr>
-          <w:rPr>
-            <w:color w:val="0000EE"/>
-            <w:u w:val="single"/>
-          </w:rPr>
-          <w:t>Yoh 11:16</w:t>
-        </w:r>
-      </w:hyperlink>
+      <w:r>
+        <w:rPr>
+          <w:lang w:val="sw_KE" w:bidi="sw_KE"/>
+        </w:rPr>
+        <w:t>Yoh 11:16</w:t>
+      </w:r>
       <w:r>
         <w:rPr>
           <w:lang w:val="sw_KE" w:bidi="sw_KE"/>
         </w:rPr>
         <w:t xml:space="preserve">; </w:t>
       </w:r>
-      <w:hyperlink r:id="rId288">
-        <w:r>
-          <w:rPr>
-            <w:lang w:val="sw_KE" w:bidi="sw_KE"/>
-          </w:rPr>
-          <w:rPr>
-            <w:color w:val="0000EE"/>
-            <w:u w:val="single"/>
-          </w:rPr>
-          <w:t>20:24</w:t>
-        </w:r>
-      </w:hyperlink>
+      <w:r>
+        <w:rPr>
+          <w:lang w:val="sw_KE" w:bidi="sw_KE"/>
+        </w:rPr>
+        <w:t>20:24</w:t>
+      </w:r>
       <w:r>
         <w:rPr>
           <w:lang w:val="sw_KE" w:bidi="sw_KE"/>
         </w:rPr>
         <w:t xml:space="preserve">; </w:t>
       </w:r>
-      <w:hyperlink r:id="rId289">
-        <w:r>
-          <w:rPr>
-            <w:lang w:val="sw_KE" w:bidi="sw_KE"/>
-          </w:rPr>
-          <w:rPr>
-            <w:color w:val="0000EE"/>
-            <w:u w:val="single"/>
-          </w:rPr>
-          <w:t>21:2</w:t>
-        </w:r>
-      </w:hyperlink>
+      <w:r>
+        <w:rPr>
+          <w:lang w:val="sw_KE" w:bidi="sw_KE"/>
+        </w:rPr>
+        <w:t>21:2</w:t>
+      </w:r>
       <w:r>
         <w:rPr>
           <w:lang w:val="sw_KE" w:bidi="sw_KE"/>
@@ -9434,162 +7616,108 @@
         </w:rPr>
         <w:t>Tomaso anaonekana katika kila orodha ya mitume ya injili zinazofanana (</w:t>
       </w:r>
-      <w:hyperlink r:id="rId97">
-        <w:r>
-          <w:rPr>
-            <w:lang w:val="sw_KE" w:bidi="sw_KE"/>
-          </w:rPr>
-          <w:rPr>
-            <w:color w:val="0000EE"/>
-            <w:u w:val="single"/>
-          </w:rPr>
-          <w:t>Math 10:3</w:t>
-        </w:r>
-      </w:hyperlink>
+      <w:r>
+        <w:rPr>
+          <w:lang w:val="sw_KE" w:bidi="sw_KE"/>
+        </w:rPr>
+        <w:t>Math 10:3</w:t>
+      </w:r>
       <w:r>
         <w:rPr>
           <w:lang w:val="sw_KE" w:bidi="sw_KE"/>
         </w:rPr>
         <w:t xml:space="preserve">; </w:t>
       </w:r>
-      <w:hyperlink r:id="rId96">
-        <w:r>
-          <w:rPr>
-            <w:lang w:val="sw_KE" w:bidi="sw_KE"/>
-          </w:rPr>
-          <w:rPr>
-            <w:color w:val="0000EE"/>
-            <w:u w:val="single"/>
-          </w:rPr>
-          <w:t>Mark 3:18</w:t>
-        </w:r>
-      </w:hyperlink>
+      <w:r>
+        <w:rPr>
+          <w:lang w:val="sw_KE" w:bidi="sw_KE"/>
+        </w:rPr>
+        <w:t>Mark 3:18</w:t>
+      </w:r>
       <w:r>
         <w:rPr>
           <w:lang w:val="sw_KE" w:bidi="sw_KE"/>
         </w:rPr>
         <w:t xml:space="preserve">; </w:t>
       </w:r>
-      <w:hyperlink r:id="rId290">
-        <w:r>
-          <w:rPr>
-            <w:lang w:val="sw_KE" w:bidi="sw_KE"/>
-          </w:rPr>
-          <w:rPr>
-            <w:color w:val="0000EE"/>
-            <w:u w:val="single"/>
-          </w:rPr>
-          <w:t>Luka 6:15</w:t>
-        </w:r>
-      </w:hyperlink>
+      <w:r>
+        <w:rPr>
+          <w:lang w:val="sw_KE" w:bidi="sw_KE"/>
+        </w:rPr>
+        <w:t>Luka 6:15</w:t>
+      </w:r>
       <w:r>
         <w:rPr>
           <w:lang w:val="sw_KE" w:bidi="sw_KE"/>
         </w:rPr>
         <w:t xml:space="preserve">; rej. </w:t>
       </w:r>
-      <w:hyperlink r:id="rId99">
-        <w:r>
-          <w:rPr>
-            <w:lang w:val="sw_KE" w:bidi="sw_KE"/>
-          </w:rPr>
-          <w:rPr>
-            <w:color w:val="0000EE"/>
-            <w:u w:val="single"/>
-          </w:rPr>
-          <w:t>Matendo 1:13</w:t>
-        </w:r>
-      </w:hyperlink>
+      <w:r>
+        <w:rPr>
+          <w:lang w:val="sw_KE" w:bidi="sw_KE"/>
+        </w:rPr>
+        <w:t>Matendo 1:13</w:t>
+      </w:r>
       <w:r>
         <w:rPr>
           <w:lang w:val="sw_KE" w:bidi="sw_KE"/>
         </w:rPr>
         <w:t>) lakini hana jukumu zaidi. Kuonekana kwake maarufu katika Injili ya nne ni ya kuvutia. Hapa Tomaso anaonyesha kukata tamaa kwa njia na mwisho kuelekea Yerusalemu (</w:t>
       </w:r>
-      <w:hyperlink r:id="rId287">
-        <w:r>
-          <w:rPr>
-            <w:lang w:val="sw_KE" w:bidi="sw_KE"/>
-          </w:rPr>
-          <w:rPr>
-            <w:color w:val="0000EE"/>
-            <w:u w:val="single"/>
-          </w:rPr>
-          <w:t>Yoh 11:16</w:t>
-        </w:r>
-      </w:hyperlink>
+      <w:r>
+        <w:rPr>
+          <w:lang w:val="sw_KE" w:bidi="sw_KE"/>
+        </w:rPr>
+        <w:t>Yoh 11:16</w:t>
+      </w:r>
       <w:r>
         <w:rPr>
           <w:lang w:val="sw_KE" w:bidi="sw_KE"/>
         </w:rPr>
         <w:t>) na anamsisitiza Yesu kueleza maneno yake ya kuondoka katika chumba cha juu (</w:t>
       </w:r>
-      <w:hyperlink r:id="rId291">
-        <w:r>
-          <w:rPr>
-            <w:lang w:val="sw_KE" w:bidi="sw_KE"/>
-          </w:rPr>
-          <w:rPr>
-            <w:color w:val="0000EE"/>
-            <w:u w:val="single"/>
-          </w:rPr>
-          <w:t>14:5</w:t>
-        </w:r>
-      </w:hyperlink>
+      <w:r>
+        <w:rPr>
+          <w:lang w:val="sw_KE" w:bidi="sw_KE"/>
+        </w:rPr>
+        <w:t>14:5</w:t>
+      </w:r>
       <w:r>
         <w:rPr>
           <w:lang w:val="sw_KE" w:bidi="sw_KE"/>
         </w:rPr>
         <w:t>). Katika matukio ya mwisho ya Injili kuna tukio maarufu ambapo Tomaso anatia shaka ufufuo wa Bwana (</w:t>
       </w:r>
-      <w:hyperlink r:id="rId288">
-        <w:r>
-          <w:rPr>
-            <w:lang w:val="sw_KE" w:bidi="sw_KE"/>
-          </w:rPr>
-          <w:rPr>
-            <w:color w:val="0000EE"/>
-            <w:u w:val="single"/>
-          </w:rPr>
-          <w:t>20:24</w:t>
-        </w:r>
-      </w:hyperlink>
+      <w:r>
+        <w:rPr>
+          <w:lang w:val="sw_KE" w:bidi="sw_KE"/>
+        </w:rPr>
+        <w:t>20:24</w:t>
+      </w:r>
       <w:r>
         <w:rPr>
           <w:lang w:val="sw_KE" w:bidi="sw_KE"/>
         </w:rPr>
         <w:t xml:space="preserve">) na kisha anapewa ushahidi wa kushawishi (aya </w:t>
       </w:r>
-      <w:hyperlink r:id="rId292">
-        <w:r>
-          <w:rPr>
-            <w:lang w:val="sw_KE" w:bidi="sw_KE"/>
-          </w:rPr>
-          <w:rPr>
-            <w:color w:val="0000EE"/>
-            <w:u w:val="single"/>
-          </w:rPr>
-          <w:t>26–28</w:t>
-        </w:r>
-      </w:hyperlink>
+      <w:r>
+        <w:rPr>
+          <w:lang w:val="sw_KE" w:bidi="sw_KE"/>
+        </w:rPr>
+        <w:t>26–28</w:t>
+      </w:r>
       <w:r>
         <w:rPr>
           <w:lang w:val="sw_KE" w:bidi="sw_KE"/>
         </w:rPr>
         <w:t>), baada ya hapo Tomaso alimwita Yesu "Bwana wangu na Mungu wangu." Tomaso pia anatajwa katika hitimisho la Yohana (</w:t>
       </w:r>
-      <w:hyperlink r:id="rId289">
-        <w:r>
-          <w:rPr>
-            <w:lang w:val="sw_KE" w:bidi="sw_KE"/>
-          </w:rPr>
-          <w:rPr>
-            <w:color w:val="0000EE"/>
-            <w:u w:val="single"/>
-          </w:rPr>
-          <w:t>21:2</w:t>
-        </w:r>
-      </w:hyperlink>
+      <w:r>
+        <w:rPr>
+          <w:lang w:val="sw_KE" w:bidi="sw_KE"/>
+        </w:rPr>
+        <w:t>21:2</w:t>
+      </w:r>
       <w:r>
         <w:rPr>
           <w:lang w:val="sw_KE" w:bidi="sw_KE"/>
@@ -9754,36 +7882,24 @@
         </w:rPr>
         <w:t xml:space="preserve"> na linaweza kurejelea ama sheria ya Musa au kanuni pana ya tabia (</w:t>
       </w:r>
-      <w:hyperlink r:id="rId293">
-        <w:r>
-          <w:rPr>
-            <w:lang w:val="sw_KE" w:bidi="sw_KE"/>
-          </w:rPr>
-          <w:rPr>
-            <w:color w:val="0000EE"/>
-            <w:u w:val="single"/>
-          </w:rPr>
-          <w:t>Warumi 7:14</w:t>
-        </w:r>
-      </w:hyperlink>
+      <w:r>
+        <w:rPr>
+          <w:lang w:val="sw_KE" w:bidi="sw_KE"/>
+        </w:rPr>
+        <w:t>Warumi 7:14</w:t>
+      </w:r>
       <w:r>
         <w:rPr>
           <w:lang w:val="sw_KE" w:bidi="sw_KE"/>
         </w:rPr>
         <w:t xml:space="preserve">; </w:t>
       </w:r>
-      <w:hyperlink r:id="rId294">
-        <w:r>
-          <w:rPr>
-            <w:lang w:val="sw_KE" w:bidi="sw_KE"/>
-          </w:rPr>
-          <w:rPr>
-            <w:color w:val="0000EE"/>
-            <w:u w:val="single"/>
-          </w:rPr>
-          <w:t>9:31</w:t>
-        </w:r>
-      </w:hyperlink>
+      <w:r>
+        <w:rPr>
+          <w:lang w:val="sw_KE" w:bidi="sw_KE"/>
+        </w:rPr>
+        <w:t>9:31</w:t>
+      </w:r>
       <w:r>
         <w:rPr>
           <w:lang w:val="sw_KE" w:bidi="sw_KE"/>
@@ -9843,18 +7959,12 @@
         </w:rPr>
         <w:t xml:space="preserve">Wakati Yesu alipozaliwa, mila hizi za mdomo zilikuwa zimeimarika vizuri (linganisha </w:t>
       </w:r>
-      <w:hyperlink r:id="rId295">
-        <w:r>
-          <w:rPr>
-            <w:lang w:val="sw_KE" w:bidi="sw_KE"/>
-          </w:rPr>
-          <w:rPr>
-            <w:color w:val="0000EE"/>
-            <w:u w:val="single"/>
-          </w:rPr>
-          <w:t>Marko 7:3</w:t>
-        </w:r>
-      </w:hyperlink>
+      <w:r>
+        <w:rPr>
+          <w:lang w:val="sw_KE" w:bidi="sw_KE"/>
+        </w:rPr>
+        <w:t>Marko 7:3</w:t>
+      </w:r>
       <w:r>
         <w:rPr>
           <w:lang w:val="sw_KE" w:bidi="sw_KE"/>
@@ -9900,18 +8010,12 @@
         </w:rPr>
         <w:t xml:space="preserve">Masadukayo walikuwa kundi lingine muhimu la viongozi wa kidini wa Kiyahudi. Tofauti na makundi mengine ya Kiyahudi, walikubali tu Torati kama neno la Mungu. Walijikita kidogo kwenye miujiza au matukio mengine ya kimiujiza yaliyoelezwa katika Torati. Masadukayo pia hawakuamini kwamba watu wanaweza kuishi tena baada ya kifo. Hata hivyo, Yesu alitumia maneno ya Torati kuonyesha kwamba kuna maisha baada ya kifo (linganisha </w:t>
       </w:r>
-      <w:hyperlink r:id="rId296">
-        <w:r>
-          <w:rPr>
-            <w:lang w:val="sw_KE" w:bidi="sw_KE"/>
-          </w:rPr>
-          <w:rPr>
-            <w:color w:val="0000EE"/>
-            <w:u w:val="single"/>
-          </w:rPr>
-          <w:t>Mathayo 22:31–32</w:t>
-        </w:r>
-      </w:hyperlink>
+      <w:r>
+        <w:rPr>
+          <w:lang w:val="sw_KE" w:bidi="sw_KE"/>
+        </w:rPr>
+        <w:t>Mathayo 22:31–32</w:t>
+      </w:r>
       <w:r>
         <w:rPr>
           <w:lang w:val="sw_KE" w:bidi="sw_KE"/>
@@ -10165,18 +8269,12 @@
         </w:rPr>
         <w:t>Agano Jipya linafundisha jambo muhimu kuhusu Torati. Wakati sheria za Mungu katika Torati zilikuwa muhimu kwa wakati wao, hazikukusudiwa kuwa njia ya watu kupata wokovu kwa kuzifuata kikamilifu. Ingawa aya moja inaonekana kupendekeza kuwa watu wangeweza kuwa sawa na Mungu kwa kufuata sheria zake, hakuna mwanadamu anayeweza kutii sheria za Mungu kikamilifu (</w:t>
       </w:r>
-      <w:hyperlink r:id="rId297">
-        <w:r>
-          <w:rPr>
-            <w:lang w:val="sw_KE" w:bidi="sw_KE"/>
-          </w:rPr>
-          <w:rPr>
-            <w:color w:val="0000EE"/>
-            <w:u w:val="single"/>
-          </w:rPr>
-          <w:t>Mambo ya Walawi 18:5</w:t>
-        </w:r>
-      </w:hyperlink>
+      <w:r>
+        <w:rPr>
+          <w:lang w:val="sw_KE" w:bidi="sw_KE"/>
+        </w:rPr>
+        <w:t>Mambo ya Walawi 18:5</w:t>
+      </w:r>
       <w:r>
         <w:rPr>
           <w:lang w:val="sw_KE" w:bidi="sw_KE"/>
@@ -10197,18 +8295,12 @@
         </w:rPr>
         <w:t>Agano la Kale linaonyesha kwamba Mungu amekuwa akiwakoa watu kupitia wema wake, si kwa tabia yao kamilifu. Kwa mfano, Mungu alimkubali Abrahamu kwa sababu ya imani yake, si kwa sababu alifuata sheria zote kikamilifu (</w:t>
       </w:r>
-      <w:hyperlink r:id="rId218">
-        <w:r>
-          <w:rPr>
-            <w:lang w:val="sw_KE" w:bidi="sw_KE"/>
-          </w:rPr>
-          <w:rPr>
-            <w:color w:val="0000EE"/>
-            <w:u w:val="single"/>
-          </w:rPr>
-          <w:t>Mwanzo 15</w:t>
-        </w:r>
-      </w:hyperlink>
+      <w:r>
+        <w:rPr>
+          <w:lang w:val="sw_KE" w:bidi="sw_KE"/>
+        </w:rPr>
+        <w:t>Mwanzo 15</w:t>
+      </w:r>
       <w:r>
         <w:rPr>
           <w:lang w:val="sw_KE" w:bidi="sw_KE"/>
@@ -10229,36 +8321,24 @@
         </w:rPr>
         <w:t>Kusudi moja kuu la sheria za Mungu ni kusaidia watu kutambua kwamba hawawezi kuwa wakamilifu kwa juhudi zao wenyewe (</w:t>
       </w:r>
-      <w:hyperlink r:id="rId298">
-        <w:r>
-          <w:rPr>
-            <w:lang w:val="sw_KE" w:bidi="sw_KE"/>
-          </w:rPr>
-          <w:rPr>
-            <w:color w:val="0000EE"/>
-            <w:u w:val="single"/>
-          </w:rPr>
-          <w:t>Wagalatia 3:24</w:t>
-        </w:r>
-      </w:hyperlink>
+      <w:r>
+        <w:rPr>
+          <w:lang w:val="sw_KE" w:bidi="sw_KE"/>
+        </w:rPr>
+        <w:t>Wagalatia 3:24</w:t>
+      </w:r>
       <w:r>
         <w:rPr>
           <w:lang w:val="sw_KE" w:bidi="sw_KE"/>
         </w:rPr>
         <w:t>). Watu wanapojaribu kufuata sheria zote za Mungu, wanagundua jinsi wanavyohitaji msaada na msamaha wa Mungu (</w:t>
       </w:r>
-      <w:hyperlink r:id="rId299">
-        <w:r>
-          <w:rPr>
-            <w:lang w:val="sw_KE" w:bidi="sw_KE"/>
-          </w:rPr>
-          <w:rPr>
-            <w:color w:val="0000EE"/>
-            <w:u w:val="single"/>
-          </w:rPr>
-          <w:t>Warumi 7:7</w:t>
-        </w:r>
-      </w:hyperlink>
+      <w:r>
+        <w:rPr>
+          <w:lang w:val="sw_KE" w:bidi="sw_KE"/>
+        </w:rPr>
+        <w:t>Warumi 7:7</w:t>
+      </w:r>
       <w:r>
         <w:rPr>
           <w:lang w:val="sw_KE" w:bidi="sw_KE"/>
@@ -10279,18 +8359,12 @@
         </w:rPr>
         <w:t>Yesu aliheshimu sana Torati. Kusudi la maisha yake lilikuwa kutimiza kila kitu ambacho Torati ilihitaji. Wakati watu wanapomwamini Yesu, wanapokea faida ya utiifu wake mkamilifu kwa sheria za Mungu. Yesu ni mwisho wa sheria ili kila mtu ambaye ana imani ndani yake apate kuhesabiwa haki (</w:t>
       </w:r>
-      <w:hyperlink r:id="rId300">
-        <w:r>
-          <w:rPr>
-            <w:lang w:val="sw_KE" w:bidi="sw_KE"/>
-          </w:rPr>
-          <w:rPr>
-            <w:color w:val="0000EE"/>
-            <w:u w:val="single"/>
-          </w:rPr>
-          <w:t>Warumi 10:4</w:t>
-        </w:r>
-      </w:hyperlink>
+      <w:r>
+        <w:rPr>
+          <w:lang w:val="sw_KE" w:bidi="sw_KE"/>
+        </w:rPr>
+        <w:t>Warumi 10:4</w:t>
+      </w:r>
       <w:r>
         <w:rPr>
           <w:lang w:val="sw_KE" w:bidi="sw_KE"/>
@@ -10402,180 +8476,120 @@
         </w:rPr>
         <w:t>Watano kati ya wana waliotajwa wa Yafethi katika jedwali la mataifa (</w:t>
       </w:r>
-      <w:hyperlink r:id="rId143">
-        <w:r>
-          <w:rPr>
-            <w:lang w:val="sw_KE" w:bidi="sw_KE"/>
-          </w:rPr>
-          <w:rPr>
-            <w:color w:val="0000EE"/>
-            <w:u w:val="single"/>
-          </w:rPr>
-          <w:t>Mwa 10:2</w:t>
-        </w:r>
-      </w:hyperlink>
+      <w:r>
+        <w:rPr>
+          <w:lang w:val="sw_KE" w:bidi="sw_KE"/>
+        </w:rPr>
+        <w:t>Mwa 10:2</w:t>
+      </w:r>
       <w:r>
         <w:rPr>
           <w:lang w:val="sw_KE" w:bidi="sw_KE"/>
         </w:rPr>
         <w:t xml:space="preserve">; </w:t>
       </w:r>
-      <w:hyperlink r:id="rId144">
-        <w:r>
-          <w:rPr>
-            <w:lang w:val="sw_KE" w:bidi="sw_KE"/>
-          </w:rPr>
-          <w:rPr>
-            <w:color w:val="0000EE"/>
-            <w:u w:val="single"/>
-          </w:rPr>
-          <w:t>1 Nya 1:5</w:t>
-        </w:r>
-      </w:hyperlink>
+      <w:r>
+        <w:rPr>
+          <w:lang w:val="sw_KE" w:bidi="sw_KE"/>
+        </w:rPr>
+        <w:t>1 Nya 1:5</w:t>
+      </w:r>
       <w:r>
         <w:rPr>
           <w:lang w:val="sw_KE" w:bidi="sw_KE"/>
         </w:rPr>
         <w:t>). Tubali baadaye alipata umuhimu katika maandiko ya kinabii ya Isaya na Ezekieli kama moja ya mataifa ambayo yangehukumiwa kwa kutishia watu wa Mungu (</w:t>
       </w:r>
-      <w:hyperlink r:id="rId301">
-        <w:r>
-          <w:rPr>
-            <w:lang w:val="sw_KE" w:bidi="sw_KE"/>
-          </w:rPr>
-          <w:rPr>
-            <w:color w:val="0000EE"/>
-            <w:u w:val="single"/>
-          </w:rPr>
-          <w:t>Isa 66:19</w:t>
-        </w:r>
-      </w:hyperlink>
+      <w:r>
+        <w:rPr>
+          <w:lang w:val="sw_KE" w:bidi="sw_KE"/>
+        </w:rPr>
+        <w:t>Isa 66:19</w:t>
+      </w:r>
       <w:r>
         <w:rPr>
           <w:lang w:val="sw_KE" w:bidi="sw_KE"/>
         </w:rPr>
         <w:t xml:space="preserve">; </w:t>
       </w:r>
-      <w:hyperlink r:id="rId302">
-        <w:r>
-          <w:rPr>
-            <w:lang w:val="sw_KE" w:bidi="sw_KE"/>
-          </w:rPr>
-          <w:rPr>
-            <w:color w:val="0000EE"/>
-            <w:u w:val="single"/>
-          </w:rPr>
-          <w:t>Eze 27:13</w:t>
-        </w:r>
-      </w:hyperlink>
+      <w:r>
+        <w:rPr>
+          <w:lang w:val="sw_KE" w:bidi="sw_KE"/>
+        </w:rPr>
+        <w:t>Eze 27:13</w:t>
+      </w:r>
       <w:r>
         <w:rPr>
           <w:lang w:val="sw_KE" w:bidi="sw_KE"/>
         </w:rPr>
         <w:t xml:space="preserve">; </w:t>
       </w:r>
-      <w:hyperlink r:id="rId303">
-        <w:r>
-          <w:rPr>
-            <w:lang w:val="sw_KE" w:bidi="sw_KE"/>
-          </w:rPr>
-          <w:rPr>
-            <w:color w:val="0000EE"/>
-            <w:u w:val="single"/>
-          </w:rPr>
-          <w:t>32:26</w:t>
-        </w:r>
-      </w:hyperlink>
+      <w:r>
+        <w:rPr>
+          <w:lang w:val="sw_KE" w:bidi="sw_KE"/>
+        </w:rPr>
+        <w:t>32:26</w:t>
+      </w:r>
       <w:r>
         <w:rPr>
           <w:lang w:val="sw_KE" w:bidi="sw_KE"/>
         </w:rPr>
         <w:t xml:space="preserve">; </w:t>
       </w:r>
-      <w:hyperlink r:id="rId304">
-        <w:r>
-          <w:rPr>
-            <w:lang w:val="sw_KE" w:bidi="sw_KE"/>
-          </w:rPr>
-          <w:rPr>
-            <w:color w:val="0000EE"/>
-            <w:u w:val="single"/>
-          </w:rPr>
-          <w:t>38:2–3</w:t>
-        </w:r>
-      </w:hyperlink>
+      <w:r>
+        <w:rPr>
+          <w:lang w:val="sw_KE" w:bidi="sw_KE"/>
+        </w:rPr>
+        <w:t>38:2–3</w:t>
+      </w:r>
       <w:r>
         <w:rPr>
           <w:lang w:val="sw_KE" w:bidi="sw_KE"/>
         </w:rPr>
         <w:t xml:space="preserve">; </w:t>
       </w:r>
-      <w:hyperlink r:id="rId305">
-        <w:r>
-          <w:rPr>
-            <w:lang w:val="sw_KE" w:bidi="sw_KE"/>
-          </w:rPr>
-          <w:rPr>
-            <w:color w:val="0000EE"/>
-            <w:u w:val="single"/>
-          </w:rPr>
-          <w:t>39:1</w:t>
-        </w:r>
-      </w:hyperlink>
+      <w:r>
+        <w:rPr>
+          <w:lang w:val="sw_KE" w:bidi="sw_KE"/>
+        </w:rPr>
+        <w:t>39:1</w:t>
+      </w:r>
       <w:r>
         <w:rPr>
           <w:lang w:val="sw_KE" w:bidi="sw_KE"/>
         </w:rPr>
         <w:t>). Tubali kawaida hutajwa pamoja na Yavani na Mesheki kama ama mataifa ya kaskazini au mataifa ya pwani (</w:t>
       </w:r>
-      <w:hyperlink r:id="rId301">
-        <w:r>
-          <w:rPr>
-            <w:lang w:val="sw_KE" w:bidi="sw_KE"/>
-          </w:rPr>
-          <w:rPr>
-            <w:color w:val="0000EE"/>
-            <w:u w:val="single"/>
-          </w:rPr>
-          <w:t>Isa 66:19</w:t>
-        </w:r>
-      </w:hyperlink>
+      <w:r>
+        <w:rPr>
+          <w:lang w:val="sw_KE" w:bidi="sw_KE"/>
+        </w:rPr>
+        <w:t>Isa 66:19</w:t>
+      </w:r>
       <w:r>
         <w:rPr>
           <w:lang w:val="sw_KE" w:bidi="sw_KE"/>
         </w:rPr>
         <w:t xml:space="preserve">; </w:t>
       </w:r>
-      <w:hyperlink r:id="rId306">
-        <w:r>
-          <w:rPr>
-            <w:lang w:val="sw_KE" w:bidi="sw_KE"/>
-          </w:rPr>
-          <w:rPr>
-            <w:color w:val="0000EE"/>
-            <w:u w:val="single"/>
-          </w:rPr>
-          <w:t>Eze 38:2</w:t>
-        </w:r>
-      </w:hyperlink>
+      <w:r>
+        <w:rPr>
+          <w:lang w:val="sw_KE" w:bidi="sw_KE"/>
+        </w:rPr>
+        <w:t>Eze 38:2</w:t>
+      </w:r>
       <w:r>
         <w:rPr>
           <w:lang w:val="sw_KE" w:bidi="sw_KE"/>
         </w:rPr>
         <w:t>). Ukweli kwamba Tubali alifanya biashara na Tiro (</w:t>
       </w:r>
-      <w:hyperlink r:id="rId302">
-        <w:r>
-          <w:rPr>
-            <w:lang w:val="sw_KE" w:bidi="sw_KE"/>
-          </w:rPr>
-          <w:rPr>
-            <w:color w:val="0000EE"/>
-            <w:u w:val="single"/>
-          </w:rPr>
-          <w:t>Eze 27:13</w:t>
-        </w:r>
-      </w:hyperlink>
+      <w:r>
+        <w:rPr>
+          <w:lang w:val="sw_KE" w:bidi="sw_KE"/>
+        </w:rPr>
+        <w:t>Eze 27:13</w:t>
+      </w:r>
       <w:r>
         <w:rPr>
           <w:lang w:val="sw_KE" w:bidi="sw_KE"/>
@@ -10630,54 +8644,36 @@
         </w:rPr>
         <w:t>Mwana wa Lameki na mkewe Zillah (</w:t>
       </w:r>
-      <w:hyperlink r:id="rId307">
-        <w:r>
-          <w:rPr>
-            <w:lang w:val="sw_KE" w:bidi="sw_KE"/>
-          </w:rPr>
-          <w:rPr>
-            <w:color w:val="0000EE"/>
-            <w:u w:val="single"/>
-          </w:rPr>
-          <w:t>Mwa 4:22</w:t>
-        </w:r>
-      </w:hyperlink>
+      <w:r>
+        <w:rPr>
+          <w:lang w:val="sw_KE" w:bidi="sw_KE"/>
+        </w:rPr>
+        <w:t>Mwa 4:22</w:t>
+      </w:r>
       <w:r>
         <w:rPr>
           <w:lang w:val="sw_KE" w:bidi="sw_KE"/>
         </w:rPr>
         <w:t xml:space="preserve">). Alikuwa "mtengenezaji wa vyombo vyote vya shaba na chuma." Ingawa maandiko hayadai kwamba alikuwa wa kwanza au "Baba" wa wafanyakazi wote wa chuma, wasomi wengi wanaamini kwamba maandiko hayo awali yalilingana na mistari </w:t>
       </w:r>
-      <w:hyperlink r:id="rId308">
-        <w:r>
-          <w:rPr>
-            <w:lang w:val="sw_KE" w:bidi="sw_KE"/>
-          </w:rPr>
-          <w:rPr>
-            <w:color w:val="0000EE"/>
-            <w:u w:val="single"/>
-          </w:rPr>
-          <w:t>20</w:t>
-        </w:r>
-      </w:hyperlink>
+      <w:r>
+        <w:rPr>
+          <w:lang w:val="sw_KE" w:bidi="sw_KE"/>
+        </w:rPr>
+        <w:t>20</w:t>
+      </w:r>
       <w:r>
         <w:rPr>
           <w:lang w:val="sw_KE" w:bidi="sw_KE"/>
         </w:rPr>
         <w:t xml:space="preserve"> na </w:t>
       </w:r>
-      <w:hyperlink r:id="rId309">
-        <w:r>
-          <w:rPr>
-            <w:lang w:val="sw_KE" w:bidi="sw_KE"/>
-          </w:rPr>
-          <w:rPr>
-            <w:color w:val="0000EE"/>
-            <w:u w:val="single"/>
-          </w:rPr>
-          <w:t>21</w:t>
-        </w:r>
-      </w:hyperlink>
+      <w:r>
+        <w:rPr>
+          <w:lang w:val="sw_KE" w:bidi="sw_KE"/>
+        </w:rPr>
+        <w:t>21</w:t>
+      </w:r>
       <w:r>
         <w:rPr>
           <w:lang w:val="sw_KE" w:bidi="sw_KE"/>
